--- a/flow/20230927_hours/drafts/2024-06-u/27.06.docx
+++ b/flow/20230927_hours/drafts/2024-06-u/27.06.docx
@@ -1,10 +1,10 @@
 
 <file path=word/document.xml><?xml version="1.0" encoding="utf-8"?>
-<w:document xmlns:wpc="http://schemas.microsoft.com/office/word/2010/wordprocessingCanvas" xmlns:cx="http://schemas.microsoft.com/office/drawing/2014/chartex" xmlns:cx1="http://schemas.microsoft.com/office/drawing/2015/9/8/chartex" xmlns:cx2="http://schemas.microsoft.com/office/drawing/2015/10/21/chartex" xmlns:cx3="http://schemas.microsoft.com/office/drawing/2016/5/9/chartex" xmlns:cx4="http://schemas.microsoft.com/office/drawing/2016/5/10/chartex" xmlns:cx5="http://schemas.microsoft.com/office/drawing/2016/5/11/chartex" xmlns:cx6="http://schemas.microsoft.com/office/drawing/2016/5/12/chartex" xmlns:cx7="http://schemas.microsoft.com/office/drawing/2016/5/13/chartex" xmlns:cx8="http://schemas.microsoft.com/office/drawing/2016/5/14/chartex" xmlns:mc="http://schemas.openxmlformats.org/markup-compatibility/2006" xmlns:aink="http://schemas.microsoft.com/office/drawing/2016/ink" xmlns:am3d="http://schemas.microsoft.com/office/drawing/2017/model3d" xmlns:o="urn:schemas-microsoft-com:office:office" xmlns:r="http://schemas.openxmlformats.org/officeDocument/2006/relationships" xmlns:m="http://schemas.openxmlformats.org/officeDocument/2006/math" xmlns:v="urn:schemas-microsoft-com:vml" xmlns:wp14="http://schemas.microsoft.com/office/word/2010/wordprocessingDrawing" xmlns:wp="http://schemas.openxmlformats.org/drawingml/2006/wordprocessingDrawing" xmlns:w10="urn:schemas-microsoft-com:office:word" xmlns:w="http://schemas.openxmlformats.org/wordprocessingml/2006/main" xmlns:w14="http://schemas.microsoft.com/office/word/2010/wordml" xmlns:w15="http://schemas.microsoft.com/office/word/2012/wordml" xmlns:w16cex="http://schemas.microsoft.com/office/word/2018/wordml/cex" xmlns:w16cid="http://schemas.microsoft.com/office/word/2016/wordml/cid" xmlns:w16="http://schemas.microsoft.com/office/word/2018/wordml" xmlns:w16sdtdh="http://schemas.microsoft.com/office/word/2020/wordml/sdtdatahash" xmlns:w16se="http://schemas.microsoft.com/office/word/2015/wordml/symex" xmlns:wpg="http://schemas.microsoft.com/office/word/2010/wordprocessingGroup" xmlns:wpi="http://schemas.microsoft.com/office/word/2010/wordprocessingInk" xmlns:wne="http://schemas.microsoft.com/office/word/2006/wordml" xmlns:wps="http://schemas.microsoft.com/office/word/2010/wordprocessingShape" mc:Ignorable="w14 w15 w16se w16cid w16 w16cex w16sdtdh wp14">
+<w:document xmlns:wpc="http://schemas.microsoft.com/office/word/2010/wordprocessingCanvas" xmlns:cx="http://schemas.microsoft.com/office/drawing/2014/chartex" xmlns:cx1="http://schemas.microsoft.com/office/drawing/2015/9/8/chartex" xmlns:cx2="http://schemas.microsoft.com/office/drawing/2015/10/21/chartex" xmlns:cx3="http://schemas.microsoft.com/office/drawing/2016/5/9/chartex" xmlns:cx4="http://schemas.microsoft.com/office/drawing/2016/5/10/chartex" xmlns:cx5="http://schemas.microsoft.com/office/drawing/2016/5/11/chartex" xmlns:cx6="http://schemas.microsoft.com/office/drawing/2016/5/12/chartex" xmlns:cx7="http://schemas.microsoft.com/office/drawing/2016/5/13/chartex" xmlns:cx8="http://schemas.microsoft.com/office/drawing/2016/5/14/chartex" xmlns:mc="http://schemas.openxmlformats.org/markup-compatibility/2006" xmlns:aink="http://schemas.microsoft.com/office/drawing/2016/ink" xmlns:am3d="http://schemas.microsoft.com/office/drawing/2017/model3d" xmlns:o="urn:schemas-microsoft-com:office:office" xmlns:oel="http://schemas.microsoft.com/office/2019/extlst" xmlns:r="http://schemas.openxmlformats.org/officeDocument/2006/relationships" xmlns:m="http://schemas.openxmlformats.org/officeDocument/2006/math" xmlns:v="urn:schemas-microsoft-com:vml" xmlns:wp14="http://schemas.microsoft.com/office/word/2010/wordprocessingDrawing" xmlns:wp="http://schemas.openxmlformats.org/drawingml/2006/wordprocessingDrawing" xmlns:w10="urn:schemas-microsoft-com:office:word" xmlns:w="http://schemas.openxmlformats.org/wordprocessingml/2006/main" xmlns:w14="http://schemas.microsoft.com/office/word/2010/wordml" xmlns:w15="http://schemas.microsoft.com/office/word/2012/wordml" xmlns:w16cex="http://schemas.microsoft.com/office/word/2018/wordml/cex" xmlns:w16cid="http://schemas.microsoft.com/office/word/2016/wordml/cid" xmlns:w16="http://schemas.microsoft.com/office/word/2018/wordml" xmlns:w16du="http://schemas.microsoft.com/office/word/2023/wordml/word16du" xmlns:w16sdtdh="http://schemas.microsoft.com/office/word/2020/wordml/sdtdatahash" xmlns:w16se="http://schemas.microsoft.com/office/word/2015/wordml/symex" xmlns:wpg="http://schemas.microsoft.com/office/word/2010/wordprocessingGroup" xmlns:wpi="http://schemas.microsoft.com/office/word/2010/wordprocessingInk" xmlns:wne="http://schemas.microsoft.com/office/word/2006/wordml" xmlns:wps="http://schemas.microsoft.com/office/word/2010/wordprocessingShape" mc:Ignorable="w14 w15 w16se w16cid w16 w16cex w16sdtdh wp14">
   <w:body>
     <w:p>
       <w:pPr>
-        <w:pStyle w:val="2"/>
+        <w:pStyle w:val="Heading2"/>
         <w:spacing w:line="240" w:lineRule="auto"/>
         <w:jc w:val="center"/>
         <w:rPr>
@@ -94,18 +94,218 @@
     </w:p>
     <w:p>
       <w:pPr>
-        <w:spacing w:line="240" w:lineRule="auto"/>
-        <w:rPr>
-          <w:rFonts w:ascii="Times New Roman" w:hAnsi="Times New Roman"/>
-          <w:sz w:val="24"/>
-        </w:rPr>
-      </w:pPr>
-      <w:r>
-        <w:rPr>
-          <w:rFonts w:ascii="Times New Roman" w:hAnsi="Times New Roman"/>
-          <w:sz w:val="24"/>
-        </w:rPr>
-        <w:t>Царю небесний, утішителю, Душе істини,* що всюди єси і все наповняєш,* скарбе дібр і життя подателю,* прийди і вселися в нас,* і очисти нас від усякої скверни,* і спаси, Благий, душі наші.</w:t>
+        <w:pStyle w:val="a"/>
+        <w:spacing w:after="120"/>
+      </w:pPr>
+      <w:r>
+        <w:rPr>
+          <w:rFonts w:ascii="Times New Roman" w:hAnsi="Times New Roman"/>
+          <w:sz w:val="24"/>
+        </w:rPr>
+        <w:t>Ца́рю</w:t>
+      </w:r>
+      <w:r>
+        <w:rPr>
+          <w:rFonts w:ascii="Times New Roman" w:hAnsi="Times New Roman"/>
+          <w:sz w:val="24"/>
+        </w:rPr>
+        <w:t xml:space="preserve"> </w:t>
+      </w:r>
+      <w:r>
+        <w:rPr>
+          <w:rFonts w:ascii="Times New Roman" w:hAnsi="Times New Roman"/>
+          <w:sz w:val="24"/>
+        </w:rPr>
+        <w:t>небе́сний</w:t>
+      </w:r>
+      <w:r>
+        <w:rPr>
+          <w:rFonts w:ascii="Times New Roman" w:hAnsi="Times New Roman"/>
+          <w:sz w:val="24"/>
+        </w:rPr>
+        <w:t xml:space="preserve">, </w:t>
+      </w:r>
+      <w:r>
+        <w:rPr>
+          <w:rFonts w:ascii="Times New Roman" w:hAnsi="Times New Roman"/>
+          <w:sz w:val="24"/>
+        </w:rPr>
+        <w:t>утіши́телю</w:t>
+      </w:r>
+      <w:r>
+        <w:rPr>
+          <w:rFonts w:ascii="Times New Roman" w:hAnsi="Times New Roman"/>
+          <w:sz w:val="24"/>
+        </w:rPr>
+        <w:t xml:space="preserve">, </w:t>
+      </w:r>
+      <w:r>
+        <w:rPr>
+          <w:rFonts w:ascii="Times New Roman" w:hAnsi="Times New Roman"/>
+          <w:sz w:val="24"/>
+        </w:rPr>
+        <w:t>Ду́ше</w:t>
+      </w:r>
+      <w:r>
+        <w:rPr>
+          <w:rFonts w:ascii="Times New Roman" w:hAnsi="Times New Roman"/>
+          <w:sz w:val="24"/>
+        </w:rPr>
+        <w:t xml:space="preserve"> íстини,* що </w:t>
+      </w:r>
+      <w:r>
+        <w:rPr>
+          <w:rFonts w:ascii="Times New Roman" w:hAnsi="Times New Roman"/>
+          <w:sz w:val="24"/>
+        </w:rPr>
+        <w:t>всю́ди</w:t>
+      </w:r>
+      <w:r>
+        <w:rPr>
+          <w:rFonts w:ascii="Times New Roman" w:hAnsi="Times New Roman"/>
+          <w:sz w:val="24"/>
+        </w:rPr>
+        <w:t xml:space="preserve"> єси́ і все </w:t>
+      </w:r>
+      <w:r>
+        <w:rPr>
+          <w:rFonts w:ascii="Times New Roman" w:hAnsi="Times New Roman"/>
+          <w:sz w:val="24"/>
+        </w:rPr>
+        <w:t>наповня́єш</w:t>
+      </w:r>
+      <w:r>
+        <w:rPr>
+          <w:rFonts w:ascii="Times New Roman" w:hAnsi="Times New Roman"/>
+          <w:sz w:val="24"/>
+        </w:rPr>
+        <w:t xml:space="preserve">,* </w:t>
+      </w:r>
+      <w:r>
+        <w:rPr>
+          <w:rFonts w:ascii="Times New Roman" w:hAnsi="Times New Roman"/>
+          <w:sz w:val="24"/>
+        </w:rPr>
+        <w:t>скарбни́це</w:t>
+      </w:r>
+      <w:r>
+        <w:rPr>
+          <w:rFonts w:ascii="Times New Roman" w:hAnsi="Times New Roman"/>
+          <w:sz w:val="24"/>
+        </w:rPr>
+        <w:t xml:space="preserve"> благ і життя́ </w:t>
+      </w:r>
+      <w:r>
+        <w:rPr>
+          <w:rFonts w:ascii="Times New Roman" w:hAnsi="Times New Roman"/>
+          <w:sz w:val="24"/>
+        </w:rPr>
+        <w:t>пода́телю</w:t>
+      </w:r>
+      <w:r>
+        <w:rPr>
+          <w:rFonts w:ascii="Times New Roman" w:hAnsi="Times New Roman"/>
+          <w:sz w:val="24"/>
+        </w:rPr>
+        <w:t xml:space="preserve">,* прийди́, і </w:t>
+      </w:r>
+      <w:r>
+        <w:rPr>
+          <w:rFonts w:ascii="Times New Roman" w:hAnsi="Times New Roman"/>
+          <w:sz w:val="24"/>
+        </w:rPr>
+        <w:t>всели́ся</w:t>
+      </w:r>
+      <w:r>
+        <w:rPr>
+          <w:rFonts w:ascii="Times New Roman" w:hAnsi="Times New Roman"/>
+          <w:sz w:val="24"/>
+        </w:rPr>
+        <w:t xml:space="preserve"> в нас,* і </w:t>
+      </w:r>
+      <w:r>
+        <w:rPr>
+          <w:rFonts w:ascii="Times New Roman" w:hAnsi="Times New Roman"/>
+          <w:sz w:val="24"/>
+        </w:rPr>
+        <w:t>очи́сти</w:t>
+      </w:r>
+      <w:r>
+        <w:rPr>
+          <w:rFonts w:ascii="Times New Roman" w:hAnsi="Times New Roman"/>
+          <w:sz w:val="24"/>
+        </w:rPr>
+        <w:t xml:space="preserve"> нас від </w:t>
+      </w:r>
+      <w:r>
+        <w:rPr>
+          <w:rFonts w:ascii="Times New Roman" w:hAnsi="Times New Roman"/>
+          <w:sz w:val="24"/>
+        </w:rPr>
+        <w:t>уся́кої</w:t>
+      </w:r>
+      <w:r>
+        <w:rPr>
+          <w:rFonts w:ascii="Times New Roman" w:hAnsi="Times New Roman"/>
+          <w:sz w:val="24"/>
+        </w:rPr>
+        <w:t xml:space="preserve"> </w:t>
+      </w:r>
+      <w:r>
+        <w:rPr>
+          <w:rFonts w:ascii="Times New Roman" w:hAnsi="Times New Roman"/>
+          <w:sz w:val="24"/>
+        </w:rPr>
+        <w:t>скве́рни</w:t>
+      </w:r>
+      <w:r>
+        <w:rPr>
+          <w:rFonts w:ascii="Times New Roman" w:hAnsi="Times New Roman"/>
+          <w:sz w:val="24"/>
+        </w:rPr>
+        <w:t xml:space="preserve">,* і спаси́, </w:t>
+      </w:r>
+      <w:r>
+        <w:rPr>
+          <w:rFonts w:ascii="Times New Roman" w:hAnsi="Times New Roman"/>
+          <w:sz w:val="24"/>
+        </w:rPr>
+        <w:t>благи́й</w:t>
+      </w:r>
+      <w:r>
+        <w:rPr>
+          <w:rFonts w:ascii="Times New Roman" w:hAnsi="Times New Roman"/>
+          <w:sz w:val="24"/>
+        </w:rPr>
+        <w:t xml:space="preserve">, </w:t>
+      </w:r>
+      <w:r>
+        <w:rPr>
+          <w:rFonts w:ascii="Times New Roman" w:hAnsi="Times New Roman"/>
+          <w:sz w:val="24"/>
+        </w:rPr>
+        <w:t>ду́ші</w:t>
+      </w:r>
+      <w:r>
+        <w:rPr>
+          <w:rFonts w:ascii="Times New Roman" w:hAnsi="Times New Roman"/>
+          <w:sz w:val="24"/>
+        </w:rPr>
+        <w:t xml:space="preserve"> </w:t>
+      </w:r>
+      <w:r>
+        <w:rPr>
+          <w:rFonts w:ascii="Times New Roman" w:hAnsi="Times New Roman"/>
+          <w:sz w:val="24"/>
+        </w:rPr>
+        <w:t>на́ші</w:t>
+      </w:r>
+      <w:r>
+        <w:rPr>
+          <w:rFonts w:ascii="Times New Roman" w:hAnsi="Times New Roman"/>
+          <w:sz w:val="24"/>
+        </w:rPr>
+        <w:t>.</w:t>
       </w:r>
     </w:p>
     <w:p>
@@ -183,55 +383,7 @@
           <w:rFonts w:ascii="Times New Roman" w:hAnsi="Times New Roman"/>
           <w:sz w:val="24"/>
         </w:rPr>
-        <w:t xml:space="preserve">Пресвята </w:t>
-      </w:r>
-      <w:proofErr w:type="spellStart"/>
-      <w:r>
-        <w:rPr>
-          <w:rFonts w:ascii="Times New Roman" w:hAnsi="Times New Roman"/>
-          <w:sz w:val="24"/>
-        </w:rPr>
-        <w:t>Тройце</w:t>
-      </w:r>
-      <w:proofErr w:type="spellEnd"/>
-      <w:r>
-        <w:rPr>
-          <w:rFonts w:ascii="Times New Roman" w:hAnsi="Times New Roman"/>
-          <w:sz w:val="24"/>
-        </w:rPr>
-        <w:t xml:space="preserve">, помилуй нас;* Господи, очисти гріхи наші;* Владико, прости беззаконня наші;* Святий, завітай і зціли </w:t>
-      </w:r>
-      <w:proofErr w:type="spellStart"/>
-      <w:r>
-        <w:rPr>
-          <w:rFonts w:ascii="Times New Roman" w:hAnsi="Times New Roman"/>
-          <w:sz w:val="24"/>
-        </w:rPr>
-        <w:t>немочі</w:t>
-      </w:r>
-      <w:proofErr w:type="spellEnd"/>
-      <w:r>
-        <w:rPr>
-          <w:rFonts w:ascii="Times New Roman" w:hAnsi="Times New Roman"/>
-          <w:sz w:val="24"/>
-        </w:rPr>
-        <w:t xml:space="preserve"> наші </w:t>
-      </w:r>
-      <w:proofErr w:type="spellStart"/>
-      <w:r>
-        <w:rPr>
-          <w:rFonts w:ascii="Times New Roman" w:hAnsi="Times New Roman"/>
-          <w:sz w:val="24"/>
-        </w:rPr>
-        <w:t>імени</w:t>
-      </w:r>
-      <w:proofErr w:type="spellEnd"/>
-      <w:r>
-        <w:rPr>
-          <w:rFonts w:ascii="Times New Roman" w:hAnsi="Times New Roman"/>
-          <w:sz w:val="24"/>
-        </w:rPr>
-        <w:t xml:space="preserve"> твого ради.</w:t>
+        <w:t>Пресвята Тройце, помилуй нас;* Господи, очисти гріхи наші;* Владико, прости беззаконня наші;* Святий, завітай і зціли немочі наші імени твого ради.</w:t>
       </w:r>
     </w:p>
     <w:p>
@@ -279,21 +431,7 @@
           <w:rFonts w:ascii="Times New Roman" w:hAnsi="Times New Roman"/>
           <w:sz w:val="24"/>
         </w:rPr>
-        <w:t>Слава Отцю, і Сину, і Святому Духові</w:t>
-      </w:r>
-      <w:r>
-        <w:rPr>
-          <w:rFonts w:ascii="Times New Roman" w:hAnsi="Times New Roman"/>
-          <w:sz w:val="24"/>
-        </w:rPr>
-        <w:t>,</w:t>
-      </w:r>
-      <w:r>
-        <w:rPr>
-          <w:rFonts w:ascii="Times New Roman" w:hAnsi="Times New Roman"/>
-          <w:sz w:val="24"/>
-        </w:rPr>
-        <w:t xml:space="preserve">* і нині, і повсякчас, і на віки </w:t>
+        <w:t xml:space="preserve">Слава Отцю, і Сину, і Святому Духові* і нині, і повсякчас, і на віки </w:t>
       </w:r>
       <w:r>
         <w:rPr>
@@ -328,44 +466,1043 @@
     </w:p>
     <w:p>
       <w:pPr>
-        <w:spacing w:line="240" w:lineRule="auto"/>
-        <w:rPr>
-          <w:rFonts w:ascii="Times New Roman" w:hAnsi="Times New Roman"/>
-          <w:sz w:val="24"/>
-        </w:rPr>
-      </w:pPr>
-      <w:r>
-        <w:rPr>
-          <w:rFonts w:ascii="Times New Roman" w:hAnsi="Times New Roman"/>
-          <w:i/>
-          <w:color w:val="FF0000"/>
-          <w:sz w:val="24"/>
-        </w:rPr>
-        <w:t>Священик</w:t>
-      </w:r>
-      <w:r>
-        <w:rPr>
-          <w:rFonts w:ascii="Times New Roman" w:hAnsi="Times New Roman"/>
-          <w:i/>
-          <w:color w:val="FF0000"/>
-          <w:sz w:val="24"/>
-        </w:rPr>
-        <w:t>:</w:t>
-      </w:r>
-      <w:r>
-        <w:rPr>
-          <w:rFonts w:ascii="Times New Roman" w:hAnsi="Times New Roman"/>
-          <w:color w:val="FF0000"/>
+        <w:pStyle w:val="a"/>
+        <w:spacing w:after="120"/>
+      </w:pPr>
+      <w:r>
+        <w:rPr>
+          <w:rFonts w:ascii="Times New Roman" w:hAnsi="Times New Roman"/>
+          <w:i/>
+          <w:color w:val="FF0000"/>
+          <w:sz w:val="24"/>
+        </w:rPr>
+        <w:t>Священ</w:t>
+      </w:r>
+      <w:r>
+        <w:rPr>
+          <w:rFonts w:ascii="Times New Roman" w:hAnsi="Times New Roman"/>
+          <w:i/>
+          <w:color w:val="FF0000"/>
+          <w:sz w:val="24"/>
+        </w:rPr>
+        <w:t>н</w:t>
+      </w:r>
+      <w:r>
+        <w:rPr>
+          <w:rFonts w:ascii="Times New Roman" w:hAnsi="Times New Roman"/>
+          <w:i/>
+          <w:color w:val="FF0000"/>
+          <w:sz w:val="24"/>
+        </w:rPr>
+        <w:t>ик:</w:t>
+      </w:r>
+      <w:r>
+        <w:rPr>
+          <w:rFonts w:ascii="Times New Roman" w:hAnsi="Times New Roman"/>
+          <w:sz w:val="24"/>
+        </w:rPr>
+        <w:t xml:space="preserve"> Бо Твоє є царство, і сила, і слава, Отця, і Сина, і Святого Духа, нині, і повсякчас, і на віки віків.</w:t>
+      </w:r>
+    </w:p>
+    <w:p>
+      <w:pPr>
+        <w:spacing w:line="240" w:lineRule="auto"/>
+        <w:rPr>
+          <w:rFonts w:ascii="Times New Roman" w:hAnsi="Times New Roman"/>
+          <w:sz w:val="24"/>
+        </w:rPr>
+      </w:pPr>
+      <w:r>
+        <w:rPr>
+          <w:rFonts w:ascii="Times New Roman" w:hAnsi="Times New Roman"/>
+          <w:i/>
+          <w:color w:val="FF0000"/>
+          <w:sz w:val="24"/>
+        </w:rPr>
+        <w:t xml:space="preserve">Вірні: </w:t>
+      </w:r>
+      <w:r>
+        <w:rPr>
+          <w:rFonts w:ascii="Times New Roman" w:hAnsi="Times New Roman"/>
+          <w:sz w:val="24"/>
+        </w:rPr>
+        <w:t xml:space="preserve">Амінь. Господи, помилуй </w:t>
+      </w:r>
+      <w:r>
+        <w:rPr>
+          <w:rFonts w:ascii="Times New Roman" w:hAnsi="Times New Roman"/>
+          <w:i/>
+          <w:color w:val="FF0000"/>
+          <w:sz w:val="24"/>
+        </w:rPr>
+        <w:t>(12 р.)</w:t>
+      </w:r>
+      <w:r>
+        <w:rPr>
+          <w:rFonts w:ascii="Times New Roman" w:hAnsi="Times New Roman"/>
+          <w:sz w:val="24"/>
+        </w:rPr>
+        <w:t>.</w:t>
+      </w:r>
+    </w:p>
+    <w:p>
+      <w:pPr>
+        <w:spacing w:line="240" w:lineRule="auto"/>
+        <w:rPr>
+          <w:rFonts w:ascii="Times New Roman" w:hAnsi="Times New Roman"/>
+          <w:sz w:val="24"/>
+        </w:rPr>
+      </w:pPr>
+      <w:r>
+        <w:rPr>
+          <w:rFonts w:ascii="Times New Roman" w:hAnsi="Times New Roman"/>
+          <w:sz w:val="24"/>
+        </w:rPr>
+        <w:t>Слава Отцю, і Сину, і Святому Духові,</w:t>
+      </w:r>
+      <w:r>
+        <w:rPr>
+          <w:rFonts w:ascii="Times New Roman" w:hAnsi="Times New Roman"/>
+          <w:sz w:val="24"/>
+        </w:rPr>
+        <w:t>*</w:t>
+      </w:r>
+      <w:r>
+        <w:rPr>
+          <w:rFonts w:ascii="Times New Roman" w:hAnsi="Times New Roman"/>
+          <w:sz w:val="24"/>
+        </w:rPr>
+        <w:t xml:space="preserve"> і нині, і повсякчас, і на віки </w:t>
+      </w:r>
+      <w:r>
+        <w:rPr>
+          <w:rFonts w:ascii="Times New Roman" w:hAnsi="Times New Roman"/>
+          <w:sz w:val="24"/>
+        </w:rPr>
+        <w:t>віків.</w:t>
+      </w:r>
+      <w:r>
+        <w:rPr>
+          <w:rFonts w:ascii="Times New Roman" w:hAnsi="Times New Roman"/>
+          <w:sz w:val="24"/>
+        </w:rPr>
+        <w:t xml:space="preserve"> Амінь.</w:t>
+      </w:r>
+    </w:p>
+    <w:p>
+      <w:pPr>
+        <w:spacing w:line="240" w:lineRule="auto"/>
+        <w:rPr>
+          <w:rFonts w:ascii="Times New Roman" w:hAnsi="Times New Roman"/>
+          <w:sz w:val="24"/>
+        </w:rPr>
+      </w:pPr>
+      <w:r>
+        <w:rPr>
+          <w:rFonts w:ascii="Times New Roman" w:hAnsi="Times New Roman"/>
+          <w:sz w:val="24"/>
+        </w:rPr>
+        <w:t>Прийдіте, поклонімся* Цареві нашому Богу.</w:t>
+      </w:r>
+    </w:p>
+    <w:p>
+      <w:pPr>
+        <w:spacing w:line="240" w:lineRule="auto"/>
+        <w:rPr>
+          <w:rFonts w:ascii="Times New Roman" w:hAnsi="Times New Roman"/>
+          <w:sz w:val="24"/>
+        </w:rPr>
+      </w:pPr>
+      <w:r>
+        <w:rPr>
+          <w:rFonts w:ascii="Times New Roman" w:hAnsi="Times New Roman"/>
+          <w:sz w:val="24"/>
+        </w:rPr>
+        <w:t>Прийдіте, поклонімся* Христові, Цареві нашому Богу.</w:t>
+      </w:r>
+    </w:p>
+    <w:p>
+      <w:pPr>
+        <w:spacing w:line="240" w:lineRule="auto"/>
+        <w:rPr>
+          <w:rFonts w:ascii="Times New Roman" w:hAnsi="Times New Roman"/>
+          <w:sz w:val="24"/>
+        </w:rPr>
+      </w:pPr>
+      <w:r>
+        <w:rPr>
+          <w:rFonts w:ascii="Times New Roman" w:hAnsi="Times New Roman"/>
+          <w:sz w:val="24"/>
+        </w:rPr>
+        <w:t>Прийдіте, поклонімся і припадім* до самого Господа Ісуса Христа, Царя і Бога нашого.</w:t>
+      </w:r>
+    </w:p>
+    <w:p>
+      <w:pPr>
+        <w:spacing w:line="240" w:lineRule="auto"/>
+        <w:jc w:val="center"/>
+        <w:rPr>
+          <w:rFonts w:ascii="Times New Roman" w:hAnsi="Times New Roman"/>
+          <w:b/>
+          <w:sz w:val="24"/>
+        </w:rPr>
+      </w:pPr>
+      <w:r>
+        <w:rPr>
+          <w:rFonts w:ascii="Times New Roman" w:hAnsi="Times New Roman"/>
+          <w:b/>
+          <w:color w:val="FF0000"/>
+          <w:sz w:val="24"/>
+        </w:rPr>
+        <w:t>Псалом 5</w:t>
+      </w:r>
+    </w:p>
+    <w:p>
+      <w:pPr>
+        <w:spacing w:line="240" w:lineRule="auto"/>
+        <w:rPr>
+          <w:rFonts w:ascii="Times New Roman" w:hAnsi="Times New Roman"/>
+          <w:sz w:val="24"/>
+        </w:rPr>
+      </w:pPr>
+      <w:r>
+        <w:rPr>
+          <w:rFonts w:ascii="Times New Roman" w:hAnsi="Times New Roman"/>
+          <w:sz w:val="24"/>
+        </w:rPr>
+        <w:t>Вислухай, Господи, слова мої,* зверни увагу на моє зітхання.</w:t>
+      </w:r>
+    </w:p>
+    <w:p>
+      <w:pPr>
+        <w:spacing w:line="240" w:lineRule="auto"/>
+        <w:rPr>
+          <w:rFonts w:ascii="Times New Roman" w:hAnsi="Times New Roman"/>
+          <w:sz w:val="24"/>
+        </w:rPr>
+      </w:pPr>
+      <w:r>
+        <w:rPr>
+          <w:rFonts w:ascii="Times New Roman" w:hAnsi="Times New Roman"/>
+          <w:sz w:val="24"/>
+        </w:rPr>
+        <w:t>Прислухайся до голосу мого благання, Царю мій і Боже мій!* Бо до тебе я молюся.</w:t>
+      </w:r>
+    </w:p>
+    <w:p>
+      <w:pPr>
+        <w:spacing w:line="240" w:lineRule="auto"/>
+        <w:rPr>
+          <w:rFonts w:ascii="Times New Roman" w:hAnsi="Times New Roman"/>
+          <w:sz w:val="24"/>
+        </w:rPr>
+      </w:pPr>
+      <w:r>
+        <w:rPr>
+          <w:rFonts w:ascii="Times New Roman" w:hAnsi="Times New Roman"/>
+          <w:sz w:val="24"/>
+        </w:rPr>
+        <w:t>Господи, удосвіта ти голос мій почуєш,* удосвіта буду молитися до тебе і тебе виглядати.</w:t>
+      </w:r>
+    </w:p>
+    <w:p>
+      <w:pPr>
+        <w:spacing w:line="240" w:lineRule="auto"/>
+        <w:rPr>
+          <w:rFonts w:ascii="Times New Roman" w:hAnsi="Times New Roman"/>
+          <w:sz w:val="24"/>
+        </w:rPr>
+      </w:pPr>
+      <w:r>
+        <w:rPr>
+          <w:rFonts w:ascii="Times New Roman" w:hAnsi="Times New Roman"/>
+          <w:sz w:val="24"/>
+        </w:rPr>
+        <w:t>Бо ти не такий Бог, що любить беззаконня,* лукавому немає місця в тебе.</w:t>
+      </w:r>
+    </w:p>
+    <w:p>
+      <w:pPr>
+        <w:spacing w:line="240" w:lineRule="auto"/>
+        <w:rPr>
+          <w:rFonts w:ascii="Times New Roman" w:hAnsi="Times New Roman"/>
+          <w:sz w:val="24"/>
+        </w:rPr>
+      </w:pPr>
+      <w:r>
+        <w:rPr>
+          <w:rFonts w:ascii="Times New Roman" w:hAnsi="Times New Roman"/>
+          <w:sz w:val="24"/>
+        </w:rPr>
+        <w:t>І нечестиві не встояться перед очима в тебе.* Ти ненавидиш усіх лиходіїв.</w:t>
+      </w:r>
+    </w:p>
+    <w:p>
+      <w:pPr>
+        <w:spacing w:line="240" w:lineRule="auto"/>
+        <w:rPr>
+          <w:rFonts w:ascii="Times New Roman" w:hAnsi="Times New Roman"/>
+          <w:sz w:val="24"/>
+        </w:rPr>
+      </w:pPr>
+      <w:r>
+        <w:rPr>
+          <w:rFonts w:ascii="Times New Roman" w:hAnsi="Times New Roman"/>
+          <w:sz w:val="24"/>
+        </w:rPr>
+        <w:t>Вигублюєш усіх тих, що неправду кажуть.* Господеві осоружні кровожерні й лукаві!</w:t>
+      </w:r>
+    </w:p>
+    <w:p>
+      <w:pPr>
+        <w:spacing w:line="240" w:lineRule="auto"/>
+        <w:rPr>
+          <w:rFonts w:ascii="Times New Roman" w:hAnsi="Times New Roman"/>
+          <w:sz w:val="24"/>
+        </w:rPr>
+      </w:pPr>
+      <w:r>
+        <w:rPr>
+          <w:rFonts w:ascii="Times New Roman" w:hAnsi="Times New Roman"/>
+          <w:sz w:val="24"/>
+        </w:rPr>
+        <w:t>Я ж, з превеликої ласки твоєї, увійду в дім твій* і поклонюся до святого храму твого в страсі перед тобою.</w:t>
+      </w:r>
+    </w:p>
+    <w:p>
+      <w:pPr>
+        <w:spacing w:line="240" w:lineRule="auto"/>
+        <w:rPr>
+          <w:rFonts w:ascii="Times New Roman" w:hAnsi="Times New Roman"/>
+          <w:sz w:val="24"/>
+        </w:rPr>
+      </w:pPr>
+      <w:r>
+        <w:rPr>
+          <w:rFonts w:ascii="Times New Roman" w:hAnsi="Times New Roman"/>
+          <w:sz w:val="24"/>
+        </w:rPr>
+        <w:t>О Господи, веди мене твоєю правдою ради моїх ворогів,* вирівняй твою дорогу передо мною.</w:t>
+      </w:r>
+    </w:p>
+    <w:p>
+      <w:pPr>
+        <w:spacing w:line="240" w:lineRule="auto"/>
+        <w:rPr>
+          <w:rFonts w:ascii="Times New Roman" w:hAnsi="Times New Roman"/>
+          <w:sz w:val="24"/>
+        </w:rPr>
+      </w:pPr>
+      <w:r>
+        <w:rPr>
+          <w:rFonts w:ascii="Times New Roman" w:hAnsi="Times New Roman"/>
+          <w:sz w:val="24"/>
+        </w:rPr>
+        <w:t>Бо в їхніх устах немає постійности, серце в них – пропасть;* гортань їхня – гріб відкритий, облесний язик їхній.</w:t>
+      </w:r>
+    </w:p>
+    <w:p>
+      <w:pPr>
+        <w:spacing w:line="240" w:lineRule="auto"/>
+        <w:rPr>
+          <w:rFonts w:ascii="Times New Roman" w:hAnsi="Times New Roman"/>
+          <w:sz w:val="24"/>
+        </w:rPr>
+      </w:pPr>
+      <w:r>
+        <w:rPr>
+          <w:rFonts w:ascii="Times New Roman" w:hAnsi="Times New Roman"/>
+          <w:sz w:val="24"/>
+        </w:rPr>
+        <w:t>Скарай їх, Боже: нехай від власних замислів згинуть,* за їхніх переступів силу прожени їх, бо ворохоблять проти тебе.</w:t>
+      </w:r>
+    </w:p>
+    <w:p>
+      <w:pPr>
+        <w:spacing w:line="240" w:lineRule="auto"/>
+        <w:rPr>
+          <w:rFonts w:ascii="Times New Roman" w:hAnsi="Times New Roman"/>
+          <w:sz w:val="24"/>
+        </w:rPr>
+      </w:pPr>
+      <w:r>
+        <w:rPr>
+          <w:rFonts w:ascii="Times New Roman" w:hAnsi="Times New Roman"/>
+          <w:sz w:val="24"/>
+        </w:rPr>
+        <w:lastRenderedPageBreak/>
+        <w:t>І всі ті, що до тебе прибігають,* будуть радіти, вони повіки весело гукатимуть.</w:t>
+      </w:r>
+    </w:p>
+    <w:p>
+      <w:pPr>
+        <w:spacing w:line="240" w:lineRule="auto"/>
+        <w:rPr>
+          <w:rFonts w:ascii="Times New Roman" w:hAnsi="Times New Roman"/>
+          <w:sz w:val="24"/>
+        </w:rPr>
+      </w:pPr>
+      <w:r>
+        <w:rPr>
+          <w:rFonts w:ascii="Times New Roman" w:hAnsi="Times New Roman"/>
+          <w:sz w:val="24"/>
+        </w:rPr>
+        <w:t>Захисти їх, і нехай тобою веселяться ті,* що люблять твоє ім'я.</w:t>
+      </w:r>
+    </w:p>
+    <w:p>
+      <w:pPr>
+        <w:spacing w:line="240" w:lineRule="auto"/>
+        <w:rPr>
+          <w:rFonts w:ascii="Times New Roman" w:hAnsi="Times New Roman"/>
+          <w:sz w:val="24"/>
+        </w:rPr>
+      </w:pPr>
+      <w:r>
+        <w:rPr>
+          <w:rFonts w:ascii="Times New Roman" w:hAnsi="Times New Roman"/>
+          <w:sz w:val="24"/>
+        </w:rPr>
+        <w:t>Бо ти, Господи, благословиш праведника* і ласкою його оточуєш, немов щитом.</w:t>
+      </w:r>
+    </w:p>
+    <w:p>
+      <w:pPr>
+        <w:spacing w:line="240" w:lineRule="auto"/>
+        <w:jc w:val="center"/>
+        <w:rPr>
+          <w:rFonts w:ascii="Times New Roman" w:hAnsi="Times New Roman"/>
+          <w:b/>
+          <w:sz w:val="24"/>
+        </w:rPr>
+      </w:pPr>
+      <w:r>
+        <w:rPr>
+          <w:rFonts w:ascii="Times New Roman" w:hAnsi="Times New Roman"/>
+          <w:b/>
+          <w:color w:val="FF0000"/>
+          <w:sz w:val="24"/>
+        </w:rPr>
+        <w:t>Псалом 89</w:t>
+      </w:r>
+    </w:p>
+    <w:p>
+      <w:pPr>
+        <w:spacing w:line="240" w:lineRule="auto"/>
+        <w:rPr>
+          <w:rFonts w:ascii="Times New Roman" w:hAnsi="Times New Roman"/>
+          <w:sz w:val="24"/>
+        </w:rPr>
+      </w:pPr>
+      <w:r>
+        <w:rPr>
+          <w:rFonts w:ascii="Times New Roman" w:hAnsi="Times New Roman"/>
+          <w:sz w:val="24"/>
+        </w:rPr>
+        <w:t>Господи, ти був нам пристановищем* по всі роди.</w:t>
+      </w:r>
+    </w:p>
+    <w:p>
+      <w:pPr>
+        <w:spacing w:line="240" w:lineRule="auto"/>
+        <w:rPr>
+          <w:rFonts w:ascii="Times New Roman" w:hAnsi="Times New Roman"/>
+          <w:sz w:val="24"/>
+        </w:rPr>
+      </w:pPr>
+      <w:r>
+        <w:rPr>
+          <w:rFonts w:ascii="Times New Roman" w:hAnsi="Times New Roman"/>
+          <w:sz w:val="24"/>
+        </w:rPr>
+        <w:t>Перш, ніж постали гори і народилася земля і всесвіт,* від віку й до віку ти єси Бог.</w:t>
+      </w:r>
+    </w:p>
+    <w:p>
+      <w:pPr>
+        <w:spacing w:line="240" w:lineRule="auto"/>
+        <w:rPr>
+          <w:rFonts w:ascii="Times New Roman" w:hAnsi="Times New Roman"/>
+          <w:sz w:val="24"/>
+        </w:rPr>
+      </w:pPr>
+      <w:r>
+        <w:rPr>
+          <w:rFonts w:ascii="Times New Roman" w:hAnsi="Times New Roman"/>
+          <w:sz w:val="24"/>
+        </w:rPr>
+        <w:t>Ти повертаєш людей у порох, кажучи:* Поверніться, сини людські.</w:t>
+      </w:r>
+    </w:p>
+    <w:p>
+      <w:pPr>
+        <w:spacing w:line="240" w:lineRule="auto"/>
+        <w:rPr>
+          <w:rFonts w:ascii="Times New Roman" w:hAnsi="Times New Roman"/>
+          <w:sz w:val="24"/>
+        </w:rPr>
+      </w:pPr>
+      <w:r>
+        <w:rPr>
+          <w:rFonts w:ascii="Times New Roman" w:hAnsi="Times New Roman"/>
+          <w:sz w:val="24"/>
+        </w:rPr>
+        <w:t>Бо тисяча літ перед очима твоїми, мов день учорашній, що минув,* і мов нічна сторожа.</w:t>
+      </w:r>
+    </w:p>
+    <w:p>
+      <w:pPr>
+        <w:spacing w:line="240" w:lineRule="auto"/>
+        <w:rPr>
+          <w:rFonts w:ascii="Times New Roman" w:hAnsi="Times New Roman"/>
+          <w:sz w:val="24"/>
+        </w:rPr>
+      </w:pPr>
+      <w:r>
+        <w:rPr>
+          <w:rFonts w:ascii="Times New Roman" w:hAnsi="Times New Roman"/>
+          <w:sz w:val="24"/>
+        </w:rPr>
+        <w:t>Змітаєш геть їх: вони стають, мов сон уранці,* мов та трава, що зеленіє.</w:t>
+      </w:r>
+    </w:p>
+    <w:p>
+      <w:pPr>
+        <w:spacing w:line="240" w:lineRule="auto"/>
+        <w:rPr>
+          <w:rFonts w:ascii="Times New Roman" w:hAnsi="Times New Roman"/>
+          <w:sz w:val="24"/>
+        </w:rPr>
+      </w:pPr>
+      <w:r>
+        <w:rPr>
+          <w:rFonts w:ascii="Times New Roman" w:hAnsi="Times New Roman"/>
+          <w:sz w:val="24"/>
+        </w:rPr>
+        <w:t>Ранком квітне й зеленіє,* а ввечері – підтята висихає.</w:t>
+      </w:r>
+    </w:p>
+    <w:p>
+      <w:pPr>
+        <w:spacing w:line="240" w:lineRule="auto"/>
+        <w:rPr>
+          <w:rFonts w:ascii="Times New Roman" w:hAnsi="Times New Roman"/>
+          <w:sz w:val="24"/>
+        </w:rPr>
+      </w:pPr>
+      <w:r>
+        <w:rPr>
+          <w:rFonts w:ascii="Times New Roman" w:hAnsi="Times New Roman"/>
+          <w:sz w:val="24"/>
+        </w:rPr>
+        <w:t>Бо гинемо від гніву твого,* і стривожились ми від обурення твого.</w:t>
+      </w:r>
+    </w:p>
+    <w:p>
+      <w:pPr>
+        <w:spacing w:line="240" w:lineRule="auto"/>
+        <w:rPr>
+          <w:rFonts w:ascii="Times New Roman" w:hAnsi="Times New Roman"/>
+          <w:sz w:val="24"/>
+        </w:rPr>
+      </w:pPr>
+      <w:r>
+        <w:rPr>
+          <w:rFonts w:ascii="Times New Roman" w:hAnsi="Times New Roman"/>
+          <w:sz w:val="24"/>
+        </w:rPr>
+        <w:t>Поставив ти провини наші перед собою,* гріхи наші таємні перед світлом обличчя твого.</w:t>
+      </w:r>
+    </w:p>
+    <w:p>
+      <w:pPr>
+        <w:spacing w:line="240" w:lineRule="auto"/>
+        <w:rPr>
+          <w:rFonts w:ascii="Times New Roman" w:hAnsi="Times New Roman"/>
+          <w:sz w:val="24"/>
+        </w:rPr>
+      </w:pPr>
+      <w:r>
+        <w:rPr>
+          <w:rFonts w:ascii="Times New Roman" w:hAnsi="Times New Roman"/>
+          <w:sz w:val="24"/>
+        </w:rPr>
+        <w:t>Бо всі наші дні никнуть від гніву твого;* літа наші минають, мов зітхання.</w:t>
+      </w:r>
+    </w:p>
+    <w:p>
+      <w:pPr>
+        <w:spacing w:line="240" w:lineRule="auto"/>
+        <w:rPr>
+          <w:rFonts w:ascii="Times New Roman" w:hAnsi="Times New Roman"/>
+          <w:sz w:val="24"/>
+        </w:rPr>
+      </w:pPr>
+      <w:r>
+        <w:rPr>
+          <w:rFonts w:ascii="Times New Roman" w:hAnsi="Times New Roman"/>
+          <w:sz w:val="24"/>
+        </w:rPr>
+        <w:t>Дні віку нашого сімдесят років,* а як при силі – вісімдесят років;</w:t>
+      </w:r>
+    </w:p>
+    <w:p>
+      <w:pPr>
+        <w:spacing w:line="240" w:lineRule="auto"/>
+        <w:rPr>
+          <w:rFonts w:ascii="Times New Roman" w:hAnsi="Times New Roman"/>
+          <w:sz w:val="24"/>
+        </w:rPr>
+      </w:pPr>
+      <w:r>
+        <w:rPr>
+          <w:rFonts w:ascii="Times New Roman" w:hAnsi="Times New Roman"/>
+          <w:sz w:val="24"/>
+        </w:rPr>
+        <w:t>І більшість із них – то труд і марність,* бо скоро линуть і ми зникаєм.</w:t>
+      </w:r>
+    </w:p>
+    <w:p>
+      <w:pPr>
+        <w:spacing w:line="240" w:lineRule="auto"/>
+        <w:rPr>
+          <w:rFonts w:ascii="Times New Roman" w:hAnsi="Times New Roman"/>
+          <w:sz w:val="24"/>
+        </w:rPr>
+      </w:pPr>
+      <w:r>
+        <w:rPr>
+          <w:rFonts w:ascii="Times New Roman" w:hAnsi="Times New Roman"/>
+          <w:sz w:val="24"/>
+        </w:rPr>
+        <w:t>Хто знає силу гніву твого?* Хто бачив твоє обурення?</w:t>
+      </w:r>
+    </w:p>
+    <w:p>
+      <w:pPr>
+        <w:spacing w:line="240" w:lineRule="auto"/>
+        <w:rPr>
+          <w:rFonts w:ascii="Times New Roman" w:hAnsi="Times New Roman"/>
+          <w:sz w:val="24"/>
+        </w:rPr>
+      </w:pPr>
+      <w:r>
+        <w:rPr>
+          <w:rFonts w:ascii="Times New Roman" w:hAnsi="Times New Roman"/>
+          <w:sz w:val="24"/>
+        </w:rPr>
+        <w:t>Навчи ж нас дні наші рахувати,* щоб ми дійшли до розуму доброго.</w:t>
+      </w:r>
+    </w:p>
+    <w:p>
+      <w:pPr>
+        <w:spacing w:line="240" w:lineRule="auto"/>
+        <w:rPr>
+          <w:rFonts w:ascii="Times New Roman" w:hAnsi="Times New Roman"/>
+          <w:sz w:val="24"/>
+        </w:rPr>
+      </w:pPr>
+      <w:r>
+        <w:rPr>
+          <w:rFonts w:ascii="Times New Roman" w:hAnsi="Times New Roman"/>
+          <w:sz w:val="24"/>
+        </w:rPr>
+        <w:t>Повернися, Господи! – докіль?* – і змилуйся над слугами твоїми.</w:t>
+      </w:r>
+    </w:p>
+    <w:p>
+      <w:pPr>
+        <w:spacing w:line="240" w:lineRule="auto"/>
+        <w:rPr>
+          <w:rFonts w:ascii="Times New Roman" w:hAnsi="Times New Roman"/>
+          <w:sz w:val="24"/>
+        </w:rPr>
+      </w:pPr>
+      <w:r>
+        <w:rPr>
+          <w:rFonts w:ascii="Times New Roman" w:hAnsi="Times New Roman"/>
+          <w:sz w:val="24"/>
+        </w:rPr>
+        <w:t>Насити нас уранці милістю твоєю,* щоб ми раділи й веселились по всі дні наші.</w:t>
+      </w:r>
+    </w:p>
+    <w:p>
+      <w:pPr>
+        <w:spacing w:line="240" w:lineRule="auto"/>
+        <w:rPr>
+          <w:rFonts w:ascii="Times New Roman" w:hAnsi="Times New Roman"/>
+          <w:sz w:val="24"/>
+        </w:rPr>
+      </w:pPr>
+      <w:r>
+        <w:rPr>
+          <w:rFonts w:ascii="Times New Roman" w:hAnsi="Times New Roman"/>
+          <w:sz w:val="24"/>
+        </w:rPr>
+        <w:t>Звесели нас мірою днів, за яких ти засмутив нас,* мірою літ, що в них ми зазнали горя.</w:t>
+      </w:r>
+    </w:p>
+    <w:p>
+      <w:pPr>
+        <w:spacing w:line="240" w:lineRule="auto"/>
+        <w:rPr>
+          <w:rFonts w:ascii="Times New Roman" w:hAnsi="Times New Roman"/>
+          <w:sz w:val="24"/>
+        </w:rPr>
+      </w:pPr>
+      <w:r>
+        <w:rPr>
+          <w:rFonts w:ascii="Times New Roman" w:hAnsi="Times New Roman"/>
+          <w:sz w:val="24"/>
+        </w:rPr>
+        <w:t>Нехай виявиться твоїм слугам твоє діло,* і слава твоя − їхнім дітям.</w:t>
+      </w:r>
+    </w:p>
+    <w:p>
+      <w:pPr>
+        <w:spacing w:line="240" w:lineRule="auto"/>
+        <w:rPr>
+          <w:rFonts w:ascii="Times New Roman" w:hAnsi="Times New Roman"/>
+          <w:sz w:val="24"/>
+        </w:rPr>
+      </w:pPr>
+      <w:r>
+        <w:rPr>
+          <w:rFonts w:ascii="Times New Roman" w:hAnsi="Times New Roman"/>
+          <w:sz w:val="24"/>
+        </w:rPr>
+        <w:t>І ласка Господа, Бога нашого, нехай буде над нами,* – і стверди діло рук наших; стверди його – діло рук наших!</w:t>
+      </w:r>
+    </w:p>
+    <w:p>
+      <w:pPr>
+        <w:spacing w:line="240" w:lineRule="auto"/>
+        <w:jc w:val="center"/>
+        <w:rPr>
+          <w:rFonts w:ascii="Times New Roman" w:hAnsi="Times New Roman"/>
+          <w:b/>
+          <w:sz w:val="24"/>
+        </w:rPr>
+      </w:pPr>
+      <w:r>
+        <w:rPr>
+          <w:rFonts w:ascii="Times New Roman" w:hAnsi="Times New Roman"/>
+          <w:b/>
+          <w:color w:val="FF0000"/>
+          <w:sz w:val="24"/>
+        </w:rPr>
+        <w:t>Псалом 100</w:t>
+      </w:r>
+    </w:p>
+    <w:p>
+      <w:pPr>
+        <w:spacing w:line="240" w:lineRule="auto"/>
+        <w:rPr>
+          <w:rFonts w:ascii="Times New Roman" w:hAnsi="Times New Roman"/>
+          <w:sz w:val="24"/>
+        </w:rPr>
+      </w:pPr>
+      <w:r>
+        <w:rPr>
+          <w:rFonts w:ascii="Times New Roman" w:hAnsi="Times New Roman"/>
+          <w:sz w:val="24"/>
+        </w:rPr>
+        <w:t>Про милість та про справедливість* я буду співати тобі, Господи, псалми співатиму.</w:t>
+      </w:r>
+    </w:p>
+    <w:p>
+      <w:pPr>
+        <w:spacing w:line="240" w:lineRule="auto"/>
+        <w:rPr>
+          <w:rFonts w:ascii="Times New Roman" w:hAnsi="Times New Roman"/>
+          <w:sz w:val="24"/>
+        </w:rPr>
+      </w:pPr>
+      <w:r>
+        <w:rPr>
+          <w:rFonts w:ascii="Times New Roman" w:hAnsi="Times New Roman"/>
+          <w:sz w:val="24"/>
+        </w:rPr>
+        <w:t>Буду вважати на дорогу досконалу. Коли прийдеш до мене?* Ходитиму в досконалості серця мого посеред дому мого.</w:t>
+      </w:r>
+    </w:p>
+    <w:p>
+      <w:pPr>
+        <w:spacing w:line="240" w:lineRule="auto"/>
+        <w:rPr>
+          <w:rFonts w:ascii="Times New Roman" w:hAnsi="Times New Roman"/>
+          <w:sz w:val="24"/>
+        </w:rPr>
+      </w:pPr>
+      <w:r>
+        <w:rPr>
+          <w:rFonts w:ascii="Times New Roman" w:hAnsi="Times New Roman"/>
+          <w:sz w:val="24"/>
+        </w:rPr>
+        <w:t>Перед очима в себе не стерплю нічого нечестивого.* Того, що творить беззаконня, зненавиджу, до мене той не пристане.</w:t>
+      </w:r>
+    </w:p>
+    <w:p>
+      <w:pPr>
+        <w:spacing w:line="240" w:lineRule="auto"/>
+        <w:rPr>
+          <w:rFonts w:ascii="Times New Roman" w:hAnsi="Times New Roman"/>
+          <w:sz w:val="24"/>
+        </w:rPr>
+      </w:pPr>
+      <w:r>
+        <w:rPr>
+          <w:rFonts w:ascii="Times New Roman" w:hAnsi="Times New Roman"/>
+          <w:sz w:val="24"/>
+        </w:rPr>
+        <w:t>Лукаве серце відійде геть від мене,* зла я не хочу й знати.</w:t>
+      </w:r>
+    </w:p>
+    <w:p>
+      <w:pPr>
+        <w:spacing w:line="240" w:lineRule="auto"/>
+        <w:rPr>
+          <w:rFonts w:ascii="Times New Roman" w:hAnsi="Times New Roman"/>
+          <w:sz w:val="24"/>
+        </w:rPr>
+      </w:pPr>
+      <w:r>
+        <w:rPr>
+          <w:rFonts w:ascii="Times New Roman" w:hAnsi="Times New Roman"/>
+          <w:sz w:val="24"/>
+        </w:rPr>
+        <w:t>Хто обмовляє тайкома ближнього свого, – того я призведу до мовчанки.* Хто має горде око й пиху в серці, того я не стерплю.</w:t>
+      </w:r>
+    </w:p>
+    <w:p>
+      <w:pPr>
+        <w:spacing w:line="240" w:lineRule="auto"/>
+        <w:rPr>
+          <w:rFonts w:ascii="Times New Roman" w:hAnsi="Times New Roman"/>
+          <w:sz w:val="24"/>
+        </w:rPr>
+      </w:pPr>
+      <w:r>
+        <w:rPr>
+          <w:rFonts w:ascii="Times New Roman" w:hAnsi="Times New Roman"/>
+          <w:sz w:val="24"/>
+        </w:rPr>
+        <w:t>Очі мої на вірних краю, щоб жили зі мною.* Хто ходить шляхом досконалих, той буде мені служити.</w:t>
+      </w:r>
+    </w:p>
+    <w:p>
+      <w:pPr>
+        <w:spacing w:line="240" w:lineRule="auto"/>
+        <w:rPr>
+          <w:rFonts w:ascii="Times New Roman" w:hAnsi="Times New Roman"/>
+          <w:sz w:val="24"/>
+        </w:rPr>
+      </w:pPr>
+      <w:r>
+        <w:rPr>
+          <w:rFonts w:ascii="Times New Roman" w:hAnsi="Times New Roman"/>
+          <w:sz w:val="24"/>
+        </w:rPr>
+        <w:t>Не житиме в моїм домі той, хто лукавство творить.* Хто кує брехні, не встоїться перед очима в мене.</w:t>
+      </w:r>
+    </w:p>
+    <w:p>
+      <w:pPr>
+        <w:spacing w:line="240" w:lineRule="auto"/>
+        <w:rPr>
+          <w:rFonts w:ascii="Times New Roman" w:hAnsi="Times New Roman"/>
+          <w:sz w:val="24"/>
+        </w:rPr>
+      </w:pPr>
+      <w:r>
+        <w:rPr>
+          <w:rFonts w:ascii="Times New Roman" w:hAnsi="Times New Roman"/>
+          <w:sz w:val="24"/>
+        </w:rPr>
+        <w:lastRenderedPageBreak/>
+        <w:t>Щоранку призводитиму до мовчанки всіх нечестивих краю,* щоб вигубити з Господнього міста всіх, що творять беззаконня.</w:t>
+      </w:r>
+    </w:p>
+    <w:p>
+      <w:pPr>
+        <w:spacing w:line="240" w:lineRule="auto"/>
+        <w:rPr>
+          <w:rFonts w:ascii="Times New Roman" w:hAnsi="Times New Roman"/>
+          <w:i/>
+          <w:sz w:val="24"/>
+        </w:rPr>
+      </w:pPr>
+      <w:r>
+        <w:rPr>
+          <w:rFonts w:ascii="Times New Roman" w:hAnsi="Times New Roman"/>
+          <w:i/>
+          <w:color w:val="FF0000"/>
+          <w:sz w:val="24"/>
+        </w:rPr>
+        <w:t>Вірні завершують стихослов’я псалмів:</w:t>
+      </w:r>
+    </w:p>
+    <w:p>
+      <w:pPr>
+        <w:spacing w:line="240" w:lineRule="auto"/>
+        <w:rPr>
+          <w:rFonts w:ascii="Times New Roman" w:hAnsi="Times New Roman"/>
+          <w:sz w:val="24"/>
+        </w:rPr>
+      </w:pPr>
+      <w:r>
+        <w:rPr>
+          <w:rFonts w:ascii="Times New Roman" w:hAnsi="Times New Roman"/>
+          <w:sz w:val="24"/>
+        </w:rPr>
+        <w:t xml:space="preserve">Слава Отцю, і Сину, і Святому Духові,* і нині, і повсякчас, і на віки </w:t>
+      </w:r>
+      <w:r>
+        <w:rPr>
+          <w:rFonts w:ascii="Times New Roman" w:hAnsi="Times New Roman"/>
+          <w:sz w:val="24"/>
+        </w:rPr>
+        <w:t>віків.</w:t>
+      </w:r>
+      <w:r>
+        <w:rPr>
+          <w:rFonts w:ascii="Times New Roman" w:hAnsi="Times New Roman"/>
+          <w:sz w:val="24"/>
+        </w:rPr>
+        <w:t xml:space="preserve"> Амінь. </w:t>
+      </w:r>
+    </w:p>
+    <w:p>
+      <w:pPr>
+        <w:spacing w:line="240" w:lineRule="auto"/>
+        <w:rPr>
+          <w:rFonts w:ascii="Times New Roman" w:hAnsi="Times New Roman"/>
+          <w:sz w:val="24"/>
+        </w:rPr>
+      </w:pPr>
+      <w:r>
+        <w:rPr>
+          <w:rFonts w:ascii="Times New Roman" w:hAnsi="Times New Roman"/>
+          <w:sz w:val="24"/>
+        </w:rPr>
+        <w:t xml:space="preserve">Алилуя, алилуя, алилуя: Слава тобі, Боже! </w:t>
+      </w:r>
+      <w:r>
+        <w:rPr>
+          <w:rFonts w:ascii="Times New Roman" w:hAnsi="Times New Roman"/>
+          <w:i/>
+          <w:color w:val="FF0000"/>
+          <w:sz w:val="24"/>
+        </w:rPr>
+        <w:t>(3 р.)</w:t>
+      </w:r>
+      <w:r>
+        <w:rPr>
+          <w:rFonts w:ascii="Times New Roman" w:hAnsi="Times New Roman"/>
           <w:sz w:val="24"/>
         </w:rPr>
         <w:t xml:space="preserve"> </w:t>
       </w:r>
-      <w:r>
-        <w:rPr>
-          <w:rFonts w:ascii="Times New Roman" w:hAnsi="Times New Roman"/>
-          <w:sz w:val="24"/>
-        </w:rPr>
-        <w:t xml:space="preserve">Бо твоє є царство, і сила, і слава, Отця, і Сина, і Святого Духа, нині і повсякчас, і на віки </w:t>
+    </w:p>
+    <w:p>
+      <w:pPr>
+        <w:spacing w:line="240" w:lineRule="auto"/>
+        <w:rPr>
+          <w:rFonts w:ascii="Times New Roman" w:hAnsi="Times New Roman"/>
+          <w:sz w:val="24"/>
+        </w:rPr>
+      </w:pPr>
+      <w:r>
+        <w:rPr>
+          <w:rFonts w:ascii="Times New Roman" w:hAnsi="Times New Roman"/>
+          <w:sz w:val="24"/>
+        </w:rPr>
+        <w:t xml:space="preserve">Господи, помилуй </w:t>
+      </w:r>
+      <w:r>
+        <w:rPr>
+          <w:rFonts w:ascii="Times New Roman" w:hAnsi="Times New Roman"/>
+          <w:i/>
+          <w:color w:val="FF0000"/>
+          <w:sz w:val="24"/>
+        </w:rPr>
+        <w:t>(3 р.)</w:t>
+      </w:r>
+      <w:r>
+        <w:rPr>
+          <w:rFonts w:ascii="Times New Roman" w:hAnsi="Times New Roman"/>
+          <w:sz w:val="24"/>
+        </w:rPr>
+        <w:t>.</w:t>
+      </w:r>
+    </w:p>
+    <w:p>
+      <w:r>
+        <w:rPr>
+          <w:rFonts w:ascii="Times New Roman" w:hAnsi="Times New Roman"/>
+          <w:i/>
+          <w:color w:val="FF4400"/>
+          <w:sz w:val="24"/>
+        </w:rPr>
+        <w:t>Тропар (г. 8):</w:t>
+      </w:r>
+      <w:r>
+        <w:rPr>
+          <w:rFonts w:ascii="Times New Roman" w:hAnsi="Times New Roman"/>
+          <w:color w:val="333333"/>
+          <w:sz w:val="24"/>
+        </w:rPr>
+        <w:t xml:space="preserve"> Благословен єси, Христе Боже наш,* що премудрими рибаків явив,* зіславши їм Духа Святого,* і ними уловив вселенну.* Чоловіколюбче, слава Тобі.</w:t>
+      </w:r>
+    </w:p>
+    <w:p>
+      <w:pPr>
+        <w:spacing w:line="240" w:lineRule="auto"/>
+        <w:rPr>
+          <w:rFonts w:ascii="Times New Roman" w:hAnsi="Times New Roman"/>
+          <w:sz w:val="24"/>
+        </w:rPr>
+      </w:pPr>
+      <w:r>
+        <w:rPr>
+          <w:rFonts w:ascii="Times New Roman" w:hAnsi="Times New Roman"/>
+          <w:sz w:val="24"/>
+        </w:rPr>
+        <w:t>Слава Отцю, і Сину, і Святому Духові.</w:t>
+      </w:r>
+    </w:p>
+    <w:p>
+      <w:r>
+        <w:rPr>
+          <w:rFonts w:ascii="Times New Roman" w:hAnsi="Times New Roman"/>
+          <w:i/>
+          <w:color w:val="FF0000"/>
+          <w:sz w:val="24"/>
+        </w:rPr>
+        <w:t xml:space="preserve">Тропар (г. 8): </w:t>
+      </w:r>
+      <w:r>
+        <w:rPr>
+          <w:rFonts w:ascii="Times New Roman" w:hAnsi="Times New Roman"/>
+          <w:sz w:val="24"/>
+        </w:rPr>
+        <w:t>В терпінні твоєму надбав єси відплату твою, отче преподобний,* в молитвах неперестанно тривавши,* убогих возлюбив єси і подбав за них,* тож молися Христу Богу, Самсоне милостивий блаженний,* щоб спастися душам нашим.</w:t>
+      </w:r>
+    </w:p>
+    <w:p>
+      <w:pPr>
+        <w:spacing w:line="240" w:lineRule="auto"/>
+        <w:rPr>
+          <w:rFonts w:ascii="Times New Roman" w:hAnsi="Times New Roman"/>
+          <w:sz w:val="24"/>
+        </w:rPr>
+      </w:pPr>
+      <w:r>
+        <w:rPr>
+          <w:rFonts w:ascii="Times New Roman" w:hAnsi="Times New Roman"/>
+          <w:sz w:val="24"/>
+        </w:rPr>
+        <w:t xml:space="preserve">І нині, і повсякчас, і на віки </w:t>
       </w:r>
       <w:r>
         <w:rPr>
@@ -374,30 +1511,195 @@
         </w:rPr>
         <w:t>віків.</w:t>
       </w:r>
-    </w:p>
-    <w:p>
-      <w:pPr>
-        <w:spacing w:line="240" w:lineRule="auto"/>
-        <w:rPr>
-          <w:rFonts w:ascii="Times New Roman" w:hAnsi="Times New Roman"/>
-          <w:sz w:val="24"/>
-        </w:rPr>
-      </w:pPr>
-      <w:r>
-        <w:rPr>
-          <w:rFonts w:ascii="Times New Roman" w:hAnsi="Times New Roman"/>
-          <w:i/>
-          <w:color w:val="FF0000"/>
-          <w:sz w:val="24"/>
-        </w:rPr>
-        <w:t xml:space="preserve">Вірні: </w:t>
-      </w:r>
-      <w:r>
-        <w:rPr>
-          <w:rFonts w:ascii="Times New Roman" w:hAnsi="Times New Roman"/>
-          <w:sz w:val="24"/>
-        </w:rPr>
-        <w:t>Амінь.</w:t>
+      <w:r>
+        <w:rPr>
+          <w:rFonts w:ascii="Times New Roman" w:hAnsi="Times New Roman"/>
+          <w:sz w:val="24"/>
+        </w:rPr>
+        <w:t xml:space="preserve"> Амінь.</w:t>
+      </w:r>
+    </w:p>
+    <w:p>
+      <w:pPr>
+        <w:spacing w:line="240" w:lineRule="auto"/>
+        <w:rPr>
+          <w:rFonts w:ascii="Times New Roman" w:hAnsi="Times New Roman"/>
+          <w:sz w:val="24"/>
+        </w:rPr>
+      </w:pPr>
+      <w:r>
+        <w:rPr>
+          <w:rFonts w:ascii="Times New Roman" w:hAnsi="Times New Roman"/>
+          <w:sz w:val="24"/>
+        </w:rPr>
+        <w:t>Як нам називати тебе, Благодатна?* Небом? – Ти бо випромінила Сонце Правди.* Раєм? Ти бо виростила нам Квіт нетління.* Дівою – Ти бо зосталася нетлінна.* Чистою Матір'ю? – Ти бо носила у святих обіймах твоїх Сина, всіх Бога.* Його ж моли, щоб спас душі наші.</w:t>
+      </w:r>
+    </w:p>
+    <w:p>
+      <w:pPr>
+        <w:spacing w:line="240" w:lineRule="auto"/>
+        <w:jc w:val="center"/>
+        <w:rPr>
+          <w:rFonts w:ascii="Times New Roman" w:hAnsi="Times New Roman"/>
+          <w:i/>
+          <w:sz w:val="24"/>
+        </w:rPr>
+      </w:pPr>
+      <w:r>
+        <w:rPr>
+          <w:rFonts w:ascii="Times New Roman" w:hAnsi="Times New Roman"/>
+          <w:i/>
+          <w:color w:val="FF0000"/>
+          <w:sz w:val="24"/>
+        </w:rPr>
+        <w:t>*****</w:t>
+      </w:r>
+    </w:p>
+    <w:p>
+      <w:pPr>
+        <w:spacing w:line="240" w:lineRule="auto"/>
+        <w:rPr>
+          <w:rFonts w:ascii="Times New Roman" w:hAnsi="Times New Roman"/>
+          <w:sz w:val="24"/>
+        </w:rPr>
+      </w:pPr>
+      <w:r>
+        <w:rPr>
+          <w:rFonts w:ascii="Times New Roman" w:hAnsi="Times New Roman"/>
+          <w:sz w:val="24"/>
+        </w:rPr>
+        <w:t xml:space="preserve">Стопи мої спрямуй за твоїм словом,* і ніяке беззаконня нехай не запанує наді мною. Визволь мене від людської обмови,* і я твої заповіді пильнуватиму. Світи своїм обличчям на слугу твого,* і навчи мене установ твоїх. </w:t>
+      </w:r>
+      <w:r>
+        <w:rPr>
+          <w:rFonts w:ascii="Times New Roman" w:hAnsi="Times New Roman"/>
+          <w:i/>
+          <w:color w:val="FF0000"/>
+          <w:sz w:val="24"/>
+        </w:rPr>
+        <w:t>(Пс. 118: 133-135)</w:t>
+      </w:r>
+    </w:p>
+    <w:p>
+      <w:pPr>
+        <w:spacing w:line="240" w:lineRule="auto"/>
+        <w:rPr>
+          <w:rFonts w:ascii="Times New Roman" w:hAnsi="Times New Roman"/>
+          <w:sz w:val="24"/>
+        </w:rPr>
+      </w:pPr>
+      <w:r>
+        <w:rPr>
+          <w:rFonts w:ascii="Times New Roman" w:hAnsi="Times New Roman"/>
+          <w:sz w:val="24"/>
+        </w:rPr>
+        <w:t xml:space="preserve">Нехай наповняться уста мої хвалою твоєю, Господи,* щоб оспівувати славу твою, увесь день – величність твою. </w:t>
+      </w:r>
+      <w:r>
+        <w:rPr>
+          <w:rFonts w:ascii="Times New Roman" w:hAnsi="Times New Roman"/>
+          <w:i/>
+          <w:color w:val="FF0000"/>
+          <w:sz w:val="24"/>
+        </w:rPr>
+        <w:t>(Пс. 70: 8)</w:t>
+      </w:r>
+    </w:p>
+    <w:p>
+      <w:pPr>
+        <w:spacing w:line="240" w:lineRule="auto"/>
+        <w:jc w:val="center"/>
+        <w:rPr>
+          <w:rFonts w:ascii="Times New Roman" w:hAnsi="Times New Roman"/>
+          <w:sz w:val="24"/>
+        </w:rPr>
+      </w:pPr>
+      <w:r>
+        <w:rPr>
+          <w:rFonts w:ascii="Times New Roman" w:hAnsi="Times New Roman"/>
+          <w:i/>
+          <w:color w:val="FF0000"/>
+          <w:sz w:val="24"/>
+        </w:rPr>
+        <w:t>*****</w:t>
+      </w:r>
+    </w:p>
+    <w:p>
+      <w:pPr>
+        <w:spacing w:line="240" w:lineRule="auto"/>
+        <w:rPr>
+          <w:rFonts w:ascii="Times New Roman" w:hAnsi="Times New Roman"/>
+          <w:sz w:val="24"/>
+        </w:rPr>
+      </w:pPr>
+      <w:r>
+        <w:rPr>
+          <w:rFonts w:ascii="Times New Roman" w:hAnsi="Times New Roman"/>
+          <w:sz w:val="24"/>
+        </w:rPr>
+        <w:t xml:space="preserve">Святий Боже, святий Кріпкий, святий Безсмертний, помилуй нас </w:t>
+      </w:r>
+      <w:r>
+        <w:rPr>
+          <w:rFonts w:ascii="Times New Roman" w:hAnsi="Times New Roman"/>
+          <w:i/>
+          <w:color w:val="FF0000"/>
+          <w:sz w:val="24"/>
+        </w:rPr>
+        <w:t>(3 р.)</w:t>
+      </w:r>
+      <w:r>
+        <w:rPr>
+          <w:rFonts w:ascii="Times New Roman" w:hAnsi="Times New Roman"/>
+          <w:sz w:val="24"/>
+        </w:rPr>
+        <w:t>.</w:t>
+      </w:r>
+    </w:p>
+    <w:p>
+      <w:pPr>
+        <w:spacing w:line="240" w:lineRule="auto"/>
+        <w:rPr>
+          <w:rFonts w:ascii="Times New Roman" w:hAnsi="Times New Roman"/>
+          <w:sz w:val="24"/>
+        </w:rPr>
+      </w:pPr>
+      <w:r>
+        <w:rPr>
+          <w:rFonts w:ascii="Times New Roman" w:hAnsi="Times New Roman"/>
+          <w:sz w:val="24"/>
+        </w:rPr>
+        <w:t xml:space="preserve">Слава Отцю, і Сину, і Святому Духові,* і нині і повсякчас, і на віки </w:t>
+      </w:r>
+      <w:r>
+        <w:rPr>
+          <w:rFonts w:ascii="Times New Roman" w:hAnsi="Times New Roman"/>
+          <w:sz w:val="24"/>
+        </w:rPr>
+        <w:t>віків.</w:t>
+      </w:r>
+      <w:r>
+        <w:rPr>
+          <w:rFonts w:ascii="Times New Roman" w:hAnsi="Times New Roman"/>
+          <w:sz w:val="24"/>
+        </w:rPr>
+        <w:t xml:space="preserve"> Амінь.</w:t>
+      </w:r>
+    </w:p>
+    <w:p>
+      <w:pPr>
+        <w:spacing w:line="240" w:lineRule="auto"/>
+        <w:rPr>
+          <w:rFonts w:ascii="Times New Roman" w:hAnsi="Times New Roman"/>
+          <w:sz w:val="24"/>
+        </w:rPr>
+      </w:pPr>
+      <w:r>
+        <w:rPr>
+          <w:rFonts w:ascii="Times New Roman" w:hAnsi="Times New Roman"/>
+          <w:sz w:val="24"/>
+        </w:rPr>
+        <w:t>Пресвята Тройце, помилуй нас;* Господи, очисти гріхи наші;* Владико, прости беззаконня наші;* Святий, завітай і зціли немочі наші імени твого ради.</w:t>
       </w:r>
     </w:p>
     <w:p>
@@ -422,7 +1724,7 @@
           <w:color w:val="FF0000"/>
           <w:sz w:val="24"/>
         </w:rPr>
-        <w:t>(12 р.)</w:t>
+        <w:t>(3 р.)</w:t>
       </w:r>
       <w:r>
         <w:rPr>
@@ -445,21 +1747,7 @@
           <w:rFonts w:ascii="Times New Roman" w:hAnsi="Times New Roman"/>
           <w:sz w:val="24"/>
         </w:rPr>
-        <w:t>Слава Отцю, і Сину, і Святому Духові,</w:t>
-      </w:r>
-      <w:r>
-        <w:rPr>
-          <w:rFonts w:ascii="Times New Roman" w:hAnsi="Times New Roman"/>
-          <w:sz w:val="24"/>
-        </w:rPr>
-        <w:t>*</w:t>
-      </w:r>
-      <w:r>
-        <w:rPr>
-          <w:rFonts w:ascii="Times New Roman" w:hAnsi="Times New Roman"/>
-          <w:sz w:val="24"/>
-        </w:rPr>
-        <w:t xml:space="preserve"> і нині, і повсякчас, і на віки </w:t>
+        <w:t xml:space="preserve">Слава Отцю, і Сину, і Святому Духові,* і нині і повсякчас, і на віки </w:t>
       </w:r>
       <w:r>
         <w:rPr>
@@ -489,1470 +1777,47 @@
           <w:rFonts w:ascii="Times New Roman" w:hAnsi="Times New Roman"/>
           <w:sz w:val="24"/>
         </w:rPr>
-        <w:t>Прийдіте, поклонімся* Цареві нашому Богу.</w:t>
-      </w:r>
-    </w:p>
-    <w:p>
-      <w:pPr>
-        <w:spacing w:line="240" w:lineRule="auto"/>
-        <w:rPr>
-          <w:rFonts w:ascii="Times New Roman" w:hAnsi="Times New Roman"/>
-          <w:sz w:val="24"/>
-        </w:rPr>
-      </w:pPr>
-      <w:r>
-        <w:rPr>
-          <w:rFonts w:ascii="Times New Roman" w:hAnsi="Times New Roman"/>
-          <w:sz w:val="24"/>
-        </w:rPr>
-        <w:t>Прийдіте, поклонімся* Христові, Цареві нашому Богу.</w:t>
-      </w:r>
-    </w:p>
-    <w:p>
-      <w:pPr>
-        <w:spacing w:line="240" w:lineRule="auto"/>
-        <w:rPr>
-          <w:rFonts w:ascii="Times New Roman" w:hAnsi="Times New Roman"/>
-          <w:sz w:val="24"/>
-        </w:rPr>
-      </w:pPr>
-      <w:r>
-        <w:rPr>
-          <w:rFonts w:ascii="Times New Roman" w:hAnsi="Times New Roman"/>
-          <w:sz w:val="24"/>
-        </w:rPr>
-        <w:t>Прийдіте, поклонімся і припадім* до самого Господа Ісуса Христа, Царя і Бога нашого.</w:t>
-      </w:r>
-    </w:p>
-    <w:p>
-      <w:pPr>
-        <w:spacing w:line="240" w:lineRule="auto"/>
-        <w:jc w:val="center"/>
-        <w:rPr>
-          <w:rFonts w:ascii="Times New Roman" w:hAnsi="Times New Roman"/>
-          <w:b/>
-          <w:sz w:val="24"/>
-        </w:rPr>
-      </w:pPr>
-      <w:r>
-        <w:rPr>
-          <w:rFonts w:ascii="Times New Roman" w:hAnsi="Times New Roman"/>
-          <w:b/>
-          <w:color w:val="FF0000"/>
-          <w:sz w:val="24"/>
-        </w:rPr>
-        <w:t>Псалом 5</w:t>
-      </w:r>
-    </w:p>
-    <w:p>
-      <w:pPr>
-        <w:spacing w:line="240" w:lineRule="auto"/>
-        <w:rPr>
-          <w:rFonts w:ascii="Times New Roman" w:hAnsi="Times New Roman"/>
-          <w:sz w:val="24"/>
-        </w:rPr>
-      </w:pPr>
-      <w:r>
-        <w:rPr>
-          <w:rFonts w:ascii="Times New Roman" w:hAnsi="Times New Roman"/>
-          <w:sz w:val="24"/>
-        </w:rPr>
-        <w:t>Вислухай, Господи, слова мої,* зверни увагу на моє зітхання.</w:t>
-      </w:r>
-    </w:p>
-    <w:p>
-      <w:pPr>
-        <w:spacing w:line="240" w:lineRule="auto"/>
-        <w:rPr>
-          <w:rFonts w:ascii="Times New Roman" w:hAnsi="Times New Roman"/>
-          <w:sz w:val="24"/>
-        </w:rPr>
-      </w:pPr>
-      <w:r>
-        <w:rPr>
-          <w:rFonts w:ascii="Times New Roman" w:hAnsi="Times New Roman"/>
-          <w:sz w:val="24"/>
-        </w:rPr>
-        <w:t>Прислухайся до голосу мого благання, Царю мій і Боже мій!* Бо до тебе я молюся.</w:t>
-      </w:r>
-    </w:p>
-    <w:p>
-      <w:pPr>
-        <w:spacing w:line="240" w:lineRule="auto"/>
-        <w:rPr>
-          <w:rFonts w:ascii="Times New Roman" w:hAnsi="Times New Roman"/>
-          <w:sz w:val="24"/>
-        </w:rPr>
-      </w:pPr>
-      <w:r>
-        <w:rPr>
-          <w:rFonts w:ascii="Times New Roman" w:hAnsi="Times New Roman"/>
-          <w:sz w:val="24"/>
-        </w:rPr>
-        <w:t>Господи, удосвіта ти голос мій почуєш,* удосвіта буду молитися до тебе і тебе виглядати.</w:t>
-      </w:r>
-    </w:p>
-    <w:p>
-      <w:pPr>
-        <w:spacing w:line="240" w:lineRule="auto"/>
-        <w:rPr>
-          <w:rFonts w:ascii="Times New Roman" w:hAnsi="Times New Roman"/>
-          <w:sz w:val="24"/>
-        </w:rPr>
-      </w:pPr>
-      <w:r>
-        <w:rPr>
-          <w:rFonts w:ascii="Times New Roman" w:hAnsi="Times New Roman"/>
-          <w:sz w:val="24"/>
-        </w:rPr>
-        <w:t>Бо ти не такий Бог, що любить беззаконня,* лукавому немає місця в тебе.</w:t>
-      </w:r>
-    </w:p>
-    <w:p>
-      <w:pPr>
-        <w:spacing w:line="240" w:lineRule="auto"/>
-        <w:rPr>
-          <w:rFonts w:ascii="Times New Roman" w:hAnsi="Times New Roman"/>
-          <w:sz w:val="24"/>
-        </w:rPr>
-      </w:pPr>
-      <w:r>
-        <w:rPr>
-          <w:rFonts w:ascii="Times New Roman" w:hAnsi="Times New Roman"/>
-          <w:sz w:val="24"/>
-        </w:rPr>
-        <w:t>І нечестиві не встояться перед очима в тебе.* Ти ненавидиш усіх лиходіїв.</w:t>
-      </w:r>
-    </w:p>
-    <w:p>
-      <w:pPr>
-        <w:spacing w:line="240" w:lineRule="auto"/>
-        <w:rPr>
-          <w:rFonts w:ascii="Times New Roman" w:hAnsi="Times New Roman"/>
-          <w:sz w:val="24"/>
-        </w:rPr>
-      </w:pPr>
-      <w:r>
-        <w:rPr>
-          <w:rFonts w:ascii="Times New Roman" w:hAnsi="Times New Roman"/>
-          <w:sz w:val="24"/>
-        </w:rPr>
-        <w:t>Вигублюєш усіх тих, що неправду кажуть.* Господеві осоружні кровожерні й лукаві!</w:t>
-      </w:r>
-    </w:p>
-    <w:p>
-      <w:pPr>
-        <w:spacing w:line="240" w:lineRule="auto"/>
-        <w:rPr>
-          <w:rFonts w:ascii="Times New Roman" w:hAnsi="Times New Roman"/>
-          <w:sz w:val="24"/>
-        </w:rPr>
-      </w:pPr>
-      <w:r>
-        <w:rPr>
-          <w:rFonts w:ascii="Times New Roman" w:hAnsi="Times New Roman"/>
-          <w:sz w:val="24"/>
-        </w:rPr>
-        <w:t>Я ж, з превеликої ласки твоєї, увійду в дім твій* і поклонюся до святого храму твого в страсі перед тобою.</w:t>
-      </w:r>
-    </w:p>
-    <w:p>
-      <w:pPr>
-        <w:spacing w:line="240" w:lineRule="auto"/>
-        <w:rPr>
-          <w:rFonts w:ascii="Times New Roman" w:hAnsi="Times New Roman"/>
-          <w:sz w:val="24"/>
-        </w:rPr>
-      </w:pPr>
-      <w:r>
-        <w:rPr>
-          <w:rFonts w:ascii="Times New Roman" w:hAnsi="Times New Roman"/>
-          <w:sz w:val="24"/>
-        </w:rPr>
-        <w:t xml:space="preserve">О Господи, веди мене твоєю правдою ради моїх ворогів,* вирівняй твою дорогу </w:t>
-      </w:r>
-      <w:proofErr w:type="spellStart"/>
-      <w:r>
-        <w:rPr>
-          <w:rFonts w:ascii="Times New Roman" w:hAnsi="Times New Roman"/>
-          <w:sz w:val="24"/>
-        </w:rPr>
-        <w:t>передо</w:t>
-      </w:r>
-      <w:proofErr w:type="spellEnd"/>
-      <w:r>
-        <w:rPr>
-          <w:rFonts w:ascii="Times New Roman" w:hAnsi="Times New Roman"/>
-          <w:sz w:val="24"/>
-        </w:rPr>
-        <w:t xml:space="preserve"> мною.</w:t>
-      </w:r>
-    </w:p>
-    <w:p>
-      <w:pPr>
-        <w:spacing w:line="240" w:lineRule="auto"/>
-        <w:rPr>
-          <w:rFonts w:ascii="Times New Roman" w:hAnsi="Times New Roman"/>
-          <w:sz w:val="24"/>
-        </w:rPr>
-      </w:pPr>
-      <w:r>
-        <w:rPr>
-          <w:rFonts w:ascii="Times New Roman" w:hAnsi="Times New Roman"/>
-          <w:sz w:val="24"/>
-        </w:rPr>
-        <w:t xml:space="preserve">Бо в їхніх устах немає </w:t>
-      </w:r>
-      <w:proofErr w:type="spellStart"/>
-      <w:r>
-        <w:rPr>
-          <w:rFonts w:ascii="Times New Roman" w:hAnsi="Times New Roman"/>
-          <w:sz w:val="24"/>
-        </w:rPr>
-        <w:t>постійности</w:t>
-      </w:r>
-      <w:proofErr w:type="spellEnd"/>
-      <w:r>
-        <w:rPr>
-          <w:rFonts w:ascii="Times New Roman" w:hAnsi="Times New Roman"/>
-          <w:sz w:val="24"/>
-        </w:rPr>
-        <w:t xml:space="preserve">, серце в них – </w:t>
-      </w:r>
-      <w:proofErr w:type="spellStart"/>
-      <w:r>
-        <w:rPr>
-          <w:rFonts w:ascii="Times New Roman" w:hAnsi="Times New Roman"/>
-          <w:sz w:val="24"/>
-        </w:rPr>
-        <w:t>пропасть</w:t>
-      </w:r>
-      <w:proofErr w:type="spellEnd"/>
-      <w:r>
-        <w:rPr>
-          <w:rFonts w:ascii="Times New Roman" w:hAnsi="Times New Roman"/>
-          <w:sz w:val="24"/>
-        </w:rPr>
-        <w:t>;* гортань їхня – гріб відкритий, облесний язик їхній.</w:t>
-      </w:r>
-    </w:p>
-    <w:p>
-      <w:pPr>
-        <w:spacing w:line="240" w:lineRule="auto"/>
-        <w:rPr>
-          <w:rFonts w:ascii="Times New Roman" w:hAnsi="Times New Roman"/>
-          <w:sz w:val="24"/>
-        </w:rPr>
-      </w:pPr>
-      <w:r>
-        <w:rPr>
-          <w:rFonts w:ascii="Times New Roman" w:hAnsi="Times New Roman"/>
-          <w:sz w:val="24"/>
-        </w:rPr>
-        <w:lastRenderedPageBreak/>
-        <w:t xml:space="preserve">Скарай їх, Боже: нехай від власних замислів згинуть,* за їхніх переступів силу прожени їх, бо </w:t>
-      </w:r>
-      <w:proofErr w:type="spellStart"/>
-      <w:r>
-        <w:rPr>
-          <w:rFonts w:ascii="Times New Roman" w:hAnsi="Times New Roman"/>
-          <w:sz w:val="24"/>
-        </w:rPr>
-        <w:t>ворохоблять</w:t>
-      </w:r>
-      <w:proofErr w:type="spellEnd"/>
-      <w:r>
-        <w:rPr>
-          <w:rFonts w:ascii="Times New Roman" w:hAnsi="Times New Roman"/>
-          <w:sz w:val="24"/>
-        </w:rPr>
-        <w:t xml:space="preserve"> проти тебе.</w:t>
-      </w:r>
-    </w:p>
-    <w:p>
-      <w:pPr>
-        <w:spacing w:line="240" w:lineRule="auto"/>
-        <w:rPr>
-          <w:rFonts w:ascii="Times New Roman" w:hAnsi="Times New Roman"/>
-          <w:sz w:val="24"/>
-        </w:rPr>
-      </w:pPr>
-      <w:r>
-        <w:rPr>
-          <w:rFonts w:ascii="Times New Roman" w:hAnsi="Times New Roman"/>
-          <w:sz w:val="24"/>
-        </w:rPr>
-        <w:t>І всі ті, що до тебе прибігають,* будуть радіти, вони повіки весело гукатимуть.</w:t>
-      </w:r>
-    </w:p>
-    <w:p>
-      <w:pPr>
-        <w:spacing w:line="240" w:lineRule="auto"/>
-        <w:rPr>
-          <w:rFonts w:ascii="Times New Roman" w:hAnsi="Times New Roman"/>
-          <w:sz w:val="24"/>
-        </w:rPr>
-      </w:pPr>
-      <w:r>
-        <w:rPr>
-          <w:rFonts w:ascii="Times New Roman" w:hAnsi="Times New Roman"/>
-          <w:sz w:val="24"/>
-        </w:rPr>
-        <w:t>Захисти їх, і нехай тобою веселяться ті,* що люблять твоє ім'я.</w:t>
-      </w:r>
-    </w:p>
-    <w:p>
-      <w:pPr>
-        <w:spacing w:line="240" w:lineRule="auto"/>
-        <w:rPr>
-          <w:rFonts w:ascii="Times New Roman" w:hAnsi="Times New Roman"/>
-          <w:sz w:val="24"/>
-        </w:rPr>
-      </w:pPr>
-      <w:r>
-        <w:rPr>
-          <w:rFonts w:ascii="Times New Roman" w:hAnsi="Times New Roman"/>
-          <w:sz w:val="24"/>
-        </w:rPr>
-        <w:t>Бо ти, Господи, благословиш праведника* і ласкою його оточуєш, немов щитом.</w:t>
-      </w:r>
-    </w:p>
-    <w:p>
-      <w:pPr>
-        <w:spacing w:line="240" w:lineRule="auto"/>
-        <w:jc w:val="center"/>
-        <w:rPr>
-          <w:rFonts w:ascii="Times New Roman" w:hAnsi="Times New Roman"/>
-          <w:b/>
-          <w:sz w:val="24"/>
-        </w:rPr>
-      </w:pPr>
-      <w:r>
-        <w:rPr>
-          <w:rFonts w:ascii="Times New Roman" w:hAnsi="Times New Roman"/>
-          <w:b/>
-          <w:color w:val="FF0000"/>
-          <w:sz w:val="24"/>
-        </w:rPr>
-        <w:t>Псалом 89</w:t>
-      </w:r>
-    </w:p>
-    <w:p>
-      <w:pPr>
-        <w:spacing w:line="240" w:lineRule="auto"/>
-        <w:rPr>
-          <w:rFonts w:ascii="Times New Roman" w:hAnsi="Times New Roman"/>
-          <w:sz w:val="24"/>
-        </w:rPr>
-      </w:pPr>
-      <w:r>
-        <w:rPr>
-          <w:rFonts w:ascii="Times New Roman" w:hAnsi="Times New Roman"/>
-          <w:sz w:val="24"/>
-        </w:rPr>
-        <w:t>Господи, ти був нам пристановищем* по всі роди.</w:t>
-      </w:r>
-    </w:p>
-    <w:p>
-      <w:pPr>
-        <w:spacing w:line="240" w:lineRule="auto"/>
-        <w:rPr>
-          <w:rFonts w:ascii="Times New Roman" w:hAnsi="Times New Roman"/>
-          <w:sz w:val="24"/>
-        </w:rPr>
-      </w:pPr>
-      <w:r>
-        <w:rPr>
-          <w:rFonts w:ascii="Times New Roman" w:hAnsi="Times New Roman"/>
-          <w:sz w:val="24"/>
-        </w:rPr>
-        <w:t>Перш, ніж постали гори і народилася земля і всесвіт,* від віку й до віку ти єси Бог.</w:t>
-      </w:r>
-    </w:p>
-    <w:p>
-      <w:pPr>
-        <w:spacing w:line="240" w:lineRule="auto"/>
-        <w:rPr>
-          <w:rFonts w:ascii="Times New Roman" w:hAnsi="Times New Roman"/>
-          <w:sz w:val="24"/>
-        </w:rPr>
-      </w:pPr>
-      <w:r>
-        <w:rPr>
-          <w:rFonts w:ascii="Times New Roman" w:hAnsi="Times New Roman"/>
-          <w:sz w:val="24"/>
-        </w:rPr>
-        <w:t>Ти повертаєш людей у порох, кажучи:* Поверніться, сини людські.</w:t>
-      </w:r>
-    </w:p>
-    <w:p>
-      <w:pPr>
-        <w:spacing w:line="240" w:lineRule="auto"/>
-        <w:rPr>
-          <w:rFonts w:ascii="Times New Roman" w:hAnsi="Times New Roman"/>
-          <w:sz w:val="24"/>
-        </w:rPr>
-      </w:pPr>
-      <w:r>
-        <w:rPr>
-          <w:rFonts w:ascii="Times New Roman" w:hAnsi="Times New Roman"/>
-          <w:sz w:val="24"/>
-        </w:rPr>
-        <w:t>Бо тисяча літ перед очима твоїми, мов день учорашній, що минув,* і мов нічна сторожа.</w:t>
-      </w:r>
-    </w:p>
-    <w:p>
-      <w:pPr>
-        <w:spacing w:line="240" w:lineRule="auto"/>
-        <w:rPr>
-          <w:rFonts w:ascii="Times New Roman" w:hAnsi="Times New Roman"/>
-          <w:sz w:val="24"/>
-        </w:rPr>
-      </w:pPr>
-      <w:r>
-        <w:rPr>
-          <w:rFonts w:ascii="Times New Roman" w:hAnsi="Times New Roman"/>
-          <w:sz w:val="24"/>
-        </w:rPr>
-        <w:t>Змітаєш геть їх: вони стають, мов сон уранці,* мов та трава, що зеленіє.</w:t>
-      </w:r>
-    </w:p>
-    <w:p>
-      <w:pPr>
-        <w:spacing w:line="240" w:lineRule="auto"/>
-        <w:rPr>
-          <w:rFonts w:ascii="Times New Roman" w:hAnsi="Times New Roman"/>
-          <w:sz w:val="24"/>
-        </w:rPr>
-      </w:pPr>
-      <w:r>
-        <w:rPr>
-          <w:rFonts w:ascii="Times New Roman" w:hAnsi="Times New Roman"/>
-          <w:sz w:val="24"/>
-        </w:rPr>
-        <w:t>Ранком квітне й зеленіє,* а ввечері – підтята висихає.</w:t>
-      </w:r>
-    </w:p>
-    <w:p>
-      <w:pPr>
-        <w:spacing w:line="240" w:lineRule="auto"/>
-        <w:rPr>
-          <w:rFonts w:ascii="Times New Roman" w:hAnsi="Times New Roman"/>
-          <w:sz w:val="24"/>
-        </w:rPr>
-      </w:pPr>
-      <w:r>
-        <w:rPr>
-          <w:rFonts w:ascii="Times New Roman" w:hAnsi="Times New Roman"/>
-          <w:sz w:val="24"/>
-        </w:rPr>
-        <w:t>Бо гинемо від гніву твого,* і стривожились ми від обурення твого.</w:t>
-      </w:r>
-    </w:p>
-    <w:p>
-      <w:pPr>
-        <w:spacing w:line="240" w:lineRule="auto"/>
-        <w:rPr>
-          <w:rFonts w:ascii="Times New Roman" w:hAnsi="Times New Roman"/>
-          <w:sz w:val="24"/>
-        </w:rPr>
-      </w:pPr>
-      <w:r>
-        <w:rPr>
-          <w:rFonts w:ascii="Times New Roman" w:hAnsi="Times New Roman"/>
-          <w:sz w:val="24"/>
-        </w:rPr>
-        <w:t>Поставив ти провини наші перед собою,* гріхи наші таємні перед світлом обличчя твого.</w:t>
-      </w:r>
-    </w:p>
-    <w:p>
-      <w:pPr>
-        <w:spacing w:line="240" w:lineRule="auto"/>
-        <w:rPr>
-          <w:rFonts w:ascii="Times New Roman" w:hAnsi="Times New Roman"/>
-          <w:sz w:val="24"/>
-        </w:rPr>
-      </w:pPr>
-      <w:r>
-        <w:rPr>
-          <w:rFonts w:ascii="Times New Roman" w:hAnsi="Times New Roman"/>
-          <w:sz w:val="24"/>
-        </w:rPr>
-        <w:t>Бо всі наші дні никнуть від гніву твого;* літа наші минають, мов зітхання.</w:t>
-      </w:r>
-    </w:p>
-    <w:p>
-      <w:pPr>
-        <w:spacing w:line="240" w:lineRule="auto"/>
-        <w:rPr>
-          <w:rFonts w:ascii="Times New Roman" w:hAnsi="Times New Roman"/>
-          <w:sz w:val="24"/>
-        </w:rPr>
-      </w:pPr>
-      <w:r>
-        <w:rPr>
-          <w:rFonts w:ascii="Times New Roman" w:hAnsi="Times New Roman"/>
-          <w:sz w:val="24"/>
-        </w:rPr>
-        <w:t>Дні віку нашого сімдесят років,* а як при силі – вісімдесят років;</w:t>
-      </w:r>
-    </w:p>
-    <w:p>
-      <w:pPr>
-        <w:spacing w:line="240" w:lineRule="auto"/>
-        <w:rPr>
-          <w:rFonts w:ascii="Times New Roman" w:hAnsi="Times New Roman"/>
-          <w:sz w:val="24"/>
-        </w:rPr>
-      </w:pPr>
-      <w:r>
-        <w:rPr>
-          <w:rFonts w:ascii="Times New Roman" w:hAnsi="Times New Roman"/>
-          <w:sz w:val="24"/>
-        </w:rPr>
-        <w:t>І більшість із них – то труд і марність,* бо скоро линуть і ми зникаєм.</w:t>
-      </w:r>
-    </w:p>
-    <w:p>
-      <w:pPr>
-        <w:spacing w:line="240" w:lineRule="auto"/>
-        <w:rPr>
-          <w:rFonts w:ascii="Times New Roman" w:hAnsi="Times New Roman"/>
-          <w:sz w:val="24"/>
-        </w:rPr>
-      </w:pPr>
-      <w:r>
-        <w:rPr>
-          <w:rFonts w:ascii="Times New Roman" w:hAnsi="Times New Roman"/>
-          <w:sz w:val="24"/>
-        </w:rPr>
-        <w:t>Хто знає силу гніву твого?* Хто бачив твоє обурення?</w:t>
-      </w:r>
-    </w:p>
-    <w:p>
-      <w:pPr>
-        <w:spacing w:line="240" w:lineRule="auto"/>
-        <w:rPr>
-          <w:rFonts w:ascii="Times New Roman" w:hAnsi="Times New Roman"/>
-          <w:sz w:val="24"/>
-        </w:rPr>
-      </w:pPr>
-      <w:r>
-        <w:rPr>
-          <w:rFonts w:ascii="Times New Roman" w:hAnsi="Times New Roman"/>
-          <w:sz w:val="24"/>
-        </w:rPr>
-        <w:t>Навчи ж нас дні наші рахувати,* щоб ми дійшли до розуму доброго.</w:t>
-      </w:r>
-    </w:p>
-    <w:p>
-      <w:pPr>
-        <w:spacing w:line="240" w:lineRule="auto"/>
-        <w:rPr>
-          <w:rFonts w:ascii="Times New Roman" w:hAnsi="Times New Roman"/>
-          <w:sz w:val="24"/>
-        </w:rPr>
-      </w:pPr>
-      <w:r>
-        <w:rPr>
-          <w:rFonts w:ascii="Times New Roman" w:hAnsi="Times New Roman"/>
-          <w:sz w:val="24"/>
-        </w:rPr>
-        <w:t xml:space="preserve">Повернися, Господи! – </w:t>
-      </w:r>
-      <w:proofErr w:type="spellStart"/>
-      <w:r>
-        <w:rPr>
-          <w:rFonts w:ascii="Times New Roman" w:hAnsi="Times New Roman"/>
-          <w:sz w:val="24"/>
-        </w:rPr>
-        <w:t>докіль</w:t>
-      </w:r>
-      <w:proofErr w:type="spellEnd"/>
-      <w:r>
-        <w:rPr>
-          <w:rFonts w:ascii="Times New Roman" w:hAnsi="Times New Roman"/>
-          <w:sz w:val="24"/>
-        </w:rPr>
-        <w:t>?* – і змилуйся над слугами твоїми.</w:t>
-      </w:r>
-    </w:p>
-    <w:p>
-      <w:pPr>
-        <w:spacing w:line="240" w:lineRule="auto"/>
-        <w:rPr>
-          <w:rFonts w:ascii="Times New Roman" w:hAnsi="Times New Roman"/>
-          <w:sz w:val="24"/>
-        </w:rPr>
-      </w:pPr>
-      <w:r>
-        <w:rPr>
-          <w:rFonts w:ascii="Times New Roman" w:hAnsi="Times New Roman"/>
-          <w:sz w:val="24"/>
-        </w:rPr>
-        <w:t>Насити нас уранці милістю твоєю,* щоб ми раділи й веселились по всі дні наші.</w:t>
-      </w:r>
-    </w:p>
-    <w:p>
-      <w:pPr>
-        <w:spacing w:line="240" w:lineRule="auto"/>
-        <w:rPr>
-          <w:rFonts w:ascii="Times New Roman" w:hAnsi="Times New Roman"/>
-          <w:sz w:val="24"/>
-        </w:rPr>
-      </w:pPr>
-      <w:r>
-        <w:rPr>
-          <w:rFonts w:ascii="Times New Roman" w:hAnsi="Times New Roman"/>
-          <w:sz w:val="24"/>
-        </w:rPr>
-        <w:t>Звесели нас мірою днів, за яких ти засмутив нас,* мірою літ, що в них ми зазнали горя.</w:t>
-      </w:r>
-    </w:p>
-    <w:p>
-      <w:pPr>
-        <w:spacing w:line="240" w:lineRule="auto"/>
-        <w:rPr>
-          <w:rFonts w:ascii="Times New Roman" w:hAnsi="Times New Roman"/>
-          <w:sz w:val="24"/>
-        </w:rPr>
-      </w:pPr>
-      <w:r>
-        <w:rPr>
-          <w:rFonts w:ascii="Times New Roman" w:hAnsi="Times New Roman"/>
-          <w:sz w:val="24"/>
-        </w:rPr>
-        <w:t>Нехай виявиться твоїм слугам твоє діло,* і слава твоя − їхнім дітям.</w:t>
-      </w:r>
-    </w:p>
-    <w:p>
-      <w:pPr>
-        <w:spacing w:line="240" w:lineRule="auto"/>
-        <w:rPr>
-          <w:rFonts w:ascii="Times New Roman" w:hAnsi="Times New Roman"/>
-          <w:sz w:val="24"/>
-        </w:rPr>
-      </w:pPr>
-      <w:r>
-        <w:rPr>
-          <w:rFonts w:ascii="Times New Roman" w:hAnsi="Times New Roman"/>
-          <w:sz w:val="24"/>
-        </w:rPr>
-        <w:t xml:space="preserve">І ласка Господа, Бога нашого, нехай буде над нами,* – і </w:t>
-      </w:r>
-      <w:proofErr w:type="spellStart"/>
-      <w:r>
-        <w:rPr>
-          <w:rFonts w:ascii="Times New Roman" w:hAnsi="Times New Roman"/>
-          <w:sz w:val="24"/>
-        </w:rPr>
-        <w:t>стверди</w:t>
-      </w:r>
-      <w:proofErr w:type="spellEnd"/>
-      <w:r>
-        <w:rPr>
-          <w:rFonts w:ascii="Times New Roman" w:hAnsi="Times New Roman"/>
-          <w:sz w:val="24"/>
-        </w:rPr>
-        <w:t xml:space="preserve"> діло рук наших; </w:t>
-      </w:r>
-      <w:proofErr w:type="spellStart"/>
-      <w:r>
-        <w:rPr>
-          <w:rFonts w:ascii="Times New Roman" w:hAnsi="Times New Roman"/>
-          <w:sz w:val="24"/>
-        </w:rPr>
-        <w:t>стверди</w:t>
-      </w:r>
-      <w:proofErr w:type="spellEnd"/>
-      <w:r>
-        <w:rPr>
-          <w:rFonts w:ascii="Times New Roman" w:hAnsi="Times New Roman"/>
-          <w:sz w:val="24"/>
-        </w:rPr>
-        <w:t xml:space="preserve"> його – діло рук наших!</w:t>
-      </w:r>
-    </w:p>
-    <w:p>
-      <w:pPr>
-        <w:spacing w:line="240" w:lineRule="auto"/>
-        <w:jc w:val="center"/>
-        <w:rPr>
-          <w:rFonts w:ascii="Times New Roman" w:hAnsi="Times New Roman"/>
-          <w:b/>
-          <w:sz w:val="24"/>
-        </w:rPr>
-      </w:pPr>
-      <w:r>
-        <w:rPr>
-          <w:rFonts w:ascii="Times New Roman" w:hAnsi="Times New Roman"/>
-          <w:b/>
-          <w:color w:val="FF0000"/>
-          <w:sz w:val="24"/>
-        </w:rPr>
-        <w:t>Псалом 100</w:t>
-      </w:r>
-    </w:p>
-    <w:p>
-      <w:pPr>
-        <w:spacing w:line="240" w:lineRule="auto"/>
-        <w:rPr>
-          <w:rFonts w:ascii="Times New Roman" w:hAnsi="Times New Roman"/>
-          <w:sz w:val="24"/>
-        </w:rPr>
-      </w:pPr>
-      <w:r>
-        <w:rPr>
-          <w:rFonts w:ascii="Times New Roman" w:hAnsi="Times New Roman"/>
-          <w:sz w:val="24"/>
-        </w:rPr>
-        <w:t>Про милість та про справедливість* я буду співати тобі, Господи, псалми співатиму.</w:t>
-      </w:r>
-    </w:p>
-    <w:p>
-      <w:pPr>
-        <w:spacing w:line="240" w:lineRule="auto"/>
-        <w:rPr>
-          <w:rFonts w:ascii="Times New Roman" w:hAnsi="Times New Roman"/>
-          <w:sz w:val="24"/>
-        </w:rPr>
-      </w:pPr>
-      <w:r>
-        <w:rPr>
-          <w:rFonts w:ascii="Times New Roman" w:hAnsi="Times New Roman"/>
-          <w:sz w:val="24"/>
-        </w:rPr>
-        <w:t>Буду вважати на дорогу досконалу. Коли прийдеш до мене?* Ходитиму в досконалості серця мого посеред дому мого.</w:t>
-      </w:r>
-    </w:p>
-    <w:p>
-      <w:pPr>
-        <w:spacing w:line="240" w:lineRule="auto"/>
-        <w:rPr>
-          <w:rFonts w:ascii="Times New Roman" w:hAnsi="Times New Roman"/>
-          <w:sz w:val="24"/>
-        </w:rPr>
-      </w:pPr>
-      <w:r>
-        <w:rPr>
-          <w:rFonts w:ascii="Times New Roman" w:hAnsi="Times New Roman"/>
-          <w:sz w:val="24"/>
-        </w:rPr>
-        <w:t xml:space="preserve">Перед очима в себе не </w:t>
-      </w:r>
-      <w:proofErr w:type="spellStart"/>
-      <w:r>
-        <w:rPr>
-          <w:rFonts w:ascii="Times New Roman" w:hAnsi="Times New Roman"/>
-          <w:sz w:val="24"/>
-        </w:rPr>
-        <w:t>стерплю</w:t>
-      </w:r>
-      <w:proofErr w:type="spellEnd"/>
-      <w:r>
-        <w:rPr>
-          <w:rFonts w:ascii="Times New Roman" w:hAnsi="Times New Roman"/>
-          <w:sz w:val="24"/>
-        </w:rPr>
-        <w:t xml:space="preserve"> нічого нечестивого.* Того, що творить беззаконня, зненавиджу, до мене той не пристане.</w:t>
-      </w:r>
-    </w:p>
-    <w:p>
-      <w:pPr>
-        <w:spacing w:line="240" w:lineRule="auto"/>
-        <w:rPr>
-          <w:rFonts w:ascii="Times New Roman" w:hAnsi="Times New Roman"/>
-          <w:sz w:val="24"/>
-        </w:rPr>
-      </w:pPr>
-      <w:r>
-        <w:rPr>
-          <w:rFonts w:ascii="Times New Roman" w:hAnsi="Times New Roman"/>
-          <w:sz w:val="24"/>
-        </w:rPr>
-        <w:t>Лукаве серце відійде геть від мене,* зла я не хочу й знати.</w:t>
-      </w:r>
-    </w:p>
-    <w:p>
-      <w:pPr>
-        <w:spacing w:line="240" w:lineRule="auto"/>
-        <w:rPr>
-          <w:rFonts w:ascii="Times New Roman" w:hAnsi="Times New Roman"/>
-          <w:sz w:val="24"/>
-        </w:rPr>
-      </w:pPr>
-      <w:r>
-        <w:rPr>
-          <w:rFonts w:ascii="Times New Roman" w:hAnsi="Times New Roman"/>
-          <w:sz w:val="24"/>
-        </w:rPr>
-        <w:t xml:space="preserve">Хто обмовляє тайкома ближнього свого, – того я призведу до мовчанки.* Хто має горде око й пиху в серці, того я не </w:t>
-      </w:r>
-      <w:proofErr w:type="spellStart"/>
-      <w:r>
-        <w:rPr>
-          <w:rFonts w:ascii="Times New Roman" w:hAnsi="Times New Roman"/>
-          <w:sz w:val="24"/>
-        </w:rPr>
-        <w:t>стерплю</w:t>
-      </w:r>
-      <w:proofErr w:type="spellEnd"/>
-      <w:r>
-        <w:rPr>
-          <w:rFonts w:ascii="Times New Roman" w:hAnsi="Times New Roman"/>
-          <w:sz w:val="24"/>
-        </w:rPr>
-        <w:t>.</w:t>
-      </w:r>
-    </w:p>
-    <w:p>
-      <w:pPr>
-        <w:spacing w:line="240" w:lineRule="auto"/>
-        <w:rPr>
-          <w:rFonts w:ascii="Times New Roman" w:hAnsi="Times New Roman"/>
-          <w:sz w:val="24"/>
-        </w:rPr>
-      </w:pPr>
-      <w:r>
-        <w:rPr>
-          <w:rFonts w:ascii="Times New Roman" w:hAnsi="Times New Roman"/>
-          <w:sz w:val="24"/>
-        </w:rPr>
-        <w:t>Очі мої на вірних краю, щоб жили зі мною.* Хто ходить шляхом досконалих, той буде мені служити.</w:t>
-      </w:r>
-    </w:p>
-    <w:p>
-      <w:pPr>
-        <w:spacing w:line="240" w:lineRule="auto"/>
-        <w:rPr>
-          <w:rFonts w:ascii="Times New Roman" w:hAnsi="Times New Roman"/>
-          <w:sz w:val="24"/>
-        </w:rPr>
-      </w:pPr>
-      <w:r>
-        <w:rPr>
-          <w:rFonts w:ascii="Times New Roman" w:hAnsi="Times New Roman"/>
-          <w:sz w:val="24"/>
-        </w:rPr>
-        <w:lastRenderedPageBreak/>
-        <w:t>Не житиме в моїм домі той, хто лукавство творить.* Хто кує брехні, не встоїться перед очима в мене.</w:t>
-      </w:r>
-    </w:p>
-    <w:p>
-      <w:pPr>
-        <w:spacing w:line="240" w:lineRule="auto"/>
-        <w:rPr>
-          <w:rFonts w:ascii="Times New Roman" w:hAnsi="Times New Roman"/>
-          <w:sz w:val="24"/>
-        </w:rPr>
-      </w:pPr>
-      <w:r>
-        <w:rPr>
-          <w:rFonts w:ascii="Times New Roman" w:hAnsi="Times New Roman"/>
-          <w:sz w:val="24"/>
-        </w:rPr>
-        <w:t>Щоранку призводитиму до мовчанки всіх нечестивих краю,* щоб вигубити з Господнього міста всіх, що творять беззаконня.</w:t>
-      </w:r>
-    </w:p>
-    <w:p>
-      <w:pPr>
-        <w:spacing w:line="240" w:lineRule="auto"/>
-        <w:rPr>
-          <w:rFonts w:ascii="Times New Roman" w:hAnsi="Times New Roman"/>
-          <w:i/>
-          <w:sz w:val="24"/>
-        </w:rPr>
-      </w:pPr>
-      <w:r>
-        <w:rPr>
-          <w:rFonts w:ascii="Times New Roman" w:hAnsi="Times New Roman"/>
-          <w:i/>
-          <w:color w:val="FF0000"/>
-          <w:sz w:val="24"/>
-        </w:rPr>
-        <w:t xml:space="preserve">Вірні завершують </w:t>
-      </w:r>
-      <w:proofErr w:type="spellStart"/>
-      <w:r>
-        <w:rPr>
-          <w:rFonts w:ascii="Times New Roman" w:hAnsi="Times New Roman"/>
-          <w:i/>
-          <w:color w:val="FF0000"/>
-          <w:sz w:val="24"/>
-        </w:rPr>
-        <w:t>стихослов’я</w:t>
-      </w:r>
-      <w:proofErr w:type="spellEnd"/>
-      <w:r>
-        <w:rPr>
-          <w:rFonts w:ascii="Times New Roman" w:hAnsi="Times New Roman"/>
-          <w:i/>
-          <w:color w:val="FF0000"/>
-          <w:sz w:val="24"/>
-        </w:rPr>
-        <w:t xml:space="preserve"> псалмів:</w:t>
-      </w:r>
-    </w:p>
-    <w:p>
-      <w:pPr>
-        <w:spacing w:line="240" w:lineRule="auto"/>
-        <w:rPr>
-          <w:rFonts w:ascii="Times New Roman" w:hAnsi="Times New Roman"/>
-          <w:sz w:val="24"/>
-        </w:rPr>
-      </w:pPr>
-      <w:r>
-        <w:rPr>
-          <w:rFonts w:ascii="Times New Roman" w:hAnsi="Times New Roman"/>
-          <w:sz w:val="24"/>
-        </w:rPr>
-        <w:t xml:space="preserve">Слава Отцю, і Сину, і Святому Духові,* і нині, і повсякчас, і на віки </w:t>
-      </w:r>
-      <w:r>
-        <w:rPr>
-          <w:rFonts w:ascii="Times New Roman" w:hAnsi="Times New Roman"/>
-          <w:sz w:val="24"/>
-        </w:rPr>
-        <w:t>віків.</w:t>
-      </w:r>
-      <w:r>
-        <w:rPr>
-          <w:rFonts w:ascii="Times New Roman" w:hAnsi="Times New Roman"/>
-          <w:sz w:val="24"/>
-        </w:rPr>
-        <w:t xml:space="preserve"> Амінь. </w:t>
-      </w:r>
-    </w:p>
-    <w:p>
-      <w:pPr>
-        <w:spacing w:line="240" w:lineRule="auto"/>
-        <w:rPr>
-          <w:rFonts w:ascii="Times New Roman" w:hAnsi="Times New Roman"/>
-          <w:sz w:val="24"/>
-        </w:rPr>
-      </w:pPr>
-      <w:r>
-        <w:rPr>
-          <w:rFonts w:ascii="Times New Roman" w:hAnsi="Times New Roman"/>
-          <w:sz w:val="24"/>
-        </w:rPr>
-        <w:t xml:space="preserve">Алилуя, алилуя, алилуя: Слава тобі, Боже! </w:t>
-      </w:r>
-      <w:r>
-        <w:rPr>
-          <w:rFonts w:ascii="Times New Roman" w:hAnsi="Times New Roman"/>
-          <w:i/>
-          <w:color w:val="FF0000"/>
-          <w:sz w:val="24"/>
-        </w:rPr>
-        <w:t>(3 р.)</w:t>
-      </w:r>
-      <w:r>
-        <w:rPr>
-          <w:rFonts w:ascii="Times New Roman" w:hAnsi="Times New Roman"/>
-          <w:sz w:val="24"/>
-        </w:rPr>
-        <w:t xml:space="preserve"> </w:t>
-      </w:r>
-    </w:p>
-    <w:p>
-      <w:pPr>
-        <w:spacing w:line="240" w:lineRule="auto"/>
-        <w:rPr>
-          <w:rFonts w:ascii="Times New Roman" w:hAnsi="Times New Roman"/>
-          <w:sz w:val="24"/>
-        </w:rPr>
-      </w:pPr>
-      <w:r>
-        <w:rPr>
-          <w:rFonts w:ascii="Times New Roman" w:hAnsi="Times New Roman"/>
-          <w:sz w:val="24"/>
-        </w:rPr>
-        <w:t xml:space="preserve">Господи, помилуй </w:t>
-      </w:r>
-      <w:r>
-        <w:rPr>
-          <w:rFonts w:ascii="Times New Roman" w:hAnsi="Times New Roman"/>
-          <w:i/>
-          <w:color w:val="FF0000"/>
-          <w:sz w:val="24"/>
-        </w:rPr>
-        <w:t>(3 р.)</w:t>
-      </w:r>
-      <w:r>
-        <w:rPr>
-          <w:rFonts w:ascii="Times New Roman" w:hAnsi="Times New Roman"/>
-          <w:sz w:val="24"/>
-        </w:rPr>
-        <w:t>.</w:t>
-      </w:r>
-    </w:p>
-    <w:p>
-      <w:r>
-        <w:rPr>
-          <w:rFonts w:ascii="Times New Roman" w:hAnsi="Times New Roman"/>
-          <w:i/>
-          <w:color w:val="FF4400"/>
-          <w:sz w:val="24"/>
-        </w:rPr>
-        <w:t>Тропар (г. 8):</w:t>
-      </w:r>
-      <w:r>
-        <w:rPr>
-          <w:rFonts w:ascii="Times New Roman" w:hAnsi="Times New Roman"/>
-          <w:color w:val="333333"/>
-          <w:sz w:val="24"/>
-        </w:rPr>
-        <w:t xml:space="preserve"> Благословен єси, Христе Боже наш,* що премудрими рибаків явив,* зіславши їм Духа Святого,* і ними уловив вселенну.* Чоловіколюбче, слава Тобі.</w:t>
-      </w:r>
-    </w:p>
-    <w:p>
-      <w:pPr>
-        <w:spacing w:line="240" w:lineRule="auto"/>
-        <w:rPr>
-          <w:rFonts w:ascii="Times New Roman" w:hAnsi="Times New Roman"/>
-          <w:sz w:val="24"/>
-        </w:rPr>
-      </w:pPr>
-      <w:r>
-        <w:rPr>
-          <w:rFonts w:ascii="Times New Roman" w:hAnsi="Times New Roman"/>
-          <w:sz w:val="24"/>
-        </w:rPr>
-        <w:t>Слава Отцю, і Сину, і Святому Духові.</w:t>
-      </w:r>
-    </w:p>
-    <w:p>
-      <w:r>
-        <w:rPr>
-          <w:rFonts w:ascii="Times New Roman" w:hAnsi="Times New Roman"/>
-          <w:i/>
-          <w:color w:val="FF0000"/>
-          <w:sz w:val="24"/>
-        </w:rPr>
-        <w:t xml:space="preserve">Тропар (г. 8): </w:t>
-      </w:r>
-      <w:r>
-        <w:rPr>
-          <w:rFonts w:ascii="Times New Roman" w:hAnsi="Times New Roman"/>
-          <w:sz w:val="24"/>
-        </w:rPr>
-        <w:t>В терпінні твоєму надбав єси відплату твою, отче преподобний,* в молитвах неперестанно тривавши,* убогих возлюбив єси і подбав за них,* тож молися Христу Богу, Самсоне милостивий блаженний,* щоб спастися душам нашим.</w:t>
-      </w:r>
-    </w:p>
-    <w:p>
-      <w:pPr>
-        <w:spacing w:line="240" w:lineRule="auto"/>
-        <w:rPr>
-          <w:rFonts w:ascii="Times New Roman" w:hAnsi="Times New Roman"/>
-          <w:sz w:val="24"/>
-        </w:rPr>
-      </w:pPr>
-      <w:r>
-        <w:rPr>
-          <w:rFonts w:ascii="Times New Roman" w:hAnsi="Times New Roman"/>
-          <w:sz w:val="24"/>
-        </w:rPr>
-        <w:t xml:space="preserve">І нині, і повсякчас, і на віки </w:t>
-      </w:r>
-      <w:r>
-        <w:rPr>
-          <w:rFonts w:ascii="Times New Roman" w:hAnsi="Times New Roman"/>
-          <w:sz w:val="24"/>
-        </w:rPr>
-        <w:t>віків.</w:t>
-      </w:r>
-      <w:r>
-        <w:rPr>
-          <w:rFonts w:ascii="Times New Roman" w:hAnsi="Times New Roman"/>
-          <w:sz w:val="24"/>
-        </w:rPr>
-        <w:t xml:space="preserve"> Амінь.</w:t>
-      </w:r>
-    </w:p>
-    <w:p>
-      <w:pPr>
-        <w:spacing w:line="240" w:lineRule="auto"/>
-        <w:rPr>
-          <w:rFonts w:ascii="Times New Roman" w:hAnsi="Times New Roman"/>
-          <w:sz w:val="24"/>
-        </w:rPr>
-      </w:pPr>
-      <w:r>
-        <w:rPr>
-          <w:rFonts w:ascii="Times New Roman" w:hAnsi="Times New Roman"/>
-          <w:sz w:val="24"/>
-        </w:rPr>
-        <w:t xml:space="preserve">Як нам називати тебе, Благодатна?* Небом? – Ти бо </w:t>
-      </w:r>
-      <w:proofErr w:type="spellStart"/>
-      <w:r>
-        <w:rPr>
-          <w:rFonts w:ascii="Times New Roman" w:hAnsi="Times New Roman"/>
-          <w:sz w:val="24"/>
-        </w:rPr>
-        <w:t>випромінила</w:t>
-      </w:r>
-      <w:proofErr w:type="spellEnd"/>
-      <w:r>
-        <w:rPr>
-          <w:rFonts w:ascii="Times New Roman" w:hAnsi="Times New Roman"/>
-          <w:sz w:val="24"/>
-        </w:rPr>
-        <w:t xml:space="preserve"> Сонце Правди.* Раєм? Ти бо виростила нам Квіт нетління.* Дівою – Ти бо зосталася нетлінна.* Чистою Матір'ю? – Ти бо носила у святих обіймах твоїх Сина, всіх Бога.* Його ж моли, щоб спас душі наші.</w:t>
-      </w:r>
-    </w:p>
-    <w:p>
-      <w:pPr>
-        <w:spacing w:line="240" w:lineRule="auto"/>
-        <w:jc w:val="center"/>
-        <w:rPr>
-          <w:rFonts w:ascii="Times New Roman" w:hAnsi="Times New Roman"/>
-          <w:i/>
-          <w:sz w:val="24"/>
-        </w:rPr>
-      </w:pPr>
-      <w:r>
-        <w:rPr>
-          <w:rFonts w:ascii="Times New Roman" w:hAnsi="Times New Roman"/>
-          <w:i/>
-          <w:color w:val="FF0000"/>
-          <w:sz w:val="24"/>
-        </w:rPr>
-        <w:t>*****</w:t>
-      </w:r>
-    </w:p>
-    <w:p>
-      <w:pPr>
-        <w:spacing w:line="240" w:lineRule="auto"/>
-        <w:rPr>
-          <w:rFonts w:ascii="Times New Roman" w:hAnsi="Times New Roman"/>
-          <w:sz w:val="24"/>
-        </w:rPr>
-      </w:pPr>
-      <w:r>
-        <w:rPr>
-          <w:rFonts w:ascii="Times New Roman" w:hAnsi="Times New Roman"/>
-          <w:sz w:val="24"/>
-        </w:rPr>
-        <w:t xml:space="preserve">Стопи мої спрямуй за твоїм словом,* і ніяке беззаконня нехай не запанує наді мною. Визволь мене від людської обмови,* і я твої заповіді пильнуватиму. Світи своїм обличчям на слугу твого,* і навчи мене установ твоїх. </w:t>
-      </w:r>
-      <w:r>
-        <w:rPr>
-          <w:rFonts w:ascii="Times New Roman" w:hAnsi="Times New Roman"/>
-          <w:i/>
-          <w:color w:val="FF0000"/>
-          <w:sz w:val="24"/>
-        </w:rPr>
-        <w:t>(Пс. 118: 133-135)</w:t>
-      </w:r>
-    </w:p>
-    <w:p>
-      <w:pPr>
-        <w:spacing w:line="240" w:lineRule="auto"/>
-        <w:rPr>
-          <w:rFonts w:ascii="Times New Roman" w:hAnsi="Times New Roman"/>
-          <w:sz w:val="24"/>
-        </w:rPr>
-      </w:pPr>
-      <w:r>
-        <w:rPr>
-          <w:rFonts w:ascii="Times New Roman" w:hAnsi="Times New Roman"/>
-          <w:sz w:val="24"/>
-        </w:rPr>
-        <w:t xml:space="preserve">Нехай наповняться уста мої хвалою твоєю, Господи,* щоб оспівувати славу твою, увесь день – величність твою. </w:t>
-      </w:r>
-      <w:r>
-        <w:rPr>
-          <w:rFonts w:ascii="Times New Roman" w:hAnsi="Times New Roman"/>
-          <w:i/>
-          <w:color w:val="FF0000"/>
-          <w:sz w:val="24"/>
-        </w:rPr>
-        <w:t>(Пс. 70: 8)</w:t>
-      </w:r>
-    </w:p>
-    <w:p>
-      <w:pPr>
-        <w:spacing w:line="240" w:lineRule="auto"/>
-        <w:jc w:val="center"/>
-        <w:rPr>
-          <w:rFonts w:ascii="Times New Roman" w:hAnsi="Times New Roman"/>
-          <w:sz w:val="24"/>
-        </w:rPr>
-      </w:pPr>
-      <w:r>
-        <w:rPr>
-          <w:rFonts w:ascii="Times New Roman" w:hAnsi="Times New Roman"/>
-          <w:i/>
-          <w:color w:val="FF0000"/>
-          <w:sz w:val="24"/>
-        </w:rPr>
-        <w:t>*****</w:t>
-      </w:r>
-    </w:p>
-    <w:p>
-      <w:pPr>
-        <w:spacing w:line="240" w:lineRule="auto"/>
-        <w:rPr>
-          <w:rFonts w:ascii="Times New Roman" w:hAnsi="Times New Roman"/>
-          <w:sz w:val="24"/>
-        </w:rPr>
-      </w:pPr>
-      <w:r>
-        <w:rPr>
-          <w:rFonts w:ascii="Times New Roman" w:hAnsi="Times New Roman"/>
-          <w:sz w:val="24"/>
-        </w:rPr>
-        <w:t xml:space="preserve">Святий Боже, святий Кріпкий, святий Безсмертний, помилуй нас </w:t>
-      </w:r>
-      <w:r>
-        <w:rPr>
-          <w:rFonts w:ascii="Times New Roman" w:hAnsi="Times New Roman"/>
-          <w:i/>
-          <w:color w:val="FF0000"/>
-          <w:sz w:val="24"/>
-        </w:rPr>
-        <w:t>(3 р.)</w:t>
-      </w:r>
-      <w:r>
-        <w:rPr>
-          <w:rFonts w:ascii="Times New Roman" w:hAnsi="Times New Roman"/>
-          <w:sz w:val="24"/>
-        </w:rPr>
-        <w:t>.</w:t>
-      </w:r>
-    </w:p>
-    <w:p>
-      <w:pPr>
-        <w:spacing w:line="240" w:lineRule="auto"/>
-        <w:rPr>
-          <w:rFonts w:ascii="Times New Roman" w:hAnsi="Times New Roman"/>
-          <w:sz w:val="24"/>
-        </w:rPr>
-      </w:pPr>
-      <w:r>
-        <w:rPr>
-          <w:rFonts w:ascii="Times New Roman" w:hAnsi="Times New Roman"/>
-          <w:sz w:val="24"/>
-        </w:rPr>
-        <w:t xml:space="preserve">Слава Отцю, і Сину, і Святому Духові,* </w:t>
-      </w:r>
-      <w:r>
-        <w:rPr>
-          <w:rFonts w:ascii="Times New Roman" w:hAnsi="Times New Roman"/>
-          <w:sz w:val="24"/>
-        </w:rPr>
-        <w:t>і нині, і повсякчас</w:t>
-      </w:r>
-      <w:r>
-        <w:rPr>
-          <w:rFonts w:ascii="Times New Roman" w:hAnsi="Times New Roman"/>
-          <w:sz w:val="24"/>
-        </w:rPr>
-        <w:t xml:space="preserve">, і на віки </w:t>
-      </w:r>
-      <w:r>
-        <w:rPr>
-          <w:rFonts w:ascii="Times New Roman" w:hAnsi="Times New Roman"/>
-          <w:sz w:val="24"/>
-        </w:rPr>
-        <w:t>віків.</w:t>
-      </w:r>
-      <w:r>
-        <w:rPr>
-          <w:rFonts w:ascii="Times New Roman" w:hAnsi="Times New Roman"/>
-          <w:sz w:val="24"/>
-        </w:rPr>
-        <w:t xml:space="preserve"> Амінь.</w:t>
-      </w:r>
-    </w:p>
-    <w:p>
-      <w:pPr>
-        <w:spacing w:line="240" w:lineRule="auto"/>
-        <w:rPr>
-          <w:rFonts w:ascii="Times New Roman" w:hAnsi="Times New Roman"/>
-          <w:sz w:val="24"/>
-        </w:rPr>
-      </w:pPr>
-      <w:r>
-        <w:rPr>
-          <w:rFonts w:ascii="Times New Roman" w:hAnsi="Times New Roman"/>
-          <w:sz w:val="24"/>
-        </w:rPr>
-        <w:t xml:space="preserve">Пресвята </w:t>
-      </w:r>
-      <w:proofErr w:type="spellStart"/>
-      <w:r>
-        <w:rPr>
-          <w:rFonts w:ascii="Times New Roman" w:hAnsi="Times New Roman"/>
-          <w:sz w:val="24"/>
-        </w:rPr>
-        <w:t>Тройце</w:t>
-      </w:r>
-      <w:proofErr w:type="spellEnd"/>
-      <w:r>
-        <w:rPr>
-          <w:rFonts w:ascii="Times New Roman" w:hAnsi="Times New Roman"/>
-          <w:sz w:val="24"/>
-        </w:rPr>
-        <w:t xml:space="preserve">, помилуй нас;* Господи, очисти гріхи наші;* Владико, прости беззаконня наші;* Святий, завітай і зціли </w:t>
-      </w:r>
-      <w:proofErr w:type="spellStart"/>
-      <w:r>
-        <w:rPr>
-          <w:rFonts w:ascii="Times New Roman" w:hAnsi="Times New Roman"/>
-          <w:sz w:val="24"/>
-        </w:rPr>
-        <w:t>немочі</w:t>
-      </w:r>
-      <w:proofErr w:type="spellEnd"/>
-      <w:r>
-        <w:rPr>
-          <w:rFonts w:ascii="Times New Roman" w:hAnsi="Times New Roman"/>
-          <w:sz w:val="24"/>
-        </w:rPr>
-        <w:t xml:space="preserve"> наші </w:t>
-      </w:r>
-      <w:proofErr w:type="spellStart"/>
-      <w:r>
-        <w:rPr>
-          <w:rFonts w:ascii="Times New Roman" w:hAnsi="Times New Roman"/>
-          <w:sz w:val="24"/>
-        </w:rPr>
-        <w:t>імени</w:t>
-      </w:r>
-      <w:proofErr w:type="spellEnd"/>
-      <w:r>
-        <w:rPr>
-          <w:rFonts w:ascii="Times New Roman" w:hAnsi="Times New Roman"/>
-          <w:sz w:val="24"/>
-        </w:rPr>
-        <w:t xml:space="preserve"> твого ради.</w:t>
-      </w:r>
-    </w:p>
-    <w:p>
-      <w:pPr>
-        <w:spacing w:line="240" w:lineRule="auto"/>
-        <w:rPr>
-          <w:rFonts w:ascii="Times New Roman" w:hAnsi="Times New Roman"/>
-          <w:sz w:val="24"/>
-        </w:rPr>
-      </w:pPr>
-      <w:r>
-        <w:rPr>
-          <w:rFonts w:ascii="Times New Roman" w:hAnsi="Times New Roman"/>
-          <w:sz w:val="24"/>
-        </w:rPr>
-        <w:t xml:space="preserve">Господи, помилуй </w:t>
-      </w:r>
-      <w:r>
-        <w:rPr>
-          <w:rFonts w:ascii="Times New Roman" w:hAnsi="Times New Roman"/>
-          <w:i/>
-          <w:color w:val="FF0000"/>
-          <w:sz w:val="24"/>
-        </w:rPr>
-        <w:t>(3 р.)</w:t>
-      </w:r>
-      <w:r>
-        <w:rPr>
-          <w:rFonts w:ascii="Times New Roman" w:hAnsi="Times New Roman"/>
-          <w:sz w:val="24"/>
-        </w:rPr>
-        <w:t>.</w:t>
-      </w:r>
-    </w:p>
-    <w:p>
-      <w:pPr>
-        <w:spacing w:line="240" w:lineRule="auto"/>
-        <w:rPr>
-          <w:rFonts w:ascii="Times New Roman" w:hAnsi="Times New Roman"/>
-          <w:sz w:val="24"/>
-        </w:rPr>
-      </w:pPr>
-      <w:r>
-        <w:rPr>
-          <w:rFonts w:ascii="Times New Roman" w:hAnsi="Times New Roman"/>
-          <w:sz w:val="24"/>
-        </w:rPr>
-        <w:t xml:space="preserve">Слава Отцю, і Сину, і Святому Духові,* </w:t>
-      </w:r>
-      <w:r>
-        <w:rPr>
-          <w:rFonts w:ascii="Times New Roman" w:hAnsi="Times New Roman"/>
-          <w:sz w:val="24"/>
-        </w:rPr>
-        <w:t>і нині, і повсякчас</w:t>
-      </w:r>
-      <w:r>
-        <w:rPr>
-          <w:rFonts w:ascii="Times New Roman" w:hAnsi="Times New Roman"/>
-          <w:sz w:val="24"/>
-        </w:rPr>
-        <w:t xml:space="preserve">, і на віки </w:t>
-      </w:r>
-      <w:r>
-        <w:rPr>
-          <w:rFonts w:ascii="Times New Roman" w:hAnsi="Times New Roman"/>
-          <w:sz w:val="24"/>
-        </w:rPr>
-        <w:t>віків.</w:t>
-      </w:r>
-      <w:r>
-        <w:rPr>
-          <w:rFonts w:ascii="Times New Roman" w:hAnsi="Times New Roman"/>
-          <w:sz w:val="24"/>
-        </w:rPr>
-        <w:t xml:space="preserve"> Амінь.</w:t>
-      </w:r>
-    </w:p>
-    <w:p>
-      <w:pPr>
-        <w:spacing w:line="240" w:lineRule="auto"/>
-        <w:rPr>
-          <w:rFonts w:ascii="Times New Roman" w:hAnsi="Times New Roman"/>
-          <w:sz w:val="24"/>
-        </w:rPr>
-      </w:pPr>
-      <w:r>
-        <w:rPr>
-          <w:rFonts w:ascii="Times New Roman" w:hAnsi="Times New Roman"/>
-          <w:sz w:val="24"/>
-        </w:rPr>
         <w:t>Отче наш, що єси на небесах,* нехай святиться ім’я твоє,* нехай прийде царство твоє,* нехай буде воля твоя, як на небі, так і на землі.* Хліб наш насущний дай нам сьогодні,* і прости нам провини наші,* як і ми прощаємо винуватцям нашим,* і не введи нас у спокусу,* але визволи нас від лукавого.</w:t>
       </w:r>
     </w:p>
     <w:p>
       <w:pPr>
-        <w:spacing w:line="240" w:lineRule="auto"/>
-        <w:rPr>
-          <w:rFonts w:ascii="Times New Roman" w:hAnsi="Times New Roman"/>
-          <w:sz w:val="24"/>
-        </w:rPr>
-      </w:pPr>
-      <w:r>
-        <w:rPr>
-          <w:rFonts w:ascii="Times New Roman" w:hAnsi="Times New Roman"/>
-          <w:i/>
-          <w:color w:val="FF0000"/>
-          <w:sz w:val="24"/>
-        </w:rPr>
-        <w:t xml:space="preserve">Священик: </w:t>
-      </w:r>
-      <w:r>
-        <w:rPr>
-          <w:rFonts w:ascii="Times New Roman" w:hAnsi="Times New Roman"/>
-          <w:sz w:val="24"/>
-        </w:rPr>
-        <w:t xml:space="preserve">Бо твоє є царство, і сила, і слава, Отця, і Сина, і Святого Духа, нині і повсякчас, і на віки </w:t>
-      </w:r>
-      <w:r>
-        <w:rPr>
-          <w:rFonts w:ascii="Times New Roman" w:hAnsi="Times New Roman"/>
-          <w:sz w:val="24"/>
-        </w:rPr>
-        <w:t>віків.</w:t>
+        <w:pStyle w:val="a"/>
+        <w:spacing w:after="120"/>
+      </w:pPr>
+      <w:r>
+        <w:rPr>
+          <w:rFonts w:ascii="Times New Roman" w:hAnsi="Times New Roman"/>
+          <w:i/>
+          <w:color w:val="FF0000"/>
+          <w:sz w:val="24"/>
+        </w:rPr>
+        <w:t>Священ</w:t>
+      </w:r>
+      <w:r>
+        <w:rPr>
+          <w:rFonts w:ascii="Times New Roman" w:hAnsi="Times New Roman"/>
+          <w:i/>
+          <w:color w:val="FF0000"/>
+          <w:sz w:val="24"/>
+        </w:rPr>
+        <w:t>н</w:t>
+      </w:r>
+      <w:r>
+        <w:rPr>
+          <w:rFonts w:ascii="Times New Roman" w:hAnsi="Times New Roman"/>
+          <w:i/>
+          <w:color w:val="FF0000"/>
+          <w:sz w:val="24"/>
+        </w:rPr>
+        <w:t>ик:</w:t>
+      </w:r>
+      <w:r>
+        <w:rPr>
+          <w:rFonts w:ascii="Times New Roman" w:hAnsi="Times New Roman"/>
+          <w:sz w:val="24"/>
+        </w:rPr>
+        <w:t xml:space="preserve"> Бо Твоє є царство, і сила, і слава, Отця, і Сина, і Святого Духа, нині, і повсякчас, і на віки віків.</w:t>
       </w:r>
     </w:p>
     <w:p>
@@ -2132,21 +1997,7 @@
           <w:rFonts w:ascii="Times New Roman" w:hAnsi="Times New Roman"/>
           <w:sz w:val="24"/>
         </w:rPr>
-        <w:t xml:space="preserve">Слава Отцю, і Сину, і Святому Духові,* </w:t>
-      </w:r>
-      <w:r>
-        <w:rPr>
-          <w:rFonts w:ascii="Times New Roman" w:hAnsi="Times New Roman"/>
-          <w:sz w:val="24"/>
-        </w:rPr>
-        <w:t>і нині, і повсякчас</w:t>
-      </w:r>
-      <w:r>
-        <w:rPr>
-          <w:rFonts w:ascii="Times New Roman" w:hAnsi="Times New Roman"/>
-          <w:sz w:val="24"/>
-        </w:rPr>
-        <w:t xml:space="preserve">, і на віки </w:t>
+        <w:t xml:space="preserve">Слава Отцю, і Сину, і Святому Духові,* і нині і повсякчас, і на віки </w:t>
       </w:r>
       <w:r>
         <w:rPr>
@@ -2391,21 +2242,7 @@
           <w:rFonts w:ascii="Times New Roman" w:hAnsi="Times New Roman"/>
           <w:sz w:val="24"/>
         </w:rPr>
-        <w:t xml:space="preserve">Слава Отцю, і Сину, і Святому Духові,* </w:t>
-      </w:r>
-      <w:r>
-        <w:rPr>
-          <w:rFonts w:ascii="Times New Roman" w:hAnsi="Times New Roman"/>
-          <w:sz w:val="24"/>
-        </w:rPr>
-        <w:t>і нині, і повсякчас</w:t>
-      </w:r>
-      <w:r>
-        <w:rPr>
-          <w:rFonts w:ascii="Times New Roman" w:hAnsi="Times New Roman"/>
-          <w:sz w:val="24"/>
-        </w:rPr>
-        <w:t xml:space="preserve">, і на віки </w:t>
+        <w:t xml:space="preserve">Слава Отцю, і Сину, і Святому Духові,* і нині і повсякчас, і на віки </w:t>
       </w:r>
       <w:r>
         <w:rPr>
@@ -2506,7 +2343,7 @@
     </w:p>
     <w:p>
       <w:pPr>
-        <w:pStyle w:val="2"/>
+        <w:pStyle w:val="Heading2"/>
         <w:spacing w:line="240" w:lineRule="auto"/>
         <w:jc w:val="center"/>
         <w:rPr>
@@ -2597,18 +2434,218 @@
     </w:p>
     <w:p>
       <w:pPr>
-        <w:spacing w:line="240" w:lineRule="auto"/>
-        <w:rPr>
-          <w:rFonts w:ascii="Times New Roman" w:hAnsi="Times New Roman"/>
-          <w:sz w:val="24"/>
-        </w:rPr>
-      </w:pPr>
-      <w:r>
-        <w:rPr>
-          <w:rFonts w:ascii="Times New Roman" w:hAnsi="Times New Roman"/>
-          <w:sz w:val="24"/>
-        </w:rPr>
-        <w:t>Царю небесний, утішителю, Душе істини,* що всюди єси і все наповняєш,* скарбе дібр і життя подателю,* прийди і вселися в нас,* і очисти нас від усякої скверни,* і спаси, Благий, душі наші.</w:t>
+        <w:pStyle w:val="a"/>
+        <w:spacing w:after="120"/>
+      </w:pPr>
+      <w:r>
+        <w:rPr>
+          <w:rFonts w:ascii="Times New Roman" w:hAnsi="Times New Roman"/>
+          <w:sz w:val="24"/>
+        </w:rPr>
+        <w:t>Ца́рю</w:t>
+      </w:r>
+      <w:r>
+        <w:rPr>
+          <w:rFonts w:ascii="Times New Roman" w:hAnsi="Times New Roman"/>
+          <w:sz w:val="24"/>
+        </w:rPr>
+        <w:t xml:space="preserve"> </w:t>
+      </w:r>
+      <w:r>
+        <w:rPr>
+          <w:rFonts w:ascii="Times New Roman" w:hAnsi="Times New Roman"/>
+          <w:sz w:val="24"/>
+        </w:rPr>
+        <w:t>небе́сний</w:t>
+      </w:r>
+      <w:r>
+        <w:rPr>
+          <w:rFonts w:ascii="Times New Roman" w:hAnsi="Times New Roman"/>
+          <w:sz w:val="24"/>
+        </w:rPr>
+        <w:t xml:space="preserve">, </w:t>
+      </w:r>
+      <w:r>
+        <w:rPr>
+          <w:rFonts w:ascii="Times New Roman" w:hAnsi="Times New Roman"/>
+          <w:sz w:val="24"/>
+        </w:rPr>
+        <w:t>утіши́телю</w:t>
+      </w:r>
+      <w:r>
+        <w:rPr>
+          <w:rFonts w:ascii="Times New Roman" w:hAnsi="Times New Roman"/>
+          <w:sz w:val="24"/>
+        </w:rPr>
+        <w:t xml:space="preserve">, </w:t>
+      </w:r>
+      <w:r>
+        <w:rPr>
+          <w:rFonts w:ascii="Times New Roman" w:hAnsi="Times New Roman"/>
+          <w:sz w:val="24"/>
+        </w:rPr>
+        <w:t>Ду́ше</w:t>
+      </w:r>
+      <w:r>
+        <w:rPr>
+          <w:rFonts w:ascii="Times New Roman" w:hAnsi="Times New Roman"/>
+          <w:sz w:val="24"/>
+        </w:rPr>
+        <w:t xml:space="preserve"> íстини,* що </w:t>
+      </w:r>
+      <w:r>
+        <w:rPr>
+          <w:rFonts w:ascii="Times New Roman" w:hAnsi="Times New Roman"/>
+          <w:sz w:val="24"/>
+        </w:rPr>
+        <w:t>всю́ди</w:t>
+      </w:r>
+      <w:r>
+        <w:rPr>
+          <w:rFonts w:ascii="Times New Roman" w:hAnsi="Times New Roman"/>
+          <w:sz w:val="24"/>
+        </w:rPr>
+        <w:t xml:space="preserve"> єси́ і все </w:t>
+      </w:r>
+      <w:r>
+        <w:rPr>
+          <w:rFonts w:ascii="Times New Roman" w:hAnsi="Times New Roman"/>
+          <w:sz w:val="24"/>
+        </w:rPr>
+        <w:t>наповня́єш</w:t>
+      </w:r>
+      <w:r>
+        <w:rPr>
+          <w:rFonts w:ascii="Times New Roman" w:hAnsi="Times New Roman"/>
+          <w:sz w:val="24"/>
+        </w:rPr>
+        <w:t xml:space="preserve">,* </w:t>
+      </w:r>
+      <w:r>
+        <w:rPr>
+          <w:rFonts w:ascii="Times New Roman" w:hAnsi="Times New Roman"/>
+          <w:sz w:val="24"/>
+        </w:rPr>
+        <w:t>скарбни́це</w:t>
+      </w:r>
+      <w:r>
+        <w:rPr>
+          <w:rFonts w:ascii="Times New Roman" w:hAnsi="Times New Roman"/>
+          <w:sz w:val="24"/>
+        </w:rPr>
+        <w:t xml:space="preserve"> благ і життя́ </w:t>
+      </w:r>
+      <w:r>
+        <w:rPr>
+          <w:rFonts w:ascii="Times New Roman" w:hAnsi="Times New Roman"/>
+          <w:sz w:val="24"/>
+        </w:rPr>
+        <w:t>пода́телю</w:t>
+      </w:r>
+      <w:r>
+        <w:rPr>
+          <w:rFonts w:ascii="Times New Roman" w:hAnsi="Times New Roman"/>
+          <w:sz w:val="24"/>
+        </w:rPr>
+        <w:t xml:space="preserve">,* прийди́, і </w:t>
+      </w:r>
+      <w:r>
+        <w:rPr>
+          <w:rFonts w:ascii="Times New Roman" w:hAnsi="Times New Roman"/>
+          <w:sz w:val="24"/>
+        </w:rPr>
+        <w:t>всели́ся</w:t>
+      </w:r>
+      <w:r>
+        <w:rPr>
+          <w:rFonts w:ascii="Times New Roman" w:hAnsi="Times New Roman"/>
+          <w:sz w:val="24"/>
+        </w:rPr>
+        <w:t xml:space="preserve"> в нас,* і </w:t>
+      </w:r>
+      <w:r>
+        <w:rPr>
+          <w:rFonts w:ascii="Times New Roman" w:hAnsi="Times New Roman"/>
+          <w:sz w:val="24"/>
+        </w:rPr>
+        <w:t>очи́сти</w:t>
+      </w:r>
+      <w:r>
+        <w:rPr>
+          <w:rFonts w:ascii="Times New Roman" w:hAnsi="Times New Roman"/>
+          <w:sz w:val="24"/>
+        </w:rPr>
+        <w:t xml:space="preserve"> нас від </w:t>
+      </w:r>
+      <w:r>
+        <w:rPr>
+          <w:rFonts w:ascii="Times New Roman" w:hAnsi="Times New Roman"/>
+          <w:sz w:val="24"/>
+        </w:rPr>
+        <w:t>уся́кої</w:t>
+      </w:r>
+      <w:r>
+        <w:rPr>
+          <w:rFonts w:ascii="Times New Roman" w:hAnsi="Times New Roman"/>
+          <w:sz w:val="24"/>
+        </w:rPr>
+        <w:t xml:space="preserve"> </w:t>
+      </w:r>
+      <w:r>
+        <w:rPr>
+          <w:rFonts w:ascii="Times New Roman" w:hAnsi="Times New Roman"/>
+          <w:sz w:val="24"/>
+        </w:rPr>
+        <w:t>скве́рни</w:t>
+      </w:r>
+      <w:r>
+        <w:rPr>
+          <w:rFonts w:ascii="Times New Roman" w:hAnsi="Times New Roman"/>
+          <w:sz w:val="24"/>
+        </w:rPr>
+        <w:t xml:space="preserve">,* і спаси́, </w:t>
+      </w:r>
+      <w:r>
+        <w:rPr>
+          <w:rFonts w:ascii="Times New Roman" w:hAnsi="Times New Roman"/>
+          <w:sz w:val="24"/>
+        </w:rPr>
+        <w:t>благи́й</w:t>
+      </w:r>
+      <w:r>
+        <w:rPr>
+          <w:rFonts w:ascii="Times New Roman" w:hAnsi="Times New Roman"/>
+          <w:sz w:val="24"/>
+        </w:rPr>
+        <w:t xml:space="preserve">, </w:t>
+      </w:r>
+      <w:r>
+        <w:rPr>
+          <w:rFonts w:ascii="Times New Roman" w:hAnsi="Times New Roman"/>
+          <w:sz w:val="24"/>
+        </w:rPr>
+        <w:t>ду́ші</w:t>
+      </w:r>
+      <w:r>
+        <w:rPr>
+          <w:rFonts w:ascii="Times New Roman" w:hAnsi="Times New Roman"/>
+          <w:sz w:val="24"/>
+        </w:rPr>
+        <w:t xml:space="preserve"> </w:t>
+      </w:r>
+      <w:r>
+        <w:rPr>
+          <w:rFonts w:ascii="Times New Roman" w:hAnsi="Times New Roman"/>
+          <w:sz w:val="24"/>
+        </w:rPr>
+        <w:t>на́ші</w:t>
+      </w:r>
+      <w:r>
+        <w:rPr>
+          <w:rFonts w:ascii="Times New Roman" w:hAnsi="Times New Roman"/>
+          <w:sz w:val="24"/>
+        </w:rPr>
+        <w:t>.</w:t>
       </w:r>
     </w:p>
     <w:p>
@@ -2656,21 +2693,7 @@
           <w:rFonts w:ascii="Times New Roman" w:hAnsi="Times New Roman"/>
           <w:sz w:val="24"/>
         </w:rPr>
-        <w:t xml:space="preserve">Слава Отцю, і Сину, і Святому Духові,* </w:t>
-      </w:r>
-      <w:r>
-        <w:rPr>
-          <w:rFonts w:ascii="Times New Roman" w:hAnsi="Times New Roman"/>
-          <w:sz w:val="24"/>
-        </w:rPr>
-        <w:t>і нині, і повсякчас</w:t>
-      </w:r>
-      <w:r>
-        <w:rPr>
-          <w:rFonts w:ascii="Times New Roman" w:hAnsi="Times New Roman"/>
-          <w:sz w:val="24"/>
-        </w:rPr>
-        <w:t xml:space="preserve">, і на віки </w:t>
+        <w:t xml:space="preserve">Слава Отцю, і Сину, і Святому Духові,* і нині і повсякчас, і на віки </w:t>
       </w:r>
       <w:r>
         <w:rPr>
@@ -2700,55 +2723,7 @@
           <w:rFonts w:ascii="Times New Roman" w:hAnsi="Times New Roman"/>
           <w:sz w:val="24"/>
         </w:rPr>
-        <w:t xml:space="preserve">Пресвята </w:t>
-      </w:r>
-      <w:proofErr w:type="spellStart"/>
-      <w:r>
-        <w:rPr>
-          <w:rFonts w:ascii="Times New Roman" w:hAnsi="Times New Roman"/>
-          <w:sz w:val="24"/>
-        </w:rPr>
-        <w:t>Тройце</w:t>
-      </w:r>
-      <w:proofErr w:type="spellEnd"/>
-      <w:r>
-        <w:rPr>
-          <w:rFonts w:ascii="Times New Roman" w:hAnsi="Times New Roman"/>
-          <w:sz w:val="24"/>
-        </w:rPr>
-        <w:t xml:space="preserve">, помилуй нас;* Господи, очисти гріхи наші;* Владико, прости беззаконня наші;* Святий, завітай і зціли </w:t>
-      </w:r>
-      <w:proofErr w:type="spellStart"/>
-      <w:r>
-        <w:rPr>
-          <w:rFonts w:ascii="Times New Roman" w:hAnsi="Times New Roman"/>
-          <w:sz w:val="24"/>
-        </w:rPr>
-        <w:t>немочі</w:t>
-      </w:r>
-      <w:proofErr w:type="spellEnd"/>
-      <w:r>
-        <w:rPr>
-          <w:rFonts w:ascii="Times New Roman" w:hAnsi="Times New Roman"/>
-          <w:sz w:val="24"/>
-        </w:rPr>
-        <w:t xml:space="preserve"> наші </w:t>
-      </w:r>
-      <w:proofErr w:type="spellStart"/>
-      <w:r>
-        <w:rPr>
-          <w:rFonts w:ascii="Times New Roman" w:hAnsi="Times New Roman"/>
-          <w:sz w:val="24"/>
-        </w:rPr>
-        <w:t>імени</w:t>
-      </w:r>
-      <w:proofErr w:type="spellEnd"/>
-      <w:r>
-        <w:rPr>
-          <w:rFonts w:ascii="Times New Roman" w:hAnsi="Times New Roman"/>
-          <w:sz w:val="24"/>
-        </w:rPr>
-        <w:t xml:space="preserve"> твого ради.</w:t>
+        <w:t>Пресвята Тройце, помилуй нас;* Господи, очисти гріхи наші;* Владико, прости беззаконня наші;* Святий, завітай і зціли немочі наші імени твого ради.</w:t>
       </w:r>
     </w:p>
     <w:p>
@@ -2796,21 +2771,7 @@
           <w:rFonts w:ascii="Times New Roman" w:hAnsi="Times New Roman"/>
           <w:sz w:val="24"/>
         </w:rPr>
-        <w:t xml:space="preserve">Слава Отцю, і Сину, і Святому Духові,* </w:t>
-      </w:r>
-      <w:r>
-        <w:rPr>
-          <w:rFonts w:ascii="Times New Roman" w:hAnsi="Times New Roman"/>
-          <w:sz w:val="24"/>
-        </w:rPr>
-        <w:t>і нині, і повсякчас</w:t>
-      </w:r>
-      <w:r>
-        <w:rPr>
-          <w:rFonts w:ascii="Times New Roman" w:hAnsi="Times New Roman"/>
-          <w:sz w:val="24"/>
-        </w:rPr>
-        <w:t xml:space="preserve">, і на віки </w:t>
+        <w:t xml:space="preserve">Слава Отцю, і Сину, і Святому Духові,* і нині і повсякчас, і на віки </w:t>
       </w:r>
       <w:r>
         <w:rPr>
@@ -2845,27 +2806,115 @@
     </w:p>
     <w:p>
       <w:pPr>
-        <w:spacing w:line="240" w:lineRule="auto"/>
-        <w:rPr>
-          <w:rFonts w:ascii="Times New Roman" w:hAnsi="Times New Roman"/>
-          <w:sz w:val="24"/>
-        </w:rPr>
-      </w:pPr>
-      <w:r>
-        <w:rPr>
-          <w:rFonts w:ascii="Times New Roman" w:hAnsi="Times New Roman"/>
-          <w:i/>
-          <w:color w:val="FF0000"/>
-          <w:sz w:val="24"/>
-        </w:rPr>
-        <w:t xml:space="preserve">Священик: </w:t>
-      </w:r>
-      <w:r>
-        <w:rPr>
-          <w:rFonts w:ascii="Times New Roman" w:hAnsi="Times New Roman"/>
-          <w:sz w:val="24"/>
-        </w:rPr>
-        <w:t xml:space="preserve">Бо твоє є царство, і сила, і слава, Отця, і Сина, і Святого Духа, нині і повсякчас, і на віки </w:t>
+        <w:pStyle w:val="a"/>
+        <w:spacing w:after="120"/>
+      </w:pPr>
+      <w:r>
+        <w:rPr>
+          <w:rFonts w:ascii="Times New Roman" w:hAnsi="Times New Roman"/>
+          <w:i/>
+          <w:color w:val="FF0000"/>
+          <w:sz w:val="24"/>
+        </w:rPr>
+        <w:t>Священ</w:t>
+      </w:r>
+      <w:r>
+        <w:rPr>
+          <w:rFonts w:ascii="Times New Roman" w:hAnsi="Times New Roman"/>
+          <w:i/>
+          <w:color w:val="FF0000"/>
+          <w:sz w:val="24"/>
+        </w:rPr>
+        <w:t>н</w:t>
+      </w:r>
+      <w:r>
+        <w:rPr>
+          <w:rFonts w:ascii="Times New Roman" w:hAnsi="Times New Roman"/>
+          <w:i/>
+          <w:color w:val="FF0000"/>
+          <w:sz w:val="24"/>
+        </w:rPr>
+        <w:t>ик:</w:t>
+      </w:r>
+      <w:r>
+        <w:rPr>
+          <w:rFonts w:ascii="Times New Roman" w:hAnsi="Times New Roman"/>
+          <w:sz w:val="24"/>
+        </w:rPr>
+        <w:t xml:space="preserve"> Бо Твоє є царство, і сила, і слава, Отця, і Сина, і Святого Духа, нині, і повсякчас, і на віки віків.</w:t>
+      </w:r>
+    </w:p>
+    <w:p>
+      <w:pPr>
+        <w:spacing w:line="240" w:lineRule="auto"/>
+        <w:rPr>
+          <w:rFonts w:ascii="Times New Roman" w:hAnsi="Times New Roman"/>
+          <w:sz w:val="24"/>
+        </w:rPr>
+      </w:pPr>
+      <w:r>
+        <w:rPr>
+          <w:rFonts w:ascii="Times New Roman" w:hAnsi="Times New Roman"/>
+          <w:i/>
+          <w:color w:val="FF0000"/>
+          <w:sz w:val="24"/>
+        </w:rPr>
+        <w:t xml:space="preserve">Вірні: </w:t>
+      </w:r>
+      <w:r>
+        <w:rPr>
+          <w:rFonts w:ascii="Times New Roman" w:hAnsi="Times New Roman"/>
+          <w:sz w:val="24"/>
+        </w:rPr>
+        <w:t xml:space="preserve">Амінь. </w:t>
+      </w:r>
+    </w:p>
+    <w:p>
+      <w:pPr>
+        <w:spacing w:line="240" w:lineRule="auto"/>
+        <w:rPr>
+          <w:rFonts w:ascii="Times New Roman" w:hAnsi="Times New Roman"/>
+          <w:sz w:val="24"/>
+        </w:rPr>
+      </w:pPr>
+      <w:r>
+        <w:rPr>
+          <w:rFonts w:ascii="Times New Roman" w:hAnsi="Times New Roman"/>
+          <w:sz w:val="24"/>
+        </w:rPr>
+        <w:t xml:space="preserve">Господи, помилуй </w:t>
+      </w:r>
+      <w:r>
+        <w:rPr>
+          <w:rFonts w:ascii="Times New Roman" w:hAnsi="Times New Roman"/>
+          <w:i/>
+          <w:color w:val="FF0000"/>
+          <w:sz w:val="24"/>
+        </w:rPr>
+        <w:t>(12 р.)</w:t>
+      </w:r>
+      <w:r>
+        <w:rPr>
+          <w:rFonts w:ascii="Times New Roman" w:hAnsi="Times New Roman"/>
+          <w:sz w:val="24"/>
+        </w:rPr>
+        <w:t>.</w:t>
+      </w:r>
+    </w:p>
+    <w:p>
+      <w:pPr>
+        <w:spacing w:line="240" w:lineRule="auto"/>
+        <w:rPr>
+          <w:rFonts w:ascii="Times New Roman" w:hAnsi="Times New Roman"/>
+          <w:sz w:val="24"/>
+        </w:rPr>
+      </w:pPr>
+      <w:r>
+        <w:rPr>
+          <w:rFonts w:ascii="Times New Roman" w:hAnsi="Times New Roman"/>
+          <w:sz w:val="24"/>
+        </w:rPr>
+        <w:t xml:space="preserve">Слава Отцю, і Сину, і Святому Духові,* і нині і повсякчас, і на віки </w:t>
       </w:r>
       <w:r>
         <w:rPr>
@@ -2874,100 +2923,6 @@
         </w:rPr>
         <w:t>віків.</w:t>
       </w:r>
-    </w:p>
-    <w:p>
-      <w:pPr>
-        <w:spacing w:line="240" w:lineRule="auto"/>
-        <w:rPr>
-          <w:rFonts w:ascii="Times New Roman" w:hAnsi="Times New Roman"/>
-          <w:sz w:val="24"/>
-        </w:rPr>
-      </w:pPr>
-      <w:r>
-        <w:rPr>
-          <w:rFonts w:ascii="Times New Roman" w:hAnsi="Times New Roman"/>
-          <w:i/>
-          <w:color w:val="FF0000"/>
-          <w:sz w:val="24"/>
-        </w:rPr>
-        <w:t xml:space="preserve">Вірні: </w:t>
-      </w:r>
-      <w:r>
-        <w:rPr>
-          <w:rFonts w:ascii="Times New Roman" w:hAnsi="Times New Roman"/>
-          <w:sz w:val="24"/>
-        </w:rPr>
-        <w:t xml:space="preserve">Амінь. </w:t>
-      </w:r>
-    </w:p>
-    <w:p>
-      <w:pPr>
-        <w:spacing w:line="240" w:lineRule="auto"/>
-        <w:rPr>
-          <w:rFonts w:ascii="Times New Roman" w:hAnsi="Times New Roman"/>
-          <w:sz w:val="24"/>
-        </w:rPr>
-      </w:pPr>
-      <w:r>
-        <w:rPr>
-          <w:rFonts w:ascii="Times New Roman" w:hAnsi="Times New Roman"/>
-          <w:sz w:val="24"/>
-        </w:rPr>
-        <w:t xml:space="preserve">Господи, помилуй </w:t>
-      </w:r>
-      <w:r>
-        <w:rPr>
-          <w:rFonts w:ascii="Times New Roman" w:hAnsi="Times New Roman"/>
-          <w:i/>
-          <w:color w:val="FF0000"/>
-          <w:sz w:val="24"/>
-        </w:rPr>
-        <w:t>(12 р.)</w:t>
-      </w:r>
-      <w:r>
-        <w:rPr>
-          <w:rFonts w:ascii="Times New Roman" w:hAnsi="Times New Roman"/>
-          <w:sz w:val="24"/>
-        </w:rPr>
-        <w:t>.</w:t>
-      </w:r>
-    </w:p>
-    <w:p>
-      <w:pPr>
-        <w:spacing w:line="240" w:lineRule="auto"/>
-        <w:rPr>
-          <w:rFonts w:ascii="Times New Roman" w:hAnsi="Times New Roman"/>
-          <w:sz w:val="24"/>
-        </w:rPr>
-      </w:pPr>
-      <w:r>
-        <w:rPr>
-          <w:rFonts w:ascii="Times New Roman" w:hAnsi="Times New Roman"/>
-          <w:sz w:val="24"/>
-        </w:rPr>
-        <w:t xml:space="preserve">Слава Отцю, і Сину, і Святому Духові,* </w:t>
-      </w:r>
-      <w:r>
-        <w:rPr>
-          <w:rFonts w:ascii="Times New Roman" w:hAnsi="Times New Roman"/>
-          <w:sz w:val="24"/>
-        </w:rPr>
-        <w:t>і нині, і повсякчас</w:t>
-      </w:r>
-      <w:r>
-        <w:rPr>
-          <w:rFonts w:ascii="Times New Roman" w:hAnsi="Times New Roman"/>
-          <w:sz w:val="24"/>
-        </w:rPr>
-        <w:t xml:space="preserve">, і на віки </w:t>
-      </w:r>
-      <w:r>
-        <w:rPr>
-          <w:rFonts w:ascii="Times New Roman" w:hAnsi="Times New Roman"/>
-          <w:sz w:val="24"/>
-        </w:rPr>
-        <w:t>віків.</w:t>
-      </w:r>
       <w:r>
         <w:rPr>
           <w:rFonts w:ascii="Times New Roman" w:hAnsi="Times New Roman"/>
@@ -3090,55 +3045,23 @@
           <w:rFonts w:ascii="Times New Roman" w:hAnsi="Times New Roman"/>
           <w:sz w:val="24"/>
         </w:rPr>
-        <w:t xml:space="preserve">Як вивідаєш моє серце, навідаєшся вночі до мене, вогнем мене випробуєш,* </w:t>
-      </w:r>
-      <w:proofErr w:type="spellStart"/>
-      <w:r>
-        <w:rPr>
-          <w:rFonts w:ascii="Times New Roman" w:hAnsi="Times New Roman"/>
-          <w:sz w:val="24"/>
-        </w:rPr>
-        <w:t>несправедливости</w:t>
-      </w:r>
-      <w:proofErr w:type="spellEnd"/>
-      <w:r>
-        <w:rPr>
-          <w:rFonts w:ascii="Times New Roman" w:hAnsi="Times New Roman"/>
-          <w:sz w:val="24"/>
-        </w:rPr>
-        <w:t xml:space="preserve"> в мені не знайдеш.</w:t>
-      </w:r>
-    </w:p>
-    <w:p>
-      <w:pPr>
-        <w:spacing w:line="240" w:lineRule="auto"/>
-        <w:rPr>
-          <w:rFonts w:ascii="Times New Roman" w:hAnsi="Times New Roman"/>
-          <w:sz w:val="24"/>
-        </w:rPr>
-      </w:pPr>
-      <w:r>
-        <w:rPr>
-          <w:rFonts w:ascii="Times New Roman" w:hAnsi="Times New Roman"/>
-          <w:sz w:val="24"/>
-        </w:rPr>
-        <w:t xml:space="preserve">Уста мої не согрішили людським </w:t>
-      </w:r>
-      <w:proofErr w:type="spellStart"/>
-      <w:r>
-        <w:rPr>
-          <w:rFonts w:ascii="Times New Roman" w:hAnsi="Times New Roman"/>
-          <w:sz w:val="24"/>
-        </w:rPr>
-        <w:t>робом</w:t>
-      </w:r>
-      <w:proofErr w:type="spellEnd"/>
-      <w:r>
-        <w:rPr>
-          <w:rFonts w:ascii="Times New Roman" w:hAnsi="Times New Roman"/>
-          <w:sz w:val="24"/>
-        </w:rPr>
-        <w:t>;* за словом уст твоїх я зберіг путь закону.</w:t>
+        <w:t>Як вивідаєш моє серце, навідаєшся вночі до мене, вогнем мене випробуєш,* несправедливости в мені не знайдеш.</w:t>
+      </w:r>
+    </w:p>
+    <w:p>
+      <w:pPr>
+        <w:spacing w:line="240" w:lineRule="auto"/>
+        <w:rPr>
+          <w:rFonts w:ascii="Times New Roman" w:hAnsi="Times New Roman"/>
+          <w:sz w:val="24"/>
+        </w:rPr>
+      </w:pPr>
+      <w:r>
+        <w:rPr>
+          <w:rFonts w:ascii="Times New Roman" w:hAnsi="Times New Roman"/>
+          <w:sz w:val="24"/>
+        </w:rPr>
+        <w:t>Уста мої не согрішили людським робом;* за словом уст твоїх я зберіг путь закону.</w:t>
       </w:r>
     </w:p>
     <w:p>
@@ -3400,23 +3323,7 @@
           <w:rFonts w:ascii="Times New Roman" w:hAnsi="Times New Roman"/>
           <w:sz w:val="24"/>
         </w:rPr>
-        <w:t xml:space="preserve">До тебе, Господи, </w:t>
-      </w:r>
-      <w:proofErr w:type="spellStart"/>
-      <w:r>
-        <w:rPr>
-          <w:rFonts w:ascii="Times New Roman" w:hAnsi="Times New Roman"/>
-          <w:sz w:val="24"/>
-        </w:rPr>
-        <w:t>підношу</w:t>
-      </w:r>
-      <w:proofErr w:type="spellEnd"/>
-      <w:r>
-        <w:rPr>
-          <w:rFonts w:ascii="Times New Roman" w:hAnsi="Times New Roman"/>
-          <w:sz w:val="24"/>
-        </w:rPr>
-        <w:t xml:space="preserve"> душу мою,* на тебе покладаюсь, Боже мій.</w:t>
+        <w:t>До тебе, Господи, підношу душу мою,* на тебе покладаюсь, Боже мій.</w:t>
       </w:r>
     </w:p>
     <w:p>
@@ -3459,21 +3366,12 @@
           <w:sz w:val="24"/>
         </w:rPr>
       </w:pPr>
-      <w:proofErr w:type="spellStart"/>
-      <w:r>
-        <w:rPr>
-          <w:rFonts w:ascii="Times New Roman" w:hAnsi="Times New Roman"/>
-          <w:sz w:val="24"/>
-        </w:rPr>
-        <w:t>Вкажи</w:t>
-      </w:r>
-      <w:proofErr w:type="spellEnd"/>
-      <w:r>
-        <w:rPr>
-          <w:rFonts w:ascii="Times New Roman" w:hAnsi="Times New Roman"/>
-          <w:sz w:val="24"/>
-        </w:rPr>
-        <w:t xml:space="preserve"> мені, Господи, твої дороги,* навчи мене, де твої стежки.</w:t>
+      <w:r>
+        <w:rPr>
+          <w:rFonts w:ascii="Times New Roman" w:hAnsi="Times New Roman"/>
+          <w:sz w:val="24"/>
+        </w:rPr>
+        <w:t>Вкажи мені, Господи, твої дороги,* навчи мене, де твої стежки.</w:t>
       </w:r>
     </w:p>
     <w:p>
@@ -3580,53 +3478,28 @@
           <w:sz w:val="24"/>
         </w:rPr>
       </w:pPr>
-      <w:proofErr w:type="spellStart"/>
-      <w:r>
-        <w:rPr>
-          <w:rFonts w:ascii="Times New Roman" w:hAnsi="Times New Roman"/>
-          <w:sz w:val="24"/>
-        </w:rPr>
-        <w:t>Імени</w:t>
-      </w:r>
-      <w:proofErr w:type="spellEnd"/>
-      <w:r>
-        <w:rPr>
-          <w:rFonts w:ascii="Times New Roman" w:hAnsi="Times New Roman"/>
-          <w:sz w:val="24"/>
-        </w:rPr>
-        <w:t xml:space="preserve"> твого ради, Господи,* відпусти гріх мій, бо він великий.</w:t>
-      </w:r>
-    </w:p>
-    <w:p>
-      <w:pPr>
-        <w:spacing w:line="240" w:lineRule="auto"/>
-        <w:rPr>
-          <w:rFonts w:ascii="Times New Roman" w:hAnsi="Times New Roman"/>
-          <w:sz w:val="24"/>
-        </w:rPr>
-      </w:pPr>
-      <w:r>
-        <w:rPr>
-          <w:rFonts w:ascii="Times New Roman" w:hAnsi="Times New Roman"/>
-          <w:sz w:val="24"/>
-        </w:rPr>
-        <w:t xml:space="preserve">Хто він, той чоловік, що Господа боїться?* Він </w:t>
-      </w:r>
-      <w:proofErr w:type="spellStart"/>
-      <w:r>
-        <w:rPr>
-          <w:rFonts w:ascii="Times New Roman" w:hAnsi="Times New Roman"/>
-          <w:sz w:val="24"/>
-        </w:rPr>
-        <w:t>вкаже</w:t>
-      </w:r>
-      <w:proofErr w:type="spellEnd"/>
-      <w:r>
-        <w:rPr>
-          <w:rFonts w:ascii="Times New Roman" w:hAnsi="Times New Roman"/>
-          <w:sz w:val="24"/>
-        </w:rPr>
-        <w:t xml:space="preserve"> йому дорогу, яку той має вибрати.</w:t>
+      <w:r>
+        <w:rPr>
+          <w:rFonts w:ascii="Times New Roman" w:hAnsi="Times New Roman"/>
+          <w:sz w:val="24"/>
+        </w:rPr>
+        <w:t>Імени твого ради, Господи,* відпусти гріх мій, бо він великий.</w:t>
+      </w:r>
+    </w:p>
+    <w:p>
+      <w:pPr>
+        <w:spacing w:line="240" w:lineRule="auto"/>
+        <w:rPr>
+          <w:rFonts w:ascii="Times New Roman" w:hAnsi="Times New Roman"/>
+          <w:sz w:val="24"/>
+        </w:rPr>
+      </w:pPr>
+      <w:r>
+        <w:rPr>
+          <w:rFonts w:ascii="Times New Roman" w:hAnsi="Times New Roman"/>
+          <w:sz w:val="24"/>
+        </w:rPr>
+        <w:t>Хто він, той чоловік, що Господа боїться?* Він вкаже йому дорогу, яку той має вибрати.</w:t>
       </w:r>
     </w:p>
     <w:p>
@@ -3701,21 +3574,12 @@
           <w:sz w:val="24"/>
         </w:rPr>
       </w:pPr>
-      <w:proofErr w:type="spellStart"/>
-      <w:r>
-        <w:rPr>
-          <w:rFonts w:ascii="Times New Roman" w:hAnsi="Times New Roman"/>
-          <w:sz w:val="24"/>
-        </w:rPr>
-        <w:t>Злагідни</w:t>
-      </w:r>
-      <w:proofErr w:type="spellEnd"/>
-      <w:r>
-        <w:rPr>
-          <w:rFonts w:ascii="Times New Roman" w:hAnsi="Times New Roman"/>
-          <w:sz w:val="24"/>
-        </w:rPr>
-        <w:t xml:space="preserve"> скорботи мого серця* і виведи мене з тісноти моєї.</w:t>
+      <w:r>
+        <w:rPr>
+          <w:rFonts w:ascii="Times New Roman" w:hAnsi="Times New Roman"/>
+          <w:sz w:val="24"/>
+        </w:rPr>
+        <w:t>Злагідни скорботи мого серця* і виведи мене з тісноти моєї.</w:t>
       </w:r>
     </w:p>
     <w:p>
@@ -3809,23 +3673,7 @@
           <w:rFonts w:ascii="Times New Roman" w:hAnsi="Times New Roman"/>
           <w:sz w:val="24"/>
         </w:rPr>
-        <w:t xml:space="preserve">Визволь </w:t>
-      </w:r>
-      <w:proofErr w:type="spellStart"/>
-      <w:r>
-        <w:rPr>
-          <w:rFonts w:ascii="Times New Roman" w:hAnsi="Times New Roman"/>
-          <w:sz w:val="24"/>
-        </w:rPr>
-        <w:t>Ізраїля</w:t>
-      </w:r>
-      <w:proofErr w:type="spellEnd"/>
-      <w:r>
-        <w:rPr>
-          <w:rFonts w:ascii="Times New Roman" w:hAnsi="Times New Roman"/>
-          <w:sz w:val="24"/>
-        </w:rPr>
-        <w:t>, о Боже,* від усіх його скорбот.</w:t>
+        <w:t>Визволь Ізраїля, о Боже,* від усіх його скорбот.</w:t>
       </w:r>
     </w:p>
     <w:p>
@@ -3895,23 +3743,7 @@
           <w:rFonts w:ascii="Times New Roman" w:hAnsi="Times New Roman"/>
           <w:sz w:val="24"/>
         </w:rPr>
-        <w:t xml:space="preserve">Бо беззаконня моє я знаю,* і гріх мій є завжди </w:t>
-      </w:r>
-      <w:proofErr w:type="spellStart"/>
-      <w:r>
-        <w:rPr>
-          <w:rFonts w:ascii="Times New Roman" w:hAnsi="Times New Roman"/>
-          <w:sz w:val="24"/>
-        </w:rPr>
-        <w:t>передо</w:t>
-      </w:r>
-      <w:proofErr w:type="spellEnd"/>
-      <w:r>
-        <w:rPr>
-          <w:rFonts w:ascii="Times New Roman" w:hAnsi="Times New Roman"/>
-          <w:sz w:val="24"/>
-        </w:rPr>
-        <w:t xml:space="preserve"> мною.</w:t>
+        <w:t>Бо беззаконня моє я знаю,* і гріх мій є завжди передо мною.</w:t>
       </w:r>
     </w:p>
     <w:p>
@@ -3959,129 +3791,338 @@
           <w:rFonts w:ascii="Times New Roman" w:hAnsi="Times New Roman"/>
           <w:sz w:val="24"/>
         </w:rPr>
-        <w:t xml:space="preserve">Це бо в </w:t>
-      </w:r>
-      <w:proofErr w:type="spellStart"/>
-      <w:r>
-        <w:rPr>
-          <w:rFonts w:ascii="Times New Roman" w:hAnsi="Times New Roman"/>
-          <w:sz w:val="24"/>
-        </w:rPr>
-        <w:t>беззаконнях</w:t>
-      </w:r>
-      <w:proofErr w:type="spellEnd"/>
-      <w:r>
-        <w:rPr>
-          <w:rFonts w:ascii="Times New Roman" w:hAnsi="Times New Roman"/>
-          <w:sz w:val="24"/>
-        </w:rPr>
-        <w:t xml:space="preserve"> я зачатий,* і в гріхах породила мене мати моя.</w:t>
-      </w:r>
-    </w:p>
-    <w:p>
-      <w:pPr>
-        <w:spacing w:line="240" w:lineRule="auto"/>
-        <w:rPr>
-          <w:rFonts w:ascii="Times New Roman" w:hAnsi="Times New Roman"/>
-          <w:sz w:val="24"/>
-        </w:rPr>
-      </w:pPr>
-      <w:r>
-        <w:rPr>
-          <w:rFonts w:ascii="Times New Roman" w:hAnsi="Times New Roman"/>
-          <w:sz w:val="24"/>
-        </w:rPr>
-        <w:t xml:space="preserve">Це бо істину полюбив єси,* невідоме й таємне </w:t>
-      </w:r>
-      <w:proofErr w:type="spellStart"/>
-      <w:r>
-        <w:rPr>
-          <w:rFonts w:ascii="Times New Roman" w:hAnsi="Times New Roman"/>
-          <w:sz w:val="24"/>
-        </w:rPr>
-        <w:t>мудрости</w:t>
-      </w:r>
-      <w:proofErr w:type="spellEnd"/>
-      <w:r>
-        <w:rPr>
-          <w:rFonts w:ascii="Times New Roman" w:hAnsi="Times New Roman"/>
-          <w:sz w:val="24"/>
-        </w:rPr>
-        <w:t xml:space="preserve"> своєї явив ти мені.</w:t>
-      </w:r>
-    </w:p>
-    <w:p>
-      <w:pPr>
-        <w:spacing w:line="240" w:lineRule="auto"/>
-        <w:rPr>
-          <w:rFonts w:ascii="Times New Roman" w:hAnsi="Times New Roman"/>
-          <w:sz w:val="24"/>
-        </w:rPr>
-      </w:pPr>
-      <w:r>
-        <w:rPr>
-          <w:rFonts w:ascii="Times New Roman" w:hAnsi="Times New Roman"/>
-          <w:sz w:val="24"/>
-        </w:rPr>
-        <w:t xml:space="preserve">Окропи мене </w:t>
-      </w:r>
-      <w:proofErr w:type="spellStart"/>
-      <w:r>
-        <w:rPr>
-          <w:rFonts w:ascii="Times New Roman" w:hAnsi="Times New Roman"/>
-          <w:sz w:val="24"/>
-        </w:rPr>
-        <w:t>іссопом</w:t>
-      </w:r>
-      <w:proofErr w:type="spellEnd"/>
-      <w:r>
-        <w:rPr>
-          <w:rFonts w:ascii="Times New Roman" w:hAnsi="Times New Roman"/>
-          <w:sz w:val="24"/>
-        </w:rPr>
-        <w:t xml:space="preserve">, і </w:t>
-      </w:r>
-      <w:proofErr w:type="spellStart"/>
-      <w:r>
-        <w:rPr>
-          <w:rFonts w:ascii="Times New Roman" w:hAnsi="Times New Roman"/>
-          <w:sz w:val="24"/>
-        </w:rPr>
-        <w:t>очищуся</w:t>
-      </w:r>
-      <w:proofErr w:type="spellEnd"/>
-      <w:r>
-        <w:rPr>
-          <w:rFonts w:ascii="Times New Roman" w:hAnsi="Times New Roman"/>
-          <w:sz w:val="24"/>
-        </w:rPr>
-        <w:t>,* обмий мене, і стану біліший від снігу.</w:t>
-      </w:r>
-    </w:p>
-    <w:p>
-      <w:pPr>
-        <w:spacing w:line="240" w:lineRule="auto"/>
-        <w:rPr>
-          <w:rFonts w:ascii="Times New Roman" w:hAnsi="Times New Roman"/>
-          <w:sz w:val="24"/>
-        </w:rPr>
-      </w:pPr>
-      <w:r>
-        <w:rPr>
-          <w:rFonts w:ascii="Times New Roman" w:hAnsi="Times New Roman"/>
-          <w:sz w:val="24"/>
-        </w:rPr>
-        <w:t xml:space="preserve">Дай мені відчути радість і веселість,* зрадіють кості </w:t>
-      </w:r>
-      <w:proofErr w:type="spellStart"/>
-      <w:r>
-        <w:rPr>
-          <w:rFonts w:ascii="Times New Roman" w:hAnsi="Times New Roman"/>
-          <w:sz w:val="24"/>
-        </w:rPr>
-        <w:t>сокрушені</w:t>
-      </w:r>
-      <w:proofErr w:type="spellEnd"/>
+        <w:t>Це бо в беззаконнях я зачатий,* і в гріхах породила мене мати моя.</w:t>
+      </w:r>
+    </w:p>
+    <w:p>
+      <w:pPr>
+        <w:spacing w:line="240" w:lineRule="auto"/>
+        <w:rPr>
+          <w:rFonts w:ascii="Times New Roman" w:hAnsi="Times New Roman"/>
+          <w:sz w:val="24"/>
+        </w:rPr>
+      </w:pPr>
+      <w:r>
+        <w:rPr>
+          <w:rFonts w:ascii="Times New Roman" w:hAnsi="Times New Roman"/>
+          <w:sz w:val="24"/>
+        </w:rPr>
+        <w:t>Це бо істину полюбив єси,* невідоме й таємне мудрости своєї явив ти мені.</w:t>
+      </w:r>
+    </w:p>
+    <w:p>
+      <w:pPr>
+        <w:spacing w:line="240" w:lineRule="auto"/>
+        <w:rPr>
+          <w:rFonts w:ascii="Times New Roman" w:hAnsi="Times New Roman"/>
+          <w:sz w:val="24"/>
+        </w:rPr>
+      </w:pPr>
+      <w:r>
+        <w:rPr>
+          <w:rFonts w:ascii="Times New Roman" w:hAnsi="Times New Roman"/>
+          <w:sz w:val="24"/>
+        </w:rPr>
+        <w:t>Окропи мене іссопом, і очищуся,* обмий мене, і стану біліший від снігу.</w:t>
+      </w:r>
+    </w:p>
+    <w:p>
+      <w:pPr>
+        <w:spacing w:line="240" w:lineRule="auto"/>
+        <w:rPr>
+          <w:rFonts w:ascii="Times New Roman" w:hAnsi="Times New Roman"/>
+          <w:sz w:val="24"/>
+        </w:rPr>
+      </w:pPr>
+      <w:r>
+        <w:rPr>
+          <w:rFonts w:ascii="Times New Roman" w:hAnsi="Times New Roman"/>
+          <w:sz w:val="24"/>
+        </w:rPr>
+        <w:t>Дай мені відчути радість і веселість,* зрадіють кості сокрушені.</w:t>
+      </w:r>
+    </w:p>
+    <w:p>
+      <w:pPr>
+        <w:spacing w:line="240" w:lineRule="auto"/>
+        <w:rPr>
+          <w:rFonts w:ascii="Times New Roman" w:hAnsi="Times New Roman"/>
+          <w:sz w:val="24"/>
+        </w:rPr>
+      </w:pPr>
+      <w:r>
+        <w:rPr>
+          <w:rFonts w:ascii="Times New Roman" w:hAnsi="Times New Roman"/>
+          <w:sz w:val="24"/>
+        </w:rPr>
+        <w:t>Відверни лице твоє від гріхів моїх,* і всі беззаконня мої очисти.</w:t>
+      </w:r>
+    </w:p>
+    <w:p>
+      <w:pPr>
+        <w:spacing w:line="240" w:lineRule="auto"/>
+        <w:rPr>
+          <w:rFonts w:ascii="Times New Roman" w:hAnsi="Times New Roman"/>
+          <w:sz w:val="24"/>
+        </w:rPr>
+      </w:pPr>
+      <w:r>
+        <w:rPr>
+          <w:rFonts w:ascii="Times New Roman" w:hAnsi="Times New Roman"/>
+          <w:sz w:val="24"/>
+        </w:rPr>
+        <w:t>Серце чисте створи в мені, Боже,* і духа правого обнови в нутрі моєму.</w:t>
+      </w:r>
+    </w:p>
+    <w:p>
+      <w:pPr>
+        <w:spacing w:line="240" w:lineRule="auto"/>
+        <w:rPr>
+          <w:rFonts w:ascii="Times New Roman" w:hAnsi="Times New Roman"/>
+          <w:sz w:val="24"/>
+        </w:rPr>
+      </w:pPr>
+      <w:r>
+        <w:rPr>
+          <w:rFonts w:ascii="Times New Roman" w:hAnsi="Times New Roman"/>
+          <w:sz w:val="24"/>
+        </w:rPr>
+        <w:t>Не відкинь мене від лиця твого,* і Духа твого Святого не відійми від мене.</w:t>
+      </w:r>
+    </w:p>
+    <w:p>
+      <w:pPr>
+        <w:spacing w:line="240" w:lineRule="auto"/>
+        <w:rPr>
+          <w:rFonts w:ascii="Times New Roman" w:hAnsi="Times New Roman"/>
+          <w:sz w:val="24"/>
+        </w:rPr>
+      </w:pPr>
+      <w:r>
+        <w:rPr>
+          <w:rFonts w:ascii="Times New Roman" w:hAnsi="Times New Roman"/>
+          <w:sz w:val="24"/>
+        </w:rPr>
+        <w:t>Поверни мені радість спасіння твого,* і духом владичним утверди мене.</w:t>
+      </w:r>
+    </w:p>
+    <w:p>
+      <w:pPr>
+        <w:spacing w:line="240" w:lineRule="auto"/>
+        <w:rPr>
+          <w:rFonts w:ascii="Times New Roman" w:hAnsi="Times New Roman"/>
+          <w:sz w:val="24"/>
+        </w:rPr>
+      </w:pPr>
+      <w:r>
+        <w:rPr>
+          <w:rFonts w:ascii="Times New Roman" w:hAnsi="Times New Roman"/>
+          <w:sz w:val="24"/>
+        </w:rPr>
+        <w:t>Вкажу беззаконним дороги твої,* і нечестиві до тебе навернуться.</w:t>
+      </w:r>
+    </w:p>
+    <w:p>
+      <w:pPr>
+        <w:spacing w:line="240" w:lineRule="auto"/>
+        <w:rPr>
+          <w:rFonts w:ascii="Times New Roman" w:hAnsi="Times New Roman"/>
+          <w:sz w:val="24"/>
+        </w:rPr>
+      </w:pPr>
+      <w:r>
+        <w:rPr>
+          <w:rFonts w:ascii="Times New Roman" w:hAnsi="Times New Roman"/>
+          <w:sz w:val="24"/>
+        </w:rPr>
+        <w:t>Визволь мене від вини крови, Боже, Боже спасіння мого,* і язик мій радісно прославить справедливість твою.</w:t>
+      </w:r>
+    </w:p>
+    <w:p>
+      <w:pPr>
+        <w:spacing w:line="240" w:lineRule="auto"/>
+        <w:rPr>
+          <w:rFonts w:ascii="Times New Roman" w:hAnsi="Times New Roman"/>
+          <w:sz w:val="24"/>
+        </w:rPr>
+      </w:pPr>
+      <w:r>
+        <w:rPr>
+          <w:rFonts w:ascii="Times New Roman" w:hAnsi="Times New Roman"/>
+          <w:sz w:val="24"/>
+        </w:rPr>
+        <w:t>Господи, губи мої відкрий,* і уста мої сповістять хвалу твою.</w:t>
+      </w:r>
+    </w:p>
+    <w:p>
+      <w:pPr>
+        <w:spacing w:line="240" w:lineRule="auto"/>
+        <w:rPr>
+          <w:rFonts w:ascii="Times New Roman" w:hAnsi="Times New Roman"/>
+          <w:sz w:val="24"/>
+        </w:rPr>
+      </w:pPr>
+      <w:r>
+        <w:rPr>
+          <w:rFonts w:ascii="Times New Roman" w:hAnsi="Times New Roman"/>
+          <w:sz w:val="24"/>
+        </w:rPr>
+        <w:t>Бо якби ти жертви захотів, дав би я,* та всепалення не миле тобі.</w:t>
+      </w:r>
+    </w:p>
+    <w:p>
+      <w:pPr>
+        <w:spacing w:line="240" w:lineRule="auto"/>
+        <w:rPr>
+          <w:rFonts w:ascii="Times New Roman" w:hAnsi="Times New Roman"/>
+          <w:sz w:val="24"/>
+        </w:rPr>
+      </w:pPr>
+      <w:r>
+        <w:rPr>
+          <w:rFonts w:ascii="Times New Roman" w:hAnsi="Times New Roman"/>
+          <w:sz w:val="24"/>
+        </w:rPr>
+        <w:t>Жертва Богові – дух сокрушений,* серцем сокрушеним і смиренним Бог не погордить.</w:t>
+      </w:r>
+    </w:p>
+    <w:p>
+      <w:pPr>
+        <w:spacing w:line="240" w:lineRule="auto"/>
+        <w:rPr>
+          <w:rFonts w:ascii="Times New Roman" w:hAnsi="Times New Roman"/>
+          <w:sz w:val="24"/>
+        </w:rPr>
+      </w:pPr>
+      <w:r>
+        <w:rPr>
+          <w:rFonts w:ascii="Times New Roman" w:hAnsi="Times New Roman"/>
+          <w:sz w:val="24"/>
+        </w:rPr>
+        <w:t>Ущаслив, Господи, благоволінням твоїм Сіон,* і нехай відбудуються стіни єрусалимські.</w:t>
+      </w:r>
+    </w:p>
+    <w:p>
+      <w:pPr>
+        <w:spacing w:line="240" w:lineRule="auto"/>
+        <w:rPr>
+          <w:rFonts w:ascii="Times New Roman" w:hAnsi="Times New Roman"/>
+          <w:sz w:val="24"/>
+        </w:rPr>
+      </w:pPr>
+      <w:r>
+        <w:rPr>
+          <w:rFonts w:ascii="Times New Roman" w:hAnsi="Times New Roman"/>
+          <w:sz w:val="24"/>
+        </w:rPr>
+        <w:t>Тоді вподобаєш собі жертву правди, приношення і всепалення;* тоді покладуть на вівтар твій тельців.</w:t>
+      </w:r>
+    </w:p>
+    <w:p>
+      <w:pPr>
+        <w:spacing w:line="240" w:lineRule="auto"/>
+        <w:rPr>
+          <w:rFonts w:ascii="Times New Roman" w:hAnsi="Times New Roman"/>
+          <w:i/>
+          <w:sz w:val="24"/>
+        </w:rPr>
+      </w:pPr>
+      <w:r>
+        <w:rPr>
+          <w:rFonts w:ascii="Times New Roman" w:hAnsi="Times New Roman"/>
+          <w:i/>
+          <w:color w:val="FF0000"/>
+          <w:sz w:val="24"/>
+        </w:rPr>
+        <w:t>Вірні завершують стихослов’я псалмів:</w:t>
+      </w:r>
+    </w:p>
+    <w:p>
+      <w:pPr>
+        <w:spacing w:line="240" w:lineRule="auto"/>
+        <w:rPr>
+          <w:rFonts w:ascii="Times New Roman" w:hAnsi="Times New Roman"/>
+          <w:sz w:val="24"/>
+        </w:rPr>
+      </w:pPr>
+      <w:r>
+        <w:rPr>
+          <w:rFonts w:ascii="Times New Roman" w:hAnsi="Times New Roman"/>
+          <w:sz w:val="24"/>
+        </w:rPr>
+        <w:t xml:space="preserve">Слава Отцю, і Сину, і Святому Духові,* і нині, і повсякчас, і на віки </w:t>
+      </w:r>
+      <w:r>
+        <w:rPr>
+          <w:rFonts w:ascii="Times New Roman" w:hAnsi="Times New Roman"/>
+          <w:sz w:val="24"/>
+        </w:rPr>
+        <w:t>віків.</w:t>
+      </w:r>
+      <w:r>
+        <w:rPr>
+          <w:rFonts w:ascii="Times New Roman" w:hAnsi="Times New Roman"/>
+          <w:sz w:val="24"/>
+        </w:rPr>
+        <w:t xml:space="preserve"> Амінь. </w:t>
+      </w:r>
+    </w:p>
+    <w:p>
+      <w:pPr>
+        <w:spacing w:line="240" w:lineRule="auto"/>
+        <w:rPr>
+          <w:rFonts w:ascii="Times New Roman" w:hAnsi="Times New Roman"/>
+          <w:sz w:val="24"/>
+        </w:rPr>
+      </w:pPr>
+      <w:r>
+        <w:rPr>
+          <w:rFonts w:ascii="Times New Roman" w:hAnsi="Times New Roman"/>
+          <w:sz w:val="24"/>
+        </w:rPr>
+        <w:t xml:space="preserve">Алилуя, алилуя, алилуя: Слава тобі, Боже! </w:t>
+      </w:r>
+      <w:r>
+        <w:rPr>
+          <w:rFonts w:ascii="Times New Roman" w:hAnsi="Times New Roman"/>
+          <w:i/>
+          <w:color w:val="FF0000"/>
+          <w:sz w:val="24"/>
+        </w:rPr>
+        <w:t>(3 р.)</w:t>
+      </w:r>
+      <w:r>
+        <w:rPr>
+          <w:rFonts w:ascii="Times New Roman" w:hAnsi="Times New Roman"/>
+          <w:sz w:val="24"/>
+        </w:rPr>
+        <w:t xml:space="preserve"> </w:t>
+      </w:r>
+    </w:p>
+    <w:p>
+      <w:pPr>
+        <w:spacing w:line="240" w:lineRule="auto"/>
+        <w:rPr>
+          <w:rFonts w:ascii="Times New Roman" w:hAnsi="Times New Roman"/>
+          <w:sz w:val="24"/>
+        </w:rPr>
+      </w:pPr>
+      <w:r>
+        <w:rPr>
+          <w:rFonts w:ascii="Times New Roman" w:hAnsi="Times New Roman"/>
+          <w:sz w:val="24"/>
+        </w:rPr>
+        <w:t xml:space="preserve">Господи, помилуй </w:t>
+      </w:r>
+      <w:r>
+        <w:rPr>
+          <w:rFonts w:ascii="Times New Roman" w:hAnsi="Times New Roman"/>
+          <w:i/>
+          <w:color w:val="FF0000"/>
+          <w:sz w:val="24"/>
+        </w:rPr>
+        <w:t>(3 р.)</w:t>
+      </w:r>
       <w:r>
         <w:rPr>
           <w:rFonts w:ascii="Times New Roman" w:hAnsi="Times New Roman"/>
@@ -4091,182 +4132,192 @@
       </w:r>
     </w:p>
     <w:p>
-      <w:pPr>
-        <w:spacing w:line="240" w:lineRule="auto"/>
-        <w:rPr>
-          <w:rFonts w:ascii="Times New Roman" w:hAnsi="Times New Roman"/>
-          <w:sz w:val="24"/>
-        </w:rPr>
-      </w:pPr>
-      <w:r>
-        <w:rPr>
-          <w:rFonts w:ascii="Times New Roman" w:hAnsi="Times New Roman"/>
-          <w:sz w:val="24"/>
-        </w:rPr>
-        <w:t>Відверни лице твоє від гріхів моїх,* і всі беззаконня мої очисти.</w:t>
-      </w:r>
-    </w:p>
-    <w:p>
-      <w:pPr>
-        <w:spacing w:line="240" w:lineRule="auto"/>
-        <w:rPr>
-          <w:rFonts w:ascii="Times New Roman" w:hAnsi="Times New Roman"/>
-          <w:sz w:val="24"/>
-        </w:rPr>
-      </w:pPr>
-      <w:r>
-        <w:rPr>
-          <w:rFonts w:ascii="Times New Roman" w:hAnsi="Times New Roman"/>
-          <w:sz w:val="24"/>
-        </w:rPr>
-        <w:t>Серце чисте створи в мені, Боже,* і духа правого обнови в нутрі моєму.</w:t>
-      </w:r>
-    </w:p>
-    <w:p>
-      <w:pPr>
-        <w:spacing w:line="240" w:lineRule="auto"/>
-        <w:rPr>
-          <w:rFonts w:ascii="Times New Roman" w:hAnsi="Times New Roman"/>
-          <w:sz w:val="24"/>
-        </w:rPr>
-      </w:pPr>
-      <w:r>
-        <w:rPr>
-          <w:rFonts w:ascii="Times New Roman" w:hAnsi="Times New Roman"/>
-          <w:sz w:val="24"/>
-        </w:rPr>
-        <w:t xml:space="preserve">Не відкинь мене від лиця твого,* і Духа твого Святого не </w:t>
-      </w:r>
-      <w:proofErr w:type="spellStart"/>
-      <w:r>
-        <w:rPr>
-          <w:rFonts w:ascii="Times New Roman" w:hAnsi="Times New Roman"/>
-          <w:sz w:val="24"/>
-        </w:rPr>
-        <w:t>відійми</w:t>
-      </w:r>
-      <w:proofErr w:type="spellEnd"/>
-      <w:r>
-        <w:rPr>
-          <w:rFonts w:ascii="Times New Roman" w:hAnsi="Times New Roman"/>
-          <w:sz w:val="24"/>
-        </w:rPr>
-        <w:t xml:space="preserve"> від мене.</w:t>
-      </w:r>
-    </w:p>
-    <w:p>
-      <w:pPr>
-        <w:spacing w:line="240" w:lineRule="auto"/>
-        <w:rPr>
-          <w:rFonts w:ascii="Times New Roman" w:hAnsi="Times New Roman"/>
-          <w:sz w:val="24"/>
-        </w:rPr>
-      </w:pPr>
-      <w:r>
-        <w:rPr>
-          <w:rFonts w:ascii="Times New Roman" w:hAnsi="Times New Roman"/>
-          <w:sz w:val="24"/>
-        </w:rPr>
-        <w:t>Поверни мені радість спасіння твого,* і духом владичним утверди мене.</w:t>
-      </w:r>
-    </w:p>
-    <w:p>
-      <w:pPr>
-        <w:spacing w:line="240" w:lineRule="auto"/>
-        <w:rPr>
-          <w:rFonts w:ascii="Times New Roman" w:hAnsi="Times New Roman"/>
-          <w:sz w:val="24"/>
-        </w:rPr>
-      </w:pPr>
-      <w:proofErr w:type="spellStart"/>
-      <w:r>
-        <w:rPr>
-          <w:rFonts w:ascii="Times New Roman" w:hAnsi="Times New Roman"/>
-          <w:sz w:val="24"/>
-        </w:rPr>
-        <w:t>Вкажу</w:t>
-      </w:r>
-      <w:proofErr w:type="spellEnd"/>
-      <w:r>
-        <w:rPr>
-          <w:rFonts w:ascii="Times New Roman" w:hAnsi="Times New Roman"/>
-          <w:sz w:val="24"/>
-        </w:rPr>
-        <w:t xml:space="preserve"> беззаконним дороги твої,* і нечестиві до тебе навернуться.</w:t>
-      </w:r>
-    </w:p>
-    <w:p>
-      <w:pPr>
-        <w:spacing w:line="240" w:lineRule="auto"/>
-        <w:rPr>
-          <w:rFonts w:ascii="Times New Roman" w:hAnsi="Times New Roman"/>
-          <w:sz w:val="24"/>
-        </w:rPr>
-      </w:pPr>
-      <w:r>
-        <w:rPr>
-          <w:rFonts w:ascii="Times New Roman" w:hAnsi="Times New Roman"/>
-          <w:sz w:val="24"/>
-        </w:rPr>
-        <w:t>Визволь мене від вини крови, Боже, Боже спасіння мого,* і язик мій радісно прославить справедливість твою.</w:t>
-      </w:r>
-    </w:p>
-    <w:p>
-      <w:pPr>
-        <w:spacing w:line="240" w:lineRule="auto"/>
-        <w:rPr>
-          <w:rFonts w:ascii="Times New Roman" w:hAnsi="Times New Roman"/>
-          <w:sz w:val="24"/>
-        </w:rPr>
-      </w:pPr>
-      <w:r>
-        <w:rPr>
-          <w:rFonts w:ascii="Times New Roman" w:hAnsi="Times New Roman"/>
-          <w:sz w:val="24"/>
-        </w:rPr>
-        <w:t>Господи, губи мої відкрий,* і уста мої сповістять хвалу твою.</w:t>
-      </w:r>
-    </w:p>
-    <w:p>
-      <w:pPr>
-        <w:spacing w:line="240" w:lineRule="auto"/>
-        <w:rPr>
-          <w:rFonts w:ascii="Times New Roman" w:hAnsi="Times New Roman"/>
-          <w:sz w:val="24"/>
-        </w:rPr>
-      </w:pPr>
-      <w:r>
-        <w:rPr>
-          <w:rFonts w:ascii="Times New Roman" w:hAnsi="Times New Roman"/>
-          <w:sz w:val="24"/>
-        </w:rPr>
-        <w:t>Бо якби ти жертви захотів, дав би я,* та всепалення не миле тобі.</w:t>
-      </w:r>
-    </w:p>
-    <w:p>
-      <w:pPr>
-        <w:spacing w:line="240" w:lineRule="auto"/>
-        <w:rPr>
-          <w:rFonts w:ascii="Times New Roman" w:hAnsi="Times New Roman"/>
-          <w:sz w:val="24"/>
-        </w:rPr>
-      </w:pPr>
-      <w:r>
-        <w:rPr>
-          <w:rFonts w:ascii="Times New Roman" w:hAnsi="Times New Roman"/>
-          <w:sz w:val="24"/>
-        </w:rPr>
-        <w:t xml:space="preserve">Жертва Богові – дух сокрушений,* серцем сокрушеним і смиренним Бог не </w:t>
-      </w:r>
-      <w:proofErr w:type="spellStart"/>
-      <w:r>
-        <w:rPr>
-          <w:rFonts w:ascii="Times New Roman" w:hAnsi="Times New Roman"/>
-          <w:sz w:val="24"/>
-        </w:rPr>
-        <w:t>погордить</w:t>
-      </w:r>
-      <w:proofErr w:type="spellEnd"/>
+      <w:r>
+        <w:rPr>
+          <w:rFonts w:ascii="Times New Roman" w:hAnsi="Times New Roman"/>
+          <w:i/>
+          <w:color w:val="FF4400"/>
+          <w:sz w:val="24"/>
+        </w:rPr>
+        <w:t>Тропар (г. 8):</w:t>
+      </w:r>
+      <w:r>
+        <w:rPr>
+          <w:rFonts w:ascii="Times New Roman" w:hAnsi="Times New Roman"/>
+          <w:color w:val="333333"/>
+          <w:sz w:val="24"/>
+        </w:rPr>
+        <w:t xml:space="preserve"> Благословен єси, Христе Боже наш,* що премудрими рибаків явив,* зіславши їм Духа Святого,* і ними уловив вселенну.* Чоловіколюбче, слава Тобі.</w:t>
+      </w:r>
+    </w:p>
+    <w:p>
+      <w:pPr>
+        <w:spacing w:line="240" w:lineRule="auto"/>
+        <w:rPr>
+          <w:rFonts w:ascii="Times New Roman" w:hAnsi="Times New Roman"/>
+          <w:sz w:val="24"/>
+        </w:rPr>
+      </w:pPr>
+      <w:r>
+        <w:rPr>
+          <w:rFonts w:ascii="Times New Roman" w:hAnsi="Times New Roman"/>
+          <w:sz w:val="24"/>
+        </w:rPr>
+        <w:t>Слава Отцю, і Сину, і Святому Духові.</w:t>
+      </w:r>
+    </w:p>
+    <w:p>
+      <w:r>
+        <w:rPr>
+          <w:rFonts w:ascii="Times New Roman" w:hAnsi="Times New Roman"/>
+          <w:i/>
+          <w:color w:val="FF0000"/>
+          <w:sz w:val="24"/>
+        </w:rPr>
+        <w:t xml:space="preserve">Тропар (г. 8): </w:t>
+      </w:r>
+      <w:r>
+        <w:rPr>
+          <w:rFonts w:ascii="Times New Roman" w:hAnsi="Times New Roman"/>
+          <w:sz w:val="24"/>
+        </w:rPr>
+        <w:t>В терпінні твоєму надбав єси відплату твою, отче преподобний,* в молитвах неперестанно тривавши,* убогих возлюбив єси і подбав за них,* тож молися Христу Богу, Самсоне милостивий блаженний,* щоб спастися душам нашим.</w:t>
+      </w:r>
+    </w:p>
+    <w:p>
+      <w:pPr>
+        <w:spacing w:line="240" w:lineRule="auto"/>
+        <w:rPr>
+          <w:rFonts w:ascii="Times New Roman" w:hAnsi="Times New Roman"/>
+          <w:sz w:val="24"/>
+        </w:rPr>
+      </w:pPr>
+      <w:r>
+        <w:rPr>
+          <w:rFonts w:ascii="Times New Roman" w:hAnsi="Times New Roman"/>
+          <w:sz w:val="24"/>
+        </w:rPr>
+        <w:t xml:space="preserve">І нині, і повсякчас, і на віки </w:t>
+      </w:r>
+      <w:r>
+        <w:rPr>
+          <w:rFonts w:ascii="Times New Roman" w:hAnsi="Times New Roman"/>
+          <w:sz w:val="24"/>
+        </w:rPr>
+        <w:t>віків.</w:t>
+      </w:r>
+      <w:r>
+        <w:rPr>
+          <w:rFonts w:ascii="Times New Roman" w:hAnsi="Times New Roman"/>
+          <w:sz w:val="24"/>
+        </w:rPr>
+        <w:t xml:space="preserve"> Амінь.</w:t>
+      </w:r>
+    </w:p>
+    <w:p>
+      <w:pPr>
+        <w:spacing w:line="240" w:lineRule="auto"/>
+        <w:rPr>
+          <w:rFonts w:ascii="Times New Roman" w:hAnsi="Times New Roman"/>
+          <w:sz w:val="24"/>
+        </w:rPr>
+      </w:pPr>
+      <w:r>
+        <w:rPr>
+          <w:rFonts w:ascii="Times New Roman" w:hAnsi="Times New Roman"/>
+          <w:sz w:val="24"/>
+        </w:rPr>
+        <w:t>Богородице, ти – лоза істинна,* що виростила нам Плід життя.* Тебе благаємо:* Молися, Владичице, з апостолами і всіма святими,* щоб помилувані були душі наші.</w:t>
+      </w:r>
+    </w:p>
+    <w:p>
+      <w:pPr>
+        <w:spacing w:line="240" w:lineRule="auto"/>
+        <w:jc w:val="center"/>
+        <w:rPr>
+          <w:rFonts w:ascii="Times New Roman" w:hAnsi="Times New Roman"/>
+          <w:sz w:val="24"/>
+        </w:rPr>
+      </w:pPr>
+      <w:r>
+        <w:rPr>
+          <w:rFonts w:ascii="Times New Roman" w:hAnsi="Times New Roman"/>
+          <w:i/>
+          <w:color w:val="FF0000"/>
+          <w:sz w:val="24"/>
+        </w:rPr>
+        <w:t>*****</w:t>
+      </w:r>
+    </w:p>
+    <w:p>
+      <w:pPr>
+        <w:spacing w:line="240" w:lineRule="auto"/>
+        <w:rPr>
+          <w:rFonts w:ascii="Times New Roman" w:hAnsi="Times New Roman"/>
+          <w:sz w:val="24"/>
+        </w:rPr>
+      </w:pPr>
+      <w:r>
+        <w:rPr>
+          <w:rFonts w:ascii="Times New Roman" w:hAnsi="Times New Roman"/>
+          <w:sz w:val="24"/>
+        </w:rPr>
+        <w:lastRenderedPageBreak/>
+        <w:t xml:space="preserve">Господь Бог благословенний,* благословенний Господь день у день;* сприяти буде нам Бог спасіння нашого;* Бог наш, Бог – Спаситель. </w:t>
+      </w:r>
+      <w:r>
+        <w:rPr>
+          <w:rFonts w:ascii="Times New Roman" w:hAnsi="Times New Roman"/>
+          <w:i/>
+          <w:color w:val="FF0000"/>
+          <w:sz w:val="24"/>
+        </w:rPr>
+        <w:t>(Пс. 67:20-21)</w:t>
+      </w:r>
+    </w:p>
+    <w:p>
+      <w:pPr>
+        <w:spacing w:line="240" w:lineRule="auto"/>
+        <w:jc w:val="center"/>
+        <w:rPr>
+          <w:rFonts w:ascii="Times New Roman" w:hAnsi="Times New Roman"/>
+          <w:sz w:val="24"/>
+        </w:rPr>
+      </w:pPr>
+      <w:r>
+        <w:rPr>
+          <w:rFonts w:ascii="Times New Roman" w:hAnsi="Times New Roman"/>
+          <w:i/>
+          <w:color w:val="FF0000"/>
+          <w:sz w:val="24"/>
+        </w:rPr>
+        <w:t>*****</w:t>
+      </w:r>
+    </w:p>
+    <w:p>
+      <w:pPr>
+        <w:spacing w:line="240" w:lineRule="auto"/>
+        <w:rPr>
+          <w:rFonts w:ascii="Times New Roman" w:hAnsi="Times New Roman"/>
+          <w:sz w:val="24"/>
+        </w:rPr>
+      </w:pPr>
+      <w:r>
+        <w:rPr>
+          <w:rFonts w:ascii="Times New Roman" w:hAnsi="Times New Roman"/>
+          <w:sz w:val="24"/>
+        </w:rPr>
+        <w:t xml:space="preserve">Святий Боже, святий Кріпкий, святий Безсмертний, помилуй нас </w:t>
+      </w:r>
+      <w:r>
+        <w:rPr>
+          <w:rFonts w:ascii="Times New Roman" w:hAnsi="Times New Roman"/>
+          <w:i/>
+          <w:color w:val="FF0000"/>
+          <w:sz w:val="24"/>
+        </w:rPr>
+        <w:t>(3 р.)</w:t>
+      </w:r>
       <w:r>
         <w:rPr>
           <w:rFonts w:ascii="Times New Roman" w:hAnsi="Times New Roman"/>
@@ -4288,78 +4339,7 @@
           <w:rFonts w:ascii="Times New Roman" w:hAnsi="Times New Roman"/>
           <w:sz w:val="24"/>
         </w:rPr>
-        <w:t>Ущаслив, Господи, благоволінням твоїм Сіон,* і нехай відбудуються стіни єрусалимські.</w:t>
-      </w:r>
-    </w:p>
-    <w:p>
-      <w:pPr>
-        <w:spacing w:line="240" w:lineRule="auto"/>
-        <w:rPr>
-          <w:rFonts w:ascii="Times New Roman" w:hAnsi="Times New Roman"/>
-          <w:sz w:val="24"/>
-        </w:rPr>
-      </w:pPr>
-      <w:r>
-        <w:rPr>
-          <w:rFonts w:ascii="Times New Roman" w:hAnsi="Times New Roman"/>
-          <w:sz w:val="24"/>
-        </w:rPr>
-        <w:t>Тоді вподобаєш собі жертву правди, приношення і всепалення;* тоді покладуть на вівтар твій тельців.</w:t>
-      </w:r>
-    </w:p>
-    <w:p>
-      <w:pPr>
-        <w:spacing w:line="240" w:lineRule="auto"/>
-        <w:rPr>
-          <w:rFonts w:ascii="Times New Roman" w:hAnsi="Times New Roman"/>
-          <w:i/>
-          <w:sz w:val="24"/>
-        </w:rPr>
-      </w:pPr>
-      <w:r>
-        <w:rPr>
-          <w:rFonts w:ascii="Times New Roman" w:hAnsi="Times New Roman"/>
-          <w:i/>
-          <w:color w:val="FF0000"/>
-          <w:sz w:val="24"/>
-        </w:rPr>
-        <w:t xml:space="preserve">Вірні завершують </w:t>
-      </w:r>
-      <w:proofErr w:type="spellStart"/>
-      <w:r>
-        <w:rPr>
-          <w:rFonts w:ascii="Times New Roman" w:hAnsi="Times New Roman"/>
-          <w:i/>
-          <w:color w:val="FF0000"/>
-          <w:sz w:val="24"/>
-        </w:rPr>
-        <w:t>стихослов’я</w:t>
-      </w:r>
-      <w:proofErr w:type="spellEnd"/>
-      <w:r>
-        <w:rPr>
-          <w:rFonts w:ascii="Times New Roman" w:hAnsi="Times New Roman"/>
-          <w:i/>
-          <w:color w:val="FF0000"/>
-          <w:sz w:val="24"/>
-        </w:rPr>
-        <w:t xml:space="preserve"> псалмів:</w:t>
-      </w:r>
-    </w:p>
-    <w:p>
-      <w:pPr>
-        <w:spacing w:line="240" w:lineRule="auto"/>
-        <w:rPr>
-          <w:rFonts w:ascii="Times New Roman" w:hAnsi="Times New Roman"/>
-          <w:sz w:val="24"/>
-        </w:rPr>
-      </w:pPr>
-      <w:r>
-        <w:rPr>
-          <w:rFonts w:ascii="Times New Roman" w:hAnsi="Times New Roman"/>
-          <w:sz w:val="24"/>
-        </w:rPr>
-        <w:t xml:space="preserve">Слава Отцю, і Сину, і Святому Духові,* і нині, і повсякчас, і на віки </w:t>
+        <w:t xml:space="preserve">Слава Отцю, і Сину, і Святому Духові,* і нині і повсякчас, і на віки </w:t>
       </w:r>
       <w:r>
         <w:rPr>
@@ -4373,23 +4353,39 @@
           <w:rFonts w:ascii="Times New Roman" w:hAnsi="Times New Roman"/>
           <w:sz w:val="24"/>
         </w:rPr>
-        <w:t xml:space="preserve"> Амінь. </w:t>
-      </w:r>
-    </w:p>
-    <w:p>
-      <w:pPr>
-        <w:spacing w:line="240" w:lineRule="auto"/>
-        <w:rPr>
-          <w:rFonts w:ascii="Times New Roman" w:hAnsi="Times New Roman"/>
-          <w:sz w:val="24"/>
-        </w:rPr>
-      </w:pPr>
-      <w:r>
-        <w:rPr>
-          <w:rFonts w:ascii="Times New Roman" w:hAnsi="Times New Roman"/>
-          <w:sz w:val="24"/>
-        </w:rPr>
-        <w:t xml:space="preserve">Алилуя, алилуя, алилуя: Слава тобі, Боже! </w:t>
+        <w:t xml:space="preserve"> Амінь.</w:t>
+      </w:r>
+    </w:p>
+    <w:p>
+      <w:pPr>
+        <w:spacing w:line="240" w:lineRule="auto"/>
+        <w:rPr>
+          <w:rFonts w:ascii="Times New Roman" w:hAnsi="Times New Roman"/>
+          <w:sz w:val="24"/>
+        </w:rPr>
+      </w:pPr>
+      <w:r>
+        <w:rPr>
+          <w:rFonts w:ascii="Times New Roman" w:hAnsi="Times New Roman"/>
+          <w:sz w:val="24"/>
+        </w:rPr>
+        <w:t>Пресвята Тройце, помилуй нас;* Господи, очисти гріхи наші;* Владико, прости беззаконня наші;* Святий, завітай і зціли немочі наші імени твого ради.</w:t>
+      </w:r>
+    </w:p>
+    <w:p>
+      <w:pPr>
+        <w:spacing w:line="240" w:lineRule="auto"/>
+        <w:rPr>
+          <w:rFonts w:ascii="Times New Roman" w:hAnsi="Times New Roman"/>
+          <w:sz w:val="24"/>
+        </w:rPr>
+      </w:pPr>
+      <w:r>
+        <w:rPr>
+          <w:rFonts w:ascii="Times New Roman" w:hAnsi="Times New Roman"/>
+          <w:sz w:val="24"/>
+        </w:rPr>
+        <w:t xml:space="preserve">Господи, помилуй </w:t>
       </w:r>
       <w:r>
         <w:rPr>
@@ -4405,7 +4401,145 @@
           <w:rFonts w:ascii="Times New Roman" w:hAnsi="Times New Roman"/>
           <w:sz w:val="24"/>
         </w:rPr>
-        <w:t xml:space="preserve"> </w:t>
+        <w:t>.</w:t>
+      </w:r>
+    </w:p>
+    <w:p>
+      <w:pPr>
+        <w:spacing w:line="240" w:lineRule="auto"/>
+        <w:rPr>
+          <w:rFonts w:ascii="Times New Roman" w:hAnsi="Times New Roman"/>
+          <w:sz w:val="24"/>
+        </w:rPr>
+      </w:pPr>
+      <w:r>
+        <w:rPr>
+          <w:rFonts w:ascii="Times New Roman" w:hAnsi="Times New Roman"/>
+          <w:sz w:val="24"/>
+        </w:rPr>
+        <w:t xml:space="preserve">Слава Отцю, і Сину, і Святому Духові,* і нині і повсякчас, і на віки </w:t>
+      </w:r>
+      <w:r>
+        <w:rPr>
+          <w:rFonts w:ascii="Times New Roman" w:hAnsi="Times New Roman"/>
+          <w:sz w:val="24"/>
+        </w:rPr>
+        <w:t>віків.</w:t>
+      </w:r>
+      <w:r>
+        <w:rPr>
+          <w:rFonts w:ascii="Times New Roman" w:hAnsi="Times New Roman"/>
+          <w:sz w:val="24"/>
+        </w:rPr>
+        <w:t xml:space="preserve"> Амінь.</w:t>
+      </w:r>
+    </w:p>
+    <w:p>
+      <w:pPr>
+        <w:spacing w:line="240" w:lineRule="auto"/>
+        <w:rPr>
+          <w:rFonts w:ascii="Times New Roman" w:hAnsi="Times New Roman"/>
+          <w:sz w:val="24"/>
+        </w:rPr>
+      </w:pPr>
+      <w:r>
+        <w:rPr>
+          <w:rFonts w:ascii="Times New Roman" w:hAnsi="Times New Roman"/>
+          <w:sz w:val="24"/>
+        </w:rPr>
+        <w:t>Отче наш, що єси на небесах,* нехай святиться ім’я твоє,* нехай прийде царство твоє,* нехай буде воля твоя, як на небі, так і на землі.* Хліб наш насущний дай нам сьогодні,* і прости нам провини наші,* як і ми прощаємо винуватцям нашим,* і не введи нас у спокусу,* але визволи нас від лукавого.</w:t>
+      </w:r>
+    </w:p>
+    <w:p>
+      <w:pPr>
+        <w:pStyle w:val="a"/>
+        <w:spacing w:after="120"/>
+      </w:pPr>
+      <w:r>
+        <w:rPr>
+          <w:rFonts w:ascii="Times New Roman" w:hAnsi="Times New Roman"/>
+          <w:i/>
+          <w:color w:val="FF0000"/>
+          <w:sz w:val="24"/>
+        </w:rPr>
+        <w:t>Священ</w:t>
+      </w:r>
+      <w:r>
+        <w:rPr>
+          <w:rFonts w:ascii="Times New Roman" w:hAnsi="Times New Roman"/>
+          <w:i/>
+          <w:color w:val="FF0000"/>
+          <w:sz w:val="24"/>
+        </w:rPr>
+        <w:t>н</w:t>
+      </w:r>
+      <w:r>
+        <w:rPr>
+          <w:rFonts w:ascii="Times New Roman" w:hAnsi="Times New Roman"/>
+          <w:i/>
+          <w:color w:val="FF0000"/>
+          <w:sz w:val="24"/>
+        </w:rPr>
+        <w:t>ик:</w:t>
+      </w:r>
+      <w:r>
+        <w:rPr>
+          <w:rFonts w:ascii="Times New Roman" w:hAnsi="Times New Roman"/>
+          <w:sz w:val="24"/>
+        </w:rPr>
+        <w:t xml:space="preserve"> Бо Твоє є царство, і сила, і слава, Отця, і Сина, і Святого Духа, нині, і повсякчас, і на віки віків.</w:t>
+      </w:r>
+    </w:p>
+    <w:p>
+      <w:pPr>
+        <w:spacing w:line="240" w:lineRule="auto"/>
+        <w:rPr>
+          <w:rFonts w:ascii="Times New Roman" w:hAnsi="Times New Roman"/>
+          <w:sz w:val="24"/>
+        </w:rPr>
+      </w:pPr>
+      <w:r>
+        <w:rPr>
+          <w:rFonts w:ascii="Times New Roman" w:hAnsi="Times New Roman"/>
+          <w:i/>
+          <w:color w:val="FF0000"/>
+          <w:sz w:val="24"/>
+        </w:rPr>
+        <w:t xml:space="preserve">Вірні: </w:t>
+      </w:r>
+      <w:r>
+        <w:rPr>
+          <w:rFonts w:ascii="Times New Roman" w:hAnsi="Times New Roman"/>
+          <w:sz w:val="24"/>
+        </w:rPr>
+        <w:t>Амінь.</w:t>
+      </w:r>
+    </w:p>
+    <w:p>
+      <w:r>
+        <w:rPr>
+          <w:rFonts w:ascii="Times New Roman" w:hAnsi="Times New Roman"/>
+          <w:i/>
+          <w:color w:val="FF0000"/>
+          <w:sz w:val="24"/>
+        </w:rPr>
+        <w:t>Ко</w:t>
+      </w:r>
+      <w:r>
+        <w:rPr>
+          <w:rFonts w:ascii="Times New Roman" w:hAnsi="Times New Roman"/>
+          <w:i/>
+          <w:color w:val="FF0000"/>
+          <w:sz w:val="24"/>
+        </w:rPr>
+        <w:t xml:space="preserve">ндак (г. 8): </w:t>
+      </w:r>
+      <w:r>
+        <w:rPr>
+          <w:rFonts w:ascii="Times New Roman" w:hAnsi="Times New Roman"/>
+          <w:sz w:val="24"/>
+        </w:rPr>
+        <w:t>Як особливого лікаря і молитвеника благоприємного,* до раки твоєї Божественної прибігаючи, Самсоне богомудрий преподобний,* зійшовшись з любов’ю, псалмами і піснями,* радіючи, Христа прославляємо,* який таку благодать зцілень тобі подає.</w:t>
       </w:r>
     </w:p>
     <w:p>
@@ -4430,6 +4564,68 @@
           <w:color w:val="FF0000"/>
           <w:sz w:val="24"/>
         </w:rPr>
+        <w:t>(40 р.)</w:t>
+      </w:r>
+      <w:r>
+        <w:rPr>
+          <w:rFonts w:ascii="Times New Roman" w:hAnsi="Times New Roman"/>
+          <w:sz w:val="24"/>
+        </w:rPr>
+        <w:t>.</w:t>
+      </w:r>
+    </w:p>
+    <w:p>
+      <w:pPr>
+        <w:spacing w:line="240" w:lineRule="auto"/>
+        <w:rPr>
+          <w:rFonts w:ascii="Times New Roman" w:hAnsi="Times New Roman"/>
+          <w:sz w:val="24"/>
+        </w:rPr>
+      </w:pPr>
+      <w:r>
+        <w:rPr>
+          <w:rFonts w:ascii="Times New Roman" w:hAnsi="Times New Roman"/>
+          <w:sz w:val="24"/>
+        </w:rPr>
+        <w:t xml:space="preserve">Ти, що повсякчас і кожної години на небі й на землі приймаєш поклін і славу, Боже добрий, довготерпеливий й многомилостивий, що праведних любиш, і грішних милуєш, і всіх кличеш до спасіння, заради обіцянки майбутніх благ! Прийми, Господи, в цю хвилину й наші молитви і спрямуй життя наше до твоїх заповідей. Душі наші освяти, тіла очисти, думки наші направ, розум очисти й протверези, і визволь нас від усякої скорботи, лиха й слабування. Захисти нас святими ангелами твоїми, щоб ми, їх охороною збережені й напоумлені, осягнули єдність віри та зрозуміння неприступної твоєї слави, бо ти благословенний на віки </w:t>
+      </w:r>
+      <w:r>
+        <w:rPr>
+          <w:rFonts w:ascii="Times New Roman" w:hAnsi="Times New Roman"/>
+          <w:sz w:val="24"/>
+        </w:rPr>
+        <w:t>віків.</w:t>
+      </w:r>
+      <w:r>
+        <w:rPr>
+          <w:rFonts w:ascii="Times New Roman" w:hAnsi="Times New Roman"/>
+          <w:sz w:val="24"/>
+        </w:rPr>
+        <w:t xml:space="preserve"> Амінь.</w:t>
+      </w:r>
+    </w:p>
+    <w:p>
+      <w:pPr>
+        <w:spacing w:line="240" w:lineRule="auto"/>
+        <w:rPr>
+          <w:rFonts w:ascii="Times New Roman" w:hAnsi="Times New Roman"/>
+          <w:sz w:val="24"/>
+        </w:rPr>
+      </w:pPr>
+      <w:r>
+        <w:rPr>
+          <w:rFonts w:ascii="Times New Roman" w:hAnsi="Times New Roman"/>
+          <w:sz w:val="24"/>
+        </w:rPr>
+        <w:t xml:space="preserve">Господи, помилуй </w:t>
+      </w:r>
+      <w:r>
+        <w:rPr>
+          <w:rFonts w:ascii="Times New Roman" w:hAnsi="Times New Roman"/>
+          <w:i/>
+          <w:color w:val="FF0000"/>
+          <w:sz w:val="24"/>
+        </w:rPr>
         <w:t>(3 р.)</w:t>
       </w:r>
       <w:r>
@@ -4441,72 +4637,19 @@
       </w:r>
     </w:p>
     <w:p>
-      <w:r>
-        <w:rPr>
-          <w:rFonts w:ascii="Times New Roman" w:hAnsi="Times New Roman"/>
-          <w:i/>
-          <w:color w:val="FF4400"/>
-          <w:sz w:val="24"/>
-        </w:rPr>
-        <w:t>Тропар (г. 8):</w:t>
-      </w:r>
-      <w:r>
-        <w:rPr>
-          <w:rFonts w:ascii="Times New Roman" w:hAnsi="Times New Roman"/>
-          <w:color w:val="333333"/>
-          <w:sz w:val="24"/>
-        </w:rPr>
-        <w:t xml:space="preserve"> Благословен єси, Христе Боже наш,* що премудрими рибаків явив,* зіславши їм Духа Святого,* і ними уловив вселенну.* Чоловіколюбче, слава Тобі.</w:t>
-      </w:r>
-    </w:p>
-    <w:p>
-      <w:pPr>
-        <w:spacing w:line="240" w:lineRule="auto"/>
-        <w:rPr>
-          <w:rFonts w:ascii="Times New Roman" w:hAnsi="Times New Roman"/>
-          <w:sz w:val="24"/>
-        </w:rPr>
-      </w:pPr>
-      <w:r>
-        <w:rPr>
-          <w:rFonts w:ascii="Times New Roman" w:hAnsi="Times New Roman"/>
-          <w:sz w:val="24"/>
-        </w:rPr>
-        <w:t>Слава Отцю, і Сину, і Святому Духові.</w:t>
-      </w:r>
-    </w:p>
-    <w:p>
-      <w:r>
-        <w:rPr>
-          <w:rFonts w:ascii="Times New Roman" w:hAnsi="Times New Roman"/>
-          <w:i/>
-          <w:color w:val="FF0000"/>
-          <w:sz w:val="24"/>
-        </w:rPr>
-        <w:t xml:space="preserve">Тропар (г. 8): </w:t>
-      </w:r>
-      <w:r>
-        <w:rPr>
-          <w:rFonts w:ascii="Times New Roman" w:hAnsi="Times New Roman"/>
-          <w:sz w:val="24"/>
-        </w:rPr>
-        <w:t>В терпінні твоєму надбав єси відплату твою, отче преподобний,* в молитвах неперестанно тривавши,* убогих возлюбив єси і подбав за них,* тож молися Христу Богу, Самсоне милостивий блаженний,* щоб спастися душам нашим.</w:t>
-      </w:r>
-    </w:p>
-    <w:p>
-      <w:pPr>
-        <w:spacing w:line="240" w:lineRule="auto"/>
-        <w:rPr>
-          <w:rFonts w:ascii="Times New Roman" w:hAnsi="Times New Roman"/>
-          <w:sz w:val="24"/>
-        </w:rPr>
-      </w:pPr>
-      <w:r>
-        <w:rPr>
-          <w:rFonts w:ascii="Times New Roman" w:hAnsi="Times New Roman"/>
-          <w:sz w:val="24"/>
-        </w:rPr>
-        <w:t xml:space="preserve">І нині, і повсякчас, і на віки </w:t>
+      <w:pPr>
+        <w:spacing w:line="240" w:lineRule="auto"/>
+        <w:rPr>
+          <w:rFonts w:ascii="Times New Roman" w:hAnsi="Times New Roman"/>
+          <w:sz w:val="24"/>
+        </w:rPr>
+      </w:pPr>
+      <w:r>
+        <w:rPr>
+          <w:rFonts w:ascii="Times New Roman" w:hAnsi="Times New Roman"/>
+          <w:sz w:val="24"/>
+        </w:rPr>
+        <w:t xml:space="preserve">Слава Отцю, і Сину, і Святому Духові,* і нині і повсякчас, і на віки </w:t>
       </w:r>
       <w:r>
         <w:rPr>
@@ -4536,7 +4679,73 @@
           <w:rFonts w:ascii="Times New Roman" w:hAnsi="Times New Roman"/>
           <w:sz w:val="24"/>
         </w:rPr>
-        <w:t>Богородице, ти – лоза істинна,* що виростила нам Плід життя.* Тебе благаємо:* Молися, Владичице, з апостолами і всіма святими,* щоб помилувані були душі наші.</w:t>
+        <w:t xml:space="preserve">Чеснішу від херувимів і незрівнянно славнішу і від серафимів,* що без зотління Бога Слово породила,* сущу Богородицю, тебе величаємо. </w:t>
+      </w:r>
+    </w:p>
+    <w:p>
+      <w:pPr>
+        <w:spacing w:line="240" w:lineRule="auto"/>
+        <w:rPr>
+          <w:rFonts w:ascii="Times New Roman" w:hAnsi="Times New Roman"/>
+          <w:sz w:val="24"/>
+        </w:rPr>
+      </w:pPr>
+      <w:r>
+        <w:rPr>
+          <w:rFonts w:ascii="Times New Roman" w:hAnsi="Times New Roman"/>
+          <w:sz w:val="24"/>
+        </w:rPr>
+        <w:t>Іменем Господнім благослови, отче!</w:t>
+      </w:r>
+    </w:p>
+    <w:p>
+      <w:pPr>
+        <w:spacing w:line="240" w:lineRule="auto"/>
+        <w:rPr>
+          <w:rFonts w:ascii="Times New Roman" w:hAnsi="Times New Roman"/>
+          <w:sz w:val="24"/>
+        </w:rPr>
+      </w:pPr>
+      <w:r>
+        <w:rPr>
+          <w:rFonts w:ascii="Times New Roman" w:hAnsi="Times New Roman"/>
+          <w:i/>
+          <w:color w:val="FF0000"/>
+          <w:sz w:val="24"/>
+        </w:rPr>
+        <w:t xml:space="preserve">Священик: </w:t>
+      </w:r>
+      <w:r>
+        <w:rPr>
+          <w:rFonts w:ascii="Times New Roman" w:hAnsi="Times New Roman"/>
+          <w:sz w:val="24"/>
+        </w:rPr>
+        <w:t>Молитвами святих отців наших, Господи Ісусе Христе Сине Божий, помилуй нас.</w:t>
+      </w:r>
+    </w:p>
+    <w:p>
+      <w:pPr>
+        <w:spacing w:line="240" w:lineRule="auto"/>
+        <w:rPr>
+          <w:rFonts w:ascii="Times New Roman" w:hAnsi="Times New Roman"/>
+          <w:sz w:val="24"/>
+        </w:rPr>
+      </w:pPr>
+      <w:r>
+        <w:rPr>
+          <w:rFonts w:ascii="Times New Roman" w:hAnsi="Times New Roman"/>
+          <w:i/>
+          <w:color w:val="FF0000"/>
+          <w:sz w:val="24"/>
+        </w:rPr>
+        <w:t xml:space="preserve">Вірні: </w:t>
+      </w:r>
+      <w:r>
+        <w:rPr>
+          <w:rFonts w:ascii="Times New Roman" w:hAnsi="Times New Roman"/>
+          <w:sz w:val="24"/>
+        </w:rPr>
+        <w:t>Амінь.</w:t>
       </w:r>
     </w:p>
     <w:p>
@@ -4545,294 +4754,173 @@
         <w:jc w:val="center"/>
         <w:rPr>
           <w:rFonts w:ascii="Times New Roman" w:hAnsi="Times New Roman"/>
-          <w:sz w:val="24"/>
-        </w:rPr>
-      </w:pPr>
-      <w:r>
-        <w:rPr>
-          <w:rFonts w:ascii="Times New Roman" w:hAnsi="Times New Roman"/>
-          <w:i/>
-          <w:color w:val="FF0000"/>
-          <w:sz w:val="24"/>
-        </w:rPr>
-        <w:t>*****</w:t>
-      </w:r>
-    </w:p>
-    <w:p>
-      <w:pPr>
-        <w:spacing w:line="240" w:lineRule="auto"/>
-        <w:rPr>
-          <w:rFonts w:ascii="Times New Roman" w:hAnsi="Times New Roman"/>
-          <w:sz w:val="24"/>
-        </w:rPr>
-      </w:pPr>
-      <w:r>
-        <w:rPr>
-          <w:rFonts w:ascii="Times New Roman" w:hAnsi="Times New Roman"/>
-          <w:sz w:val="24"/>
-        </w:rPr>
-        <w:t xml:space="preserve">Господь Бог благословенний,* благословенний Господь день у день;* сприяти буде нам Бог спасіння нашого;* Бог наш, Бог – Спаситель. </w:t>
-      </w:r>
-      <w:r>
-        <w:rPr>
-          <w:rFonts w:ascii="Times New Roman" w:hAnsi="Times New Roman"/>
-          <w:i/>
-          <w:color w:val="FF0000"/>
-          <w:sz w:val="24"/>
-        </w:rPr>
-        <w:t>(Пс. 67:20-21)</w:t>
-      </w:r>
-    </w:p>
-    <w:p>
-      <w:pPr>
-        <w:spacing w:line="240" w:lineRule="auto"/>
-        <w:jc w:val="center"/>
-        <w:rPr>
-          <w:rFonts w:ascii="Times New Roman" w:hAnsi="Times New Roman"/>
-          <w:sz w:val="24"/>
-        </w:rPr>
-      </w:pPr>
-      <w:r>
-        <w:rPr>
-          <w:rFonts w:ascii="Times New Roman" w:hAnsi="Times New Roman"/>
-          <w:i/>
-          <w:color w:val="FF0000"/>
-          <w:sz w:val="24"/>
-        </w:rPr>
-        <w:t>*****</w:t>
-      </w:r>
-    </w:p>
-    <w:p>
-      <w:pPr>
-        <w:spacing w:line="240" w:lineRule="auto"/>
-        <w:rPr>
-          <w:rFonts w:ascii="Times New Roman" w:hAnsi="Times New Roman"/>
-          <w:sz w:val="24"/>
-        </w:rPr>
-      </w:pPr>
+          <w:b/>
+          <w:i/>
+          <w:sz w:val="24"/>
+        </w:rPr>
+      </w:pPr>
+      <w:r>
+        <w:rPr>
+          <w:rFonts w:ascii="Times New Roman" w:hAnsi="Times New Roman"/>
+          <w:b/>
+          <w:i/>
+          <w:color w:val="FF0000"/>
+          <w:sz w:val="24"/>
+        </w:rPr>
+        <w:t>Молитва на Час 3-ій</w:t>
+      </w:r>
+    </w:p>
+    <w:p>
+      <w:pPr>
+        <w:spacing w:line="240" w:lineRule="auto"/>
+        <w:rPr>
+          <w:rFonts w:ascii="Times New Roman" w:hAnsi="Times New Roman"/>
+          <w:sz w:val="24"/>
+        </w:rPr>
+      </w:pPr>
+      <w:r>
+        <w:rPr>
+          <w:rFonts w:ascii="Times New Roman" w:hAnsi="Times New Roman"/>
+          <w:sz w:val="24"/>
+        </w:rPr>
+        <w:t xml:space="preserve">Владико, Боже, Отче вседержителю, Господи Сину єдинородний, Ісусе Христе і Святий Душе – єдине Божество і єдина сило! Помилуй мене грішного і, якими задумами знаєш, спаси мене недостойного слугу твого, бо ти благословенний на віки </w:t>
+      </w:r>
+      <w:r>
+        <w:rPr>
+          <w:rFonts w:ascii="Times New Roman" w:hAnsi="Times New Roman"/>
+          <w:sz w:val="24"/>
+        </w:rPr>
+        <w:t>віків.</w:t>
+      </w:r>
+    </w:p>
+    <w:p>
+      <w:pPr>
+        <w:spacing w:line="240" w:lineRule="auto"/>
+        <w:rPr>
+          <w:rFonts w:ascii="Times New Roman" w:hAnsi="Times New Roman"/>
+          <w:sz w:val="24"/>
+        </w:rPr>
+      </w:pPr>
+      <w:r>
+        <w:rPr>
+          <w:rFonts w:ascii="Times New Roman" w:hAnsi="Times New Roman"/>
+          <w:i/>
+          <w:color w:val="FF0000"/>
+          <w:sz w:val="24"/>
+        </w:rPr>
+        <w:t xml:space="preserve">Вірні: </w:t>
+      </w:r>
+      <w:r>
+        <w:rPr>
+          <w:rFonts w:ascii="Times New Roman" w:hAnsi="Times New Roman"/>
+          <w:sz w:val="24"/>
+        </w:rPr>
+        <w:t>Амінь.</w:t>
+      </w:r>
+    </w:p>
+    <w:p>
+      <w:pPr>
+        <w:spacing w:line="240" w:lineRule="auto"/>
+        <w:rPr>
+          <w:rFonts w:ascii="Times New Roman" w:hAnsi="Times New Roman"/>
+          <w:i/>
+          <w:color w:val="FF0000"/>
+          <w:sz w:val="24"/>
+        </w:rPr>
+      </w:pPr>
+      <w:r>
+        <w:rPr>
+          <w:rFonts w:ascii="Times New Roman" w:hAnsi="Times New Roman"/>
+          <w:i/>
+          <w:color w:val="FF0000"/>
+          <w:sz w:val="24"/>
+        </w:rPr>
+        <w:t>[У давніх часословах замість цієї молитви є інша:</w:t>
+      </w:r>
+      <w:r>
+        <w:rPr>
+          <w:rFonts w:ascii="Times New Roman" w:hAnsi="Times New Roman"/>
+          <w:sz w:val="24"/>
+        </w:rPr>
+        <w:t xml:space="preserve"> Боже благодаті, ти змилосерджуєшся над нами кожного часу, утішенням Святого твого Духа. Благословимо тебе, бо Ти спас нас і в час </w:t>
+      </w:r>
       <w:r>
         <w:rPr>
           <w:rFonts w:ascii="Times New Roman" w:hAnsi="Times New Roman"/>
           <w:sz w:val="24"/>
         </w:rPr>
         <w:lastRenderedPageBreak/>
-        <w:t xml:space="preserve">Святий Боже, святий Кріпкий, святий Безсмертний, помилуй нас </w:t>
-      </w:r>
-      <w:r>
-        <w:rPr>
-          <w:rFonts w:ascii="Times New Roman" w:hAnsi="Times New Roman"/>
-          <w:i/>
-          <w:color w:val="FF0000"/>
-          <w:sz w:val="24"/>
-        </w:rPr>
-        <w:t>(3 р.)</w:t>
-      </w:r>
-      <w:r>
-        <w:rPr>
-          <w:rFonts w:ascii="Times New Roman" w:hAnsi="Times New Roman"/>
-          <w:sz w:val="24"/>
-        </w:rPr>
-        <w:t>.</w:t>
-      </w:r>
-    </w:p>
-    <w:p>
-      <w:pPr>
-        <w:spacing w:line="240" w:lineRule="auto"/>
-        <w:rPr>
-          <w:rFonts w:ascii="Times New Roman" w:hAnsi="Times New Roman"/>
-          <w:sz w:val="24"/>
-        </w:rPr>
-      </w:pPr>
-      <w:r>
-        <w:rPr>
-          <w:rFonts w:ascii="Times New Roman" w:hAnsi="Times New Roman"/>
-          <w:sz w:val="24"/>
-        </w:rPr>
-        <w:t xml:space="preserve">Слава Отцю, і Сину, і Святому Духові,* </w:t>
-      </w:r>
-      <w:r>
-        <w:rPr>
-          <w:rFonts w:ascii="Times New Roman" w:hAnsi="Times New Roman"/>
-          <w:sz w:val="24"/>
-        </w:rPr>
-        <w:t>і нині, і повсякчас</w:t>
-      </w:r>
-      <w:r>
-        <w:rPr>
-          <w:rFonts w:ascii="Times New Roman" w:hAnsi="Times New Roman"/>
-          <w:sz w:val="24"/>
-        </w:rPr>
-        <w:t xml:space="preserve">, і на віки </w:t>
-      </w:r>
-      <w:r>
-        <w:rPr>
-          <w:rFonts w:ascii="Times New Roman" w:hAnsi="Times New Roman"/>
-          <w:sz w:val="24"/>
-        </w:rPr>
-        <w:t>віків.</w:t>
-      </w:r>
-      <w:r>
-        <w:rPr>
-          <w:rFonts w:ascii="Times New Roman" w:hAnsi="Times New Roman"/>
-          <w:sz w:val="24"/>
-        </w:rPr>
-        <w:t xml:space="preserve"> Амінь.</w:t>
-      </w:r>
-    </w:p>
-    <w:p>
-      <w:pPr>
-        <w:spacing w:line="240" w:lineRule="auto"/>
-        <w:rPr>
-          <w:rFonts w:ascii="Times New Roman" w:hAnsi="Times New Roman"/>
-          <w:sz w:val="24"/>
-        </w:rPr>
-      </w:pPr>
-      <w:r>
-        <w:rPr>
-          <w:rFonts w:ascii="Times New Roman" w:hAnsi="Times New Roman"/>
-          <w:sz w:val="24"/>
-        </w:rPr>
-        <w:t xml:space="preserve">Пресвята </w:t>
-      </w:r>
-      <w:proofErr w:type="spellStart"/>
-      <w:r>
-        <w:rPr>
-          <w:rFonts w:ascii="Times New Roman" w:hAnsi="Times New Roman"/>
-          <w:sz w:val="24"/>
-        </w:rPr>
-        <w:t>Тройце</w:t>
-      </w:r>
-      <w:proofErr w:type="spellEnd"/>
-      <w:r>
-        <w:rPr>
-          <w:rFonts w:ascii="Times New Roman" w:hAnsi="Times New Roman"/>
-          <w:sz w:val="24"/>
-        </w:rPr>
-        <w:t xml:space="preserve">, помилуй нас;* Господи, очисти гріхи наші;* Владико, прости беззаконня наші;* Святий, завітай і зціли </w:t>
-      </w:r>
-      <w:proofErr w:type="spellStart"/>
-      <w:r>
-        <w:rPr>
-          <w:rFonts w:ascii="Times New Roman" w:hAnsi="Times New Roman"/>
-          <w:sz w:val="24"/>
-        </w:rPr>
-        <w:t>немочі</w:t>
-      </w:r>
-      <w:proofErr w:type="spellEnd"/>
-      <w:r>
-        <w:rPr>
-          <w:rFonts w:ascii="Times New Roman" w:hAnsi="Times New Roman"/>
-          <w:sz w:val="24"/>
-        </w:rPr>
-        <w:t xml:space="preserve"> наші </w:t>
-      </w:r>
-      <w:proofErr w:type="spellStart"/>
-      <w:r>
-        <w:rPr>
-          <w:rFonts w:ascii="Times New Roman" w:hAnsi="Times New Roman"/>
-          <w:sz w:val="24"/>
-        </w:rPr>
-        <w:t>імени</w:t>
-      </w:r>
-      <w:proofErr w:type="spellEnd"/>
-      <w:r>
-        <w:rPr>
-          <w:rFonts w:ascii="Times New Roman" w:hAnsi="Times New Roman"/>
-          <w:sz w:val="24"/>
-        </w:rPr>
-        <w:t xml:space="preserve"> твого ради.</w:t>
-      </w:r>
-    </w:p>
-    <w:p>
-      <w:pPr>
-        <w:spacing w:line="240" w:lineRule="auto"/>
-        <w:rPr>
-          <w:rFonts w:ascii="Times New Roman" w:hAnsi="Times New Roman"/>
-          <w:sz w:val="24"/>
-        </w:rPr>
-      </w:pPr>
-      <w:r>
-        <w:rPr>
-          <w:rFonts w:ascii="Times New Roman" w:hAnsi="Times New Roman"/>
-          <w:sz w:val="24"/>
-        </w:rPr>
-        <w:t xml:space="preserve">Господи, помилуй </w:t>
-      </w:r>
-      <w:r>
-        <w:rPr>
-          <w:rFonts w:ascii="Times New Roman" w:hAnsi="Times New Roman"/>
-          <w:i/>
-          <w:color w:val="FF0000"/>
-          <w:sz w:val="24"/>
-        </w:rPr>
-        <w:t>(3 р.)</w:t>
-      </w:r>
-      <w:r>
-        <w:rPr>
-          <w:rFonts w:ascii="Times New Roman" w:hAnsi="Times New Roman"/>
-          <w:sz w:val="24"/>
-        </w:rPr>
-        <w:t>.</w:t>
-      </w:r>
-    </w:p>
-    <w:p>
-      <w:pPr>
-        <w:spacing w:line="240" w:lineRule="auto"/>
-        <w:rPr>
-          <w:rFonts w:ascii="Times New Roman" w:hAnsi="Times New Roman"/>
-          <w:sz w:val="24"/>
-        </w:rPr>
-      </w:pPr>
-      <w:r>
-        <w:rPr>
-          <w:rFonts w:ascii="Times New Roman" w:hAnsi="Times New Roman"/>
-          <w:sz w:val="24"/>
-        </w:rPr>
-        <w:t xml:space="preserve">Слава Отцю, і Сину, і Святому Духові,* </w:t>
-      </w:r>
-      <w:r>
-        <w:rPr>
-          <w:rFonts w:ascii="Times New Roman" w:hAnsi="Times New Roman"/>
-          <w:sz w:val="24"/>
-        </w:rPr>
-        <w:t>і нині, і повсякчас</w:t>
-      </w:r>
-      <w:r>
-        <w:rPr>
-          <w:rFonts w:ascii="Times New Roman" w:hAnsi="Times New Roman"/>
-          <w:sz w:val="24"/>
-        </w:rPr>
-        <w:t xml:space="preserve">, і на віки </w:t>
-      </w:r>
-      <w:r>
-        <w:rPr>
-          <w:rFonts w:ascii="Times New Roman" w:hAnsi="Times New Roman"/>
-          <w:sz w:val="24"/>
-        </w:rPr>
-        <w:t>віків.</w:t>
-      </w:r>
-      <w:r>
-        <w:rPr>
-          <w:rFonts w:ascii="Times New Roman" w:hAnsi="Times New Roman"/>
-          <w:sz w:val="24"/>
-        </w:rPr>
-        <w:t xml:space="preserve"> Амінь.</w:t>
-      </w:r>
-    </w:p>
-    <w:p>
-      <w:pPr>
-        <w:spacing w:line="240" w:lineRule="auto"/>
-        <w:rPr>
-          <w:rFonts w:ascii="Times New Roman" w:hAnsi="Times New Roman"/>
-          <w:sz w:val="24"/>
-        </w:rPr>
-      </w:pPr>
-      <w:r>
-        <w:rPr>
-          <w:rFonts w:ascii="Times New Roman" w:hAnsi="Times New Roman"/>
-          <w:sz w:val="24"/>
-        </w:rPr>
-        <w:t>Отче наш, що єси на небесах,* нехай святиться ім’я твоє,* нехай прийде царство твоє,* нехай буде воля твоя, як на небі, так і на землі.* Хліб наш насущний дай нам сьогодні,* і прости нам провини наші,* як і ми прощаємо винуватцям нашим,* і не введи нас у спокусу,* але визволи нас від лукавого.</w:t>
+        <w:t>цей, в який благодать Святого Духа на чистих апостолів Твоїх щедро зіслав єси. Прийми молитви всіх нас і спрямуй у час цей думки наші до духовного, щоб ми ходили в Дусі, а не в пожаданнях плоті, силою єдинородного Сина Твого, якому з Тобою належить слава і похвала, честь і прослава з Ним і з Святим Духом навіки віків.</w:t>
+      </w:r>
+    </w:p>
+    <w:p>
+      <w:pPr>
+        <w:spacing w:line="240" w:lineRule="auto"/>
+        <w:rPr>
+          <w:rFonts w:ascii="Times New Roman" w:hAnsi="Times New Roman"/>
+          <w:sz w:val="24"/>
+        </w:rPr>
+      </w:pPr>
+      <w:r>
+        <w:rPr>
+          <w:rFonts w:ascii="Times New Roman" w:hAnsi="Times New Roman"/>
+          <w:i/>
+          <w:color w:val="FF0000"/>
+          <w:sz w:val="24"/>
+        </w:rPr>
+        <w:t xml:space="preserve">Вірні: </w:t>
+      </w:r>
+      <w:r>
+        <w:rPr>
+          <w:rFonts w:ascii="Times New Roman" w:hAnsi="Times New Roman"/>
+          <w:sz w:val="24"/>
+        </w:rPr>
+        <w:t>Амінь.</w:t>
+      </w:r>
+      <w:r>
+        <w:rPr>
+          <w:rFonts w:ascii="Times New Roman" w:hAnsi="Times New Roman"/>
+          <w:i/>
+          <w:color w:val="FF0000"/>
+          <w:sz w:val="24"/>
+        </w:rPr>
+        <w:t>]</w:t>
+      </w:r>
+    </w:p>
+    <w:p>
+      <w:pPr>
+        <w:spacing w:line="240" w:lineRule="auto"/>
+        <w:rPr>
+          <w:rFonts w:ascii="Times New Roman" w:hAnsi="Times New Roman"/>
+          <w:i/>
+          <w:color w:val="FF0000"/>
+          <w:sz w:val="24"/>
+        </w:rPr>
+      </w:pPr>
+      <w:r>
+        <w:rPr>
+          <w:rFonts w:ascii="Times New Roman" w:hAnsi="Times New Roman"/>
+          <w:i/>
+          <w:color w:val="FF0000"/>
+          <w:sz w:val="24"/>
+        </w:rPr>
+        <w:t xml:space="preserve">Якщо беремо наступний Час, починаємо від: </w:t>
+      </w:r>
+      <w:r>
+        <w:rPr>
+          <w:rFonts w:ascii="Times New Roman" w:hAnsi="Times New Roman"/>
+          <w:sz w:val="24"/>
+        </w:rPr>
+        <w:t>Прийдіте, поклонімся</w:t>
+      </w:r>
+      <w:r>
+        <w:rPr>
+          <w:rFonts w:ascii="Times New Roman" w:hAnsi="Times New Roman"/>
+          <w:i/>
+          <w:color w:val="FF0000"/>
+          <w:sz w:val="24"/>
+        </w:rPr>
+        <w:t>; якщо ні, закінчуємо так:</w:t>
       </w:r>
     </w:p>
     <w:p>
@@ -4857,14 +4945,7 @@
           <w:rFonts w:ascii="Times New Roman" w:hAnsi="Times New Roman"/>
           <w:sz w:val="24"/>
         </w:rPr>
-        <w:t xml:space="preserve">Бо твоє є царство, і сила, і слава, Отця, і Сина, і Святого Духа, нині і повсякчас, і на віки </w:t>
-      </w:r>
-      <w:r>
-        <w:rPr>
-          <w:rFonts w:ascii="Times New Roman" w:hAnsi="Times New Roman"/>
-          <w:sz w:val="24"/>
-        </w:rPr>
-        <w:t>віків.</w:t>
+        <w:t>Слава тобі, Христе Боже, надіє наша, слава тобі!</w:t>
       </w:r>
     </w:p>
     <w:p>
@@ -4889,518 +4970,7 @@
           <w:rFonts w:ascii="Times New Roman" w:hAnsi="Times New Roman"/>
           <w:sz w:val="24"/>
         </w:rPr>
-        <w:t>Амінь.</w:t>
-      </w:r>
-    </w:p>
-    <w:p>
-      <w:r>
-        <w:rPr>
-          <w:rFonts w:ascii="Times New Roman" w:hAnsi="Times New Roman"/>
-          <w:i/>
-          <w:color w:val="FF0000"/>
-          <w:sz w:val="24"/>
-        </w:rPr>
-        <w:t>Ко</w:t>
-      </w:r>
-      <w:r>
-        <w:rPr>
-          <w:rFonts w:ascii="Times New Roman" w:hAnsi="Times New Roman"/>
-          <w:i/>
-          <w:color w:val="FF0000"/>
-          <w:sz w:val="24"/>
-        </w:rPr>
-        <w:t xml:space="preserve">ндак (г. 8): </w:t>
-      </w:r>
-      <w:r>
-        <w:rPr>
-          <w:rFonts w:ascii="Times New Roman" w:hAnsi="Times New Roman"/>
-          <w:sz w:val="24"/>
-        </w:rPr>
-        <w:t>Як особливого лікаря і молитвеника благоприємного,* до раки твоєї Божественної прибігаючи, Самсоне богомудрий преподобний,* зійшовшись з любов’ю, псалмами і піснями,* радіючи, Христа прославляємо,* який таку благодать зцілень тобі подає.</w:t>
-      </w:r>
-    </w:p>
-    <w:p>
-      <w:pPr>
-        <w:spacing w:line="240" w:lineRule="auto"/>
-        <w:rPr>
-          <w:rFonts w:ascii="Times New Roman" w:hAnsi="Times New Roman"/>
-          <w:sz w:val="24"/>
-        </w:rPr>
-      </w:pPr>
-      <w:r>
-        <w:rPr>
-          <w:rFonts w:ascii="Times New Roman" w:hAnsi="Times New Roman"/>
-          <w:sz w:val="24"/>
-        </w:rPr>
-        <w:t xml:space="preserve">Господи, помилуй </w:t>
-      </w:r>
-      <w:r>
-        <w:rPr>
-          <w:rFonts w:ascii="Times New Roman" w:hAnsi="Times New Roman"/>
-          <w:i/>
-          <w:color w:val="FF0000"/>
-          <w:sz w:val="24"/>
-        </w:rPr>
-        <w:t>(40 р.)</w:t>
-      </w:r>
-      <w:r>
-        <w:rPr>
-          <w:rFonts w:ascii="Times New Roman" w:hAnsi="Times New Roman"/>
-          <w:sz w:val="24"/>
-        </w:rPr>
-        <w:t>.</w:t>
-      </w:r>
-    </w:p>
-    <w:p>
-      <w:pPr>
-        <w:spacing w:line="240" w:lineRule="auto"/>
-        <w:rPr>
-          <w:rFonts w:ascii="Times New Roman" w:hAnsi="Times New Roman"/>
-          <w:sz w:val="24"/>
-        </w:rPr>
-      </w:pPr>
-      <w:r>
-        <w:rPr>
-          <w:rFonts w:ascii="Times New Roman" w:hAnsi="Times New Roman"/>
-          <w:sz w:val="24"/>
-        </w:rPr>
-        <w:t xml:space="preserve">Ти, що повсякчас і кожної години на небі й на землі приймаєш поклін і славу, Боже добрий, довготерпеливий й многомилостивий, що праведних любиш, і грішних милуєш, і всіх кличеш до спасіння, заради обіцянки майбутніх благ! Прийми, Господи, в цю хвилину й наші молитви і спрямуй життя наше до твоїх заповідей. Душі наші освяти, тіла очисти, думки наші направ, розум очисти й протверези, і визволь нас від усякої скорботи, лиха й слабування. Захисти нас святими ангелами твоїми, щоб ми, їх охороною збережені й напоумлені, осягнули єдність віри та зрозуміння неприступної твоєї слави, бо ти благословенний на віки </w:t>
-      </w:r>
-      <w:r>
-        <w:rPr>
-          <w:rFonts w:ascii="Times New Roman" w:hAnsi="Times New Roman"/>
-          <w:sz w:val="24"/>
-        </w:rPr>
-        <w:t>віків.</w:t>
-      </w:r>
-      <w:r>
-        <w:rPr>
-          <w:rFonts w:ascii="Times New Roman" w:hAnsi="Times New Roman"/>
-          <w:sz w:val="24"/>
-        </w:rPr>
-        <w:t xml:space="preserve"> Амінь.</w:t>
-      </w:r>
-    </w:p>
-    <w:p>
-      <w:pPr>
-        <w:spacing w:line="240" w:lineRule="auto"/>
-        <w:rPr>
-          <w:rFonts w:ascii="Times New Roman" w:hAnsi="Times New Roman"/>
-          <w:sz w:val="24"/>
-        </w:rPr>
-      </w:pPr>
-      <w:r>
-        <w:rPr>
-          <w:rFonts w:ascii="Times New Roman" w:hAnsi="Times New Roman"/>
-          <w:sz w:val="24"/>
-        </w:rPr>
-        <w:t xml:space="preserve">Господи, помилуй </w:t>
-      </w:r>
-      <w:r>
-        <w:rPr>
-          <w:rFonts w:ascii="Times New Roman" w:hAnsi="Times New Roman"/>
-          <w:i/>
-          <w:color w:val="FF0000"/>
-          <w:sz w:val="24"/>
-        </w:rPr>
-        <w:t>(3 р.)</w:t>
-      </w:r>
-      <w:r>
-        <w:rPr>
-          <w:rFonts w:ascii="Times New Roman" w:hAnsi="Times New Roman"/>
-          <w:sz w:val="24"/>
-        </w:rPr>
-        <w:t>.</w:t>
-      </w:r>
-    </w:p>
-    <w:p>
-      <w:pPr>
-        <w:spacing w:line="240" w:lineRule="auto"/>
-        <w:rPr>
-          <w:rFonts w:ascii="Times New Roman" w:hAnsi="Times New Roman"/>
-          <w:sz w:val="24"/>
-        </w:rPr>
-      </w:pPr>
-      <w:r>
-        <w:rPr>
-          <w:rFonts w:ascii="Times New Roman" w:hAnsi="Times New Roman"/>
-          <w:sz w:val="24"/>
-        </w:rPr>
-        <w:t xml:space="preserve">Слава Отцю, і Сину, і Святому Духові,* </w:t>
-      </w:r>
-      <w:r>
-        <w:rPr>
-          <w:rFonts w:ascii="Times New Roman" w:hAnsi="Times New Roman"/>
-          <w:sz w:val="24"/>
-        </w:rPr>
-        <w:t>і нині, і повсякчас</w:t>
-      </w:r>
-      <w:r>
-        <w:rPr>
-          <w:rFonts w:ascii="Times New Roman" w:hAnsi="Times New Roman"/>
-          <w:sz w:val="24"/>
-        </w:rPr>
-        <w:t xml:space="preserve">, і на віки </w:t>
-      </w:r>
-      <w:r>
-        <w:rPr>
-          <w:rFonts w:ascii="Times New Roman" w:hAnsi="Times New Roman"/>
-          <w:sz w:val="24"/>
-        </w:rPr>
-        <w:t>віків.</w:t>
-      </w:r>
-      <w:r>
-        <w:rPr>
-          <w:rFonts w:ascii="Times New Roman" w:hAnsi="Times New Roman"/>
-          <w:sz w:val="24"/>
-        </w:rPr>
-        <w:t xml:space="preserve"> Амінь.</w:t>
-      </w:r>
-    </w:p>
-    <w:p>
-      <w:pPr>
-        <w:spacing w:line="240" w:lineRule="auto"/>
-        <w:rPr>
-          <w:rFonts w:ascii="Times New Roman" w:hAnsi="Times New Roman"/>
-          <w:sz w:val="24"/>
-        </w:rPr>
-      </w:pPr>
-      <w:r>
-        <w:rPr>
-          <w:rFonts w:ascii="Times New Roman" w:hAnsi="Times New Roman"/>
-          <w:sz w:val="24"/>
-        </w:rPr>
-        <w:t xml:space="preserve">Чеснішу від херувимів і незрівнянно славнішу і від серафимів,* що без зотління Бога Слово породила,* сущу Богородицю, тебе величаємо. </w:t>
-      </w:r>
-    </w:p>
-    <w:p>
-      <w:pPr>
-        <w:spacing w:line="240" w:lineRule="auto"/>
-        <w:rPr>
-          <w:rFonts w:ascii="Times New Roman" w:hAnsi="Times New Roman"/>
-          <w:sz w:val="24"/>
-        </w:rPr>
-      </w:pPr>
-      <w:r>
-        <w:rPr>
-          <w:rFonts w:ascii="Times New Roman" w:hAnsi="Times New Roman"/>
-          <w:sz w:val="24"/>
-        </w:rPr>
-        <w:t>Іменем Господнім благослови, отче!</w:t>
-      </w:r>
-    </w:p>
-    <w:p>
-      <w:pPr>
-        <w:spacing w:line="240" w:lineRule="auto"/>
-        <w:rPr>
-          <w:rFonts w:ascii="Times New Roman" w:hAnsi="Times New Roman"/>
-          <w:sz w:val="24"/>
-        </w:rPr>
-      </w:pPr>
-      <w:r>
-        <w:rPr>
-          <w:rFonts w:ascii="Times New Roman" w:hAnsi="Times New Roman"/>
-          <w:i/>
-          <w:color w:val="FF0000"/>
-          <w:sz w:val="24"/>
-        </w:rPr>
-        <w:t xml:space="preserve">Священик: </w:t>
-      </w:r>
-      <w:r>
-        <w:rPr>
-          <w:rFonts w:ascii="Times New Roman" w:hAnsi="Times New Roman"/>
-          <w:sz w:val="24"/>
-        </w:rPr>
-        <w:t>Молитвами святих отців наших, Господи Ісусе Христе Сине Божий, помилуй нас.</w:t>
-      </w:r>
-    </w:p>
-    <w:p>
-      <w:pPr>
-        <w:spacing w:line="240" w:lineRule="auto"/>
-        <w:rPr>
-          <w:rFonts w:ascii="Times New Roman" w:hAnsi="Times New Roman"/>
-          <w:sz w:val="24"/>
-        </w:rPr>
-      </w:pPr>
-      <w:r>
-        <w:rPr>
-          <w:rFonts w:ascii="Times New Roman" w:hAnsi="Times New Roman"/>
-          <w:i/>
-          <w:color w:val="FF0000"/>
-          <w:sz w:val="24"/>
-        </w:rPr>
-        <w:t xml:space="preserve">Вірні: </w:t>
-      </w:r>
-      <w:r>
-        <w:rPr>
-          <w:rFonts w:ascii="Times New Roman" w:hAnsi="Times New Roman"/>
-          <w:sz w:val="24"/>
-        </w:rPr>
-        <w:t>Амінь.</w:t>
-      </w:r>
-    </w:p>
-    <w:p>
-      <w:pPr>
-        <w:spacing w:line="240" w:lineRule="auto"/>
-        <w:jc w:val="center"/>
-        <w:rPr>
-          <w:rFonts w:ascii="Times New Roman" w:hAnsi="Times New Roman"/>
-          <w:b/>
-          <w:i/>
-          <w:sz w:val="24"/>
-        </w:rPr>
-      </w:pPr>
-      <w:r>
-        <w:rPr>
-          <w:rFonts w:ascii="Times New Roman" w:hAnsi="Times New Roman"/>
-          <w:b/>
-          <w:i/>
-          <w:color w:val="FF0000"/>
-          <w:sz w:val="24"/>
-        </w:rPr>
-        <w:t>Молитва на Час 3-ій</w:t>
-      </w:r>
-    </w:p>
-    <w:p>
-      <w:pPr>
-        <w:spacing w:line="240" w:lineRule="auto"/>
-        <w:rPr>
-          <w:rFonts w:ascii="Times New Roman" w:hAnsi="Times New Roman"/>
-          <w:sz w:val="24"/>
-        </w:rPr>
-      </w:pPr>
-      <w:r>
-        <w:rPr>
-          <w:rFonts w:ascii="Times New Roman" w:hAnsi="Times New Roman"/>
-          <w:sz w:val="24"/>
-        </w:rPr>
-        <w:t xml:space="preserve">Владико, Боже, Отче вседержителю, Господи Сину єдинородний, Ісусе Христе і Святий Душе – єдине Божество і єдина сило! Помилуй мене грішного і, якими задумами знаєш, спаси мене недостойного слугу твого, бо ти благословенний на віки </w:t>
-      </w:r>
-      <w:r>
-        <w:rPr>
-          <w:rFonts w:ascii="Times New Roman" w:hAnsi="Times New Roman"/>
-          <w:sz w:val="24"/>
-        </w:rPr>
-        <w:t>віків.</w:t>
-      </w:r>
-    </w:p>
-    <w:p>
-      <w:pPr>
-        <w:spacing w:line="240" w:lineRule="auto"/>
-        <w:rPr>
-          <w:rFonts w:ascii="Times New Roman" w:hAnsi="Times New Roman"/>
-          <w:sz w:val="24"/>
-        </w:rPr>
-      </w:pPr>
-      <w:r>
-        <w:rPr>
-          <w:rFonts w:ascii="Times New Roman" w:hAnsi="Times New Roman"/>
-          <w:i/>
-          <w:color w:val="FF0000"/>
-          <w:sz w:val="24"/>
-        </w:rPr>
-        <w:t xml:space="preserve">Вірні: </w:t>
-      </w:r>
-      <w:r>
-        <w:rPr>
-          <w:rFonts w:ascii="Times New Roman" w:hAnsi="Times New Roman"/>
-          <w:sz w:val="24"/>
-        </w:rPr>
-        <w:t>Амінь.</w:t>
-      </w:r>
-    </w:p>
-    <w:p>
-      <w:pPr>
-        <w:spacing w:line="240" w:lineRule="auto"/>
-        <w:rPr>
-          <w:rFonts w:ascii="Times New Roman" w:hAnsi="Times New Roman"/>
-          <w:i/>
-          <w:color w:val="FF0000"/>
-          <w:sz w:val="24"/>
-        </w:rPr>
-      </w:pPr>
-      <w:r>
-        <w:rPr>
-          <w:rFonts w:ascii="Times New Roman" w:hAnsi="Times New Roman"/>
-          <w:i/>
-          <w:color w:val="FF0000"/>
-          <w:sz w:val="24"/>
-        </w:rPr>
-        <w:t>[У давніх часословах замість цієї молитви є інша:</w:t>
-      </w:r>
-      <w:r>
-        <w:rPr>
-          <w:rFonts w:ascii="Times New Roman" w:hAnsi="Times New Roman"/>
-          <w:sz w:val="24"/>
-        </w:rPr>
-        <w:t xml:space="preserve"> Боже благодаті, ти </w:t>
-      </w:r>
-      <w:proofErr w:type="spellStart"/>
-      <w:r>
-        <w:rPr>
-          <w:rFonts w:ascii="Times New Roman" w:hAnsi="Times New Roman"/>
-          <w:sz w:val="24"/>
-        </w:rPr>
-        <w:t>змилосерджуєшся</w:t>
-      </w:r>
-      <w:proofErr w:type="spellEnd"/>
-      <w:r>
-        <w:rPr>
-          <w:rFonts w:ascii="Times New Roman" w:hAnsi="Times New Roman"/>
-          <w:sz w:val="24"/>
-        </w:rPr>
-        <w:t xml:space="preserve"> над нами кожного часу, </w:t>
-      </w:r>
-      <w:proofErr w:type="spellStart"/>
-      <w:r>
-        <w:rPr>
-          <w:rFonts w:ascii="Times New Roman" w:hAnsi="Times New Roman"/>
-          <w:sz w:val="24"/>
-        </w:rPr>
-        <w:t>утішенням</w:t>
-      </w:r>
-      <w:proofErr w:type="spellEnd"/>
-      <w:r>
-        <w:rPr>
-          <w:rFonts w:ascii="Times New Roman" w:hAnsi="Times New Roman"/>
-          <w:sz w:val="24"/>
-        </w:rPr>
-        <w:t xml:space="preserve"> Святого твого Духа. Благословимо тебе, бо Ти спас нас і в час цей, в який благодать Святого Духа на чистих апостолів Твоїх щедро зіслав єси. Прийми молитви всіх нас і спрямуй у час цей думки наші до духовного, щоб ми ходили в Дусі, а не в пожаданнях плоті, силою єдинородного Сина Твого, якому з Тобою належить слава і похвала, честь і прослава з Ним і з Святим Духом навіки віків.</w:t>
-      </w:r>
-    </w:p>
-    <w:p>
-      <w:pPr>
-        <w:spacing w:line="240" w:lineRule="auto"/>
-        <w:rPr>
-          <w:rFonts w:ascii="Times New Roman" w:hAnsi="Times New Roman"/>
-          <w:sz w:val="24"/>
-        </w:rPr>
-      </w:pPr>
-      <w:r>
-        <w:rPr>
-          <w:rFonts w:ascii="Times New Roman" w:hAnsi="Times New Roman"/>
-          <w:i/>
-          <w:color w:val="FF0000"/>
-          <w:sz w:val="24"/>
-        </w:rPr>
-        <w:t xml:space="preserve">Вірні: </w:t>
-      </w:r>
-      <w:r>
-        <w:rPr>
-          <w:rFonts w:ascii="Times New Roman" w:hAnsi="Times New Roman"/>
-          <w:sz w:val="24"/>
-        </w:rPr>
-        <w:t>Амінь.</w:t>
-      </w:r>
-      <w:r>
-        <w:rPr>
-          <w:rFonts w:ascii="Times New Roman" w:hAnsi="Times New Roman"/>
-          <w:i/>
-          <w:color w:val="FF0000"/>
-          <w:sz w:val="24"/>
-        </w:rPr>
-        <w:t>]</w:t>
-      </w:r>
-    </w:p>
-    <w:p>
-      <w:pPr>
-        <w:spacing w:line="240" w:lineRule="auto"/>
-        <w:rPr>
-          <w:rFonts w:ascii="Times New Roman" w:hAnsi="Times New Roman"/>
-          <w:i/>
-          <w:color w:val="FF0000"/>
-          <w:sz w:val="24"/>
-        </w:rPr>
-      </w:pPr>
-      <w:r>
-        <w:rPr>
-          <w:rFonts w:ascii="Times New Roman" w:hAnsi="Times New Roman"/>
-          <w:i/>
-          <w:color w:val="FF0000"/>
-          <w:sz w:val="24"/>
-        </w:rPr>
-        <w:lastRenderedPageBreak/>
-        <w:t xml:space="preserve">Якщо беремо наступний Час, починаємо від: </w:t>
-      </w:r>
-      <w:r>
-        <w:rPr>
-          <w:rFonts w:ascii="Times New Roman" w:hAnsi="Times New Roman"/>
-          <w:sz w:val="24"/>
-        </w:rPr>
-        <w:t>Прийдіте, поклонімся</w:t>
-      </w:r>
-      <w:r>
-        <w:rPr>
-          <w:rFonts w:ascii="Times New Roman" w:hAnsi="Times New Roman"/>
-          <w:i/>
-          <w:color w:val="FF0000"/>
-          <w:sz w:val="24"/>
-        </w:rPr>
-        <w:t>; якщо ні, закінчуємо так:</w:t>
-      </w:r>
-    </w:p>
-    <w:p>
-      <w:pPr>
-        <w:spacing w:line="240" w:lineRule="auto"/>
-        <w:rPr>
-          <w:rFonts w:ascii="Times New Roman" w:hAnsi="Times New Roman"/>
-          <w:sz w:val="24"/>
-        </w:rPr>
-      </w:pPr>
-      <w:r>
-        <w:rPr>
-          <w:rFonts w:ascii="Times New Roman" w:hAnsi="Times New Roman"/>
-          <w:i/>
-          <w:color w:val="FF0000"/>
-          <w:sz w:val="24"/>
-        </w:rPr>
-        <w:t xml:space="preserve">Священик: </w:t>
-      </w:r>
-      <w:r>
-        <w:rPr>
-          <w:rFonts w:ascii="Times New Roman" w:hAnsi="Times New Roman"/>
-          <w:sz w:val="24"/>
-        </w:rPr>
-        <w:t>Слава тобі, Христе Боже, надіє наша, слава тобі!</w:t>
-      </w:r>
-    </w:p>
-    <w:p>
-      <w:pPr>
-        <w:spacing w:line="240" w:lineRule="auto"/>
-        <w:rPr>
-          <w:rFonts w:ascii="Times New Roman" w:hAnsi="Times New Roman"/>
-          <w:sz w:val="24"/>
-        </w:rPr>
-      </w:pPr>
-      <w:r>
-        <w:rPr>
-          <w:rFonts w:ascii="Times New Roman" w:hAnsi="Times New Roman"/>
-          <w:i/>
-          <w:color w:val="FF0000"/>
-          <w:sz w:val="24"/>
-        </w:rPr>
-        <w:t xml:space="preserve">Вірні: </w:t>
-      </w:r>
-      <w:r>
-        <w:rPr>
-          <w:rFonts w:ascii="Times New Roman" w:hAnsi="Times New Roman"/>
-          <w:sz w:val="24"/>
-        </w:rPr>
-        <w:t xml:space="preserve">Слава Отцю, і Сину, і Святому Духові,* </w:t>
-      </w:r>
-      <w:r>
-        <w:rPr>
-          <w:rFonts w:ascii="Times New Roman" w:hAnsi="Times New Roman"/>
-          <w:sz w:val="24"/>
-        </w:rPr>
-        <w:t>і нині, і повсякчас</w:t>
-      </w:r>
-      <w:r>
-        <w:rPr>
-          <w:rFonts w:ascii="Times New Roman" w:hAnsi="Times New Roman"/>
-          <w:sz w:val="24"/>
-        </w:rPr>
-        <w:t xml:space="preserve">, і на віки </w:t>
+        <w:t xml:space="preserve">Слава Отцю, і Сину, і Святому Духові,* і нині і повсякчас, і на віки </w:t>
       </w:r>
       <w:r>
         <w:rPr>
@@ -5501,7 +5071,7 @@
     </w:p>
     <w:p>
       <w:pPr>
-        <w:pStyle w:val="2"/>
+        <w:pStyle w:val="Heading2"/>
         <w:spacing w:line="240" w:lineRule="auto"/>
         <w:jc w:val="center"/>
         <w:rPr>
@@ -5592,18 +5162,218 @@
     </w:p>
     <w:p>
       <w:pPr>
-        <w:spacing w:line="240" w:lineRule="auto"/>
-        <w:rPr>
-          <w:rFonts w:ascii="Times New Roman" w:hAnsi="Times New Roman"/>
-          <w:sz w:val="24"/>
-        </w:rPr>
-      </w:pPr>
-      <w:r>
-        <w:rPr>
-          <w:rFonts w:ascii="Times New Roman" w:hAnsi="Times New Roman"/>
-          <w:sz w:val="24"/>
-        </w:rPr>
-        <w:t>Царю небесний, утішителю, Душе істини,* що всюди єси і все наповняєш,* скарбе дібр і життя подателю,* прийди і вселися в нас,* і очисти нас від усякої скверни,* і спаси, Благий, душі наші.</w:t>
+        <w:pStyle w:val="a"/>
+        <w:spacing w:after="120"/>
+      </w:pPr>
+      <w:r>
+        <w:rPr>
+          <w:rFonts w:ascii="Times New Roman" w:hAnsi="Times New Roman"/>
+          <w:sz w:val="24"/>
+        </w:rPr>
+        <w:t>Ца́рю</w:t>
+      </w:r>
+      <w:r>
+        <w:rPr>
+          <w:rFonts w:ascii="Times New Roman" w:hAnsi="Times New Roman"/>
+          <w:sz w:val="24"/>
+        </w:rPr>
+        <w:t xml:space="preserve"> </w:t>
+      </w:r>
+      <w:r>
+        <w:rPr>
+          <w:rFonts w:ascii="Times New Roman" w:hAnsi="Times New Roman"/>
+          <w:sz w:val="24"/>
+        </w:rPr>
+        <w:t>небе́сний</w:t>
+      </w:r>
+      <w:r>
+        <w:rPr>
+          <w:rFonts w:ascii="Times New Roman" w:hAnsi="Times New Roman"/>
+          <w:sz w:val="24"/>
+        </w:rPr>
+        <w:t xml:space="preserve">, </w:t>
+      </w:r>
+      <w:r>
+        <w:rPr>
+          <w:rFonts w:ascii="Times New Roman" w:hAnsi="Times New Roman"/>
+          <w:sz w:val="24"/>
+        </w:rPr>
+        <w:t>утіши́телю</w:t>
+      </w:r>
+      <w:r>
+        <w:rPr>
+          <w:rFonts w:ascii="Times New Roman" w:hAnsi="Times New Roman"/>
+          <w:sz w:val="24"/>
+        </w:rPr>
+        <w:t xml:space="preserve">, </w:t>
+      </w:r>
+      <w:r>
+        <w:rPr>
+          <w:rFonts w:ascii="Times New Roman" w:hAnsi="Times New Roman"/>
+          <w:sz w:val="24"/>
+        </w:rPr>
+        <w:t>Ду́ше</w:t>
+      </w:r>
+      <w:r>
+        <w:rPr>
+          <w:rFonts w:ascii="Times New Roman" w:hAnsi="Times New Roman"/>
+          <w:sz w:val="24"/>
+        </w:rPr>
+        <w:t xml:space="preserve"> íстини,* що </w:t>
+      </w:r>
+      <w:r>
+        <w:rPr>
+          <w:rFonts w:ascii="Times New Roman" w:hAnsi="Times New Roman"/>
+          <w:sz w:val="24"/>
+        </w:rPr>
+        <w:t>всю́ди</w:t>
+      </w:r>
+      <w:r>
+        <w:rPr>
+          <w:rFonts w:ascii="Times New Roman" w:hAnsi="Times New Roman"/>
+          <w:sz w:val="24"/>
+        </w:rPr>
+        <w:t xml:space="preserve"> єси́ і все </w:t>
+      </w:r>
+      <w:r>
+        <w:rPr>
+          <w:rFonts w:ascii="Times New Roman" w:hAnsi="Times New Roman"/>
+          <w:sz w:val="24"/>
+        </w:rPr>
+        <w:t>наповня́єш</w:t>
+      </w:r>
+      <w:r>
+        <w:rPr>
+          <w:rFonts w:ascii="Times New Roman" w:hAnsi="Times New Roman"/>
+          <w:sz w:val="24"/>
+        </w:rPr>
+        <w:t xml:space="preserve">,* </w:t>
+      </w:r>
+      <w:r>
+        <w:rPr>
+          <w:rFonts w:ascii="Times New Roman" w:hAnsi="Times New Roman"/>
+          <w:sz w:val="24"/>
+        </w:rPr>
+        <w:t>скарбни́це</w:t>
+      </w:r>
+      <w:r>
+        <w:rPr>
+          <w:rFonts w:ascii="Times New Roman" w:hAnsi="Times New Roman"/>
+          <w:sz w:val="24"/>
+        </w:rPr>
+        <w:t xml:space="preserve"> благ і життя́ </w:t>
+      </w:r>
+      <w:r>
+        <w:rPr>
+          <w:rFonts w:ascii="Times New Roman" w:hAnsi="Times New Roman"/>
+          <w:sz w:val="24"/>
+        </w:rPr>
+        <w:t>пода́телю</w:t>
+      </w:r>
+      <w:r>
+        <w:rPr>
+          <w:rFonts w:ascii="Times New Roman" w:hAnsi="Times New Roman"/>
+          <w:sz w:val="24"/>
+        </w:rPr>
+        <w:t xml:space="preserve">,* прийди́, і </w:t>
+      </w:r>
+      <w:r>
+        <w:rPr>
+          <w:rFonts w:ascii="Times New Roman" w:hAnsi="Times New Roman"/>
+          <w:sz w:val="24"/>
+        </w:rPr>
+        <w:t>всели́ся</w:t>
+      </w:r>
+      <w:r>
+        <w:rPr>
+          <w:rFonts w:ascii="Times New Roman" w:hAnsi="Times New Roman"/>
+          <w:sz w:val="24"/>
+        </w:rPr>
+        <w:t xml:space="preserve"> в нас,* і </w:t>
+      </w:r>
+      <w:r>
+        <w:rPr>
+          <w:rFonts w:ascii="Times New Roman" w:hAnsi="Times New Roman"/>
+          <w:sz w:val="24"/>
+        </w:rPr>
+        <w:t>очи́сти</w:t>
+      </w:r>
+      <w:r>
+        <w:rPr>
+          <w:rFonts w:ascii="Times New Roman" w:hAnsi="Times New Roman"/>
+          <w:sz w:val="24"/>
+        </w:rPr>
+        <w:t xml:space="preserve"> нас від </w:t>
+      </w:r>
+      <w:r>
+        <w:rPr>
+          <w:rFonts w:ascii="Times New Roman" w:hAnsi="Times New Roman"/>
+          <w:sz w:val="24"/>
+        </w:rPr>
+        <w:t>уся́кої</w:t>
+      </w:r>
+      <w:r>
+        <w:rPr>
+          <w:rFonts w:ascii="Times New Roman" w:hAnsi="Times New Roman"/>
+          <w:sz w:val="24"/>
+        </w:rPr>
+        <w:t xml:space="preserve"> </w:t>
+      </w:r>
+      <w:r>
+        <w:rPr>
+          <w:rFonts w:ascii="Times New Roman" w:hAnsi="Times New Roman"/>
+          <w:sz w:val="24"/>
+        </w:rPr>
+        <w:t>скве́рни</w:t>
+      </w:r>
+      <w:r>
+        <w:rPr>
+          <w:rFonts w:ascii="Times New Roman" w:hAnsi="Times New Roman"/>
+          <w:sz w:val="24"/>
+        </w:rPr>
+        <w:t xml:space="preserve">,* і спаси́, </w:t>
+      </w:r>
+      <w:r>
+        <w:rPr>
+          <w:rFonts w:ascii="Times New Roman" w:hAnsi="Times New Roman"/>
+          <w:sz w:val="24"/>
+        </w:rPr>
+        <w:t>благи́й</w:t>
+      </w:r>
+      <w:r>
+        <w:rPr>
+          <w:rFonts w:ascii="Times New Roman" w:hAnsi="Times New Roman"/>
+          <w:sz w:val="24"/>
+        </w:rPr>
+        <w:t xml:space="preserve">, </w:t>
+      </w:r>
+      <w:r>
+        <w:rPr>
+          <w:rFonts w:ascii="Times New Roman" w:hAnsi="Times New Roman"/>
+          <w:sz w:val="24"/>
+        </w:rPr>
+        <w:t>ду́ші</w:t>
+      </w:r>
+      <w:r>
+        <w:rPr>
+          <w:rFonts w:ascii="Times New Roman" w:hAnsi="Times New Roman"/>
+          <w:sz w:val="24"/>
+        </w:rPr>
+        <w:t xml:space="preserve"> </w:t>
+      </w:r>
+      <w:r>
+        <w:rPr>
+          <w:rFonts w:ascii="Times New Roman" w:hAnsi="Times New Roman"/>
+          <w:sz w:val="24"/>
+        </w:rPr>
+        <w:t>на́ші</w:t>
+      </w:r>
+      <w:r>
+        <w:rPr>
+          <w:rFonts w:ascii="Times New Roman" w:hAnsi="Times New Roman"/>
+          <w:sz w:val="24"/>
+        </w:rPr>
+        <w:t>.</w:t>
       </w:r>
     </w:p>
     <w:p>
@@ -5651,21 +5421,7 @@
           <w:rFonts w:ascii="Times New Roman" w:hAnsi="Times New Roman"/>
           <w:sz w:val="24"/>
         </w:rPr>
-        <w:t xml:space="preserve">Слава Отцю, і Сину, і Святому Духові,* </w:t>
-      </w:r>
-      <w:r>
-        <w:rPr>
-          <w:rFonts w:ascii="Times New Roman" w:hAnsi="Times New Roman"/>
-          <w:sz w:val="24"/>
-        </w:rPr>
-        <w:t>і нині, і повсякчас</w:t>
-      </w:r>
-      <w:r>
-        <w:rPr>
-          <w:rFonts w:ascii="Times New Roman" w:hAnsi="Times New Roman"/>
-          <w:sz w:val="24"/>
-        </w:rPr>
-        <w:t xml:space="preserve">, і на віки </w:t>
+        <w:t xml:space="preserve">Слава Отцю, і Сину, і Святому Духові,* і нині і повсякчас, і на віки </w:t>
       </w:r>
       <w:r>
         <w:rPr>
@@ -5695,55 +5451,7 @@
           <w:rFonts w:ascii="Times New Roman" w:hAnsi="Times New Roman"/>
           <w:sz w:val="24"/>
         </w:rPr>
-        <w:t xml:space="preserve">Пресвята </w:t>
-      </w:r>
-      <w:proofErr w:type="spellStart"/>
-      <w:r>
-        <w:rPr>
-          <w:rFonts w:ascii="Times New Roman" w:hAnsi="Times New Roman"/>
-          <w:sz w:val="24"/>
-        </w:rPr>
-        <w:t>Тройце</w:t>
-      </w:r>
-      <w:proofErr w:type="spellEnd"/>
-      <w:r>
-        <w:rPr>
-          <w:rFonts w:ascii="Times New Roman" w:hAnsi="Times New Roman"/>
-          <w:sz w:val="24"/>
-        </w:rPr>
-        <w:t xml:space="preserve">, помилуй нас;* Господи, очисти гріхи наші;* Владико, прости беззаконня наші;* Святий, завітай і зціли </w:t>
-      </w:r>
-      <w:proofErr w:type="spellStart"/>
-      <w:r>
-        <w:rPr>
-          <w:rFonts w:ascii="Times New Roman" w:hAnsi="Times New Roman"/>
-          <w:sz w:val="24"/>
-        </w:rPr>
-        <w:t>немочі</w:t>
-      </w:r>
-      <w:proofErr w:type="spellEnd"/>
-      <w:r>
-        <w:rPr>
-          <w:rFonts w:ascii="Times New Roman" w:hAnsi="Times New Roman"/>
-          <w:sz w:val="24"/>
-        </w:rPr>
-        <w:t xml:space="preserve"> наші </w:t>
-      </w:r>
-      <w:proofErr w:type="spellStart"/>
-      <w:r>
-        <w:rPr>
-          <w:rFonts w:ascii="Times New Roman" w:hAnsi="Times New Roman"/>
-          <w:sz w:val="24"/>
-        </w:rPr>
-        <w:t>імени</w:t>
-      </w:r>
-      <w:proofErr w:type="spellEnd"/>
-      <w:r>
-        <w:rPr>
-          <w:rFonts w:ascii="Times New Roman" w:hAnsi="Times New Roman"/>
-          <w:sz w:val="24"/>
-        </w:rPr>
-        <w:t xml:space="preserve"> твого ради.</w:t>
+        <w:t>Пресвята Тройце, помилуй нас;* Господи, очисти гріхи наші;* Владико, прости беззаконня наші;* Святий, завітай і зціли немочі наші імени твого ради.</w:t>
       </w:r>
     </w:p>
     <w:p>
@@ -5826,34 +5534,42 @@
     </w:p>
     <w:p>
       <w:pPr>
-        <w:spacing w:line="240" w:lineRule="auto"/>
-        <w:rPr>
-          <w:rFonts w:ascii="Times New Roman" w:hAnsi="Times New Roman"/>
-          <w:sz w:val="24"/>
-        </w:rPr>
-      </w:pPr>
-      <w:r>
-        <w:rPr>
-          <w:rFonts w:ascii="Times New Roman" w:hAnsi="Times New Roman"/>
-          <w:i/>
-          <w:color w:val="FF0000"/>
-          <w:sz w:val="24"/>
-        </w:rPr>
-        <w:t xml:space="preserve">Священик: </w:t>
-      </w:r>
-      <w:r>
-        <w:rPr>
-          <w:rFonts w:ascii="Times New Roman" w:hAnsi="Times New Roman"/>
-          <w:sz w:val="24"/>
-        </w:rPr>
-        <w:t xml:space="preserve">Бо твоє є царство, і сила, і слава, Отця, і Сина, і Святого Духа, нині і повсякчас, і на віки </w:t>
-      </w:r>
-      <w:r>
-        <w:rPr>
-          <w:rFonts w:ascii="Times New Roman" w:hAnsi="Times New Roman"/>
-          <w:sz w:val="24"/>
-        </w:rPr>
-        <w:t>віків.</w:t>
+        <w:pStyle w:val="a"/>
+        <w:spacing w:after="120"/>
+      </w:pPr>
+      <w:r>
+        <w:rPr>
+          <w:rFonts w:ascii="Times New Roman" w:hAnsi="Times New Roman"/>
+          <w:i/>
+          <w:color w:val="FF0000"/>
+          <w:sz w:val="24"/>
+        </w:rPr>
+        <w:t>Священ</w:t>
+      </w:r>
+      <w:r>
+        <w:rPr>
+          <w:rFonts w:ascii="Times New Roman" w:hAnsi="Times New Roman"/>
+          <w:i/>
+          <w:color w:val="FF0000"/>
+          <w:sz w:val="24"/>
+        </w:rPr>
+        <w:t>н</w:t>
+      </w:r>
+      <w:r>
+        <w:rPr>
+          <w:rFonts w:ascii="Times New Roman" w:hAnsi="Times New Roman"/>
+          <w:i/>
+          <w:color w:val="FF0000"/>
+          <w:sz w:val="24"/>
+        </w:rPr>
+        <w:t>ик:</w:t>
+      </w:r>
+      <w:r>
+        <w:rPr>
+          <w:rFonts w:ascii="Times New Roman" w:hAnsi="Times New Roman"/>
+          <w:sz w:val="24"/>
+        </w:rPr>
+        <w:t xml:space="preserve"> Бо Твоє є царство, і сила, і слава, Отця, і Сина, і Святого Духа, нині, і повсякчас, і на віки віків.</w:t>
       </w:r>
     </w:p>
     <w:p>
@@ -6382,55 +6098,23 @@
           <w:rFonts w:ascii="Times New Roman" w:hAnsi="Times New Roman"/>
           <w:sz w:val="24"/>
         </w:rPr>
-        <w:t xml:space="preserve">Нехай смерть поб'є їх! Нехай зійдуть живими в </w:t>
-      </w:r>
-      <w:proofErr w:type="spellStart"/>
-      <w:r>
-        <w:rPr>
-          <w:rFonts w:ascii="Times New Roman" w:hAnsi="Times New Roman"/>
-          <w:sz w:val="24"/>
-        </w:rPr>
-        <w:t>шеол</w:t>
-      </w:r>
-      <w:proofErr w:type="spellEnd"/>
-      <w:r>
-        <w:rPr>
-          <w:rFonts w:ascii="Times New Roman" w:hAnsi="Times New Roman"/>
-          <w:sz w:val="24"/>
-        </w:rPr>
-        <w:t>!* − бо лиш підлота в їхніх домах і посеред них.</w:t>
-      </w:r>
-    </w:p>
-    <w:p>
-      <w:pPr>
-        <w:spacing w:line="240" w:lineRule="auto"/>
-        <w:rPr>
-          <w:rFonts w:ascii="Times New Roman" w:hAnsi="Times New Roman"/>
-          <w:sz w:val="24"/>
-        </w:rPr>
-      </w:pPr>
-      <w:r>
-        <w:rPr>
-          <w:rFonts w:ascii="Times New Roman" w:hAnsi="Times New Roman"/>
-          <w:sz w:val="24"/>
-        </w:rPr>
-        <w:t xml:space="preserve">Я ж </w:t>
-      </w:r>
-      <w:proofErr w:type="spellStart"/>
-      <w:r>
-        <w:rPr>
-          <w:rFonts w:ascii="Times New Roman" w:hAnsi="Times New Roman"/>
-          <w:sz w:val="24"/>
-        </w:rPr>
-        <w:t>візву</w:t>
-      </w:r>
-      <w:proofErr w:type="spellEnd"/>
-      <w:r>
-        <w:rPr>
-          <w:rFonts w:ascii="Times New Roman" w:hAnsi="Times New Roman"/>
-          <w:sz w:val="24"/>
-        </w:rPr>
-        <w:t xml:space="preserve"> до Бога,* і Господь мене врятує. </w:t>
+        <w:t>Нехай смерть поб'є їх! Нехай зійдуть живими в шеол!* − бо лиш підлота в їхніх домах і посеред них.</w:t>
+      </w:r>
+    </w:p>
+    <w:p>
+      <w:pPr>
+        <w:spacing w:line="240" w:lineRule="auto"/>
+        <w:rPr>
+          <w:rFonts w:ascii="Times New Roman" w:hAnsi="Times New Roman"/>
+          <w:sz w:val="24"/>
+        </w:rPr>
+      </w:pPr>
+      <w:r>
+        <w:rPr>
+          <w:rFonts w:ascii="Times New Roman" w:hAnsi="Times New Roman"/>
+          <w:sz w:val="24"/>
+        </w:rPr>
+        <w:t xml:space="preserve">Я ж візву до Бога,* і Господь мене врятує. </w:t>
       </w:r>
     </w:p>
     <w:p>
@@ -6505,78 +6189,44 @@
           <w:sz w:val="24"/>
         </w:rPr>
       </w:pPr>
-      <w:proofErr w:type="spellStart"/>
-      <w:r>
-        <w:rPr>
-          <w:rFonts w:ascii="Times New Roman" w:hAnsi="Times New Roman"/>
-          <w:sz w:val="24"/>
-        </w:rPr>
-        <w:t>Масніші</w:t>
-      </w:r>
-      <w:proofErr w:type="spellEnd"/>
-      <w:r>
-        <w:rPr>
-          <w:rFonts w:ascii="Times New Roman" w:hAnsi="Times New Roman"/>
-          <w:sz w:val="24"/>
-        </w:rPr>
-        <w:t xml:space="preserve"> від сметани його губи, серце ж його завжди готове до бійки,* слова його ніжніші від оливи, але вони – мечі вийняті з піхви.</w:t>
-      </w:r>
-    </w:p>
-    <w:p>
-      <w:pPr>
-        <w:spacing w:line="240" w:lineRule="auto"/>
-        <w:rPr>
-          <w:rFonts w:ascii="Times New Roman" w:hAnsi="Times New Roman"/>
-          <w:sz w:val="24"/>
-        </w:rPr>
-      </w:pPr>
-      <w:proofErr w:type="spellStart"/>
-      <w:r>
-        <w:rPr>
-          <w:rFonts w:ascii="Times New Roman" w:hAnsi="Times New Roman"/>
-          <w:sz w:val="24"/>
-        </w:rPr>
-        <w:t>Залиши</w:t>
-      </w:r>
-      <w:proofErr w:type="spellEnd"/>
-      <w:r>
-        <w:rPr>
-          <w:rFonts w:ascii="Times New Roman" w:hAnsi="Times New Roman"/>
-          <w:sz w:val="24"/>
-        </w:rPr>
-        <w:t xml:space="preserve"> на Господа твою турботу і він тебе підтримає;* повіки не допустить, щоб справедливий захитався.</w:t>
-      </w:r>
-    </w:p>
-    <w:p>
-      <w:pPr>
-        <w:spacing w:line="240" w:lineRule="auto"/>
-        <w:rPr>
-          <w:rFonts w:ascii="Times New Roman" w:hAnsi="Times New Roman"/>
-          <w:sz w:val="24"/>
-        </w:rPr>
-      </w:pPr>
-      <w:r>
-        <w:rPr>
-          <w:rFonts w:ascii="Times New Roman" w:hAnsi="Times New Roman"/>
-          <w:sz w:val="24"/>
-        </w:rPr>
-        <w:t xml:space="preserve">І ти, Боже, зведеш у яму тління їх.* Кровожерні та лукаві не </w:t>
-      </w:r>
-      <w:proofErr w:type="spellStart"/>
-      <w:r>
-        <w:rPr>
-          <w:rFonts w:ascii="Times New Roman" w:hAnsi="Times New Roman"/>
-          <w:sz w:val="24"/>
-        </w:rPr>
-        <w:t>доживуть</w:t>
-      </w:r>
-      <w:proofErr w:type="spellEnd"/>
-      <w:r>
-        <w:rPr>
-          <w:rFonts w:ascii="Times New Roman" w:hAnsi="Times New Roman"/>
-          <w:sz w:val="24"/>
-        </w:rPr>
-        <w:t xml:space="preserve"> до половини віку свого; я ж, Господи, надіюся на тебе!</w:t>
+      <w:r>
+        <w:rPr>
+          <w:rFonts w:ascii="Times New Roman" w:hAnsi="Times New Roman"/>
+          <w:sz w:val="24"/>
+        </w:rPr>
+        <w:t>Масніші від сметани його губи, серце ж його завжди готове до бійки,* слова його ніжніші від оливи, але вони – мечі вийняті з піхви.</w:t>
+      </w:r>
+    </w:p>
+    <w:p>
+      <w:pPr>
+        <w:spacing w:line="240" w:lineRule="auto"/>
+        <w:rPr>
+          <w:rFonts w:ascii="Times New Roman" w:hAnsi="Times New Roman"/>
+          <w:sz w:val="24"/>
+        </w:rPr>
+      </w:pPr>
+      <w:r>
+        <w:rPr>
+          <w:rFonts w:ascii="Times New Roman" w:hAnsi="Times New Roman"/>
+          <w:sz w:val="24"/>
+        </w:rPr>
+        <w:t>Залиши на Господа твою турботу і він тебе підтримає;* повіки не допустить, щоб справедливий захитався.</w:t>
+      </w:r>
+    </w:p>
+    <w:p>
+      <w:pPr>
+        <w:spacing w:line="240" w:lineRule="auto"/>
+        <w:rPr>
+          <w:rFonts w:ascii="Times New Roman" w:hAnsi="Times New Roman"/>
+          <w:sz w:val="24"/>
+        </w:rPr>
+      </w:pPr>
+      <w:r>
+        <w:rPr>
+          <w:rFonts w:ascii="Times New Roman" w:hAnsi="Times New Roman"/>
+          <w:sz w:val="24"/>
+        </w:rPr>
+        <w:t>І ти, Боже, зведеш у яму тління їх.* Кровожерні та лукаві не доживуть до половини віку свого; я ж, Господи, надіюся на тебе!</w:t>
       </w:r>
     </w:p>
     <w:p>
@@ -6660,23 +6310,7 @@
           <w:rFonts w:ascii="Times New Roman" w:hAnsi="Times New Roman"/>
           <w:sz w:val="24"/>
         </w:rPr>
-        <w:t xml:space="preserve">Він тебе </w:t>
-      </w:r>
-      <w:proofErr w:type="spellStart"/>
-      <w:r>
-        <w:rPr>
-          <w:rFonts w:ascii="Times New Roman" w:hAnsi="Times New Roman"/>
-          <w:sz w:val="24"/>
-        </w:rPr>
-        <w:t>покриє</w:t>
-      </w:r>
-      <w:proofErr w:type="spellEnd"/>
-      <w:r>
-        <w:rPr>
-          <w:rFonts w:ascii="Times New Roman" w:hAnsi="Times New Roman"/>
-          <w:sz w:val="24"/>
-        </w:rPr>
-        <w:t xml:space="preserve"> крилами своїми, і ти втечеш під його крила;* щит і забороло − його вірність.</w:t>
+        <w:t>Він тебе покриє крилами своїми, і ти втечеш під його крила;* щит і забороло − його вірність.</w:t>
       </w:r>
     </w:p>
     <w:p>
@@ -6724,23 +6358,7 @@
           <w:rFonts w:ascii="Times New Roman" w:hAnsi="Times New Roman"/>
           <w:sz w:val="24"/>
         </w:rPr>
-        <w:t xml:space="preserve">Нехай і тисяча впаде біля тебе, і десять тисяч праворуч від тебе,* – до тебе не </w:t>
-      </w:r>
-      <w:proofErr w:type="spellStart"/>
-      <w:r>
-        <w:rPr>
-          <w:rFonts w:ascii="Times New Roman" w:hAnsi="Times New Roman"/>
-          <w:sz w:val="24"/>
-        </w:rPr>
-        <w:t>підійде</w:t>
-      </w:r>
-      <w:proofErr w:type="spellEnd"/>
-      <w:r>
-        <w:rPr>
-          <w:rFonts w:ascii="Times New Roman" w:hAnsi="Times New Roman"/>
-          <w:sz w:val="24"/>
-        </w:rPr>
-        <w:t>.</w:t>
+        <w:t>Нехай і тисяча впаде біля тебе, і десять тисяч праворуч від тебе,* – до тебе не підійде.</w:t>
       </w:r>
     </w:p>
     <w:p>
@@ -6789,23 +6407,7 @@
           <w:rFonts w:ascii="Times New Roman" w:hAnsi="Times New Roman"/>
           <w:sz w:val="24"/>
         </w:rPr>
-        <w:t xml:space="preserve">Ніяке лихо до тебе не приступить,* ніяка кара не </w:t>
-      </w:r>
-      <w:proofErr w:type="spellStart"/>
-      <w:r>
-        <w:rPr>
-          <w:rFonts w:ascii="Times New Roman" w:hAnsi="Times New Roman"/>
-          <w:sz w:val="24"/>
-        </w:rPr>
-        <w:t>підійде</w:t>
-      </w:r>
-      <w:proofErr w:type="spellEnd"/>
-      <w:r>
-        <w:rPr>
-          <w:rFonts w:ascii="Times New Roman" w:hAnsi="Times New Roman"/>
-          <w:sz w:val="24"/>
-        </w:rPr>
-        <w:t xml:space="preserve"> близько намету твого.</w:t>
+        <w:t>Ніяке лихо до тебе не приступить,* ніяка кара не підійде близько намету твого.</w:t>
       </w:r>
     </w:p>
     <w:p>
@@ -6853,80 +6455,39 @@
           <w:rFonts w:ascii="Times New Roman" w:hAnsi="Times New Roman"/>
           <w:sz w:val="24"/>
         </w:rPr>
-        <w:t xml:space="preserve">На гада й змія будеш наступати,* </w:t>
-      </w:r>
-      <w:proofErr w:type="spellStart"/>
-      <w:r>
-        <w:rPr>
-          <w:rFonts w:ascii="Times New Roman" w:hAnsi="Times New Roman"/>
-          <w:sz w:val="24"/>
-        </w:rPr>
-        <w:t>розтопчеш</w:t>
-      </w:r>
-      <w:proofErr w:type="spellEnd"/>
-      <w:r>
-        <w:rPr>
-          <w:rFonts w:ascii="Times New Roman" w:hAnsi="Times New Roman"/>
-          <w:sz w:val="24"/>
-        </w:rPr>
-        <w:t xml:space="preserve"> лева й дракона.</w:t>
-      </w:r>
-    </w:p>
-    <w:p>
-      <w:pPr>
-        <w:spacing w:line="240" w:lineRule="auto"/>
-        <w:rPr>
-          <w:rFonts w:ascii="Times New Roman" w:hAnsi="Times New Roman"/>
-          <w:sz w:val="24"/>
-        </w:rPr>
-      </w:pPr>
-      <w:r>
-        <w:rPr>
-          <w:rFonts w:ascii="Times New Roman" w:hAnsi="Times New Roman"/>
-          <w:sz w:val="24"/>
-        </w:rPr>
-        <w:t xml:space="preserve">Тому, що він виявив свою любов до мене, я його врятую;* я </w:t>
-      </w:r>
-      <w:proofErr w:type="spellStart"/>
-      <w:r>
-        <w:rPr>
-          <w:rFonts w:ascii="Times New Roman" w:hAnsi="Times New Roman"/>
-          <w:sz w:val="24"/>
-        </w:rPr>
-        <w:t>вивищу</w:t>
-      </w:r>
-      <w:proofErr w:type="spellEnd"/>
-      <w:r>
-        <w:rPr>
-          <w:rFonts w:ascii="Times New Roman" w:hAnsi="Times New Roman"/>
-          <w:sz w:val="24"/>
-        </w:rPr>
-        <w:t xml:space="preserve"> його, бо він знає моє ім'я.</w:t>
-      </w:r>
-    </w:p>
-    <w:p>
-      <w:pPr>
-        <w:spacing w:line="240" w:lineRule="auto"/>
-        <w:rPr>
-          <w:rFonts w:ascii="Times New Roman" w:hAnsi="Times New Roman"/>
-          <w:sz w:val="24"/>
-        </w:rPr>
-      </w:pPr>
-      <w:proofErr w:type="spellStart"/>
-      <w:r>
-        <w:rPr>
-          <w:rFonts w:ascii="Times New Roman" w:hAnsi="Times New Roman"/>
-          <w:sz w:val="24"/>
-        </w:rPr>
-        <w:t>Візве</w:t>
-      </w:r>
-      <w:proofErr w:type="spellEnd"/>
-      <w:r>
-        <w:rPr>
-          <w:rFonts w:ascii="Times New Roman" w:hAnsi="Times New Roman"/>
-          <w:sz w:val="24"/>
-        </w:rPr>
-        <w:t xml:space="preserve"> до мене, і я озвусь до нього;* я буду з ним у скруті, я його визволю і його прославлю.</w:t>
+        <w:t>На гада й змія будеш наступати,* розтопчеш лева й дракона.</w:t>
+      </w:r>
+    </w:p>
+    <w:p>
+      <w:pPr>
+        <w:spacing w:line="240" w:lineRule="auto"/>
+        <w:rPr>
+          <w:rFonts w:ascii="Times New Roman" w:hAnsi="Times New Roman"/>
+          <w:sz w:val="24"/>
+        </w:rPr>
+      </w:pPr>
+      <w:r>
+        <w:rPr>
+          <w:rFonts w:ascii="Times New Roman" w:hAnsi="Times New Roman"/>
+          <w:sz w:val="24"/>
+        </w:rPr>
+        <w:t>Тому, що він виявив свою любов до мене, я його врятую;* я вивищу його, бо він знає моє ім'я.</w:t>
+      </w:r>
+    </w:p>
+    <w:p>
+      <w:pPr>
+        <w:spacing w:line="240" w:lineRule="auto"/>
+        <w:rPr>
+          <w:rFonts w:ascii="Times New Roman" w:hAnsi="Times New Roman"/>
+          <w:sz w:val="24"/>
+        </w:rPr>
+      </w:pPr>
+      <w:r>
+        <w:rPr>
+          <w:rFonts w:ascii="Times New Roman" w:hAnsi="Times New Roman"/>
+          <w:sz w:val="24"/>
+        </w:rPr>
+        <w:t>Візве до мене, і я озвусь до нього;* я буду з ним у скруті, я його визволю і його прославлю.</w:t>
       </w:r>
     </w:p>
     <w:p>
@@ -6961,27 +6522,7 @@
           <w:color w:val="FF0000"/>
           <w:sz w:val="24"/>
         </w:rPr>
-        <w:t xml:space="preserve">Вірні завершують </w:t>
-      </w:r>
-      <w:proofErr w:type="spellStart"/>
-      <w:r>
-        <w:rPr>
-          <w:rFonts w:ascii="Times New Roman" w:hAnsi="Times New Roman"/>
-          <w:i/>
-          <w:color w:val="FF0000"/>
-          <w:sz w:val="24"/>
-        </w:rPr>
-        <w:t>стихослов’я</w:t>
-      </w:r>
-      <w:proofErr w:type="spellEnd"/>
-      <w:r>
-        <w:rPr>
-          <w:rFonts w:ascii="Times New Roman" w:hAnsi="Times New Roman"/>
-          <w:i/>
-          <w:color w:val="FF0000"/>
-          <w:sz w:val="24"/>
-        </w:rPr>
-        <w:t xml:space="preserve"> псалмів:</w:t>
+        <w:t>Вірні завершують стихослов’я псалмів:</w:t>
       </w:r>
     </w:p>
     <w:p>
@@ -7174,49 +6715,98 @@
           <w:rFonts w:ascii="Times New Roman" w:hAnsi="Times New Roman"/>
           <w:sz w:val="24"/>
         </w:rPr>
-        <w:t xml:space="preserve">Тому, що не маємо </w:t>
-      </w:r>
-      <w:proofErr w:type="spellStart"/>
-      <w:r>
-        <w:rPr>
-          <w:rFonts w:ascii="Times New Roman" w:hAnsi="Times New Roman"/>
-          <w:sz w:val="24"/>
-        </w:rPr>
-        <w:t>сміливости</w:t>
-      </w:r>
-      <w:proofErr w:type="spellEnd"/>
-      <w:r>
-        <w:rPr>
-          <w:rFonts w:ascii="Times New Roman" w:hAnsi="Times New Roman"/>
-          <w:sz w:val="24"/>
-        </w:rPr>
-        <w:t xml:space="preserve"> задля великих гріхів наших,* ти, Богородице Діво, Народженого від тебе благай,* бо вельми могутня молитва Матері до милосердя Владики.* Не погордуй благаннями грішних, </w:t>
-      </w:r>
-      <w:proofErr w:type="spellStart"/>
-      <w:r>
-        <w:rPr>
-          <w:rFonts w:ascii="Times New Roman" w:hAnsi="Times New Roman"/>
-          <w:sz w:val="24"/>
-        </w:rPr>
-        <w:t>Всечиста</w:t>
-      </w:r>
-      <w:proofErr w:type="spellEnd"/>
-      <w:r>
-        <w:rPr>
-          <w:rFonts w:ascii="Times New Roman" w:hAnsi="Times New Roman"/>
-          <w:sz w:val="24"/>
-        </w:rPr>
-        <w:t xml:space="preserve">,* бо милостивий і спасти може той,* хто й страждати за нас </w:t>
-      </w:r>
-      <w:proofErr w:type="spellStart"/>
-      <w:r>
-        <w:rPr>
-          <w:rFonts w:ascii="Times New Roman" w:hAnsi="Times New Roman"/>
-          <w:sz w:val="24"/>
-        </w:rPr>
-        <w:t>ізволив</w:t>
-      </w:r>
-      <w:proofErr w:type="spellEnd"/>
+        <w:t>Тому, що не маємо сміливости задля великих гріхів наших,* ти, Богородице Діво, Народженого від тебе благай,* бо вельми могутня молитва Матері до милосердя Владики.* Не погордуй благаннями грішних, Всечиста,* бо милостивий і спасти може той,* хто й страждати за нас ізволив.</w:t>
+      </w:r>
+    </w:p>
+    <w:p>
+      <w:pPr>
+        <w:spacing w:line="240" w:lineRule="auto"/>
+        <w:jc w:val="center"/>
+        <w:rPr>
+          <w:rFonts w:ascii="Times New Roman" w:hAnsi="Times New Roman"/>
+          <w:i/>
+          <w:color w:val="FF0000"/>
+          <w:sz w:val="24"/>
+        </w:rPr>
+      </w:pPr>
+      <w:r>
+        <w:rPr>
+          <w:rFonts w:ascii="Times New Roman" w:hAnsi="Times New Roman"/>
+          <w:i/>
+          <w:color w:val="FF0000"/>
+          <w:sz w:val="24"/>
+        </w:rPr>
+        <w:t>*****</w:t>
+      </w:r>
+    </w:p>
+    <w:p>
+      <w:pPr>
+        <w:spacing w:line="240" w:lineRule="auto"/>
+        <w:rPr>
+          <w:rFonts w:ascii="Times New Roman" w:hAnsi="Times New Roman"/>
+          <w:sz w:val="24"/>
+        </w:rPr>
+      </w:pPr>
+      <w:r>
+        <w:rPr>
+          <w:rFonts w:ascii="Times New Roman" w:hAnsi="Times New Roman"/>
+          <w:sz w:val="24"/>
+        </w:rPr>
+        <w:t>Негайно пошли нам щедроти твої, Господи,* бо зубожіли дуже ми.* Поможи нам, Боже, Спасителю наш,* задля слави імени твого. Господи, визволь нас* і очисти гріхи наші задля імени твого.</w:t>
+      </w:r>
+      <w:r>
+        <w:rPr>
+          <w:rFonts w:ascii="Times New Roman" w:hAnsi="Times New Roman"/>
+          <w:i/>
+          <w:color w:val="FF0000"/>
+          <w:sz w:val="24"/>
+        </w:rPr>
+        <w:t xml:space="preserve"> (Пс. 78:8-9)</w:t>
+      </w:r>
+    </w:p>
+    <w:p>
+      <w:pPr>
+        <w:spacing w:line="240" w:lineRule="auto"/>
+        <w:jc w:val="center"/>
+        <w:rPr>
+          <w:rFonts w:ascii="Times New Roman" w:hAnsi="Times New Roman"/>
+          <w:sz w:val="24"/>
+        </w:rPr>
+      </w:pPr>
+      <w:r>
+        <w:rPr>
+          <w:rFonts w:ascii="Times New Roman" w:hAnsi="Times New Roman"/>
+          <w:i/>
+          <w:color w:val="FF0000"/>
+          <w:sz w:val="24"/>
+        </w:rPr>
+        <w:t>*****</w:t>
+      </w:r>
+    </w:p>
+    <w:p>
+      <w:pPr>
+        <w:spacing w:line="240" w:lineRule="auto"/>
+        <w:rPr>
+          <w:rFonts w:ascii="Times New Roman" w:hAnsi="Times New Roman"/>
+          <w:sz w:val="24"/>
+        </w:rPr>
+      </w:pPr>
+      <w:r>
+        <w:rPr>
+          <w:rFonts w:ascii="Times New Roman" w:hAnsi="Times New Roman"/>
+          <w:sz w:val="24"/>
+        </w:rPr>
+        <w:t xml:space="preserve">Святий Боже, святий Кріпкий, святий Безсмертний, помилуй нас </w:t>
+      </w:r>
+      <w:r>
+        <w:rPr>
+          <w:rFonts w:ascii="Times New Roman" w:hAnsi="Times New Roman"/>
+          <w:i/>
+          <w:color w:val="FF0000"/>
+          <w:sz w:val="24"/>
+        </w:rPr>
+        <w:t>(3 р.)</w:t>
+      </w:r>
       <w:r>
         <w:rPr>
           <w:rFonts w:ascii="Times New Roman" w:hAnsi="Times New Roman"/>
@@ -7228,665 +6818,449 @@
     <w:p>
       <w:pPr>
         <w:spacing w:line="240" w:lineRule="auto"/>
+        <w:rPr>
+          <w:rFonts w:ascii="Times New Roman" w:hAnsi="Times New Roman"/>
+          <w:sz w:val="24"/>
+        </w:rPr>
+      </w:pPr>
+      <w:r>
+        <w:rPr>
+          <w:rFonts w:ascii="Times New Roman" w:hAnsi="Times New Roman"/>
+          <w:sz w:val="24"/>
+        </w:rPr>
+        <w:t xml:space="preserve">Слава Отцю, і Сину, і Святому Духові,* і нині, і повсякчас, і на віки </w:t>
+      </w:r>
+      <w:r>
+        <w:rPr>
+          <w:rFonts w:ascii="Times New Roman" w:hAnsi="Times New Roman"/>
+          <w:sz w:val="24"/>
+        </w:rPr>
+        <w:t>віків.</w:t>
+      </w:r>
+      <w:r>
+        <w:rPr>
+          <w:rFonts w:ascii="Times New Roman" w:hAnsi="Times New Roman"/>
+          <w:sz w:val="24"/>
+        </w:rPr>
+        <w:t xml:space="preserve"> Амінь.</w:t>
+      </w:r>
+    </w:p>
+    <w:p>
+      <w:pPr>
+        <w:spacing w:line="240" w:lineRule="auto"/>
+        <w:rPr>
+          <w:rFonts w:ascii="Times New Roman" w:hAnsi="Times New Roman"/>
+          <w:sz w:val="24"/>
+        </w:rPr>
+      </w:pPr>
+      <w:r>
+        <w:rPr>
+          <w:rFonts w:ascii="Times New Roman" w:hAnsi="Times New Roman"/>
+          <w:sz w:val="24"/>
+        </w:rPr>
+        <w:t>Пресвята Тройце, помилуй нас;* Господи, очисти гріхи наші;* Владико, прости беззаконня наші;* Святий, завітай і зціли немочі наші імени твого ради.</w:t>
+      </w:r>
+    </w:p>
+    <w:p>
+      <w:pPr>
+        <w:spacing w:line="240" w:lineRule="auto"/>
+        <w:rPr>
+          <w:rFonts w:ascii="Times New Roman" w:hAnsi="Times New Roman"/>
+          <w:sz w:val="24"/>
+        </w:rPr>
+      </w:pPr>
+      <w:r>
+        <w:rPr>
+          <w:rFonts w:ascii="Times New Roman" w:hAnsi="Times New Roman"/>
+          <w:sz w:val="24"/>
+        </w:rPr>
+        <w:t xml:space="preserve">Господи, помилуй </w:t>
+      </w:r>
+      <w:r>
+        <w:rPr>
+          <w:rFonts w:ascii="Times New Roman" w:hAnsi="Times New Roman"/>
+          <w:i/>
+          <w:color w:val="FF0000"/>
+          <w:sz w:val="24"/>
+        </w:rPr>
+        <w:t>(3 р.)</w:t>
+      </w:r>
+      <w:r>
+        <w:rPr>
+          <w:rFonts w:ascii="Times New Roman" w:hAnsi="Times New Roman"/>
+          <w:sz w:val="24"/>
+        </w:rPr>
+        <w:t>.</w:t>
+      </w:r>
+    </w:p>
+    <w:p>
+      <w:pPr>
+        <w:spacing w:line="240" w:lineRule="auto"/>
+        <w:rPr>
+          <w:rFonts w:ascii="Times New Roman" w:hAnsi="Times New Roman"/>
+          <w:sz w:val="24"/>
+        </w:rPr>
+      </w:pPr>
+      <w:r>
+        <w:rPr>
+          <w:rFonts w:ascii="Times New Roman" w:hAnsi="Times New Roman"/>
+          <w:sz w:val="24"/>
+        </w:rPr>
+        <w:t xml:space="preserve">Слава Отцю, і Сину, і Святому Духові,* і нині, і повсякчас, і на віки </w:t>
+      </w:r>
+      <w:r>
+        <w:rPr>
+          <w:rFonts w:ascii="Times New Roman" w:hAnsi="Times New Roman"/>
+          <w:sz w:val="24"/>
+        </w:rPr>
+        <w:t>віків.</w:t>
+      </w:r>
+      <w:r>
+        <w:rPr>
+          <w:rFonts w:ascii="Times New Roman" w:hAnsi="Times New Roman"/>
+          <w:sz w:val="24"/>
+        </w:rPr>
+        <w:t xml:space="preserve"> Амінь.</w:t>
+      </w:r>
+    </w:p>
+    <w:p>
+      <w:pPr>
+        <w:spacing w:line="240" w:lineRule="auto"/>
+        <w:rPr>
+          <w:rFonts w:ascii="Times New Roman" w:hAnsi="Times New Roman"/>
+          <w:sz w:val="24"/>
+        </w:rPr>
+      </w:pPr>
+      <w:r>
+        <w:rPr>
+          <w:rFonts w:ascii="Times New Roman" w:hAnsi="Times New Roman"/>
+          <w:sz w:val="24"/>
+        </w:rPr>
+        <w:t>Отче наш, що єси на небесах,* нехай святиться ім’я твоє,* нехай прийде царство твоє,* нехай буде воля твоя, як на небі, так і на землі.* Хліб наш насущний дай нам сьогодні,* і прости нам провини наші,* як і ми прощаємо винуватцям нашим,* і не введи нас у спокусу,* але визволи нас від лукавого.</w:t>
+      </w:r>
+    </w:p>
+    <w:p>
+      <w:pPr>
+        <w:pStyle w:val="a"/>
+        <w:spacing w:after="120"/>
+      </w:pPr>
+      <w:r>
+        <w:rPr>
+          <w:rFonts w:ascii="Times New Roman" w:hAnsi="Times New Roman"/>
+          <w:i/>
+          <w:color w:val="FF0000"/>
+          <w:sz w:val="24"/>
+        </w:rPr>
+        <w:t>Священ</w:t>
+      </w:r>
+      <w:r>
+        <w:rPr>
+          <w:rFonts w:ascii="Times New Roman" w:hAnsi="Times New Roman"/>
+          <w:i/>
+          <w:color w:val="FF0000"/>
+          <w:sz w:val="24"/>
+        </w:rPr>
+        <w:t>н</w:t>
+      </w:r>
+      <w:r>
+        <w:rPr>
+          <w:rFonts w:ascii="Times New Roman" w:hAnsi="Times New Roman"/>
+          <w:i/>
+          <w:color w:val="FF0000"/>
+          <w:sz w:val="24"/>
+        </w:rPr>
+        <w:t>ик:</w:t>
+      </w:r>
+      <w:r>
+        <w:rPr>
+          <w:rFonts w:ascii="Times New Roman" w:hAnsi="Times New Roman"/>
+          <w:sz w:val="24"/>
+        </w:rPr>
+        <w:t xml:space="preserve"> Бо Твоє є царство, і сила, і слава, Отця, і Сина, і Святого Духа, нині, і повсякчас, і на віки віків.</w:t>
+      </w:r>
+    </w:p>
+    <w:p>
+      <w:pPr>
+        <w:spacing w:line="240" w:lineRule="auto"/>
+        <w:rPr>
+          <w:rFonts w:ascii="Times New Roman" w:hAnsi="Times New Roman"/>
+          <w:sz w:val="24"/>
+        </w:rPr>
+      </w:pPr>
+      <w:r>
+        <w:rPr>
+          <w:rFonts w:ascii="Times New Roman" w:hAnsi="Times New Roman"/>
+          <w:i/>
+          <w:color w:val="FF0000"/>
+          <w:sz w:val="24"/>
+        </w:rPr>
+        <w:t xml:space="preserve">Вірні: </w:t>
+      </w:r>
+      <w:r>
+        <w:rPr>
+          <w:rFonts w:ascii="Times New Roman" w:hAnsi="Times New Roman"/>
+          <w:sz w:val="24"/>
+        </w:rPr>
+        <w:t>Амінь.</w:t>
+      </w:r>
+    </w:p>
+    <w:p>
+      <w:r>
+        <w:rPr>
+          <w:rFonts w:ascii="Times New Roman" w:hAnsi="Times New Roman"/>
+          <w:i/>
+          <w:color w:val="FF4400"/>
+          <w:sz w:val="24"/>
+        </w:rPr>
+        <w:t>Кондак (г. 8):</w:t>
+      </w:r>
+      <w:r>
+        <w:rPr>
+          <w:rFonts w:ascii="Times New Roman" w:hAnsi="Times New Roman"/>
+          <w:color w:val="333333"/>
+          <w:sz w:val="24"/>
+        </w:rPr>
+        <w:t xml:space="preserve"> Коли Ти, зійшовши, язики змішав,* розділив Ти народи, Всевишній.* Коли ж вогненні язики Ти роздавав,* у з’єднання всіх Ти призвав.* I одноголосно славимо Пресвятого Духа.</w:t>
+      </w:r>
+    </w:p>
+    <w:p>
+      <w:pPr>
+        <w:spacing w:line="240" w:lineRule="auto"/>
+        <w:rPr>
+          <w:rFonts w:ascii="Times New Roman" w:hAnsi="Times New Roman"/>
+          <w:sz w:val="24"/>
+        </w:rPr>
+      </w:pPr>
+      <w:r>
+        <w:rPr>
+          <w:rFonts w:ascii="Times New Roman" w:hAnsi="Times New Roman"/>
+          <w:sz w:val="24"/>
+        </w:rPr>
+        <w:t xml:space="preserve">Господи, помилуй </w:t>
+      </w:r>
+      <w:r>
+        <w:rPr>
+          <w:rFonts w:ascii="Times New Roman" w:hAnsi="Times New Roman"/>
+          <w:i/>
+          <w:color w:val="FF0000"/>
+          <w:sz w:val="24"/>
+        </w:rPr>
+        <w:t>(40 р.)</w:t>
+      </w:r>
+      <w:r>
+        <w:rPr>
+          <w:rFonts w:ascii="Times New Roman" w:hAnsi="Times New Roman"/>
+          <w:sz w:val="24"/>
+        </w:rPr>
+        <w:t>.</w:t>
+      </w:r>
+    </w:p>
+    <w:p>
+      <w:pPr>
+        <w:spacing w:line="240" w:lineRule="auto"/>
+        <w:rPr>
+          <w:rFonts w:ascii="Times New Roman" w:hAnsi="Times New Roman"/>
+          <w:sz w:val="24"/>
+        </w:rPr>
+      </w:pPr>
+      <w:r>
+        <w:rPr>
+          <w:rFonts w:ascii="Times New Roman" w:hAnsi="Times New Roman"/>
+          <w:sz w:val="24"/>
+        </w:rPr>
+        <w:t xml:space="preserve">Ти, що повсякчас і кожної години на небі й на землі приймаєш поклін і славу, Боже добрий, довготерпеливий й многомилостивий, що праведних любиш, і грішних милуєш, і всіх кличеш до спасіння, заради обіцянки майбутніх благ! Прийми, Господи, в цю хвилину й наші молитви і спрямуй життя наше до твоїх заповідей. Душі наші освяти, тіла очисти, думки наші направ, розум очисти й протверези, і визволь нас від усякої скорботи, лиха й слабування. Захисти нас святими ангелами твоїми, щоб ми, їх охороною збережені й напоумлені, осягнули єдність віри та зрозуміння неприступної твоєї слави, бо ти благословенний на віки </w:t>
+      </w:r>
+      <w:r>
+        <w:rPr>
+          <w:rFonts w:ascii="Times New Roman" w:hAnsi="Times New Roman"/>
+          <w:sz w:val="24"/>
+        </w:rPr>
+        <w:t>віків.</w:t>
+      </w:r>
+      <w:r>
+        <w:rPr>
+          <w:rFonts w:ascii="Times New Roman" w:hAnsi="Times New Roman"/>
+          <w:sz w:val="24"/>
+        </w:rPr>
+        <w:t xml:space="preserve"> </w:t>
+      </w:r>
+    </w:p>
+    <w:p>
+      <w:pPr>
+        <w:spacing w:line="240" w:lineRule="auto"/>
+        <w:rPr>
+          <w:rFonts w:ascii="Times New Roman" w:hAnsi="Times New Roman"/>
+          <w:sz w:val="24"/>
+        </w:rPr>
+      </w:pPr>
+      <w:r>
+        <w:rPr>
+          <w:rFonts w:ascii="Times New Roman" w:hAnsi="Times New Roman"/>
+          <w:i/>
+          <w:color w:val="FF0000"/>
+          <w:sz w:val="24"/>
+        </w:rPr>
+        <w:t xml:space="preserve">Вірні: </w:t>
+      </w:r>
+      <w:r>
+        <w:rPr>
+          <w:rFonts w:ascii="Times New Roman" w:hAnsi="Times New Roman"/>
+          <w:sz w:val="24"/>
+        </w:rPr>
+        <w:t>Амінь.</w:t>
+      </w:r>
+    </w:p>
+    <w:p>
+      <w:pPr>
+        <w:spacing w:line="240" w:lineRule="auto"/>
+        <w:rPr>
+          <w:rFonts w:ascii="Times New Roman" w:hAnsi="Times New Roman"/>
+          <w:sz w:val="24"/>
+        </w:rPr>
+      </w:pPr>
+      <w:r>
+        <w:rPr>
+          <w:rFonts w:ascii="Times New Roman" w:hAnsi="Times New Roman"/>
+          <w:sz w:val="24"/>
+        </w:rPr>
+        <w:t xml:space="preserve">Господи, помилуй </w:t>
+      </w:r>
+      <w:r>
+        <w:rPr>
+          <w:rFonts w:ascii="Times New Roman" w:hAnsi="Times New Roman"/>
+          <w:i/>
+          <w:color w:val="FF0000"/>
+          <w:sz w:val="24"/>
+        </w:rPr>
+        <w:t>(3 р.)</w:t>
+      </w:r>
+      <w:r>
+        <w:rPr>
+          <w:rFonts w:ascii="Times New Roman" w:hAnsi="Times New Roman"/>
+          <w:sz w:val="24"/>
+        </w:rPr>
+        <w:t>.</w:t>
+      </w:r>
+    </w:p>
+    <w:p>
+      <w:pPr>
+        <w:spacing w:line="240" w:lineRule="auto"/>
+        <w:rPr>
+          <w:rFonts w:ascii="Times New Roman" w:hAnsi="Times New Roman"/>
+          <w:sz w:val="24"/>
+        </w:rPr>
+      </w:pPr>
+      <w:r>
+        <w:rPr>
+          <w:rFonts w:ascii="Times New Roman" w:hAnsi="Times New Roman"/>
+          <w:sz w:val="24"/>
+        </w:rPr>
+        <w:t xml:space="preserve">Слава Отцю, і Сину, і Святому Духові,* і нині і повсякчас, і на віки </w:t>
+      </w:r>
+      <w:r>
+        <w:rPr>
+          <w:rFonts w:ascii="Times New Roman" w:hAnsi="Times New Roman"/>
+          <w:sz w:val="24"/>
+        </w:rPr>
+        <w:t>віків.</w:t>
+      </w:r>
+      <w:r>
+        <w:rPr>
+          <w:rFonts w:ascii="Times New Roman" w:hAnsi="Times New Roman"/>
+          <w:sz w:val="24"/>
+        </w:rPr>
+        <w:t xml:space="preserve"> Амінь.</w:t>
+      </w:r>
+    </w:p>
+    <w:p>
+      <w:pPr>
+        <w:spacing w:line="240" w:lineRule="auto"/>
+        <w:rPr>
+          <w:rFonts w:ascii="Times New Roman" w:hAnsi="Times New Roman"/>
+          <w:sz w:val="24"/>
+        </w:rPr>
+      </w:pPr>
+      <w:r>
+        <w:rPr>
+          <w:rFonts w:ascii="Times New Roman" w:hAnsi="Times New Roman"/>
+          <w:sz w:val="24"/>
+        </w:rPr>
+        <w:t>Чеснішу від херувимів і незрівнянно славнішу і від серафимів,* що без зотління Бога Слово породила,* сущу Богородицю, тебе величаємо.</w:t>
+      </w:r>
+    </w:p>
+    <w:p>
+      <w:pPr>
+        <w:spacing w:line="240" w:lineRule="auto"/>
+        <w:rPr>
+          <w:rFonts w:ascii="Times New Roman" w:hAnsi="Times New Roman"/>
+          <w:sz w:val="24"/>
+        </w:rPr>
+      </w:pPr>
+      <w:r>
+        <w:rPr>
+          <w:rFonts w:ascii="Times New Roman" w:hAnsi="Times New Roman"/>
+          <w:sz w:val="24"/>
+        </w:rPr>
+        <w:t>Іменем Господнім благослови, отче!</w:t>
+      </w:r>
+    </w:p>
+    <w:p>
+      <w:pPr>
+        <w:spacing w:line="240" w:lineRule="auto"/>
+        <w:rPr>
+          <w:rFonts w:ascii="Times New Roman" w:hAnsi="Times New Roman"/>
+          <w:sz w:val="24"/>
+        </w:rPr>
+      </w:pPr>
+      <w:r>
+        <w:rPr>
+          <w:rFonts w:ascii="Times New Roman" w:hAnsi="Times New Roman"/>
+          <w:i/>
+          <w:color w:val="FF0000"/>
+          <w:sz w:val="24"/>
+        </w:rPr>
+        <w:t xml:space="preserve">Священик: </w:t>
+      </w:r>
+      <w:r>
+        <w:rPr>
+          <w:rFonts w:ascii="Times New Roman" w:hAnsi="Times New Roman"/>
+          <w:sz w:val="24"/>
+        </w:rPr>
+        <w:t>Молитвами святих отців наших, Господи Ісусе Христе Сину Божий, помилуй нас.</w:t>
+      </w:r>
+    </w:p>
+    <w:p>
+      <w:pPr>
+        <w:spacing w:line="240" w:lineRule="auto"/>
+        <w:rPr>
+          <w:rFonts w:ascii="Times New Roman" w:hAnsi="Times New Roman"/>
+          <w:sz w:val="24"/>
+          <w:lang w:val="en-US"/>
+        </w:rPr>
+      </w:pPr>
+      <w:r>
+        <w:rPr>
+          <w:rFonts w:ascii="Times New Roman" w:hAnsi="Times New Roman"/>
+          <w:i/>
+          <w:color w:val="FF0000"/>
+          <w:sz w:val="24"/>
+        </w:rPr>
+        <w:t xml:space="preserve">Вірні: </w:t>
+      </w:r>
+      <w:r>
+        <w:rPr>
+          <w:rFonts w:ascii="Times New Roman" w:hAnsi="Times New Roman"/>
+          <w:sz w:val="24"/>
+        </w:rPr>
+        <w:t>Амінь.</w:t>
+      </w:r>
+    </w:p>
+    <w:p>
+      <w:pPr>
+        <w:spacing w:line="240" w:lineRule="auto"/>
         <w:jc w:val="center"/>
         <w:rPr>
           <w:rFonts w:ascii="Times New Roman" w:hAnsi="Times New Roman"/>
-          <w:i/>
-          <w:color w:val="FF0000"/>
-          <w:sz w:val="24"/>
-        </w:rPr>
-      </w:pPr>
-      <w:r>
-        <w:rPr>
-          <w:rFonts w:ascii="Times New Roman" w:hAnsi="Times New Roman"/>
-          <w:i/>
-          <w:color w:val="FF0000"/>
-          <w:sz w:val="24"/>
-        </w:rPr>
-        <w:t>*****</w:t>
-      </w:r>
-    </w:p>
-    <w:p>
-      <w:pPr>
-        <w:spacing w:line="240" w:lineRule="auto"/>
-        <w:rPr>
-          <w:rFonts w:ascii="Times New Roman" w:hAnsi="Times New Roman"/>
-          <w:sz w:val="24"/>
-        </w:rPr>
-      </w:pPr>
-      <w:r>
-        <w:rPr>
-          <w:rFonts w:ascii="Times New Roman" w:hAnsi="Times New Roman"/>
-          <w:sz w:val="24"/>
-        </w:rPr>
-        <w:t xml:space="preserve">Негайно </w:t>
-      </w:r>
-      <w:proofErr w:type="spellStart"/>
-      <w:r>
-        <w:rPr>
-          <w:rFonts w:ascii="Times New Roman" w:hAnsi="Times New Roman"/>
-          <w:sz w:val="24"/>
-        </w:rPr>
-        <w:t>пошли</w:t>
-      </w:r>
-      <w:proofErr w:type="spellEnd"/>
-      <w:r>
-        <w:rPr>
-          <w:rFonts w:ascii="Times New Roman" w:hAnsi="Times New Roman"/>
-          <w:sz w:val="24"/>
-        </w:rPr>
-        <w:t xml:space="preserve"> нам щедроти твої, Господи,* бо зубожіли дуже ми.* </w:t>
-      </w:r>
-      <w:proofErr w:type="spellStart"/>
-      <w:r>
-        <w:rPr>
-          <w:rFonts w:ascii="Times New Roman" w:hAnsi="Times New Roman"/>
-          <w:sz w:val="24"/>
-        </w:rPr>
-        <w:t>Поможи</w:t>
-      </w:r>
-      <w:proofErr w:type="spellEnd"/>
-      <w:r>
-        <w:rPr>
-          <w:rFonts w:ascii="Times New Roman" w:hAnsi="Times New Roman"/>
-          <w:sz w:val="24"/>
-        </w:rPr>
-        <w:t xml:space="preserve"> нам, Боже, Спасителю наш,* задля слави </w:t>
-      </w:r>
-      <w:proofErr w:type="spellStart"/>
-      <w:r>
-        <w:rPr>
-          <w:rFonts w:ascii="Times New Roman" w:hAnsi="Times New Roman"/>
-          <w:sz w:val="24"/>
-        </w:rPr>
-        <w:t>імени</w:t>
-      </w:r>
-      <w:proofErr w:type="spellEnd"/>
-      <w:r>
-        <w:rPr>
-          <w:rFonts w:ascii="Times New Roman" w:hAnsi="Times New Roman"/>
-          <w:sz w:val="24"/>
-        </w:rPr>
-        <w:t xml:space="preserve"> твого. Господи, визволь нас* і очисти гріхи наші задля </w:t>
-      </w:r>
-      <w:proofErr w:type="spellStart"/>
-      <w:r>
-        <w:rPr>
-          <w:rFonts w:ascii="Times New Roman" w:hAnsi="Times New Roman"/>
-          <w:sz w:val="24"/>
-        </w:rPr>
-        <w:t>імени</w:t>
-      </w:r>
-      <w:proofErr w:type="spellEnd"/>
-      <w:r>
-        <w:rPr>
-          <w:rFonts w:ascii="Times New Roman" w:hAnsi="Times New Roman"/>
-          <w:sz w:val="24"/>
-        </w:rPr>
-        <w:t xml:space="preserve"> твого.</w:t>
-      </w:r>
-      <w:r>
-        <w:rPr>
-          <w:rFonts w:ascii="Times New Roman" w:hAnsi="Times New Roman"/>
-          <w:i/>
-          <w:color w:val="FF0000"/>
-          <w:sz w:val="24"/>
-        </w:rPr>
-        <w:t xml:space="preserve"> (Пс. 78:8-9)</w:t>
-      </w:r>
-    </w:p>
-    <w:p>
-      <w:pPr>
-        <w:spacing w:line="240" w:lineRule="auto"/>
-        <w:jc w:val="center"/>
-        <w:rPr>
-          <w:rFonts w:ascii="Times New Roman" w:hAnsi="Times New Roman"/>
-          <w:sz w:val="24"/>
-        </w:rPr>
-      </w:pPr>
-      <w:r>
-        <w:rPr>
-          <w:rFonts w:ascii="Times New Roman" w:hAnsi="Times New Roman"/>
-          <w:i/>
-          <w:color w:val="FF0000"/>
-          <w:sz w:val="24"/>
-        </w:rPr>
-        <w:t>*****</w:t>
-      </w:r>
-    </w:p>
-    <w:p>
-      <w:pPr>
-        <w:spacing w:line="240" w:lineRule="auto"/>
-        <w:rPr>
-          <w:rFonts w:ascii="Times New Roman" w:hAnsi="Times New Roman"/>
-          <w:sz w:val="24"/>
-        </w:rPr>
-      </w:pPr>
-      <w:r>
-        <w:rPr>
-          <w:rFonts w:ascii="Times New Roman" w:hAnsi="Times New Roman"/>
-          <w:sz w:val="24"/>
-        </w:rPr>
-        <w:t xml:space="preserve">Святий Боже, святий Кріпкий, святий Безсмертний, помилуй нас </w:t>
-      </w:r>
-      <w:r>
-        <w:rPr>
-          <w:rFonts w:ascii="Times New Roman" w:hAnsi="Times New Roman"/>
-          <w:i/>
-          <w:color w:val="FF0000"/>
-          <w:sz w:val="24"/>
-        </w:rPr>
-        <w:t>(3 р.)</w:t>
-      </w:r>
-      <w:r>
-        <w:rPr>
-          <w:rFonts w:ascii="Times New Roman" w:hAnsi="Times New Roman"/>
-          <w:sz w:val="24"/>
-        </w:rPr>
-        <w:t>.</w:t>
-      </w:r>
-    </w:p>
-    <w:p>
-      <w:pPr>
-        <w:spacing w:line="240" w:lineRule="auto"/>
-        <w:rPr>
-          <w:rFonts w:ascii="Times New Roman" w:hAnsi="Times New Roman"/>
-          <w:sz w:val="24"/>
-        </w:rPr>
-      </w:pPr>
-      <w:r>
-        <w:rPr>
-          <w:rFonts w:ascii="Times New Roman" w:hAnsi="Times New Roman"/>
-          <w:sz w:val="24"/>
-        </w:rPr>
-        <w:t xml:space="preserve">Слава Отцю, і Сину, і Святому Духові,* і нині, і повсякчас, і на віки </w:t>
-      </w:r>
-      <w:r>
-        <w:rPr>
-          <w:rFonts w:ascii="Times New Roman" w:hAnsi="Times New Roman"/>
-          <w:sz w:val="24"/>
-        </w:rPr>
-        <w:t>віків.</w:t>
-      </w:r>
-      <w:r>
-        <w:rPr>
-          <w:rFonts w:ascii="Times New Roman" w:hAnsi="Times New Roman"/>
-          <w:sz w:val="24"/>
-        </w:rPr>
-        <w:t xml:space="preserve"> Амінь.</w:t>
-      </w:r>
-    </w:p>
-    <w:p>
-      <w:pPr>
-        <w:spacing w:line="240" w:lineRule="auto"/>
-        <w:rPr>
-          <w:rFonts w:ascii="Times New Roman" w:hAnsi="Times New Roman"/>
-          <w:sz w:val="24"/>
-        </w:rPr>
-      </w:pPr>
-      <w:r>
-        <w:rPr>
-          <w:rFonts w:ascii="Times New Roman" w:hAnsi="Times New Roman"/>
-          <w:sz w:val="24"/>
-        </w:rPr>
-        <w:t xml:space="preserve">Пресвята </w:t>
-      </w:r>
-      <w:proofErr w:type="spellStart"/>
-      <w:r>
-        <w:rPr>
-          <w:rFonts w:ascii="Times New Roman" w:hAnsi="Times New Roman"/>
-          <w:sz w:val="24"/>
-        </w:rPr>
-        <w:t>Тройце</w:t>
-      </w:r>
-      <w:proofErr w:type="spellEnd"/>
-      <w:r>
-        <w:rPr>
-          <w:rFonts w:ascii="Times New Roman" w:hAnsi="Times New Roman"/>
-          <w:sz w:val="24"/>
-        </w:rPr>
-        <w:t xml:space="preserve">, помилуй нас;* Господи, очисти гріхи наші;* Владико, прости беззаконня наші;* Святий, завітай і зціли </w:t>
-      </w:r>
-      <w:proofErr w:type="spellStart"/>
-      <w:r>
-        <w:rPr>
-          <w:rFonts w:ascii="Times New Roman" w:hAnsi="Times New Roman"/>
-          <w:sz w:val="24"/>
-        </w:rPr>
-        <w:t>немочі</w:t>
-      </w:r>
-      <w:proofErr w:type="spellEnd"/>
-      <w:r>
-        <w:rPr>
-          <w:rFonts w:ascii="Times New Roman" w:hAnsi="Times New Roman"/>
-          <w:sz w:val="24"/>
-        </w:rPr>
-        <w:t xml:space="preserve"> наші </w:t>
-      </w:r>
-      <w:proofErr w:type="spellStart"/>
-      <w:r>
-        <w:rPr>
-          <w:rFonts w:ascii="Times New Roman" w:hAnsi="Times New Roman"/>
-          <w:sz w:val="24"/>
-        </w:rPr>
-        <w:t>імени</w:t>
-      </w:r>
-      <w:proofErr w:type="spellEnd"/>
-      <w:r>
-        <w:rPr>
-          <w:rFonts w:ascii="Times New Roman" w:hAnsi="Times New Roman"/>
-          <w:sz w:val="24"/>
-        </w:rPr>
-        <w:t xml:space="preserve"> твого ради.</w:t>
-      </w:r>
-    </w:p>
-    <w:p>
-      <w:pPr>
-        <w:spacing w:line="240" w:lineRule="auto"/>
-        <w:rPr>
-          <w:rFonts w:ascii="Times New Roman" w:hAnsi="Times New Roman"/>
-          <w:sz w:val="24"/>
-        </w:rPr>
-      </w:pPr>
-      <w:r>
-        <w:rPr>
-          <w:rFonts w:ascii="Times New Roman" w:hAnsi="Times New Roman"/>
-          <w:sz w:val="24"/>
-        </w:rPr>
-        <w:t xml:space="preserve">Господи, помилуй </w:t>
-      </w:r>
-      <w:r>
-        <w:rPr>
-          <w:rFonts w:ascii="Times New Roman" w:hAnsi="Times New Roman"/>
-          <w:i/>
-          <w:color w:val="FF0000"/>
-          <w:sz w:val="24"/>
-        </w:rPr>
-        <w:t>(3 р.)</w:t>
-      </w:r>
-      <w:r>
-        <w:rPr>
-          <w:rFonts w:ascii="Times New Roman" w:hAnsi="Times New Roman"/>
-          <w:sz w:val="24"/>
-        </w:rPr>
-        <w:t>.</w:t>
-      </w:r>
-    </w:p>
-    <w:p>
-      <w:pPr>
-        <w:spacing w:line="240" w:lineRule="auto"/>
-        <w:rPr>
-          <w:rFonts w:ascii="Times New Roman" w:hAnsi="Times New Roman"/>
-          <w:sz w:val="24"/>
-        </w:rPr>
-      </w:pPr>
-      <w:r>
-        <w:rPr>
-          <w:rFonts w:ascii="Times New Roman" w:hAnsi="Times New Roman"/>
-          <w:sz w:val="24"/>
-        </w:rPr>
-        <w:t xml:space="preserve">Слава Отцю, і Сину, і Святому Духові,* і нині, і повсякчас, і на віки </w:t>
-      </w:r>
-      <w:r>
-        <w:rPr>
-          <w:rFonts w:ascii="Times New Roman" w:hAnsi="Times New Roman"/>
-          <w:sz w:val="24"/>
-        </w:rPr>
-        <w:t>віків.</w:t>
-      </w:r>
-      <w:r>
-        <w:rPr>
-          <w:rFonts w:ascii="Times New Roman" w:hAnsi="Times New Roman"/>
-          <w:sz w:val="24"/>
-        </w:rPr>
-        <w:t xml:space="preserve"> Амінь.</w:t>
-      </w:r>
-    </w:p>
-    <w:p>
-      <w:pPr>
-        <w:spacing w:line="240" w:lineRule="auto"/>
-        <w:rPr>
-          <w:rFonts w:ascii="Times New Roman" w:hAnsi="Times New Roman"/>
-          <w:sz w:val="24"/>
-        </w:rPr>
-      </w:pPr>
-      <w:r>
-        <w:rPr>
-          <w:rFonts w:ascii="Times New Roman" w:hAnsi="Times New Roman"/>
-          <w:sz w:val="24"/>
-        </w:rPr>
-        <w:t>Отче наш, що єси на небесах,* нехай святиться ім’я твоє,* нехай прийде царство твоє,* нехай буде воля твоя, як на небі, так і на землі.* Хліб наш насущний дай нам сьогодні,* і прости нам провини наші,* як і ми прощаємо винуватцям нашим,* і не введи нас у спокусу,* але визволи нас від лукавого.</w:t>
-      </w:r>
-    </w:p>
-    <w:p>
-      <w:pPr>
-        <w:spacing w:line="240" w:lineRule="auto"/>
-        <w:rPr>
-          <w:rFonts w:ascii="Times New Roman" w:hAnsi="Times New Roman"/>
-          <w:sz w:val="24"/>
-        </w:rPr>
-      </w:pPr>
-      <w:r>
-        <w:rPr>
-          <w:rFonts w:ascii="Times New Roman" w:hAnsi="Times New Roman"/>
-          <w:i/>
-          <w:color w:val="FF0000"/>
-          <w:sz w:val="24"/>
-        </w:rPr>
-        <w:t xml:space="preserve">Священик: </w:t>
-      </w:r>
-      <w:r>
-        <w:rPr>
-          <w:rFonts w:ascii="Times New Roman" w:hAnsi="Times New Roman"/>
-          <w:sz w:val="24"/>
-        </w:rPr>
-        <w:t xml:space="preserve">Бо твоє є царство, і сила, і слава, Отця, і Сина, і Святого Духа, нині і повсякчас, і на віки </w:t>
-      </w:r>
-      <w:r>
-        <w:rPr>
-          <w:rFonts w:ascii="Times New Roman" w:hAnsi="Times New Roman"/>
-          <w:sz w:val="24"/>
-        </w:rPr>
-        <w:t>віків.</w:t>
-      </w:r>
-    </w:p>
-    <w:p>
-      <w:pPr>
-        <w:spacing w:line="240" w:lineRule="auto"/>
-        <w:rPr>
-          <w:rFonts w:ascii="Times New Roman" w:hAnsi="Times New Roman"/>
-          <w:sz w:val="24"/>
-        </w:rPr>
-      </w:pPr>
-      <w:r>
-        <w:rPr>
-          <w:rFonts w:ascii="Times New Roman" w:hAnsi="Times New Roman"/>
-          <w:i/>
-          <w:color w:val="FF0000"/>
-          <w:sz w:val="24"/>
-        </w:rPr>
-        <w:t xml:space="preserve">Вірні: </w:t>
-      </w:r>
-      <w:r>
-        <w:rPr>
-          <w:rFonts w:ascii="Times New Roman" w:hAnsi="Times New Roman"/>
-          <w:sz w:val="24"/>
-        </w:rPr>
-        <w:t>Амінь.</w:t>
-      </w:r>
-    </w:p>
-    <w:p>
-      <w:r>
-        <w:rPr>
-          <w:rFonts w:ascii="Times New Roman" w:hAnsi="Times New Roman"/>
-          <w:i/>
-          <w:color w:val="FF4400"/>
-          <w:sz w:val="24"/>
-        </w:rPr>
-        <w:t>Кондак (г. 8):</w:t>
-      </w:r>
-      <w:r>
-        <w:rPr>
-          <w:rFonts w:ascii="Times New Roman" w:hAnsi="Times New Roman"/>
-          <w:color w:val="333333"/>
-          <w:sz w:val="24"/>
-        </w:rPr>
-        <w:t xml:space="preserve"> Коли Ти, зійшовши, язики змішав,* розділив Ти народи, Всевишній.* Коли ж вогненні язики Ти роздавав,* у з’єднання всіх Ти призвав.* I одноголосно славимо Пресвятого Духа.</w:t>
-      </w:r>
-    </w:p>
-    <w:p>
-      <w:pPr>
-        <w:spacing w:line="240" w:lineRule="auto"/>
-        <w:rPr>
-          <w:rFonts w:ascii="Times New Roman" w:hAnsi="Times New Roman"/>
-          <w:sz w:val="24"/>
-        </w:rPr>
-      </w:pPr>
-      <w:r>
-        <w:rPr>
-          <w:rFonts w:ascii="Times New Roman" w:hAnsi="Times New Roman"/>
-          <w:sz w:val="24"/>
-        </w:rPr>
-        <w:lastRenderedPageBreak/>
-        <w:t xml:space="preserve">Господи, помилуй </w:t>
-      </w:r>
-      <w:r>
-        <w:rPr>
-          <w:rFonts w:ascii="Times New Roman" w:hAnsi="Times New Roman"/>
-          <w:i/>
-          <w:color w:val="FF0000"/>
-          <w:sz w:val="24"/>
-        </w:rPr>
-        <w:t>(40 р.)</w:t>
-      </w:r>
-      <w:r>
-        <w:rPr>
-          <w:rFonts w:ascii="Times New Roman" w:hAnsi="Times New Roman"/>
-          <w:sz w:val="24"/>
-        </w:rPr>
-        <w:t>.</w:t>
-      </w:r>
-    </w:p>
-    <w:p>
-      <w:pPr>
-        <w:spacing w:line="240" w:lineRule="auto"/>
-        <w:rPr>
-          <w:rFonts w:ascii="Times New Roman" w:hAnsi="Times New Roman"/>
-          <w:sz w:val="24"/>
-        </w:rPr>
-      </w:pPr>
-      <w:r>
-        <w:rPr>
-          <w:rFonts w:ascii="Times New Roman" w:hAnsi="Times New Roman"/>
-          <w:sz w:val="24"/>
-        </w:rPr>
-        <w:t xml:space="preserve">Ти, що повсякчас і кожної години на небі й на землі приймаєш поклін і славу, Боже добрий, довготерпеливий й многомилостивий, що праведних любиш, і грішних милуєш, і всіх кличеш до спасіння, заради обіцянки майбутніх благ! Прийми, Господи, в цю хвилину й наші молитви і спрямуй життя наше до твоїх заповідей. Душі наші освяти, тіла очисти, думки наші направ, розум очисти й протверези, і визволь нас від усякої скорботи, лиха й слабування. Захисти нас святими ангелами твоїми, щоб ми, їх охороною збережені й напоумлені, осягнули єдність віри та зрозуміння неприступної твоєї слави, бо ти благословенний на віки </w:t>
-      </w:r>
-      <w:r>
-        <w:rPr>
-          <w:rFonts w:ascii="Times New Roman" w:hAnsi="Times New Roman"/>
-          <w:sz w:val="24"/>
-        </w:rPr>
-        <w:t>віків.</w:t>
-      </w:r>
-      <w:r>
-        <w:rPr>
-          <w:rFonts w:ascii="Times New Roman" w:hAnsi="Times New Roman"/>
-          <w:sz w:val="24"/>
-        </w:rPr>
-        <w:t xml:space="preserve"> </w:t>
-      </w:r>
-    </w:p>
-    <w:p>
-      <w:pPr>
-        <w:spacing w:line="240" w:lineRule="auto"/>
-        <w:rPr>
-          <w:rFonts w:ascii="Times New Roman" w:hAnsi="Times New Roman"/>
-          <w:sz w:val="24"/>
-        </w:rPr>
-      </w:pPr>
-      <w:r>
-        <w:rPr>
-          <w:rFonts w:ascii="Times New Roman" w:hAnsi="Times New Roman"/>
-          <w:i/>
-          <w:color w:val="FF0000"/>
-          <w:sz w:val="24"/>
-        </w:rPr>
-        <w:t xml:space="preserve">Вірні: </w:t>
-      </w:r>
-      <w:r>
-        <w:rPr>
-          <w:rFonts w:ascii="Times New Roman" w:hAnsi="Times New Roman"/>
-          <w:sz w:val="24"/>
-        </w:rPr>
-        <w:t>Амінь.</w:t>
-      </w:r>
-    </w:p>
-    <w:p>
-      <w:pPr>
-        <w:spacing w:line="240" w:lineRule="auto"/>
-        <w:rPr>
-          <w:rFonts w:ascii="Times New Roman" w:hAnsi="Times New Roman"/>
-          <w:sz w:val="24"/>
-        </w:rPr>
-      </w:pPr>
-      <w:r>
-        <w:rPr>
-          <w:rFonts w:ascii="Times New Roman" w:hAnsi="Times New Roman"/>
-          <w:sz w:val="24"/>
-        </w:rPr>
-        <w:t xml:space="preserve">Господи, помилуй </w:t>
-      </w:r>
-      <w:r>
-        <w:rPr>
-          <w:rFonts w:ascii="Times New Roman" w:hAnsi="Times New Roman"/>
-          <w:i/>
-          <w:color w:val="FF0000"/>
-          <w:sz w:val="24"/>
-        </w:rPr>
-        <w:t>(3 р.)</w:t>
-      </w:r>
-      <w:r>
-        <w:rPr>
-          <w:rFonts w:ascii="Times New Roman" w:hAnsi="Times New Roman"/>
-          <w:sz w:val="24"/>
-        </w:rPr>
-        <w:t>.</w:t>
-      </w:r>
-    </w:p>
-    <w:p>
-      <w:pPr>
-        <w:spacing w:line="240" w:lineRule="auto"/>
-        <w:rPr>
-          <w:rFonts w:ascii="Times New Roman" w:hAnsi="Times New Roman"/>
-          <w:sz w:val="24"/>
-        </w:rPr>
-      </w:pPr>
-      <w:r>
-        <w:rPr>
-          <w:rFonts w:ascii="Times New Roman" w:hAnsi="Times New Roman"/>
-          <w:sz w:val="24"/>
-        </w:rPr>
-        <w:t xml:space="preserve">Слава Отцю, і Сину, і Святому Духові,* </w:t>
-      </w:r>
-      <w:r>
-        <w:rPr>
-          <w:rFonts w:ascii="Times New Roman" w:hAnsi="Times New Roman"/>
-          <w:sz w:val="24"/>
-        </w:rPr>
-        <w:t>і нині, і повсякчас</w:t>
-      </w:r>
-      <w:r>
-        <w:rPr>
-          <w:rFonts w:ascii="Times New Roman" w:hAnsi="Times New Roman"/>
-          <w:sz w:val="24"/>
-        </w:rPr>
-        <w:t xml:space="preserve">, і на віки </w:t>
-      </w:r>
-      <w:r>
-        <w:rPr>
-          <w:rFonts w:ascii="Times New Roman" w:hAnsi="Times New Roman"/>
-          <w:sz w:val="24"/>
-        </w:rPr>
-        <w:t>віків.</w:t>
-      </w:r>
-      <w:r>
-        <w:rPr>
-          <w:rFonts w:ascii="Times New Roman" w:hAnsi="Times New Roman"/>
-          <w:sz w:val="24"/>
-        </w:rPr>
-        <w:t xml:space="preserve"> Амінь.</w:t>
-      </w:r>
-    </w:p>
-    <w:p>
-      <w:pPr>
-        <w:spacing w:line="240" w:lineRule="auto"/>
-        <w:rPr>
-          <w:rFonts w:ascii="Times New Roman" w:hAnsi="Times New Roman"/>
-          <w:sz w:val="24"/>
-        </w:rPr>
-      </w:pPr>
-      <w:r>
-        <w:rPr>
-          <w:rFonts w:ascii="Times New Roman" w:hAnsi="Times New Roman"/>
-          <w:sz w:val="24"/>
-        </w:rPr>
-        <w:t>Чеснішу від херувимів і незрівнянно славнішу і від серафимів,* що без зотління Бога Слово породила,* сущу Богородицю, тебе величаємо.</w:t>
-      </w:r>
-    </w:p>
-    <w:p>
-      <w:pPr>
-        <w:spacing w:line="240" w:lineRule="auto"/>
-        <w:rPr>
-          <w:rFonts w:ascii="Times New Roman" w:hAnsi="Times New Roman"/>
-          <w:sz w:val="24"/>
-        </w:rPr>
-      </w:pPr>
-      <w:r>
-        <w:rPr>
-          <w:rFonts w:ascii="Times New Roman" w:hAnsi="Times New Roman"/>
-          <w:sz w:val="24"/>
-        </w:rPr>
-        <w:t>Іменем Господнім благослови, отче!</w:t>
-      </w:r>
-    </w:p>
-    <w:p>
-      <w:pPr>
-        <w:spacing w:line="240" w:lineRule="auto"/>
-        <w:rPr>
-          <w:rFonts w:ascii="Times New Roman" w:hAnsi="Times New Roman"/>
-          <w:sz w:val="24"/>
-        </w:rPr>
-      </w:pPr>
-      <w:r>
-        <w:rPr>
-          <w:rFonts w:ascii="Times New Roman" w:hAnsi="Times New Roman"/>
-          <w:i/>
-          <w:color w:val="FF0000"/>
-          <w:sz w:val="24"/>
-        </w:rPr>
-        <w:t xml:space="preserve">Священик: </w:t>
-      </w:r>
-      <w:r>
-        <w:rPr>
-          <w:rFonts w:ascii="Times New Roman" w:hAnsi="Times New Roman"/>
-          <w:sz w:val="24"/>
-        </w:rPr>
-        <w:t>Молитвами святих отців наших, Господи Ісусе Христе Сину Божий, помилуй нас.</w:t>
-      </w:r>
-    </w:p>
-    <w:p>
-      <w:pPr>
-        <w:spacing w:line="240" w:lineRule="auto"/>
-        <w:rPr>
-          <w:rFonts w:ascii="Times New Roman" w:hAnsi="Times New Roman"/>
-          <w:sz w:val="24"/>
-          <w:lang w:val="en-US"/>
-        </w:rPr>
-      </w:pPr>
-      <w:r>
-        <w:rPr>
-          <w:rFonts w:ascii="Times New Roman" w:hAnsi="Times New Roman"/>
-          <w:i/>
-          <w:color w:val="FF0000"/>
-          <w:sz w:val="24"/>
-        </w:rPr>
-        <w:t xml:space="preserve">Вірні: </w:t>
-      </w:r>
-      <w:r>
-        <w:rPr>
-          <w:rFonts w:ascii="Times New Roman" w:hAnsi="Times New Roman"/>
-          <w:sz w:val="24"/>
-        </w:rPr>
-        <w:t>Амінь.</w:t>
-      </w:r>
-    </w:p>
-    <w:p>
-      <w:pPr>
-        <w:spacing w:line="240" w:lineRule="auto"/>
-        <w:jc w:val="center"/>
-        <w:rPr>
-          <w:rFonts w:ascii="Times New Roman" w:hAnsi="Times New Roman"/>
           <w:b/>
           <w:i/>
           <w:sz w:val="24"/>
@@ -7916,23 +7290,7 @@
           <w:rFonts w:ascii="Times New Roman" w:hAnsi="Times New Roman"/>
           <w:sz w:val="24"/>
         </w:rPr>
-        <w:t xml:space="preserve">Боже й Господи сил і всього творіння Сотворителю! Ти з милосердя і незрівнянної милости твоєї послав на спасіння роду нашого єдинородного Сина твого, Господа нашого, Ісуса Христа, і дорогоцінним його хрестом розписку гріхів наших розірвав і переміг начало й владу темряви. Тож, Владико чоловіколюбний, прийми від нас грішних ці вдячні і благальні молитви, і визволь нас від усякого згубного й темного гріха, і від усіх видимих і невидимих ворогів, що бажають вчинити нам зло. До страху твого прикуй тіла наші й не допусти сердець наших до слів, або помислів лукавих, але любов’ю твоєю пройми душі наші, щоб, повсякчас на тебе дивлячись і світлом твоїм керуючись, бачили тебе, неприступне й вічне світло, та щоб невпинно хвалу й подяку віддавали тобі: безначальному Отцеві з єдинородним твоїм Сином і </w:t>
-      </w:r>
-      <w:proofErr w:type="spellStart"/>
-      <w:r>
-        <w:rPr>
-          <w:rFonts w:ascii="Times New Roman" w:hAnsi="Times New Roman"/>
-          <w:sz w:val="24"/>
-        </w:rPr>
-        <w:t>всесвятим</w:t>
-      </w:r>
-      <w:proofErr w:type="spellEnd"/>
-      <w:r>
-        <w:rPr>
-          <w:rFonts w:ascii="Times New Roman" w:hAnsi="Times New Roman"/>
-          <w:sz w:val="24"/>
-        </w:rPr>
-        <w:t xml:space="preserve">, і благим, і животворним твоїм Духом, нині, і повсякчас, і на віки </w:t>
+        <w:t xml:space="preserve">Боже й Господи сил і всього творіння Сотворителю! Ти з милосердя і незрівнянної милости твоєї послав на спасіння роду нашого єдинородного Сина твого, Господа нашого, Ісуса Христа, і дорогоцінним його хрестом розписку гріхів наших розірвав і переміг начало й владу темряви. Тож, Владико чоловіколюбний, прийми від нас грішних ці вдячні і благальні молитви, і визволь нас від усякого згубного й темного гріха, і від усіх видимих і невидимих ворогів, що бажають вчинити нам зло. До страху твого прикуй тіла наші й не допусти сердець наших до слів, або помислів лукавих, але любов’ю твоєю пройми душі наші, щоб, повсякчас на тебе дивлячись і світлом твоїм керуючись, бачили тебе, неприступне й вічне світло, та щоб невпинно хвалу й подяку віддавали тобі: безначальному Отцеві з єдинородним твоїм Сином і всесвятим, і благим, і животворним твоїм Духом, нині, і повсякчас, і на віки </w:t>
       </w:r>
       <w:r>
         <w:rPr>
@@ -8158,7 +7516,7 @@
     </w:p>
     <w:p>
       <w:pPr>
-        <w:pStyle w:val="2"/>
+        <w:pStyle w:val="Heading2"/>
         <w:spacing w:line="240" w:lineRule="auto"/>
         <w:jc w:val="center"/>
         <w:rPr>
@@ -8249,18 +7607,218 @@
     </w:p>
     <w:p>
       <w:pPr>
-        <w:spacing w:line="240" w:lineRule="auto"/>
-        <w:rPr>
-          <w:rFonts w:ascii="Times New Roman" w:hAnsi="Times New Roman"/>
-          <w:sz w:val="24"/>
-        </w:rPr>
-      </w:pPr>
-      <w:r>
-        <w:rPr>
-          <w:rFonts w:ascii="Times New Roman" w:hAnsi="Times New Roman"/>
-          <w:sz w:val="24"/>
-        </w:rPr>
-        <w:t>Царю небесний, утішителю, Душе істини,* що всюди єси і все наповняєш,* скарбе дібр і життя подателю,* прийди і вселися в нас,* і очисти нас від усякої скверни,* і спаси, Благий, душі наші.</w:t>
+        <w:pStyle w:val="a"/>
+        <w:spacing w:after="120"/>
+      </w:pPr>
+      <w:r>
+        <w:rPr>
+          <w:rFonts w:ascii="Times New Roman" w:hAnsi="Times New Roman"/>
+          <w:sz w:val="24"/>
+        </w:rPr>
+        <w:t>Ца́рю</w:t>
+      </w:r>
+      <w:r>
+        <w:rPr>
+          <w:rFonts w:ascii="Times New Roman" w:hAnsi="Times New Roman"/>
+          <w:sz w:val="24"/>
+        </w:rPr>
+        <w:t xml:space="preserve"> </w:t>
+      </w:r>
+      <w:r>
+        <w:rPr>
+          <w:rFonts w:ascii="Times New Roman" w:hAnsi="Times New Roman"/>
+          <w:sz w:val="24"/>
+        </w:rPr>
+        <w:t>небе́сний</w:t>
+      </w:r>
+      <w:r>
+        <w:rPr>
+          <w:rFonts w:ascii="Times New Roman" w:hAnsi="Times New Roman"/>
+          <w:sz w:val="24"/>
+        </w:rPr>
+        <w:t xml:space="preserve">, </w:t>
+      </w:r>
+      <w:r>
+        <w:rPr>
+          <w:rFonts w:ascii="Times New Roman" w:hAnsi="Times New Roman"/>
+          <w:sz w:val="24"/>
+        </w:rPr>
+        <w:t>утіши́телю</w:t>
+      </w:r>
+      <w:r>
+        <w:rPr>
+          <w:rFonts w:ascii="Times New Roman" w:hAnsi="Times New Roman"/>
+          <w:sz w:val="24"/>
+        </w:rPr>
+        <w:t xml:space="preserve">, </w:t>
+      </w:r>
+      <w:r>
+        <w:rPr>
+          <w:rFonts w:ascii="Times New Roman" w:hAnsi="Times New Roman"/>
+          <w:sz w:val="24"/>
+        </w:rPr>
+        <w:t>Ду́ше</w:t>
+      </w:r>
+      <w:r>
+        <w:rPr>
+          <w:rFonts w:ascii="Times New Roman" w:hAnsi="Times New Roman"/>
+          <w:sz w:val="24"/>
+        </w:rPr>
+        <w:t xml:space="preserve"> íстини,* що </w:t>
+      </w:r>
+      <w:r>
+        <w:rPr>
+          <w:rFonts w:ascii="Times New Roman" w:hAnsi="Times New Roman"/>
+          <w:sz w:val="24"/>
+        </w:rPr>
+        <w:t>всю́ди</w:t>
+      </w:r>
+      <w:r>
+        <w:rPr>
+          <w:rFonts w:ascii="Times New Roman" w:hAnsi="Times New Roman"/>
+          <w:sz w:val="24"/>
+        </w:rPr>
+        <w:t xml:space="preserve"> єси́ і все </w:t>
+      </w:r>
+      <w:r>
+        <w:rPr>
+          <w:rFonts w:ascii="Times New Roman" w:hAnsi="Times New Roman"/>
+          <w:sz w:val="24"/>
+        </w:rPr>
+        <w:t>наповня́єш</w:t>
+      </w:r>
+      <w:r>
+        <w:rPr>
+          <w:rFonts w:ascii="Times New Roman" w:hAnsi="Times New Roman"/>
+          <w:sz w:val="24"/>
+        </w:rPr>
+        <w:t xml:space="preserve">,* </w:t>
+      </w:r>
+      <w:r>
+        <w:rPr>
+          <w:rFonts w:ascii="Times New Roman" w:hAnsi="Times New Roman"/>
+          <w:sz w:val="24"/>
+        </w:rPr>
+        <w:t>скарбни́це</w:t>
+      </w:r>
+      <w:r>
+        <w:rPr>
+          <w:rFonts w:ascii="Times New Roman" w:hAnsi="Times New Roman"/>
+          <w:sz w:val="24"/>
+        </w:rPr>
+        <w:t xml:space="preserve"> благ і життя́ </w:t>
+      </w:r>
+      <w:r>
+        <w:rPr>
+          <w:rFonts w:ascii="Times New Roman" w:hAnsi="Times New Roman"/>
+          <w:sz w:val="24"/>
+        </w:rPr>
+        <w:t>пода́телю</w:t>
+      </w:r>
+      <w:r>
+        <w:rPr>
+          <w:rFonts w:ascii="Times New Roman" w:hAnsi="Times New Roman"/>
+          <w:sz w:val="24"/>
+        </w:rPr>
+        <w:t xml:space="preserve">,* прийди́, і </w:t>
+      </w:r>
+      <w:r>
+        <w:rPr>
+          <w:rFonts w:ascii="Times New Roman" w:hAnsi="Times New Roman"/>
+          <w:sz w:val="24"/>
+        </w:rPr>
+        <w:t>всели́ся</w:t>
+      </w:r>
+      <w:r>
+        <w:rPr>
+          <w:rFonts w:ascii="Times New Roman" w:hAnsi="Times New Roman"/>
+          <w:sz w:val="24"/>
+        </w:rPr>
+        <w:t xml:space="preserve"> в нас,* і </w:t>
+      </w:r>
+      <w:r>
+        <w:rPr>
+          <w:rFonts w:ascii="Times New Roman" w:hAnsi="Times New Roman"/>
+          <w:sz w:val="24"/>
+        </w:rPr>
+        <w:t>очи́сти</w:t>
+      </w:r>
+      <w:r>
+        <w:rPr>
+          <w:rFonts w:ascii="Times New Roman" w:hAnsi="Times New Roman"/>
+          <w:sz w:val="24"/>
+        </w:rPr>
+        <w:t xml:space="preserve"> нас від </w:t>
+      </w:r>
+      <w:r>
+        <w:rPr>
+          <w:rFonts w:ascii="Times New Roman" w:hAnsi="Times New Roman"/>
+          <w:sz w:val="24"/>
+        </w:rPr>
+        <w:t>уся́кої</w:t>
+      </w:r>
+      <w:r>
+        <w:rPr>
+          <w:rFonts w:ascii="Times New Roman" w:hAnsi="Times New Roman"/>
+          <w:sz w:val="24"/>
+        </w:rPr>
+        <w:t xml:space="preserve"> </w:t>
+      </w:r>
+      <w:r>
+        <w:rPr>
+          <w:rFonts w:ascii="Times New Roman" w:hAnsi="Times New Roman"/>
+          <w:sz w:val="24"/>
+        </w:rPr>
+        <w:t>скве́рни</w:t>
+      </w:r>
+      <w:r>
+        <w:rPr>
+          <w:rFonts w:ascii="Times New Roman" w:hAnsi="Times New Roman"/>
+          <w:sz w:val="24"/>
+        </w:rPr>
+        <w:t xml:space="preserve">,* і спаси́, </w:t>
+      </w:r>
+      <w:r>
+        <w:rPr>
+          <w:rFonts w:ascii="Times New Roman" w:hAnsi="Times New Roman"/>
+          <w:sz w:val="24"/>
+        </w:rPr>
+        <w:t>благи́й</w:t>
+      </w:r>
+      <w:r>
+        <w:rPr>
+          <w:rFonts w:ascii="Times New Roman" w:hAnsi="Times New Roman"/>
+          <w:sz w:val="24"/>
+        </w:rPr>
+        <w:t xml:space="preserve">, </w:t>
+      </w:r>
+      <w:r>
+        <w:rPr>
+          <w:rFonts w:ascii="Times New Roman" w:hAnsi="Times New Roman"/>
+          <w:sz w:val="24"/>
+        </w:rPr>
+        <w:t>ду́ші</w:t>
+      </w:r>
+      <w:r>
+        <w:rPr>
+          <w:rFonts w:ascii="Times New Roman" w:hAnsi="Times New Roman"/>
+          <w:sz w:val="24"/>
+        </w:rPr>
+        <w:t xml:space="preserve"> </w:t>
+      </w:r>
+      <w:r>
+        <w:rPr>
+          <w:rFonts w:ascii="Times New Roman" w:hAnsi="Times New Roman"/>
+          <w:sz w:val="24"/>
+        </w:rPr>
+        <w:t>на́ші</w:t>
+      </w:r>
+      <w:r>
+        <w:rPr>
+          <w:rFonts w:ascii="Times New Roman" w:hAnsi="Times New Roman"/>
+          <w:sz w:val="24"/>
+        </w:rPr>
+        <w:t>.</w:t>
       </w:r>
     </w:p>
     <w:p>
@@ -8338,55 +7896,7 @@
           <w:rFonts w:ascii="Times New Roman" w:hAnsi="Times New Roman"/>
           <w:sz w:val="24"/>
         </w:rPr>
-        <w:t xml:space="preserve">Пресвята </w:t>
-      </w:r>
-      <w:proofErr w:type="spellStart"/>
-      <w:r>
-        <w:rPr>
-          <w:rFonts w:ascii="Times New Roman" w:hAnsi="Times New Roman"/>
-          <w:sz w:val="24"/>
-        </w:rPr>
-        <w:t>Тройце</w:t>
-      </w:r>
-      <w:proofErr w:type="spellEnd"/>
-      <w:r>
-        <w:rPr>
-          <w:rFonts w:ascii="Times New Roman" w:hAnsi="Times New Roman"/>
-          <w:sz w:val="24"/>
-        </w:rPr>
-        <w:t xml:space="preserve">, помилуй нас;* Господи, очисти гріхи наші;* Владико, прости беззаконня наші;* Святий, завітай і зціли </w:t>
-      </w:r>
-      <w:proofErr w:type="spellStart"/>
-      <w:r>
-        <w:rPr>
-          <w:rFonts w:ascii="Times New Roman" w:hAnsi="Times New Roman"/>
-          <w:sz w:val="24"/>
-        </w:rPr>
-        <w:t>немочі</w:t>
-      </w:r>
-      <w:proofErr w:type="spellEnd"/>
-      <w:r>
-        <w:rPr>
-          <w:rFonts w:ascii="Times New Roman" w:hAnsi="Times New Roman"/>
-          <w:sz w:val="24"/>
-        </w:rPr>
-        <w:t xml:space="preserve"> наші </w:t>
-      </w:r>
-      <w:proofErr w:type="spellStart"/>
-      <w:r>
-        <w:rPr>
-          <w:rFonts w:ascii="Times New Roman" w:hAnsi="Times New Roman"/>
-          <w:sz w:val="24"/>
-        </w:rPr>
-        <w:t>імени</w:t>
-      </w:r>
-      <w:proofErr w:type="spellEnd"/>
-      <w:r>
-        <w:rPr>
-          <w:rFonts w:ascii="Times New Roman" w:hAnsi="Times New Roman"/>
-          <w:sz w:val="24"/>
-        </w:rPr>
-        <w:t xml:space="preserve"> твого ради.</w:t>
+        <w:t>Пресвята Тройце, помилуй нас;* Господи, очисти гріхи наші;* Владико, прости беззаконня наші;* Святий, завітай і зціли немочі наші імени твого ради.</w:t>
       </w:r>
     </w:p>
     <w:p>
@@ -8469,34 +7979,42 @@
     </w:p>
     <w:p>
       <w:pPr>
-        <w:spacing w:line="240" w:lineRule="auto"/>
-        <w:rPr>
-          <w:rFonts w:ascii="Times New Roman" w:hAnsi="Times New Roman"/>
-          <w:sz w:val="24"/>
-        </w:rPr>
-      </w:pPr>
-      <w:r>
-        <w:rPr>
-          <w:rFonts w:ascii="Times New Roman" w:hAnsi="Times New Roman"/>
-          <w:i/>
-          <w:color w:val="FF0000"/>
-          <w:sz w:val="24"/>
-        </w:rPr>
-        <w:t xml:space="preserve">Священик: </w:t>
-      </w:r>
-      <w:r>
-        <w:rPr>
-          <w:rFonts w:ascii="Times New Roman" w:hAnsi="Times New Roman"/>
-          <w:sz w:val="24"/>
-        </w:rPr>
-        <w:t xml:space="preserve">Бо твоє є царство, і сила, і слава, Отця, і Сина, і Святого Духа, нині і повсякчас, і на віки </w:t>
-      </w:r>
-      <w:r>
-        <w:rPr>
-          <w:rFonts w:ascii="Times New Roman" w:hAnsi="Times New Roman"/>
-          <w:sz w:val="24"/>
-        </w:rPr>
-        <w:t>віків.</w:t>
+        <w:pStyle w:val="a"/>
+        <w:spacing w:after="120"/>
+      </w:pPr>
+      <w:r>
+        <w:rPr>
+          <w:rFonts w:ascii="Times New Roman" w:hAnsi="Times New Roman"/>
+          <w:i/>
+          <w:color w:val="FF0000"/>
+          <w:sz w:val="24"/>
+        </w:rPr>
+        <w:t>Священ</w:t>
+      </w:r>
+      <w:r>
+        <w:rPr>
+          <w:rFonts w:ascii="Times New Roman" w:hAnsi="Times New Roman"/>
+          <w:i/>
+          <w:color w:val="FF0000"/>
+          <w:sz w:val="24"/>
+        </w:rPr>
+        <w:t>н</w:t>
+      </w:r>
+      <w:r>
+        <w:rPr>
+          <w:rFonts w:ascii="Times New Roman" w:hAnsi="Times New Roman"/>
+          <w:i/>
+          <w:color w:val="FF0000"/>
+          <w:sz w:val="24"/>
+        </w:rPr>
+        <w:t>ик:</w:t>
+      </w:r>
+      <w:r>
+        <w:rPr>
+          <w:rFonts w:ascii="Times New Roman" w:hAnsi="Times New Roman"/>
+          <w:sz w:val="24"/>
+        </w:rPr>
+        <w:t xml:space="preserve"> Бо Твоє є царство, і сила, і слава, Отця, і Сина, і Святого Духа, нині, і повсякчас, і на віки віків.</w:t>
       </w:r>
     </w:p>
     <w:p>
@@ -9089,23 +8607,7 @@
           <w:rFonts w:ascii="Times New Roman" w:hAnsi="Times New Roman"/>
           <w:sz w:val="24"/>
         </w:rPr>
-        <w:t xml:space="preserve">Перед ним </w:t>
-      </w:r>
-      <w:proofErr w:type="spellStart"/>
-      <w:r>
-        <w:rPr>
-          <w:rFonts w:ascii="Times New Roman" w:hAnsi="Times New Roman"/>
-          <w:sz w:val="24"/>
-        </w:rPr>
-        <w:t>ітиме</w:t>
-      </w:r>
-      <w:proofErr w:type="spellEnd"/>
-      <w:r>
-        <w:rPr>
-          <w:rFonts w:ascii="Times New Roman" w:hAnsi="Times New Roman"/>
-          <w:sz w:val="24"/>
-        </w:rPr>
-        <w:t xml:space="preserve"> справедливість і спасіння* там, де він буде ступати.</w:t>
+        <w:t>Перед ним ітиме справедливість і спасіння* там, де він буде ступати.</w:t>
       </w:r>
     </w:p>
     <w:p>
@@ -9189,55 +8691,23 @@
           <w:rFonts w:ascii="Times New Roman" w:hAnsi="Times New Roman"/>
           <w:sz w:val="24"/>
         </w:rPr>
-        <w:t xml:space="preserve">Звесели душу слуги твого,* до тебе бо, Господи, я </w:t>
-      </w:r>
-      <w:proofErr w:type="spellStart"/>
-      <w:r>
-        <w:rPr>
-          <w:rFonts w:ascii="Times New Roman" w:hAnsi="Times New Roman"/>
-          <w:sz w:val="24"/>
-        </w:rPr>
-        <w:t>підношу</w:t>
-      </w:r>
-      <w:proofErr w:type="spellEnd"/>
-      <w:r>
-        <w:rPr>
-          <w:rFonts w:ascii="Times New Roman" w:hAnsi="Times New Roman"/>
-          <w:sz w:val="24"/>
-        </w:rPr>
-        <w:t xml:space="preserve"> мою душу.</w:t>
-      </w:r>
-    </w:p>
-    <w:p>
-      <w:pPr>
-        <w:spacing w:line="240" w:lineRule="auto"/>
-        <w:rPr>
-          <w:rFonts w:ascii="Times New Roman" w:hAnsi="Times New Roman"/>
-          <w:sz w:val="24"/>
-        </w:rPr>
-      </w:pPr>
-      <w:r>
-        <w:rPr>
-          <w:rFonts w:ascii="Times New Roman" w:hAnsi="Times New Roman"/>
-          <w:sz w:val="24"/>
-        </w:rPr>
-        <w:t xml:space="preserve">Бо ти, Господи, добрий і ласкавий,* і повний милосердя до всіх, що тебе </w:t>
-      </w:r>
-      <w:proofErr w:type="spellStart"/>
-      <w:r>
-        <w:rPr>
-          <w:rFonts w:ascii="Times New Roman" w:hAnsi="Times New Roman"/>
-          <w:sz w:val="24"/>
-        </w:rPr>
-        <w:t>прикликають</w:t>
-      </w:r>
-      <w:proofErr w:type="spellEnd"/>
-      <w:r>
-        <w:rPr>
-          <w:rFonts w:ascii="Times New Roman" w:hAnsi="Times New Roman"/>
-          <w:sz w:val="24"/>
-        </w:rPr>
-        <w:t>.</w:t>
+        <w:t>Звесели душу слуги твого,* до тебе бо, Господи, я підношу мою душу.</w:t>
+      </w:r>
+    </w:p>
+    <w:p>
+      <w:pPr>
+        <w:spacing w:line="240" w:lineRule="auto"/>
+        <w:rPr>
+          <w:rFonts w:ascii="Times New Roman" w:hAnsi="Times New Roman"/>
+          <w:sz w:val="24"/>
+        </w:rPr>
+      </w:pPr>
+      <w:r>
+        <w:rPr>
+          <w:rFonts w:ascii="Times New Roman" w:hAnsi="Times New Roman"/>
+          <w:sz w:val="24"/>
+        </w:rPr>
+        <w:t>Бо ти, Господи, добрий і ласкавий,* і повний милосердя до всіх, що тебе прикликають.</w:t>
       </w:r>
     </w:p>
     <w:p>
@@ -9463,27 +8933,7 @@
           <w:color w:val="FF0000"/>
           <w:sz w:val="24"/>
         </w:rPr>
-        <w:t xml:space="preserve">Вірні завершують </w:t>
-      </w:r>
-      <w:proofErr w:type="spellStart"/>
-      <w:r>
-        <w:rPr>
-          <w:rFonts w:ascii="Times New Roman" w:hAnsi="Times New Roman"/>
-          <w:i/>
-          <w:color w:val="FF0000"/>
-          <w:sz w:val="24"/>
-        </w:rPr>
-        <w:t>стихослов’я</w:t>
-      </w:r>
-      <w:proofErr w:type="spellEnd"/>
-      <w:r>
-        <w:rPr>
-          <w:rFonts w:ascii="Times New Roman" w:hAnsi="Times New Roman"/>
-          <w:i/>
-          <w:color w:val="FF0000"/>
-          <w:sz w:val="24"/>
-        </w:rPr>
-        <w:t xml:space="preserve"> псалмів:</w:t>
+        <w:t>Вірні завершують стихослов’я псалмів:</w:t>
       </w:r>
     </w:p>
     <w:p>
@@ -9685,23 +9135,7 @@
           <w:rFonts w:ascii="Times New Roman" w:hAnsi="Times New Roman"/>
           <w:sz w:val="24"/>
         </w:rPr>
-        <w:t xml:space="preserve">Ти, Милосердний, що задля нас народився з Діви,* витерпів розп'яття і смертю смерть подолав,* і, як Бог, </w:t>
-      </w:r>
-      <w:proofErr w:type="spellStart"/>
-      <w:r>
-        <w:rPr>
-          <w:rFonts w:ascii="Times New Roman" w:hAnsi="Times New Roman"/>
-          <w:sz w:val="24"/>
-        </w:rPr>
-        <w:t>появив</w:t>
-      </w:r>
-      <w:proofErr w:type="spellEnd"/>
-      <w:r>
-        <w:rPr>
-          <w:rFonts w:ascii="Times New Roman" w:hAnsi="Times New Roman"/>
-          <w:sz w:val="24"/>
-        </w:rPr>
-        <w:t xml:space="preserve"> воскресіння,* не погорди тими, що їх ти створив рукою своєю.* Покажи, Милостивий, своє чоловіколюбство,* прийми Богородицю, що тебе породила і молиться за нас,* і спаси, Спасе наш, людей зневірених.</w:t>
+        <w:t>Ти, Милосердний, що задля нас народився з Діви,* витерпів розп'яття і смертю смерть подолав,* і, як Бог, появив воскресіння,* не погорди тими, що їх ти створив рукою своєю.* Покажи, Милостивий, своє чоловіколюбство,* прийми Богородицю, що тебе породила і молиться за нас,* і спаси, Спасе наш, людей зневірених.</w:t>
       </w:r>
     </w:p>
     <w:p>
@@ -9738,71 +9172,7 @@
           <w:rFonts w:ascii="Times New Roman" w:hAnsi="Times New Roman"/>
           <w:sz w:val="24"/>
         </w:rPr>
-        <w:t xml:space="preserve">Не </w:t>
-      </w:r>
-      <w:proofErr w:type="spellStart"/>
-      <w:r>
-        <w:rPr>
-          <w:rFonts w:ascii="Times New Roman" w:hAnsi="Times New Roman"/>
-          <w:sz w:val="24"/>
-        </w:rPr>
-        <w:t>залиши</w:t>
-      </w:r>
-      <w:proofErr w:type="spellEnd"/>
-      <w:r>
-        <w:rPr>
-          <w:rFonts w:ascii="Times New Roman" w:hAnsi="Times New Roman"/>
-          <w:sz w:val="24"/>
-        </w:rPr>
-        <w:t xml:space="preserve"> нас до кінця, ради </w:t>
-      </w:r>
-      <w:proofErr w:type="spellStart"/>
-      <w:r>
-        <w:rPr>
-          <w:rFonts w:ascii="Times New Roman" w:hAnsi="Times New Roman"/>
-          <w:sz w:val="24"/>
-        </w:rPr>
-        <w:t>імени</w:t>
-      </w:r>
-      <w:proofErr w:type="spellEnd"/>
-      <w:r>
-        <w:rPr>
-          <w:rFonts w:ascii="Times New Roman" w:hAnsi="Times New Roman"/>
-          <w:sz w:val="24"/>
-        </w:rPr>
-        <w:t xml:space="preserve"> твого святого,* не зруйнуй заповіту твого* й не віддаляй милости твоєї від нас задля улюбленого тобою Авраама,* і задля </w:t>
-      </w:r>
-      <w:proofErr w:type="spellStart"/>
-      <w:r>
-        <w:rPr>
-          <w:rFonts w:ascii="Times New Roman" w:hAnsi="Times New Roman"/>
-          <w:sz w:val="24"/>
-        </w:rPr>
-        <w:t>Ісаака</w:t>
-      </w:r>
-      <w:proofErr w:type="spellEnd"/>
-      <w:r>
-        <w:rPr>
-          <w:rFonts w:ascii="Times New Roman" w:hAnsi="Times New Roman"/>
-          <w:sz w:val="24"/>
-        </w:rPr>
-        <w:t xml:space="preserve">, раба твого,* та </w:t>
-      </w:r>
-      <w:proofErr w:type="spellStart"/>
-      <w:r>
-        <w:rPr>
-          <w:rFonts w:ascii="Times New Roman" w:hAnsi="Times New Roman"/>
-          <w:sz w:val="24"/>
-        </w:rPr>
-        <w:t>Ізраїля</w:t>
-      </w:r>
-      <w:proofErr w:type="spellEnd"/>
-      <w:r>
-        <w:rPr>
-          <w:rFonts w:ascii="Times New Roman" w:hAnsi="Times New Roman"/>
-          <w:sz w:val="24"/>
-        </w:rPr>
-        <w:t xml:space="preserve"> святого твого. </w:t>
+        <w:t xml:space="preserve">Не залиши нас до кінця, ради імени твого святого,* не зруйнуй заповіту твого* й не віддаляй милости твоєї від нас задля улюбленого тобою Авраама,* і задля Ісаака, раба твого,* та Ізраїля святого твого. </w:t>
       </w:r>
       <w:r>
         <w:rPr>
@@ -9910,55 +9280,7 @@
           <w:rFonts w:ascii="Times New Roman" w:hAnsi="Times New Roman"/>
           <w:sz w:val="24"/>
         </w:rPr>
-        <w:t xml:space="preserve">Пресвята </w:t>
-      </w:r>
-      <w:proofErr w:type="spellStart"/>
-      <w:r>
-        <w:rPr>
-          <w:rFonts w:ascii="Times New Roman" w:hAnsi="Times New Roman"/>
-          <w:sz w:val="24"/>
-        </w:rPr>
-        <w:t>Тройце</w:t>
-      </w:r>
-      <w:proofErr w:type="spellEnd"/>
-      <w:r>
-        <w:rPr>
-          <w:rFonts w:ascii="Times New Roman" w:hAnsi="Times New Roman"/>
-          <w:sz w:val="24"/>
-        </w:rPr>
-        <w:t xml:space="preserve">, помилуй нас;* Господи, очисти гріхи наші;* Владико, прости беззаконня наші;* Святий, завітай і зціли </w:t>
-      </w:r>
-      <w:proofErr w:type="spellStart"/>
-      <w:r>
-        <w:rPr>
-          <w:rFonts w:ascii="Times New Roman" w:hAnsi="Times New Roman"/>
-          <w:sz w:val="24"/>
-        </w:rPr>
-        <w:t>немочі</w:t>
-      </w:r>
-      <w:proofErr w:type="spellEnd"/>
-      <w:r>
-        <w:rPr>
-          <w:rFonts w:ascii="Times New Roman" w:hAnsi="Times New Roman"/>
-          <w:sz w:val="24"/>
-        </w:rPr>
-        <w:t xml:space="preserve"> наші </w:t>
-      </w:r>
-      <w:proofErr w:type="spellStart"/>
-      <w:r>
-        <w:rPr>
-          <w:rFonts w:ascii="Times New Roman" w:hAnsi="Times New Roman"/>
-          <w:sz w:val="24"/>
-        </w:rPr>
-        <w:t>імени</w:t>
-      </w:r>
-      <w:proofErr w:type="spellEnd"/>
-      <w:r>
-        <w:rPr>
-          <w:rFonts w:ascii="Times New Roman" w:hAnsi="Times New Roman"/>
-          <w:sz w:val="24"/>
-        </w:rPr>
-        <w:t xml:space="preserve"> твого ради.</w:t>
+        <w:t>Пресвята Тройце, помилуй нас;* Господи, очисти гріхи наші;* Владико, прости беззаконня наші;* Святий, завітай і зціли немочі наші імени твого ради.</w:t>
       </w:r>
     </w:p>
     <w:p>
@@ -10041,6 +9363,280 @@
     </w:p>
     <w:p>
       <w:pPr>
+        <w:pStyle w:val="a"/>
+        <w:spacing w:after="120"/>
+      </w:pPr>
+      <w:r>
+        <w:rPr>
+          <w:rFonts w:ascii="Times New Roman" w:hAnsi="Times New Roman"/>
+          <w:i/>
+          <w:color w:val="FF0000"/>
+          <w:sz w:val="24"/>
+        </w:rPr>
+        <w:t>Священ</w:t>
+      </w:r>
+      <w:r>
+        <w:rPr>
+          <w:rFonts w:ascii="Times New Roman" w:hAnsi="Times New Roman"/>
+          <w:i/>
+          <w:color w:val="FF0000"/>
+          <w:sz w:val="24"/>
+        </w:rPr>
+        <w:t>н</w:t>
+      </w:r>
+      <w:r>
+        <w:rPr>
+          <w:rFonts w:ascii="Times New Roman" w:hAnsi="Times New Roman"/>
+          <w:i/>
+          <w:color w:val="FF0000"/>
+          <w:sz w:val="24"/>
+        </w:rPr>
+        <w:t>ик:</w:t>
+      </w:r>
+      <w:r>
+        <w:rPr>
+          <w:rFonts w:ascii="Times New Roman" w:hAnsi="Times New Roman"/>
+          <w:sz w:val="24"/>
+        </w:rPr>
+        <w:t xml:space="preserve"> Бо Твоє є царство, і сила, і слава, Отця, і Сина, і Святого Духа, нині, і повсякчас, і на віки віків.</w:t>
+      </w:r>
+    </w:p>
+    <w:p>
+      <w:pPr>
+        <w:spacing w:line="240" w:lineRule="auto"/>
+        <w:rPr>
+          <w:rFonts w:ascii="Times New Roman" w:hAnsi="Times New Roman"/>
+          <w:sz w:val="24"/>
+        </w:rPr>
+      </w:pPr>
+      <w:r>
+        <w:rPr>
+          <w:rFonts w:ascii="Times New Roman" w:hAnsi="Times New Roman"/>
+          <w:i/>
+          <w:color w:val="FF0000"/>
+          <w:sz w:val="24"/>
+        </w:rPr>
+        <w:lastRenderedPageBreak/>
+        <w:t xml:space="preserve">Вірні: </w:t>
+      </w:r>
+      <w:r>
+        <w:rPr>
+          <w:rFonts w:ascii="Times New Roman" w:hAnsi="Times New Roman"/>
+          <w:sz w:val="24"/>
+        </w:rPr>
+        <w:t>Амінь.</w:t>
+      </w:r>
+    </w:p>
+    <w:p>
+      <w:r>
+        <w:rPr>
+          <w:rFonts w:ascii="Times New Roman" w:hAnsi="Times New Roman"/>
+          <w:i/>
+          <w:color w:val="FF0000"/>
+          <w:sz w:val="24"/>
+        </w:rPr>
+        <w:t>Ко</w:t>
+      </w:r>
+      <w:r>
+        <w:rPr>
+          <w:rFonts w:ascii="Times New Roman" w:hAnsi="Times New Roman"/>
+          <w:i/>
+          <w:color w:val="FF0000"/>
+          <w:sz w:val="24"/>
+        </w:rPr>
+        <w:t xml:space="preserve">ндак (г. 8): </w:t>
+      </w:r>
+      <w:r>
+        <w:rPr>
+          <w:rFonts w:ascii="Times New Roman" w:hAnsi="Times New Roman"/>
+          <w:sz w:val="24"/>
+        </w:rPr>
+        <w:t>Як особливого лікаря і молитвеника благоприємного,* до раки твоєї Божественної прибігаючи, Самсоне богомудрий преподобний,* зійшовшись з любов’ю, псалмами і піснями,* радіючи, Христа прославляємо,* який таку благодать зцілень тобі подає.</w:t>
+      </w:r>
+    </w:p>
+    <w:p>
+      <w:pPr>
+        <w:spacing w:line="240" w:lineRule="auto"/>
+        <w:rPr>
+          <w:rFonts w:ascii="Times New Roman" w:hAnsi="Times New Roman"/>
+          <w:sz w:val="24"/>
+        </w:rPr>
+      </w:pPr>
+      <w:r>
+        <w:rPr>
+          <w:rFonts w:ascii="Times New Roman" w:hAnsi="Times New Roman"/>
+          <w:sz w:val="24"/>
+        </w:rPr>
+        <w:t xml:space="preserve">Господи, помилуй </w:t>
+      </w:r>
+      <w:r>
+        <w:rPr>
+          <w:rFonts w:ascii="Times New Roman" w:hAnsi="Times New Roman"/>
+          <w:i/>
+          <w:color w:val="FF0000"/>
+          <w:sz w:val="24"/>
+        </w:rPr>
+        <w:t>(40 р.)</w:t>
+      </w:r>
+      <w:r>
+        <w:rPr>
+          <w:rFonts w:ascii="Times New Roman" w:hAnsi="Times New Roman"/>
+          <w:sz w:val="24"/>
+        </w:rPr>
+        <w:t>.</w:t>
+      </w:r>
+    </w:p>
+    <w:p>
+      <w:pPr>
+        <w:spacing w:line="240" w:lineRule="auto"/>
+        <w:rPr>
+          <w:rFonts w:ascii="Times New Roman" w:hAnsi="Times New Roman"/>
+          <w:sz w:val="24"/>
+        </w:rPr>
+      </w:pPr>
+      <w:r>
+        <w:rPr>
+          <w:rFonts w:ascii="Times New Roman" w:hAnsi="Times New Roman"/>
+          <w:sz w:val="24"/>
+        </w:rPr>
+        <w:t xml:space="preserve">Ти, що повсякчас і кожної години на небі й на землі приймаєш поклін і славу, Боже добрий, довготерпеливий й многомилостивий, що праведних любиш, і грішних милуєш, і всіх кличеш до спасіння, заради обіцянки майбутніх благ! Прийми, Господи, в цю хвилину й наші молитви і спрямуй життя наше до твоїх заповідей. Душі наші освяти, тіла очисти, думки наші направ, розум очисти й протверези, і визволь нас від усякої скорботи, лиха й слабування. Захисти нас святими ангелами твоїми, щоб ми, їх охороною збережені й напоумлені, осягнули єдність віри та зрозуміння неприступної твоєї слави, бо ти благословенний на віки </w:t>
+      </w:r>
+      <w:r>
+        <w:rPr>
+          <w:rFonts w:ascii="Times New Roman" w:hAnsi="Times New Roman"/>
+          <w:sz w:val="24"/>
+        </w:rPr>
+        <w:t>віків.</w:t>
+      </w:r>
+      <w:r>
+        <w:rPr>
+          <w:rFonts w:ascii="Times New Roman" w:hAnsi="Times New Roman"/>
+          <w:sz w:val="24"/>
+        </w:rPr>
+        <w:t xml:space="preserve"> </w:t>
+      </w:r>
+    </w:p>
+    <w:p>
+      <w:pPr>
+        <w:spacing w:line="240" w:lineRule="auto"/>
+        <w:rPr>
+          <w:rFonts w:ascii="Times New Roman" w:hAnsi="Times New Roman"/>
+          <w:sz w:val="24"/>
+        </w:rPr>
+      </w:pPr>
+      <w:r>
+        <w:rPr>
+          <w:rFonts w:ascii="Times New Roman" w:hAnsi="Times New Roman"/>
+          <w:i/>
+          <w:color w:val="FF0000"/>
+          <w:sz w:val="24"/>
+        </w:rPr>
+        <w:t xml:space="preserve">Вірні: </w:t>
+      </w:r>
+      <w:r>
+        <w:rPr>
+          <w:rFonts w:ascii="Times New Roman" w:hAnsi="Times New Roman"/>
+          <w:sz w:val="24"/>
+        </w:rPr>
+        <w:t>Амінь.</w:t>
+      </w:r>
+    </w:p>
+    <w:p>
+      <w:pPr>
+        <w:spacing w:line="240" w:lineRule="auto"/>
+        <w:rPr>
+          <w:rFonts w:ascii="Times New Roman" w:hAnsi="Times New Roman"/>
+          <w:sz w:val="24"/>
+        </w:rPr>
+      </w:pPr>
+      <w:r>
+        <w:rPr>
+          <w:rFonts w:ascii="Times New Roman" w:hAnsi="Times New Roman"/>
+          <w:sz w:val="24"/>
+        </w:rPr>
+        <w:t xml:space="preserve">Господи, помилуй </w:t>
+      </w:r>
+      <w:r>
+        <w:rPr>
+          <w:rFonts w:ascii="Times New Roman" w:hAnsi="Times New Roman"/>
+          <w:i/>
+          <w:color w:val="FF0000"/>
+          <w:sz w:val="24"/>
+        </w:rPr>
+        <w:t>(3 р.)</w:t>
+      </w:r>
+      <w:r>
+        <w:rPr>
+          <w:rFonts w:ascii="Times New Roman" w:hAnsi="Times New Roman"/>
+          <w:sz w:val="24"/>
+        </w:rPr>
+        <w:t>.</w:t>
+      </w:r>
+    </w:p>
+    <w:p>
+      <w:pPr>
+        <w:spacing w:line="240" w:lineRule="auto"/>
+        <w:rPr>
+          <w:rFonts w:ascii="Times New Roman" w:hAnsi="Times New Roman"/>
+          <w:sz w:val="24"/>
+        </w:rPr>
+      </w:pPr>
+      <w:r>
+        <w:rPr>
+          <w:rFonts w:ascii="Times New Roman" w:hAnsi="Times New Roman"/>
+          <w:sz w:val="24"/>
+        </w:rPr>
+        <w:t xml:space="preserve">Слава Отцю, і Сину, і Святому Духові,* і нині, і повсякчас, і на віки </w:t>
+      </w:r>
+      <w:r>
+        <w:rPr>
+          <w:rFonts w:ascii="Times New Roman" w:hAnsi="Times New Roman"/>
+          <w:sz w:val="24"/>
+        </w:rPr>
+        <w:t>віків.</w:t>
+      </w:r>
+      <w:r>
+        <w:rPr>
+          <w:rFonts w:ascii="Times New Roman" w:hAnsi="Times New Roman"/>
+          <w:sz w:val="24"/>
+        </w:rPr>
+        <w:t xml:space="preserve"> Амінь.</w:t>
+      </w:r>
+    </w:p>
+    <w:p>
+      <w:pPr>
+        <w:spacing w:line="240" w:lineRule="auto"/>
+        <w:rPr>
+          <w:rFonts w:ascii="Times New Roman" w:hAnsi="Times New Roman"/>
+          <w:sz w:val="24"/>
+        </w:rPr>
+      </w:pPr>
+      <w:r>
+        <w:rPr>
+          <w:rFonts w:ascii="Times New Roman" w:hAnsi="Times New Roman"/>
+          <w:sz w:val="24"/>
+        </w:rPr>
+        <w:t>Чеснішу від херувимів і незрівнянно славнішу і від серафимів,* що без зотління Бога Слово породила,* сущу Богородицю, тебе величаємо.</w:t>
+      </w:r>
+    </w:p>
+    <w:p>
+      <w:pPr>
+        <w:spacing w:line="240" w:lineRule="auto"/>
+        <w:rPr>
+          <w:rFonts w:ascii="Times New Roman" w:hAnsi="Times New Roman"/>
+          <w:sz w:val="24"/>
+        </w:rPr>
+      </w:pPr>
+      <w:r>
+        <w:rPr>
+          <w:rFonts w:ascii="Times New Roman" w:hAnsi="Times New Roman"/>
+          <w:sz w:val="24"/>
+        </w:rPr>
+        <w:t>Іменем Господнім благослови, отче!</w:t>
+      </w:r>
+    </w:p>
+    <w:p>
+      <w:pPr>
         <w:spacing w:line="240" w:lineRule="auto"/>
         <w:rPr>
           <w:rFonts w:ascii="Times New Roman" w:hAnsi="Times New Roman"/>
@@ -10061,14 +9657,7 @@
           <w:rFonts w:ascii="Times New Roman" w:hAnsi="Times New Roman"/>
           <w:sz w:val="24"/>
         </w:rPr>
-        <w:t xml:space="preserve">Бо твоє є царство, і сила, і слава, Отця, і Сина, і Святого Духа, нині і повсякчас, і на віки </w:t>
-      </w:r>
-      <w:r>
-        <w:rPr>
-          <w:rFonts w:ascii="Times New Roman" w:hAnsi="Times New Roman"/>
-          <w:sz w:val="24"/>
-        </w:rPr>
-        <w:t>віків.</w:t>
+        <w:t>Боже, змилуйся над нами і благослови нас; світлом лиця твого осяй нас і помилуй нас.</w:t>
       </w:r>
     </w:p>
     <w:p>
@@ -10097,265 +9686,6 @@
       </w:r>
     </w:p>
     <w:p>
-      <w:r>
-        <w:rPr>
-          <w:rFonts w:ascii="Times New Roman" w:hAnsi="Times New Roman"/>
-          <w:i/>
-          <w:color w:val="FF0000"/>
-          <w:sz w:val="24"/>
-        </w:rPr>
-        <w:t>Ко</w:t>
-      </w:r>
-      <w:r>
-        <w:rPr>
-          <w:rFonts w:ascii="Times New Roman" w:hAnsi="Times New Roman"/>
-          <w:i/>
-          <w:color w:val="FF0000"/>
-          <w:sz w:val="24"/>
-        </w:rPr>
-        <w:t xml:space="preserve">ндак (г. 8): </w:t>
-      </w:r>
-      <w:r>
-        <w:rPr>
-          <w:rFonts w:ascii="Times New Roman" w:hAnsi="Times New Roman"/>
-          <w:sz w:val="24"/>
-        </w:rPr>
-        <w:t>Як особливого лікаря і молитвеника благоприємного,* до раки твоєї Божественної прибігаючи, Самсоне богомудрий преподобний,* зійшовшись з любов’ю, псалмами і піснями,* радіючи, Христа прославляємо,* який таку благодать зцілень тобі подає.</w:t>
-      </w:r>
-    </w:p>
-    <w:p>
-      <w:pPr>
-        <w:spacing w:line="240" w:lineRule="auto"/>
-        <w:rPr>
-          <w:rFonts w:ascii="Times New Roman" w:hAnsi="Times New Roman"/>
-          <w:sz w:val="24"/>
-        </w:rPr>
-      </w:pPr>
-      <w:r>
-        <w:rPr>
-          <w:rFonts w:ascii="Times New Roman" w:hAnsi="Times New Roman"/>
-          <w:sz w:val="24"/>
-        </w:rPr>
-        <w:t xml:space="preserve">Господи, помилуй </w:t>
-      </w:r>
-      <w:r>
-        <w:rPr>
-          <w:rFonts w:ascii="Times New Roman" w:hAnsi="Times New Roman"/>
-          <w:i/>
-          <w:color w:val="FF0000"/>
-          <w:sz w:val="24"/>
-        </w:rPr>
-        <w:t>(40 р.)</w:t>
-      </w:r>
-      <w:r>
-        <w:rPr>
-          <w:rFonts w:ascii="Times New Roman" w:hAnsi="Times New Roman"/>
-          <w:sz w:val="24"/>
-        </w:rPr>
-        <w:t>.</w:t>
-      </w:r>
-    </w:p>
-    <w:p>
-      <w:pPr>
-        <w:spacing w:line="240" w:lineRule="auto"/>
-        <w:rPr>
-          <w:rFonts w:ascii="Times New Roman" w:hAnsi="Times New Roman"/>
-          <w:sz w:val="24"/>
-        </w:rPr>
-      </w:pPr>
-      <w:r>
-        <w:rPr>
-          <w:rFonts w:ascii="Times New Roman" w:hAnsi="Times New Roman"/>
-          <w:sz w:val="24"/>
-        </w:rPr>
-        <w:lastRenderedPageBreak/>
-        <w:t xml:space="preserve">Ти, що повсякчас і кожної години на небі й на землі приймаєш поклін і славу, Боже добрий, довготерпеливий й многомилостивий, що праведних любиш, і грішних милуєш, і всіх кличеш до спасіння, заради обіцянки майбутніх благ! Прийми, Господи, в цю хвилину й наші молитви і спрямуй життя наше до твоїх заповідей. Душі наші освяти, тіла очисти, думки наші направ, розум очисти й протверези, і визволь нас від усякої скорботи, лиха й слабування. Захисти нас святими ангелами твоїми, щоб ми, їх охороною збережені й напоумлені, осягнули єдність віри та зрозуміння неприступної твоєї слави, бо ти благословенний на віки </w:t>
-      </w:r>
-      <w:r>
-        <w:rPr>
-          <w:rFonts w:ascii="Times New Roman" w:hAnsi="Times New Roman"/>
-          <w:sz w:val="24"/>
-        </w:rPr>
-        <w:t>віків.</w:t>
-      </w:r>
-      <w:r>
-        <w:rPr>
-          <w:rFonts w:ascii="Times New Roman" w:hAnsi="Times New Roman"/>
-          <w:sz w:val="24"/>
-        </w:rPr>
-        <w:t xml:space="preserve"> </w:t>
-      </w:r>
-    </w:p>
-    <w:p>
-      <w:pPr>
-        <w:spacing w:line="240" w:lineRule="auto"/>
-        <w:rPr>
-          <w:rFonts w:ascii="Times New Roman" w:hAnsi="Times New Roman"/>
-          <w:sz w:val="24"/>
-        </w:rPr>
-      </w:pPr>
-      <w:r>
-        <w:rPr>
-          <w:rFonts w:ascii="Times New Roman" w:hAnsi="Times New Roman"/>
-          <w:i/>
-          <w:color w:val="FF0000"/>
-          <w:sz w:val="24"/>
-        </w:rPr>
-        <w:t xml:space="preserve">Вірні: </w:t>
-      </w:r>
-      <w:r>
-        <w:rPr>
-          <w:rFonts w:ascii="Times New Roman" w:hAnsi="Times New Roman"/>
-          <w:sz w:val="24"/>
-        </w:rPr>
-        <w:t>Амінь.</w:t>
-      </w:r>
-    </w:p>
-    <w:p>
-      <w:pPr>
-        <w:spacing w:line="240" w:lineRule="auto"/>
-        <w:rPr>
-          <w:rFonts w:ascii="Times New Roman" w:hAnsi="Times New Roman"/>
-          <w:sz w:val="24"/>
-        </w:rPr>
-      </w:pPr>
-      <w:r>
-        <w:rPr>
-          <w:rFonts w:ascii="Times New Roman" w:hAnsi="Times New Roman"/>
-          <w:sz w:val="24"/>
-        </w:rPr>
-        <w:t xml:space="preserve">Господи, помилуй </w:t>
-      </w:r>
-      <w:r>
-        <w:rPr>
-          <w:rFonts w:ascii="Times New Roman" w:hAnsi="Times New Roman"/>
-          <w:i/>
-          <w:color w:val="FF0000"/>
-          <w:sz w:val="24"/>
-        </w:rPr>
-        <w:t>(3 р.)</w:t>
-      </w:r>
-      <w:r>
-        <w:rPr>
-          <w:rFonts w:ascii="Times New Roman" w:hAnsi="Times New Roman"/>
-          <w:sz w:val="24"/>
-        </w:rPr>
-        <w:t>.</w:t>
-      </w:r>
-    </w:p>
-    <w:p>
-      <w:pPr>
-        <w:spacing w:line="240" w:lineRule="auto"/>
-        <w:rPr>
-          <w:rFonts w:ascii="Times New Roman" w:hAnsi="Times New Roman"/>
-          <w:sz w:val="24"/>
-        </w:rPr>
-      </w:pPr>
-      <w:r>
-        <w:rPr>
-          <w:rFonts w:ascii="Times New Roman" w:hAnsi="Times New Roman"/>
-          <w:sz w:val="24"/>
-        </w:rPr>
-        <w:t xml:space="preserve">Слава Отцю, і Сину, і Святому Духові,* і нині, і повсякчас, і на віки </w:t>
-      </w:r>
-      <w:r>
-        <w:rPr>
-          <w:rFonts w:ascii="Times New Roman" w:hAnsi="Times New Roman"/>
-          <w:sz w:val="24"/>
-        </w:rPr>
-        <w:t>віків.</w:t>
-      </w:r>
-      <w:r>
-        <w:rPr>
-          <w:rFonts w:ascii="Times New Roman" w:hAnsi="Times New Roman"/>
-          <w:sz w:val="24"/>
-        </w:rPr>
-        <w:t xml:space="preserve"> Амінь.</w:t>
-      </w:r>
-    </w:p>
-    <w:p>
-      <w:pPr>
-        <w:spacing w:line="240" w:lineRule="auto"/>
-        <w:rPr>
-          <w:rFonts w:ascii="Times New Roman" w:hAnsi="Times New Roman"/>
-          <w:sz w:val="24"/>
-        </w:rPr>
-      </w:pPr>
-      <w:r>
-        <w:rPr>
-          <w:rFonts w:ascii="Times New Roman" w:hAnsi="Times New Roman"/>
-          <w:sz w:val="24"/>
-        </w:rPr>
-        <w:t>Чеснішу від херувимів і незрівнянно славнішу і від серафимів,* що без зотління Бога Слово породила,* сущу Богородицю, тебе величаємо.</w:t>
-      </w:r>
-    </w:p>
-    <w:p>
-      <w:pPr>
-        <w:spacing w:line="240" w:lineRule="auto"/>
-        <w:rPr>
-          <w:rFonts w:ascii="Times New Roman" w:hAnsi="Times New Roman"/>
-          <w:sz w:val="24"/>
-        </w:rPr>
-      </w:pPr>
-      <w:r>
-        <w:rPr>
-          <w:rFonts w:ascii="Times New Roman" w:hAnsi="Times New Roman"/>
-          <w:sz w:val="24"/>
-        </w:rPr>
-        <w:t>Іменем Господнім благослови, отче!</w:t>
-      </w:r>
-    </w:p>
-    <w:p>
-      <w:pPr>
-        <w:spacing w:line="240" w:lineRule="auto"/>
-        <w:rPr>
-          <w:rFonts w:ascii="Times New Roman" w:hAnsi="Times New Roman"/>
-          <w:sz w:val="24"/>
-        </w:rPr>
-      </w:pPr>
-      <w:r>
-        <w:rPr>
-          <w:rFonts w:ascii="Times New Roman" w:hAnsi="Times New Roman"/>
-          <w:i/>
-          <w:color w:val="FF0000"/>
-          <w:sz w:val="24"/>
-        </w:rPr>
-        <w:t xml:space="preserve">Священик: </w:t>
-      </w:r>
-      <w:r>
-        <w:rPr>
-          <w:rFonts w:ascii="Times New Roman" w:hAnsi="Times New Roman"/>
-          <w:sz w:val="24"/>
-        </w:rPr>
-        <w:t>Боже, змилуйся над нами і благослови нас; світлом лиця твого осяй нас і помилуй нас.</w:t>
-      </w:r>
-    </w:p>
-    <w:p>
-      <w:pPr>
-        <w:spacing w:line="240" w:lineRule="auto"/>
-        <w:rPr>
-          <w:rFonts w:ascii="Times New Roman" w:hAnsi="Times New Roman"/>
-          <w:sz w:val="24"/>
-        </w:rPr>
-      </w:pPr>
-      <w:r>
-        <w:rPr>
-          <w:rFonts w:ascii="Times New Roman" w:hAnsi="Times New Roman"/>
-          <w:i/>
-          <w:color w:val="FF0000"/>
-          <w:sz w:val="24"/>
-        </w:rPr>
-        <w:t xml:space="preserve">Вірні: </w:t>
-      </w:r>
-      <w:r>
-        <w:rPr>
-          <w:rFonts w:ascii="Times New Roman" w:hAnsi="Times New Roman"/>
-          <w:sz w:val="24"/>
-        </w:rPr>
-        <w:t>Амінь.</w:t>
-      </w:r>
-    </w:p>
-    <w:p>
       <w:pPr>
         <w:spacing w:line="240" w:lineRule="auto"/>
         <w:jc w:val="center"/>
@@ -10390,55 +9720,7 @@
           <w:rFonts w:ascii="Times New Roman" w:hAnsi="Times New Roman"/>
           <w:sz w:val="24"/>
         </w:rPr>
-        <w:t xml:space="preserve">Владико Господи, Ісусе Христе, Боже наш! Ти довго </w:t>
-      </w:r>
-      <w:proofErr w:type="spellStart"/>
-      <w:r>
-        <w:rPr>
-          <w:rFonts w:ascii="Times New Roman" w:hAnsi="Times New Roman"/>
-          <w:sz w:val="24"/>
-        </w:rPr>
-        <w:t>терпиш</w:t>
-      </w:r>
-      <w:proofErr w:type="spellEnd"/>
-      <w:r>
-        <w:rPr>
-          <w:rFonts w:ascii="Times New Roman" w:hAnsi="Times New Roman"/>
-          <w:sz w:val="24"/>
-        </w:rPr>
-        <w:t xml:space="preserve"> наші провини і привів нас аж до цієї години, в яку ти на животворнім дереві висячи, </w:t>
-      </w:r>
-      <w:proofErr w:type="spellStart"/>
-      <w:r>
-        <w:rPr>
-          <w:rFonts w:ascii="Times New Roman" w:hAnsi="Times New Roman"/>
-          <w:sz w:val="24"/>
-        </w:rPr>
-        <w:t>благорозумному</w:t>
-      </w:r>
-      <w:proofErr w:type="spellEnd"/>
-      <w:r>
-        <w:rPr>
-          <w:rFonts w:ascii="Times New Roman" w:hAnsi="Times New Roman"/>
-          <w:sz w:val="24"/>
-        </w:rPr>
-        <w:t xml:space="preserve"> розбійникові до раю відчинив вхід і смертю смерть знищив. Очисти нас грішних і недостойних слуг твоїх, бо нагрішили ми й беззаконня натворили, що вже не достойні звести очей наших і поглянути на височінь небесну, бо ми знехтували дорогу правди твоєї і ходили, куди вело нас серце наше! Тож молимо твоє безмірне милосердя: Пожалій нас, Боже, з безмежної милости своєї і спаси нас задля </w:t>
-      </w:r>
-      <w:proofErr w:type="spellStart"/>
-      <w:r>
-        <w:rPr>
-          <w:rFonts w:ascii="Times New Roman" w:hAnsi="Times New Roman"/>
-          <w:sz w:val="24"/>
-        </w:rPr>
-        <w:t>імени</w:t>
-      </w:r>
-      <w:proofErr w:type="spellEnd"/>
-      <w:r>
-        <w:rPr>
-          <w:rFonts w:ascii="Times New Roman" w:hAnsi="Times New Roman"/>
-          <w:sz w:val="24"/>
-        </w:rPr>
-        <w:t xml:space="preserve"> твого святого, бо змарнували ми в суєті дні наші. Визволи нас із руки супротивника і прости нам гріхи наші. Умертви тілесні пристрасті наші, щоб відкинувши стару людину, ми в нову зодягнулися, і жили для тебе, Владики нашого і Доброчинця, і так, ідучи за твоїми веліннями, досягли вічного спокою, де для всіх праведних радісна оселя. Бо ти правдиво істинна веселість і радість для тих, які люблять тебе, Христе Боже наш, і тобі славу віддаємо з предвічним твоїм Отцем, і пресвятим, і благим, і животворним твоїм Духом, нині і повсякчас, і на віки </w:t>
+        <w:t xml:space="preserve">Владико Господи, Ісусе Христе, Боже наш! Ти довго терпиш наші провини і привів нас аж до цієї години, в яку ти на животворнім дереві висячи, благорозумному розбійникові до раю відчинив вхід і смертю смерть знищив. Очисти нас грішних і недостойних слуг твоїх, бо нагрішили ми й беззаконня натворили, що вже не достойні звести очей наших і поглянути на височінь небесну, бо ми знехтували дорогу правди твоєї і ходили, куди вело нас серце наше! Тож молимо твоє безмірне милосердя: Пожалій нас, Боже, з безмежної милости своєї і спаси нас задля імени твого святого, бо змарнували ми в суєті дні наші. Визволи нас із руки супротивника і прости нам гріхи наші. Умертви тілесні пристрасті наші, щоб відкинувши стару людину, ми в нову зодягнулися, і жили для тебе, Владики нашого і Доброчинця, і так, ідучи за твоїми веліннями, досягли вічного спокою, де для всіх праведних радісна оселя. Бо ти правдиво істинна веселість і радість для тих, які люблять тебе, Христе Боже наш, і тобі славу віддаємо з предвічним твоїм Отцем, і пресвятим, і благим, і животворним твоїм Духом, нині і повсякчас, і на віки </w:t>
       </w:r>
       <w:r>
         <w:rPr>
@@ -10923,7 +10205,7 @@
     <w:lsdException w:name="Unresolved Mention" w:semiHidden="1" w:uiPriority="99" w:unhideWhenUsed="1"/>
     <w:lsdException w:name="Smart Link" w:semiHidden="1" w:uiPriority="99" w:unhideWhenUsed="1"/>
   </w:latentStyles>
-  <w:style w:type="paragraph" w:default="1" w:styleId="a">
+  <w:style w:type="paragraph" w:default="1" w:styleId="Normal">
     <w:name w:val="Normal"/>
     <w:qFormat/>
     <w:rsid w:val="004C1835"/>
@@ -10937,11 +10219,11 @@
       <w:lang w:eastAsia="en-US"/>
     </w:rPr>
   </w:style>
-  <w:style w:type="paragraph" w:styleId="2">
+  <w:style w:type="paragraph" w:styleId="Heading2">
     <w:name w:val="heading 2"/>
-    <w:basedOn w:val="a"/>
-    <w:next w:val="a"/>
-    <w:link w:val="20"/>
+    <w:basedOn w:val="Normal"/>
+    <w:next w:val="Normal"/>
+    <w:link w:val="Heading2Char"/>
     <w:qFormat/>
     <w:rsid w:val="004370AD"/>
     <w:pPr>
@@ -10957,13 +10239,13 @@
       <w:szCs w:val="26"/>
     </w:rPr>
   </w:style>
-  <w:style w:type="character" w:default="1" w:styleId="a0">
+  <w:style w:type="character" w:default="1" w:styleId="DefaultParagraphFont">
     <w:name w:val="Default Paragraph Font"/>
     <w:uiPriority w:val="1"/>
     <w:semiHidden/>
     <w:unhideWhenUsed/>
   </w:style>
-  <w:style w:type="table" w:default="1" w:styleId="a1">
+  <w:style w:type="table" w:default="1" w:styleId="TableNormal">
     <w:name w:val="Normal Table"/>
     <w:uiPriority w:val="99"/>
     <w:semiHidden/>
@@ -10978,15 +10260,15 @@
       </w:tblCellMar>
     </w:tblPr>
   </w:style>
-  <w:style w:type="numbering" w:default="1" w:styleId="a2">
+  <w:style w:type="numbering" w:default="1" w:styleId="NoList">
     <w:name w:val="No List"/>
     <w:uiPriority w:val="99"/>
     <w:semiHidden/>
     <w:unhideWhenUsed/>
   </w:style>
-  <w:style w:type="character" w:customStyle="1" w:styleId="20">
-    <w:name w:val="Заголовок 2 Знак"/>
-    <w:link w:val="2"/>
+  <w:style w:type="character" w:customStyle="1" w:styleId="Heading2Char">
+    <w:name w:val="Heading 2 Char"/>
+    <w:link w:val="Heading2"/>
     <w:locked/>
     <w:rsid w:val="004370AD"/>
     <w:rPr>

--- a/flow/20230927_hours/drafts/2024-06-u/27.06.docx
+++ b/flow/20230927_hours/drafts/2024-06-u/27.06.docx
@@ -94,211 +94,43 @@
     </w:p>
     <w:p>
       <w:pPr>
-        <w:pStyle w:val="a"/>
-        <w:spacing w:after="120"/>
-      </w:pPr>
-      <w:r>
-        <w:rPr>
-          <w:rFonts w:ascii="Times New Roman" w:hAnsi="Times New Roman"/>
-          <w:sz w:val="24"/>
-        </w:rPr>
-        <w:t>Ца́рю</w:t>
-      </w:r>
-      <w:r>
-        <w:rPr>
-          <w:rFonts w:ascii="Times New Roman" w:hAnsi="Times New Roman"/>
-          <w:sz w:val="24"/>
-        </w:rPr>
-        <w:t xml:space="preserve"> </w:t>
-      </w:r>
-      <w:r>
-        <w:rPr>
-          <w:rFonts w:ascii="Times New Roman" w:hAnsi="Times New Roman"/>
-          <w:sz w:val="24"/>
-        </w:rPr>
-        <w:t>небе́сний</w:t>
-      </w:r>
-      <w:r>
-        <w:rPr>
-          <w:rFonts w:ascii="Times New Roman" w:hAnsi="Times New Roman"/>
-          <w:sz w:val="24"/>
-        </w:rPr>
-        <w:t xml:space="preserve">, </w:t>
-      </w:r>
-      <w:r>
-        <w:rPr>
-          <w:rFonts w:ascii="Times New Roman" w:hAnsi="Times New Roman"/>
-          <w:sz w:val="24"/>
-        </w:rPr>
-        <w:t>утіши́телю</w:t>
-      </w:r>
-      <w:r>
-        <w:rPr>
-          <w:rFonts w:ascii="Times New Roman" w:hAnsi="Times New Roman"/>
-          <w:sz w:val="24"/>
-        </w:rPr>
-        <w:t xml:space="preserve">, </w:t>
-      </w:r>
-      <w:r>
-        <w:rPr>
-          <w:rFonts w:ascii="Times New Roman" w:hAnsi="Times New Roman"/>
-          <w:sz w:val="24"/>
-        </w:rPr>
-        <w:t>Ду́ше</w:t>
-      </w:r>
-      <w:r>
-        <w:rPr>
-          <w:rFonts w:ascii="Times New Roman" w:hAnsi="Times New Roman"/>
-          <w:sz w:val="24"/>
-        </w:rPr>
-        <w:t xml:space="preserve"> íстини,* що </w:t>
-      </w:r>
-      <w:r>
-        <w:rPr>
-          <w:rFonts w:ascii="Times New Roman" w:hAnsi="Times New Roman"/>
-          <w:sz w:val="24"/>
-        </w:rPr>
-        <w:t>всю́ди</w:t>
-      </w:r>
-      <w:r>
-        <w:rPr>
-          <w:rFonts w:ascii="Times New Roman" w:hAnsi="Times New Roman"/>
-          <w:sz w:val="24"/>
-        </w:rPr>
-        <w:t xml:space="preserve"> єси́ і все </w:t>
-      </w:r>
-      <w:r>
-        <w:rPr>
-          <w:rFonts w:ascii="Times New Roman" w:hAnsi="Times New Roman"/>
-          <w:sz w:val="24"/>
-        </w:rPr>
-        <w:t>наповня́єш</w:t>
-      </w:r>
-      <w:r>
-        <w:rPr>
-          <w:rFonts w:ascii="Times New Roman" w:hAnsi="Times New Roman"/>
-          <w:sz w:val="24"/>
-        </w:rPr>
-        <w:t xml:space="preserve">,* </w:t>
-      </w:r>
-      <w:r>
-        <w:rPr>
-          <w:rFonts w:ascii="Times New Roman" w:hAnsi="Times New Roman"/>
-          <w:sz w:val="24"/>
-        </w:rPr>
-        <w:t>скарбни́це</w:t>
-      </w:r>
-      <w:r>
-        <w:rPr>
-          <w:rFonts w:ascii="Times New Roman" w:hAnsi="Times New Roman"/>
-          <w:sz w:val="24"/>
-        </w:rPr>
-        <w:t xml:space="preserve"> благ і життя́ </w:t>
-      </w:r>
-      <w:r>
-        <w:rPr>
-          <w:rFonts w:ascii="Times New Roman" w:hAnsi="Times New Roman"/>
-          <w:sz w:val="24"/>
-        </w:rPr>
-        <w:t>пода́телю</w:t>
-      </w:r>
-      <w:r>
-        <w:rPr>
-          <w:rFonts w:ascii="Times New Roman" w:hAnsi="Times New Roman"/>
-          <w:sz w:val="24"/>
-        </w:rPr>
-        <w:t xml:space="preserve">,* прийди́, і </w:t>
-      </w:r>
-      <w:r>
-        <w:rPr>
-          <w:rFonts w:ascii="Times New Roman" w:hAnsi="Times New Roman"/>
-          <w:sz w:val="24"/>
-        </w:rPr>
-        <w:t>всели́ся</w:t>
-      </w:r>
-      <w:r>
-        <w:rPr>
-          <w:rFonts w:ascii="Times New Roman" w:hAnsi="Times New Roman"/>
-          <w:sz w:val="24"/>
-        </w:rPr>
-        <w:t xml:space="preserve"> в нас,* і </w:t>
-      </w:r>
-      <w:r>
-        <w:rPr>
-          <w:rFonts w:ascii="Times New Roman" w:hAnsi="Times New Roman"/>
-          <w:sz w:val="24"/>
-        </w:rPr>
-        <w:t>очи́сти</w:t>
-      </w:r>
-      <w:r>
-        <w:rPr>
-          <w:rFonts w:ascii="Times New Roman" w:hAnsi="Times New Roman"/>
-          <w:sz w:val="24"/>
-        </w:rPr>
-        <w:t xml:space="preserve"> нас від </w:t>
-      </w:r>
-      <w:r>
-        <w:rPr>
-          <w:rFonts w:ascii="Times New Roman" w:hAnsi="Times New Roman"/>
-          <w:sz w:val="24"/>
-        </w:rPr>
-        <w:t>уся́кої</w:t>
-      </w:r>
-      <w:r>
-        <w:rPr>
-          <w:rFonts w:ascii="Times New Roman" w:hAnsi="Times New Roman"/>
-          <w:sz w:val="24"/>
-        </w:rPr>
-        <w:t xml:space="preserve"> </w:t>
-      </w:r>
-      <w:r>
-        <w:rPr>
-          <w:rFonts w:ascii="Times New Roman" w:hAnsi="Times New Roman"/>
-          <w:sz w:val="24"/>
-        </w:rPr>
-        <w:t>скве́рни</w:t>
-      </w:r>
-      <w:r>
-        <w:rPr>
-          <w:rFonts w:ascii="Times New Roman" w:hAnsi="Times New Roman"/>
-          <w:sz w:val="24"/>
-        </w:rPr>
-        <w:t xml:space="preserve">,* і спаси́, </w:t>
-      </w:r>
-      <w:r>
-        <w:rPr>
-          <w:rFonts w:ascii="Times New Roman" w:hAnsi="Times New Roman"/>
-          <w:sz w:val="24"/>
-        </w:rPr>
-        <w:t>благи́й</w:t>
-      </w:r>
-      <w:r>
-        <w:rPr>
-          <w:rFonts w:ascii="Times New Roman" w:hAnsi="Times New Roman"/>
-          <w:sz w:val="24"/>
-        </w:rPr>
-        <w:t xml:space="preserve">, </w:t>
-      </w:r>
-      <w:r>
-        <w:rPr>
-          <w:rFonts w:ascii="Times New Roman" w:hAnsi="Times New Roman"/>
-          <w:sz w:val="24"/>
-        </w:rPr>
-        <w:t>ду́ші</w:t>
-      </w:r>
-      <w:r>
-        <w:rPr>
-          <w:rFonts w:ascii="Times New Roman" w:hAnsi="Times New Roman"/>
-          <w:sz w:val="24"/>
-        </w:rPr>
-        <w:t xml:space="preserve"> </w:t>
-      </w:r>
-      <w:r>
-        <w:rPr>
-          <w:rFonts w:ascii="Times New Roman" w:hAnsi="Times New Roman"/>
-          <w:sz w:val="24"/>
-        </w:rPr>
-        <w:t>на́ші</w:t>
+        <w:spacing w:line="240" w:lineRule="auto"/>
+        <w:rPr>
+          <w:rFonts w:ascii="Times New Roman" w:hAnsi="Times New Roman"/>
+          <w:sz w:val="24"/>
+        </w:rPr>
+      </w:pPr>
+      <w:r>
+        <w:rPr>
+          <w:rFonts w:ascii="Times New Roman" w:hAnsi="Times New Roman"/>
+          <w:sz w:val="24"/>
+        </w:rPr>
+        <w:t>Царю небесний, утішителю, Душе істини,* що всюди єси і все наповняєш,* скарбе дібр і життя подателю,* прийди і вселися в нас,* і очисти нас від усякої скверни,* і спаси, Благий, душі наші.</w:t>
+      </w:r>
+    </w:p>
+    <w:p>
+      <w:pPr>
+        <w:spacing w:line="240" w:lineRule="auto"/>
+        <w:rPr>
+          <w:rFonts w:ascii="Times New Roman" w:hAnsi="Times New Roman"/>
+          <w:sz w:val="24"/>
+        </w:rPr>
+      </w:pPr>
+      <w:r>
+        <w:rPr>
+          <w:rFonts w:ascii="Times New Roman" w:hAnsi="Times New Roman"/>
+          <w:sz w:val="24"/>
+        </w:rPr>
+        <w:t xml:space="preserve">Святий Боже, святий Кріпкий, святий Безсмертний, помилуй нас </w:t>
+      </w:r>
+      <w:r>
+        <w:rPr>
+          <w:rFonts w:ascii="Times New Roman" w:hAnsi="Times New Roman"/>
+          <w:i/>
+          <w:color w:val="FF0000"/>
+          <w:sz w:val="24"/>
+        </w:rPr>
+        <w:t>(3 р.)</w:t>
       </w:r>
       <w:r>
         <w:rPr>
@@ -321,7 +153,53 @@
           <w:rFonts w:ascii="Times New Roman" w:hAnsi="Times New Roman"/>
           <w:sz w:val="24"/>
         </w:rPr>
-        <w:t xml:space="preserve">Святий Боже, святий Кріпкий, святий Безсмертний, помилуй нас </w:t>
+        <w:t xml:space="preserve">Слава Отцю, і Сину, і Святому Духові,* і нині, і повсякчас, і на віки </w:t>
+      </w:r>
+      <w:r>
+        <w:rPr>
+          <w:rFonts w:ascii="Times New Roman" w:hAnsi="Times New Roman"/>
+          <w:sz w:val="24"/>
+        </w:rPr>
+        <w:t>віків.</w:t>
+      </w:r>
+      <w:r>
+        <w:rPr>
+          <w:rFonts w:ascii="Times New Roman" w:hAnsi="Times New Roman"/>
+          <w:sz w:val="24"/>
+        </w:rPr>
+        <w:t xml:space="preserve"> Амінь.</w:t>
+      </w:r>
+    </w:p>
+    <w:p>
+      <w:pPr>
+        <w:spacing w:line="240" w:lineRule="auto"/>
+        <w:rPr>
+          <w:rFonts w:ascii="Times New Roman" w:hAnsi="Times New Roman"/>
+          <w:sz w:val="24"/>
+        </w:rPr>
+      </w:pPr>
+      <w:r>
+        <w:rPr>
+          <w:rFonts w:ascii="Times New Roman" w:hAnsi="Times New Roman"/>
+          <w:sz w:val="24"/>
+        </w:rPr>
+        <w:t>Пресвята Тройце, помилуй нас;* Господи, очисти гріхи наші;* Владико, прости беззаконня наші;* Святий, завітай і зціли немочі наші імени твого ради.</w:t>
+      </w:r>
+    </w:p>
+    <w:p>
+      <w:pPr>
+        <w:spacing w:line="240" w:lineRule="auto"/>
+        <w:rPr>
+          <w:rFonts w:ascii="Times New Roman" w:hAnsi="Times New Roman"/>
+          <w:sz w:val="24"/>
+        </w:rPr>
+      </w:pPr>
+      <w:r>
+        <w:rPr>
+          <w:rFonts w:ascii="Times New Roman" w:hAnsi="Times New Roman"/>
+          <w:sz w:val="24"/>
+        </w:rPr>
+        <w:t xml:space="preserve">Господи, помилуй </w:t>
       </w:r>
       <w:r>
         <w:rPr>
@@ -353,7 +231,7 @@
           <w:rFonts w:ascii="Times New Roman" w:hAnsi="Times New Roman"/>
           <w:sz w:val="24"/>
         </w:rPr>
-        <w:t xml:space="preserve">Слава Отцю, і Сину, і Святому Духові,* і нині, і повсякчас, і на віки </w:t>
+        <w:t xml:space="preserve">Слава Отцю, і Сину, і Святому Духові* і нині, і повсякчас, і на віки </w:t>
       </w:r>
       <w:r>
         <w:rPr>
@@ -383,55 +261,40 @@
           <w:rFonts w:ascii="Times New Roman" w:hAnsi="Times New Roman"/>
           <w:sz w:val="24"/>
         </w:rPr>
-        <w:t>Пресвята Тройце, помилуй нас;* Господи, очисти гріхи наші;* Владико, прости беззаконня наші;* Святий, завітай і зціли немочі наші імени твого ради.</w:t>
-      </w:r>
-    </w:p>
-    <w:p>
-      <w:pPr>
-        <w:spacing w:line="240" w:lineRule="auto"/>
-        <w:rPr>
-          <w:rFonts w:ascii="Times New Roman" w:hAnsi="Times New Roman"/>
-          <w:sz w:val="24"/>
-        </w:rPr>
-      </w:pPr>
-      <w:r>
-        <w:rPr>
-          <w:rFonts w:ascii="Times New Roman" w:hAnsi="Times New Roman"/>
-          <w:sz w:val="24"/>
-        </w:rPr>
-        <w:t xml:space="preserve">Господи, помилуй </w:t>
-      </w:r>
-      <w:r>
-        <w:rPr>
-          <w:rFonts w:ascii="Times New Roman" w:hAnsi="Times New Roman"/>
-          <w:i/>
-          <w:color w:val="FF0000"/>
-          <w:sz w:val="24"/>
-        </w:rPr>
-        <w:t>(3 р.)</w:t>
-      </w:r>
-      <w:r>
-        <w:rPr>
-          <w:rFonts w:ascii="Times New Roman" w:hAnsi="Times New Roman"/>
-          <w:sz w:val="24"/>
-        </w:rPr>
-        <w:t>.</w:t>
-      </w:r>
-    </w:p>
-    <w:p>
-      <w:pPr>
-        <w:spacing w:line="240" w:lineRule="auto"/>
-        <w:rPr>
-          <w:rFonts w:ascii="Times New Roman" w:hAnsi="Times New Roman"/>
-          <w:sz w:val="24"/>
-        </w:rPr>
-      </w:pPr>
-      <w:r>
-        <w:rPr>
-          <w:rFonts w:ascii="Times New Roman" w:hAnsi="Times New Roman"/>
-          <w:sz w:val="24"/>
-        </w:rPr>
-        <w:t xml:space="preserve">Слава Отцю, і Сину, і Святому Духові* і нині, і повсякчас, і на віки </w:t>
+        <w:t>Отче наш, що єси на небесах,* нехай святиться ім’я твоє,* нехай прийде царство твоє,* нехай буде воля твоя, як на небі, так і на землі.* Хліб наш насущний дай нам сьогодні,* і прости нам провини наші,* як і ми прощаємо винуватцям нашим,* і не введи нас у спокусу,* але визволи нас від лукавого.</w:t>
+      </w:r>
+    </w:p>
+    <w:p>
+      <w:pPr>
+        <w:spacing w:line="240" w:lineRule="auto"/>
+        <w:rPr>
+          <w:rFonts w:ascii="Times New Roman" w:hAnsi="Times New Roman"/>
+          <w:sz w:val="24"/>
+        </w:rPr>
+      </w:pPr>
+      <w:r>
+        <w:rPr>
+          <w:rFonts w:ascii="Times New Roman" w:hAnsi="Times New Roman"/>
+          <w:i/>
+          <w:color w:val="FF0000"/>
+          <w:sz w:val="24"/>
+        </w:rPr>
+        <w:t>Священик</w:t>
+      </w:r>
+      <w:r>
+        <w:rPr>
+          <w:rFonts w:ascii="Times New Roman" w:hAnsi="Times New Roman"/>
+          <w:color w:val="FF0000"/>
+          <w:sz w:val="24"/>
+        </w:rPr>
+        <w:t xml:space="preserve">: </w:t>
+      </w:r>
+      <w:r>
+        <w:rPr>
+          <w:rFonts w:ascii="Times New Roman" w:hAnsi="Times New Roman"/>
+          <w:sz w:val="24"/>
+        </w:rPr>
+        <w:t xml:space="preserve">Бо твоє є царство, і сила, і слава, Отця, і Сина, і Святого Духа, нині і повсякчас, і на віки </w:t>
       </w:r>
       <w:r>
         <w:rPr>
@@ -439,69 +302,6 @@
           <w:sz w:val="24"/>
         </w:rPr>
         <w:t>віків.</w:t>
-      </w:r>
-      <w:r>
-        <w:rPr>
-          <w:rFonts w:ascii="Times New Roman" w:hAnsi="Times New Roman"/>
-          <w:sz w:val="24"/>
-        </w:rPr>
-        <w:t xml:space="preserve"> Амінь.</w:t>
-      </w:r>
-    </w:p>
-    <w:p>
-      <w:pPr>
-        <w:spacing w:line="240" w:lineRule="auto"/>
-        <w:rPr>
-          <w:rFonts w:ascii="Times New Roman" w:hAnsi="Times New Roman"/>
-          <w:sz w:val="24"/>
-        </w:rPr>
-      </w:pPr>
-      <w:r>
-        <w:rPr>
-          <w:rFonts w:ascii="Times New Roman" w:hAnsi="Times New Roman"/>
-          <w:sz w:val="24"/>
-        </w:rPr>
-        <w:t>Отче наш, що єси на небесах,* нехай святиться ім’я твоє,* нехай прийде царство твоє,* нехай буде воля твоя, як на небі, так і на землі.* Хліб наш насущний дай нам сьогодні,* і прости нам провини наші,* як і ми прощаємо винуватцям нашим,* і не введи нас у спокусу,* але визволи нас від лукавого.</w:t>
-      </w:r>
-    </w:p>
-    <w:p>
-      <w:pPr>
-        <w:pStyle w:val="a"/>
-        <w:spacing w:after="120"/>
-      </w:pPr>
-      <w:r>
-        <w:rPr>
-          <w:rFonts w:ascii="Times New Roman" w:hAnsi="Times New Roman"/>
-          <w:i/>
-          <w:color w:val="FF0000"/>
-          <w:sz w:val="24"/>
-        </w:rPr>
-        <w:t>Священ</w:t>
-      </w:r>
-      <w:r>
-        <w:rPr>
-          <w:rFonts w:ascii="Times New Roman" w:hAnsi="Times New Roman"/>
-          <w:i/>
-          <w:color w:val="FF0000"/>
-          <w:sz w:val="24"/>
-        </w:rPr>
-        <w:t>н</w:t>
-      </w:r>
-      <w:r>
-        <w:rPr>
-          <w:rFonts w:ascii="Times New Roman" w:hAnsi="Times New Roman"/>
-          <w:i/>
-          <w:color w:val="FF0000"/>
-          <w:sz w:val="24"/>
-        </w:rPr>
-        <w:t>ик:</w:t>
-      </w:r>
-      <w:r>
-        <w:rPr>
-          <w:rFonts w:ascii="Times New Roman" w:hAnsi="Times New Roman"/>
-          <w:sz w:val="24"/>
-        </w:rPr>
-        <w:t xml:space="preserve"> Бо Твоє є царство, і сила, і слава, Отця, і Сина, і Святого Духа, нині, і повсякчас, і на віки віків.</w:t>
       </w:r>
     </w:p>
     <w:p>
@@ -1452,7 +1252,7 @@
           <w:color w:val="333333"/>
           <w:sz w:val="24"/>
         </w:rPr>
-        <w:t xml:space="preserve"> Благословен єси, Христе Боже наш,* що премудрими рибаків явив,* зіславши їм Духа Святого,* і ними уловив вселенну.* Людинолюбче, слава Тобі.</w:t>
+        <w:t xml:space="preserve"> Благословен єси, Христе Боже наш,* що премудрими рибаків явив,* зіславши їм Духа Святого,* і ними уловив вселенну.* Чоловіколюбче, слава Тобі.</w:t>
       </w:r>
     </w:p>
     <w:p>
@@ -1782,42 +1582,34 @@
     </w:p>
     <w:p>
       <w:pPr>
-        <w:pStyle w:val="a"/>
-        <w:spacing w:after="120"/>
-      </w:pPr>
-      <w:r>
-        <w:rPr>
-          <w:rFonts w:ascii="Times New Roman" w:hAnsi="Times New Roman"/>
-          <w:i/>
-          <w:color w:val="FF0000"/>
-          <w:sz w:val="24"/>
-        </w:rPr>
-        <w:t>Священ</w:t>
-      </w:r>
-      <w:r>
-        <w:rPr>
-          <w:rFonts w:ascii="Times New Roman" w:hAnsi="Times New Roman"/>
-          <w:i/>
-          <w:color w:val="FF0000"/>
-          <w:sz w:val="24"/>
-        </w:rPr>
-        <w:t>н</w:t>
-      </w:r>
-      <w:r>
-        <w:rPr>
-          <w:rFonts w:ascii="Times New Roman" w:hAnsi="Times New Roman"/>
-          <w:i/>
-          <w:color w:val="FF0000"/>
-          <w:sz w:val="24"/>
-        </w:rPr>
-        <w:t>ик:</w:t>
-      </w:r>
-      <w:r>
-        <w:rPr>
-          <w:rFonts w:ascii="Times New Roman" w:hAnsi="Times New Roman"/>
-          <w:sz w:val="24"/>
-        </w:rPr>
-        <w:t xml:space="preserve"> Бо Твоє є царство, і сила, і слава, Отця, і Сина, і Святого Духа, нині, і повсякчас, і на віки віків.</w:t>
+        <w:spacing w:line="240" w:lineRule="auto"/>
+        <w:rPr>
+          <w:rFonts w:ascii="Times New Roman" w:hAnsi="Times New Roman"/>
+          <w:sz w:val="24"/>
+        </w:rPr>
+      </w:pPr>
+      <w:r>
+        <w:rPr>
+          <w:rFonts w:ascii="Times New Roman" w:hAnsi="Times New Roman"/>
+          <w:i/>
+          <w:color w:val="FF0000"/>
+          <w:sz w:val="24"/>
+        </w:rPr>
+        <w:t xml:space="preserve">Священик: </w:t>
+      </w:r>
+      <w:r>
+        <w:rPr>
+          <w:rFonts w:ascii="Times New Roman" w:hAnsi="Times New Roman"/>
+          <w:sz w:val="24"/>
+        </w:rPr>
+        <w:t xml:space="preserve">Бо твоє є царство, і сила, і слава, Отця, і Сина, і Святого Духа, нині і повсякчас, і на віки </w:t>
+      </w:r>
+      <w:r>
+        <w:rPr>
+          <w:rFonts w:ascii="Times New Roman" w:hAnsi="Times New Roman"/>
+          <w:sz w:val="24"/>
+        </w:rPr>
+        <w:t>віків.</w:t>
       </w:r>
     </w:p>
     <w:p>
@@ -2434,211 +2226,43 @@
     </w:p>
     <w:p>
       <w:pPr>
-        <w:pStyle w:val="a"/>
-        <w:spacing w:after="120"/>
-      </w:pPr>
-      <w:r>
-        <w:rPr>
-          <w:rFonts w:ascii="Times New Roman" w:hAnsi="Times New Roman"/>
-          <w:sz w:val="24"/>
-        </w:rPr>
-        <w:t>Ца́рю</w:t>
-      </w:r>
-      <w:r>
-        <w:rPr>
-          <w:rFonts w:ascii="Times New Roman" w:hAnsi="Times New Roman"/>
-          <w:sz w:val="24"/>
-        </w:rPr>
-        <w:t xml:space="preserve"> </w:t>
-      </w:r>
-      <w:r>
-        <w:rPr>
-          <w:rFonts w:ascii="Times New Roman" w:hAnsi="Times New Roman"/>
-          <w:sz w:val="24"/>
-        </w:rPr>
-        <w:t>небе́сний</w:t>
-      </w:r>
-      <w:r>
-        <w:rPr>
-          <w:rFonts w:ascii="Times New Roman" w:hAnsi="Times New Roman"/>
-          <w:sz w:val="24"/>
-        </w:rPr>
-        <w:t xml:space="preserve">, </w:t>
-      </w:r>
-      <w:r>
-        <w:rPr>
-          <w:rFonts w:ascii="Times New Roman" w:hAnsi="Times New Roman"/>
-          <w:sz w:val="24"/>
-        </w:rPr>
-        <w:t>утіши́телю</w:t>
-      </w:r>
-      <w:r>
-        <w:rPr>
-          <w:rFonts w:ascii="Times New Roman" w:hAnsi="Times New Roman"/>
-          <w:sz w:val="24"/>
-        </w:rPr>
-        <w:t xml:space="preserve">, </w:t>
-      </w:r>
-      <w:r>
-        <w:rPr>
-          <w:rFonts w:ascii="Times New Roman" w:hAnsi="Times New Roman"/>
-          <w:sz w:val="24"/>
-        </w:rPr>
-        <w:t>Ду́ше</w:t>
-      </w:r>
-      <w:r>
-        <w:rPr>
-          <w:rFonts w:ascii="Times New Roman" w:hAnsi="Times New Roman"/>
-          <w:sz w:val="24"/>
-        </w:rPr>
-        <w:t xml:space="preserve"> íстини,* що </w:t>
-      </w:r>
-      <w:r>
-        <w:rPr>
-          <w:rFonts w:ascii="Times New Roman" w:hAnsi="Times New Roman"/>
-          <w:sz w:val="24"/>
-        </w:rPr>
-        <w:t>всю́ди</w:t>
-      </w:r>
-      <w:r>
-        <w:rPr>
-          <w:rFonts w:ascii="Times New Roman" w:hAnsi="Times New Roman"/>
-          <w:sz w:val="24"/>
-        </w:rPr>
-        <w:t xml:space="preserve"> єси́ і все </w:t>
-      </w:r>
-      <w:r>
-        <w:rPr>
-          <w:rFonts w:ascii="Times New Roman" w:hAnsi="Times New Roman"/>
-          <w:sz w:val="24"/>
-        </w:rPr>
-        <w:t>наповня́єш</w:t>
-      </w:r>
-      <w:r>
-        <w:rPr>
-          <w:rFonts w:ascii="Times New Roman" w:hAnsi="Times New Roman"/>
-          <w:sz w:val="24"/>
-        </w:rPr>
-        <w:t xml:space="preserve">,* </w:t>
-      </w:r>
-      <w:r>
-        <w:rPr>
-          <w:rFonts w:ascii="Times New Roman" w:hAnsi="Times New Roman"/>
-          <w:sz w:val="24"/>
-        </w:rPr>
-        <w:t>скарбни́це</w:t>
-      </w:r>
-      <w:r>
-        <w:rPr>
-          <w:rFonts w:ascii="Times New Roman" w:hAnsi="Times New Roman"/>
-          <w:sz w:val="24"/>
-        </w:rPr>
-        <w:t xml:space="preserve"> благ і життя́ </w:t>
-      </w:r>
-      <w:r>
-        <w:rPr>
-          <w:rFonts w:ascii="Times New Roman" w:hAnsi="Times New Roman"/>
-          <w:sz w:val="24"/>
-        </w:rPr>
-        <w:t>пода́телю</w:t>
-      </w:r>
-      <w:r>
-        <w:rPr>
-          <w:rFonts w:ascii="Times New Roman" w:hAnsi="Times New Roman"/>
-          <w:sz w:val="24"/>
-        </w:rPr>
-        <w:t xml:space="preserve">,* прийди́, і </w:t>
-      </w:r>
-      <w:r>
-        <w:rPr>
-          <w:rFonts w:ascii="Times New Roman" w:hAnsi="Times New Roman"/>
-          <w:sz w:val="24"/>
-        </w:rPr>
-        <w:t>всели́ся</w:t>
-      </w:r>
-      <w:r>
-        <w:rPr>
-          <w:rFonts w:ascii="Times New Roman" w:hAnsi="Times New Roman"/>
-          <w:sz w:val="24"/>
-        </w:rPr>
-        <w:t xml:space="preserve"> в нас,* і </w:t>
-      </w:r>
-      <w:r>
-        <w:rPr>
-          <w:rFonts w:ascii="Times New Roman" w:hAnsi="Times New Roman"/>
-          <w:sz w:val="24"/>
-        </w:rPr>
-        <w:t>очи́сти</w:t>
-      </w:r>
-      <w:r>
-        <w:rPr>
-          <w:rFonts w:ascii="Times New Roman" w:hAnsi="Times New Roman"/>
-          <w:sz w:val="24"/>
-        </w:rPr>
-        <w:t xml:space="preserve"> нас від </w:t>
-      </w:r>
-      <w:r>
-        <w:rPr>
-          <w:rFonts w:ascii="Times New Roman" w:hAnsi="Times New Roman"/>
-          <w:sz w:val="24"/>
-        </w:rPr>
-        <w:t>уся́кої</w:t>
-      </w:r>
-      <w:r>
-        <w:rPr>
-          <w:rFonts w:ascii="Times New Roman" w:hAnsi="Times New Roman"/>
-          <w:sz w:val="24"/>
-        </w:rPr>
-        <w:t xml:space="preserve"> </w:t>
-      </w:r>
-      <w:r>
-        <w:rPr>
-          <w:rFonts w:ascii="Times New Roman" w:hAnsi="Times New Roman"/>
-          <w:sz w:val="24"/>
-        </w:rPr>
-        <w:t>скве́рни</w:t>
-      </w:r>
-      <w:r>
-        <w:rPr>
-          <w:rFonts w:ascii="Times New Roman" w:hAnsi="Times New Roman"/>
-          <w:sz w:val="24"/>
-        </w:rPr>
-        <w:t xml:space="preserve">,* і спаси́, </w:t>
-      </w:r>
-      <w:r>
-        <w:rPr>
-          <w:rFonts w:ascii="Times New Roman" w:hAnsi="Times New Roman"/>
-          <w:sz w:val="24"/>
-        </w:rPr>
-        <w:t>благи́й</w:t>
-      </w:r>
-      <w:r>
-        <w:rPr>
-          <w:rFonts w:ascii="Times New Roman" w:hAnsi="Times New Roman"/>
-          <w:sz w:val="24"/>
-        </w:rPr>
-        <w:t xml:space="preserve">, </w:t>
-      </w:r>
-      <w:r>
-        <w:rPr>
-          <w:rFonts w:ascii="Times New Roman" w:hAnsi="Times New Roman"/>
-          <w:sz w:val="24"/>
-        </w:rPr>
-        <w:t>ду́ші</w:t>
-      </w:r>
-      <w:r>
-        <w:rPr>
-          <w:rFonts w:ascii="Times New Roman" w:hAnsi="Times New Roman"/>
-          <w:sz w:val="24"/>
-        </w:rPr>
-        <w:t xml:space="preserve"> </w:t>
-      </w:r>
-      <w:r>
-        <w:rPr>
-          <w:rFonts w:ascii="Times New Roman" w:hAnsi="Times New Roman"/>
-          <w:sz w:val="24"/>
-        </w:rPr>
-        <w:t>на́ші</w:t>
+        <w:spacing w:line="240" w:lineRule="auto"/>
+        <w:rPr>
+          <w:rFonts w:ascii="Times New Roman" w:hAnsi="Times New Roman"/>
+          <w:sz w:val="24"/>
+        </w:rPr>
+      </w:pPr>
+      <w:r>
+        <w:rPr>
+          <w:rFonts w:ascii="Times New Roman" w:hAnsi="Times New Roman"/>
+          <w:sz w:val="24"/>
+        </w:rPr>
+        <w:t>Царю небесний, утішителю, Душе істини,* що всюди єси і все наповняєш,* скарбе дібр і життя подателю,* прийди і вселися в нас,* і очисти нас від усякої скверни,* і спаси, Благий, душі наші.</w:t>
+      </w:r>
+    </w:p>
+    <w:p>
+      <w:pPr>
+        <w:spacing w:line="240" w:lineRule="auto"/>
+        <w:rPr>
+          <w:rFonts w:ascii="Times New Roman" w:hAnsi="Times New Roman"/>
+          <w:sz w:val="24"/>
+        </w:rPr>
+      </w:pPr>
+      <w:r>
+        <w:rPr>
+          <w:rFonts w:ascii="Times New Roman" w:hAnsi="Times New Roman"/>
+          <w:sz w:val="24"/>
+        </w:rPr>
+        <w:t xml:space="preserve">Святий Боже, святий Кріпкий, святий Безсмертний, помилуй нас </w:t>
+      </w:r>
+      <w:r>
+        <w:rPr>
+          <w:rFonts w:ascii="Times New Roman" w:hAnsi="Times New Roman"/>
+          <w:i/>
+          <w:color w:val="FF0000"/>
+          <w:sz w:val="24"/>
+        </w:rPr>
+        <w:t>(3 р.)</w:t>
       </w:r>
       <w:r>
         <w:rPr>
@@ -2661,7 +2285,53 @@
           <w:rFonts w:ascii="Times New Roman" w:hAnsi="Times New Roman"/>
           <w:sz w:val="24"/>
         </w:rPr>
-        <w:t xml:space="preserve">Святий Боже, святий Кріпкий, святий Безсмертний, помилуй нас </w:t>
+        <w:t xml:space="preserve">Слава Отцю, і Сину, і Святому Духові,* і нині і повсякчас, і на віки </w:t>
+      </w:r>
+      <w:r>
+        <w:rPr>
+          <w:rFonts w:ascii="Times New Roman" w:hAnsi="Times New Roman"/>
+          <w:sz w:val="24"/>
+        </w:rPr>
+        <w:t>віків.</w:t>
+      </w:r>
+      <w:r>
+        <w:rPr>
+          <w:rFonts w:ascii="Times New Roman" w:hAnsi="Times New Roman"/>
+          <w:sz w:val="24"/>
+        </w:rPr>
+        <w:t xml:space="preserve"> Амінь.</w:t>
+      </w:r>
+    </w:p>
+    <w:p>
+      <w:pPr>
+        <w:spacing w:line="240" w:lineRule="auto"/>
+        <w:rPr>
+          <w:rFonts w:ascii="Times New Roman" w:hAnsi="Times New Roman"/>
+          <w:sz w:val="24"/>
+        </w:rPr>
+      </w:pPr>
+      <w:r>
+        <w:rPr>
+          <w:rFonts w:ascii="Times New Roman" w:hAnsi="Times New Roman"/>
+          <w:sz w:val="24"/>
+        </w:rPr>
+        <w:t>Пресвята Тройце, помилуй нас;* Господи, очисти гріхи наші;* Владико, прости беззаконня наші;* Святий, завітай і зціли немочі наші імени твого ради.</w:t>
+      </w:r>
+    </w:p>
+    <w:p>
+      <w:pPr>
+        <w:spacing w:line="240" w:lineRule="auto"/>
+        <w:rPr>
+          <w:rFonts w:ascii="Times New Roman" w:hAnsi="Times New Roman"/>
+          <w:sz w:val="24"/>
+        </w:rPr>
+      </w:pPr>
+      <w:r>
+        <w:rPr>
+          <w:rFonts w:ascii="Times New Roman" w:hAnsi="Times New Roman"/>
+          <w:sz w:val="24"/>
+        </w:rPr>
+        <w:t xml:space="preserve">Господи, помилуй </w:t>
       </w:r>
       <w:r>
         <w:rPr>
@@ -2723,55 +2393,32 @@
           <w:rFonts w:ascii="Times New Roman" w:hAnsi="Times New Roman"/>
           <w:sz w:val="24"/>
         </w:rPr>
-        <w:t>Пресвята Тройце, помилуй нас;* Господи, очисти гріхи наші;* Владико, прости беззаконня наші;* Святий, завітай і зціли немочі наші імени твого ради.</w:t>
-      </w:r>
-    </w:p>
-    <w:p>
-      <w:pPr>
-        <w:spacing w:line="240" w:lineRule="auto"/>
-        <w:rPr>
-          <w:rFonts w:ascii="Times New Roman" w:hAnsi="Times New Roman"/>
-          <w:sz w:val="24"/>
-        </w:rPr>
-      </w:pPr>
-      <w:r>
-        <w:rPr>
-          <w:rFonts w:ascii="Times New Roman" w:hAnsi="Times New Roman"/>
-          <w:sz w:val="24"/>
-        </w:rPr>
-        <w:t xml:space="preserve">Господи, помилуй </w:t>
-      </w:r>
-      <w:r>
-        <w:rPr>
-          <w:rFonts w:ascii="Times New Roman" w:hAnsi="Times New Roman"/>
-          <w:i/>
-          <w:color w:val="FF0000"/>
-          <w:sz w:val="24"/>
-        </w:rPr>
-        <w:t>(3 р.)</w:t>
-      </w:r>
-      <w:r>
-        <w:rPr>
-          <w:rFonts w:ascii="Times New Roman" w:hAnsi="Times New Roman"/>
-          <w:sz w:val="24"/>
-        </w:rPr>
-        <w:t>.</w:t>
-      </w:r>
-    </w:p>
-    <w:p>
-      <w:pPr>
-        <w:spacing w:line="240" w:lineRule="auto"/>
-        <w:rPr>
-          <w:rFonts w:ascii="Times New Roman" w:hAnsi="Times New Roman"/>
-          <w:sz w:val="24"/>
-        </w:rPr>
-      </w:pPr>
-      <w:r>
-        <w:rPr>
-          <w:rFonts w:ascii="Times New Roman" w:hAnsi="Times New Roman"/>
-          <w:sz w:val="24"/>
-        </w:rPr>
-        <w:t xml:space="preserve">Слава Отцю, і Сину, і Святому Духові,* і нині і повсякчас, і на віки </w:t>
+        <w:t>Отче наш, що єси на небесах,* нехай святиться ім’я твоє,* нехай прийде царство твоє,* нехай буде воля твоя, як на небі, так і на землі.* Хліб наш насущний дай нам сьогодні,* і прости нам провини наші,* як і ми прощаємо винуватцям нашим,* і не введи нас у спокусу,* але визволи нас від лукавого.</w:t>
+      </w:r>
+    </w:p>
+    <w:p>
+      <w:pPr>
+        <w:spacing w:line="240" w:lineRule="auto"/>
+        <w:rPr>
+          <w:rFonts w:ascii="Times New Roman" w:hAnsi="Times New Roman"/>
+          <w:sz w:val="24"/>
+        </w:rPr>
+      </w:pPr>
+      <w:r>
+        <w:rPr>
+          <w:rFonts w:ascii="Times New Roman" w:hAnsi="Times New Roman"/>
+          <w:i/>
+          <w:color w:val="FF0000"/>
+          <w:sz w:val="24"/>
+        </w:rPr>
+        <w:t xml:space="preserve">Священик: </w:t>
+      </w:r>
+      <w:r>
+        <w:rPr>
+          <w:rFonts w:ascii="Times New Roman" w:hAnsi="Times New Roman"/>
+          <w:sz w:val="24"/>
+        </w:rPr>
+        <w:t xml:space="preserve">Бо твоє є царство, і сила, і слава, Отця, і Сина, і Святого Духа, нині і повсякчас, і на віки </w:t>
       </w:r>
       <w:r>
         <w:rPr>
@@ -2779,69 +2426,6 @@
           <w:sz w:val="24"/>
         </w:rPr>
         <w:t>віків.</w:t>
-      </w:r>
-      <w:r>
-        <w:rPr>
-          <w:rFonts w:ascii="Times New Roman" w:hAnsi="Times New Roman"/>
-          <w:sz w:val="24"/>
-        </w:rPr>
-        <w:t xml:space="preserve"> Амінь.</w:t>
-      </w:r>
-    </w:p>
-    <w:p>
-      <w:pPr>
-        <w:spacing w:line="240" w:lineRule="auto"/>
-        <w:rPr>
-          <w:rFonts w:ascii="Times New Roman" w:hAnsi="Times New Roman"/>
-          <w:sz w:val="24"/>
-        </w:rPr>
-      </w:pPr>
-      <w:r>
-        <w:rPr>
-          <w:rFonts w:ascii="Times New Roman" w:hAnsi="Times New Roman"/>
-          <w:sz w:val="24"/>
-        </w:rPr>
-        <w:t>Отче наш, що єси на небесах,* нехай святиться ім’я твоє,* нехай прийде царство твоє,* нехай буде воля твоя, як на небі, так і на землі.* Хліб наш насущний дай нам сьогодні,* і прости нам провини наші,* як і ми прощаємо винуватцям нашим,* і не введи нас у спокусу,* але визволи нас від лукавого.</w:t>
-      </w:r>
-    </w:p>
-    <w:p>
-      <w:pPr>
-        <w:pStyle w:val="a"/>
-        <w:spacing w:after="120"/>
-      </w:pPr>
-      <w:r>
-        <w:rPr>
-          <w:rFonts w:ascii="Times New Roman" w:hAnsi="Times New Roman"/>
-          <w:i/>
-          <w:color w:val="FF0000"/>
-          <w:sz w:val="24"/>
-        </w:rPr>
-        <w:t>Священ</w:t>
-      </w:r>
-      <w:r>
-        <w:rPr>
-          <w:rFonts w:ascii="Times New Roman" w:hAnsi="Times New Roman"/>
-          <w:i/>
-          <w:color w:val="FF0000"/>
-          <w:sz w:val="24"/>
-        </w:rPr>
-        <w:t>н</w:t>
-      </w:r>
-      <w:r>
-        <w:rPr>
-          <w:rFonts w:ascii="Times New Roman" w:hAnsi="Times New Roman"/>
-          <w:i/>
-          <w:color w:val="FF0000"/>
-          <w:sz w:val="24"/>
-        </w:rPr>
-        <w:t>ик:</w:t>
-      </w:r>
-      <w:r>
-        <w:rPr>
-          <w:rFonts w:ascii="Times New Roman" w:hAnsi="Times New Roman"/>
-          <w:sz w:val="24"/>
-        </w:rPr>
-        <w:t xml:space="preserve"> Бо Твоє є царство, і сила, і слава, Отця, і Сина, і Святого Духа, нині, і повсякчас, і на віки віків.</w:t>
       </w:r>
     </w:p>
     <w:p>
@@ -4147,7 +3731,7 @@
           <w:color w:val="333333"/>
           <w:sz w:val="24"/>
         </w:rPr>
-        <w:t xml:space="preserve"> Благословен єси, Христе Боже наш,* що премудрими рибаків явив,* зіславши їм Духа Святого,* і ними уловив вселенну.* Людинолюбче, слава Тобі.</w:t>
+        <w:t xml:space="preserve"> Благословен єси, Христе Боже наш,* що премудрими рибаків явив,* зіславши їм Духа Святого,* і ними уловив вселенну.* Чоловіколюбче, слава Тобі.</w:t>
       </w:r>
     </w:p>
     <w:p>
@@ -4452,42 +4036,34 @@
     </w:p>
     <w:p>
       <w:pPr>
-        <w:pStyle w:val="a"/>
-        <w:spacing w:after="120"/>
-      </w:pPr>
-      <w:r>
-        <w:rPr>
-          <w:rFonts w:ascii="Times New Roman" w:hAnsi="Times New Roman"/>
-          <w:i/>
-          <w:color w:val="FF0000"/>
-          <w:sz w:val="24"/>
-        </w:rPr>
-        <w:t>Священ</w:t>
-      </w:r>
-      <w:r>
-        <w:rPr>
-          <w:rFonts w:ascii="Times New Roman" w:hAnsi="Times New Roman"/>
-          <w:i/>
-          <w:color w:val="FF0000"/>
-          <w:sz w:val="24"/>
-        </w:rPr>
-        <w:t>н</w:t>
-      </w:r>
-      <w:r>
-        <w:rPr>
-          <w:rFonts w:ascii="Times New Roman" w:hAnsi="Times New Roman"/>
-          <w:i/>
-          <w:color w:val="FF0000"/>
-          <w:sz w:val="24"/>
-        </w:rPr>
-        <w:t>ик:</w:t>
-      </w:r>
-      <w:r>
-        <w:rPr>
-          <w:rFonts w:ascii="Times New Roman" w:hAnsi="Times New Roman"/>
-          <w:sz w:val="24"/>
-        </w:rPr>
-        <w:t xml:space="preserve"> Бо Твоє є царство, і сила, і слава, Отця, і Сина, і Святого Духа, нині, і повсякчас, і на віки віків.</w:t>
+        <w:spacing w:line="240" w:lineRule="auto"/>
+        <w:rPr>
+          <w:rFonts w:ascii="Times New Roman" w:hAnsi="Times New Roman"/>
+          <w:sz w:val="24"/>
+        </w:rPr>
+      </w:pPr>
+      <w:r>
+        <w:rPr>
+          <w:rFonts w:ascii="Times New Roman" w:hAnsi="Times New Roman"/>
+          <w:i/>
+          <w:color w:val="FF0000"/>
+          <w:sz w:val="24"/>
+        </w:rPr>
+        <w:t xml:space="preserve">Священик: </w:t>
+      </w:r>
+      <w:r>
+        <w:rPr>
+          <w:rFonts w:ascii="Times New Roman" w:hAnsi="Times New Roman"/>
+          <w:sz w:val="24"/>
+        </w:rPr>
+        <w:t xml:space="preserve">Бо твоє є царство, і сила, і слава, Отця, і Сина, і Святого Духа, нині і повсякчас, і на віки </w:t>
+      </w:r>
+      <w:r>
+        <w:rPr>
+          <w:rFonts w:ascii="Times New Roman" w:hAnsi="Times New Roman"/>
+          <w:sz w:val="24"/>
+        </w:rPr>
+        <w:t>віків.</w:t>
       </w:r>
     </w:p>
     <w:p>
@@ -5162,211 +4738,43 @@
     </w:p>
     <w:p>
       <w:pPr>
-        <w:pStyle w:val="a"/>
-        <w:spacing w:after="120"/>
-      </w:pPr>
-      <w:r>
-        <w:rPr>
-          <w:rFonts w:ascii="Times New Roman" w:hAnsi="Times New Roman"/>
-          <w:sz w:val="24"/>
-        </w:rPr>
-        <w:t>Ца́рю</w:t>
-      </w:r>
-      <w:r>
-        <w:rPr>
-          <w:rFonts w:ascii="Times New Roman" w:hAnsi="Times New Roman"/>
-          <w:sz w:val="24"/>
-        </w:rPr>
-        <w:t xml:space="preserve"> </w:t>
-      </w:r>
-      <w:r>
-        <w:rPr>
-          <w:rFonts w:ascii="Times New Roman" w:hAnsi="Times New Roman"/>
-          <w:sz w:val="24"/>
-        </w:rPr>
-        <w:t>небе́сний</w:t>
-      </w:r>
-      <w:r>
-        <w:rPr>
-          <w:rFonts w:ascii="Times New Roman" w:hAnsi="Times New Roman"/>
-          <w:sz w:val="24"/>
-        </w:rPr>
-        <w:t xml:space="preserve">, </w:t>
-      </w:r>
-      <w:r>
-        <w:rPr>
-          <w:rFonts w:ascii="Times New Roman" w:hAnsi="Times New Roman"/>
-          <w:sz w:val="24"/>
-        </w:rPr>
-        <w:t>утіши́телю</w:t>
-      </w:r>
-      <w:r>
-        <w:rPr>
-          <w:rFonts w:ascii="Times New Roman" w:hAnsi="Times New Roman"/>
-          <w:sz w:val="24"/>
-        </w:rPr>
-        <w:t xml:space="preserve">, </w:t>
-      </w:r>
-      <w:r>
-        <w:rPr>
-          <w:rFonts w:ascii="Times New Roman" w:hAnsi="Times New Roman"/>
-          <w:sz w:val="24"/>
-        </w:rPr>
-        <w:t>Ду́ше</w:t>
-      </w:r>
-      <w:r>
-        <w:rPr>
-          <w:rFonts w:ascii="Times New Roman" w:hAnsi="Times New Roman"/>
-          <w:sz w:val="24"/>
-        </w:rPr>
-        <w:t xml:space="preserve"> íстини,* що </w:t>
-      </w:r>
-      <w:r>
-        <w:rPr>
-          <w:rFonts w:ascii="Times New Roman" w:hAnsi="Times New Roman"/>
-          <w:sz w:val="24"/>
-        </w:rPr>
-        <w:t>всю́ди</w:t>
-      </w:r>
-      <w:r>
-        <w:rPr>
-          <w:rFonts w:ascii="Times New Roman" w:hAnsi="Times New Roman"/>
-          <w:sz w:val="24"/>
-        </w:rPr>
-        <w:t xml:space="preserve"> єси́ і все </w:t>
-      </w:r>
-      <w:r>
-        <w:rPr>
-          <w:rFonts w:ascii="Times New Roman" w:hAnsi="Times New Roman"/>
-          <w:sz w:val="24"/>
-        </w:rPr>
-        <w:t>наповня́єш</w:t>
-      </w:r>
-      <w:r>
-        <w:rPr>
-          <w:rFonts w:ascii="Times New Roman" w:hAnsi="Times New Roman"/>
-          <w:sz w:val="24"/>
-        </w:rPr>
-        <w:t xml:space="preserve">,* </w:t>
-      </w:r>
-      <w:r>
-        <w:rPr>
-          <w:rFonts w:ascii="Times New Roman" w:hAnsi="Times New Roman"/>
-          <w:sz w:val="24"/>
-        </w:rPr>
-        <w:t>скарбни́це</w:t>
-      </w:r>
-      <w:r>
-        <w:rPr>
-          <w:rFonts w:ascii="Times New Roman" w:hAnsi="Times New Roman"/>
-          <w:sz w:val="24"/>
-        </w:rPr>
-        <w:t xml:space="preserve"> благ і життя́ </w:t>
-      </w:r>
-      <w:r>
-        <w:rPr>
-          <w:rFonts w:ascii="Times New Roman" w:hAnsi="Times New Roman"/>
-          <w:sz w:val="24"/>
-        </w:rPr>
-        <w:t>пода́телю</w:t>
-      </w:r>
-      <w:r>
-        <w:rPr>
-          <w:rFonts w:ascii="Times New Roman" w:hAnsi="Times New Roman"/>
-          <w:sz w:val="24"/>
-        </w:rPr>
-        <w:t xml:space="preserve">,* прийди́, і </w:t>
-      </w:r>
-      <w:r>
-        <w:rPr>
-          <w:rFonts w:ascii="Times New Roman" w:hAnsi="Times New Roman"/>
-          <w:sz w:val="24"/>
-        </w:rPr>
-        <w:t>всели́ся</w:t>
-      </w:r>
-      <w:r>
-        <w:rPr>
-          <w:rFonts w:ascii="Times New Roman" w:hAnsi="Times New Roman"/>
-          <w:sz w:val="24"/>
-        </w:rPr>
-        <w:t xml:space="preserve"> в нас,* і </w:t>
-      </w:r>
-      <w:r>
-        <w:rPr>
-          <w:rFonts w:ascii="Times New Roman" w:hAnsi="Times New Roman"/>
-          <w:sz w:val="24"/>
-        </w:rPr>
-        <w:t>очи́сти</w:t>
-      </w:r>
-      <w:r>
-        <w:rPr>
-          <w:rFonts w:ascii="Times New Roman" w:hAnsi="Times New Roman"/>
-          <w:sz w:val="24"/>
-        </w:rPr>
-        <w:t xml:space="preserve"> нас від </w:t>
-      </w:r>
-      <w:r>
-        <w:rPr>
-          <w:rFonts w:ascii="Times New Roman" w:hAnsi="Times New Roman"/>
-          <w:sz w:val="24"/>
-        </w:rPr>
-        <w:t>уся́кої</w:t>
-      </w:r>
-      <w:r>
-        <w:rPr>
-          <w:rFonts w:ascii="Times New Roman" w:hAnsi="Times New Roman"/>
-          <w:sz w:val="24"/>
-        </w:rPr>
-        <w:t xml:space="preserve"> </w:t>
-      </w:r>
-      <w:r>
-        <w:rPr>
-          <w:rFonts w:ascii="Times New Roman" w:hAnsi="Times New Roman"/>
-          <w:sz w:val="24"/>
-        </w:rPr>
-        <w:t>скве́рни</w:t>
-      </w:r>
-      <w:r>
-        <w:rPr>
-          <w:rFonts w:ascii="Times New Roman" w:hAnsi="Times New Roman"/>
-          <w:sz w:val="24"/>
-        </w:rPr>
-        <w:t xml:space="preserve">,* і спаси́, </w:t>
-      </w:r>
-      <w:r>
-        <w:rPr>
-          <w:rFonts w:ascii="Times New Roman" w:hAnsi="Times New Roman"/>
-          <w:sz w:val="24"/>
-        </w:rPr>
-        <w:t>благи́й</w:t>
-      </w:r>
-      <w:r>
-        <w:rPr>
-          <w:rFonts w:ascii="Times New Roman" w:hAnsi="Times New Roman"/>
-          <w:sz w:val="24"/>
-        </w:rPr>
-        <w:t xml:space="preserve">, </w:t>
-      </w:r>
-      <w:r>
-        <w:rPr>
-          <w:rFonts w:ascii="Times New Roman" w:hAnsi="Times New Roman"/>
-          <w:sz w:val="24"/>
-        </w:rPr>
-        <w:t>ду́ші</w:t>
-      </w:r>
-      <w:r>
-        <w:rPr>
-          <w:rFonts w:ascii="Times New Roman" w:hAnsi="Times New Roman"/>
-          <w:sz w:val="24"/>
-        </w:rPr>
-        <w:t xml:space="preserve"> </w:t>
-      </w:r>
-      <w:r>
-        <w:rPr>
-          <w:rFonts w:ascii="Times New Roman" w:hAnsi="Times New Roman"/>
-          <w:sz w:val="24"/>
-        </w:rPr>
-        <w:t>на́ші</w:t>
+        <w:spacing w:line="240" w:lineRule="auto"/>
+        <w:rPr>
+          <w:rFonts w:ascii="Times New Roman" w:hAnsi="Times New Roman"/>
+          <w:sz w:val="24"/>
+        </w:rPr>
+      </w:pPr>
+      <w:r>
+        <w:rPr>
+          <w:rFonts w:ascii="Times New Roman" w:hAnsi="Times New Roman"/>
+          <w:sz w:val="24"/>
+        </w:rPr>
+        <w:t>Царю небесний, утішителю, Душе істини,* що всюди єси і все наповняєш,* скарбе дібр і життя подателю,* прийди і вселися в нас,* і очисти нас від усякої скверни,* і спаси, Благий, душі наші.</w:t>
+      </w:r>
+    </w:p>
+    <w:p>
+      <w:pPr>
+        <w:spacing w:line="240" w:lineRule="auto"/>
+        <w:rPr>
+          <w:rFonts w:ascii="Times New Roman" w:hAnsi="Times New Roman"/>
+          <w:sz w:val="24"/>
+        </w:rPr>
+      </w:pPr>
+      <w:r>
+        <w:rPr>
+          <w:rFonts w:ascii="Times New Roman" w:hAnsi="Times New Roman"/>
+          <w:sz w:val="24"/>
+        </w:rPr>
+        <w:t xml:space="preserve">Святий Боже, святий Кріпкий, святий Безсмертний, помилуй нас </w:t>
+      </w:r>
+      <w:r>
+        <w:rPr>
+          <w:rFonts w:ascii="Times New Roman" w:hAnsi="Times New Roman"/>
+          <w:i/>
+          <w:color w:val="FF0000"/>
+          <w:sz w:val="24"/>
+        </w:rPr>
+        <w:t>(3 р.)</w:t>
       </w:r>
       <w:r>
         <w:rPr>
@@ -5389,7 +4797,53 @@
           <w:rFonts w:ascii="Times New Roman" w:hAnsi="Times New Roman"/>
           <w:sz w:val="24"/>
         </w:rPr>
-        <w:t xml:space="preserve">Святий Боже, святий Кріпкий, святий Безсмертний, помилуй нас </w:t>
+        <w:t xml:space="preserve">Слава Отцю, і Сину, і Святому Духові,* і нині і повсякчас, і на віки </w:t>
+      </w:r>
+      <w:r>
+        <w:rPr>
+          <w:rFonts w:ascii="Times New Roman" w:hAnsi="Times New Roman"/>
+          <w:sz w:val="24"/>
+        </w:rPr>
+        <w:t>віків.</w:t>
+      </w:r>
+      <w:r>
+        <w:rPr>
+          <w:rFonts w:ascii="Times New Roman" w:hAnsi="Times New Roman"/>
+          <w:sz w:val="24"/>
+        </w:rPr>
+        <w:t xml:space="preserve"> Амінь.</w:t>
+      </w:r>
+    </w:p>
+    <w:p>
+      <w:pPr>
+        <w:spacing w:line="240" w:lineRule="auto"/>
+        <w:rPr>
+          <w:rFonts w:ascii="Times New Roman" w:hAnsi="Times New Roman"/>
+          <w:sz w:val="24"/>
+        </w:rPr>
+      </w:pPr>
+      <w:r>
+        <w:rPr>
+          <w:rFonts w:ascii="Times New Roman" w:hAnsi="Times New Roman"/>
+          <w:sz w:val="24"/>
+        </w:rPr>
+        <w:t>Пресвята Тройце, помилуй нас;* Господи, очисти гріхи наші;* Владико, прости беззаконня наші;* Святий, завітай і зціли немочі наші імени твого ради.</w:t>
+      </w:r>
+    </w:p>
+    <w:p>
+      <w:pPr>
+        <w:spacing w:line="240" w:lineRule="auto"/>
+        <w:rPr>
+          <w:rFonts w:ascii="Times New Roman" w:hAnsi="Times New Roman"/>
+          <w:sz w:val="24"/>
+        </w:rPr>
+      </w:pPr>
+      <w:r>
+        <w:rPr>
+          <w:rFonts w:ascii="Times New Roman" w:hAnsi="Times New Roman"/>
+          <w:sz w:val="24"/>
+        </w:rPr>
+        <w:t xml:space="preserve">Господи, помилуй </w:t>
       </w:r>
       <w:r>
         <w:rPr>
@@ -5421,7 +4875,7 @@
           <w:rFonts w:ascii="Times New Roman" w:hAnsi="Times New Roman"/>
           <w:sz w:val="24"/>
         </w:rPr>
-        <w:t xml:space="preserve">Слава Отцю, і Сину, і Святому Духові,* і нині і повсякчас, і на віки </w:t>
+        <w:t xml:space="preserve">Слава Отцю, і Сину, і Святому Духові,* і нині, і повсякчас, і на віки </w:t>
       </w:r>
       <w:r>
         <w:rPr>
@@ -5451,55 +4905,32 @@
           <w:rFonts w:ascii="Times New Roman" w:hAnsi="Times New Roman"/>
           <w:sz w:val="24"/>
         </w:rPr>
-        <w:t>Пресвята Тройце, помилуй нас;* Господи, очисти гріхи наші;* Владико, прости беззаконня наші;* Святий, завітай і зціли немочі наші імени твого ради.</w:t>
-      </w:r>
-    </w:p>
-    <w:p>
-      <w:pPr>
-        <w:spacing w:line="240" w:lineRule="auto"/>
-        <w:rPr>
-          <w:rFonts w:ascii="Times New Roman" w:hAnsi="Times New Roman"/>
-          <w:sz w:val="24"/>
-        </w:rPr>
-      </w:pPr>
-      <w:r>
-        <w:rPr>
-          <w:rFonts w:ascii="Times New Roman" w:hAnsi="Times New Roman"/>
-          <w:sz w:val="24"/>
-        </w:rPr>
-        <w:t xml:space="preserve">Господи, помилуй </w:t>
-      </w:r>
-      <w:r>
-        <w:rPr>
-          <w:rFonts w:ascii="Times New Roman" w:hAnsi="Times New Roman"/>
-          <w:i/>
-          <w:color w:val="FF0000"/>
-          <w:sz w:val="24"/>
-        </w:rPr>
-        <w:t>(3 р.)</w:t>
-      </w:r>
-      <w:r>
-        <w:rPr>
-          <w:rFonts w:ascii="Times New Roman" w:hAnsi="Times New Roman"/>
-          <w:sz w:val="24"/>
-        </w:rPr>
-        <w:t>.</w:t>
-      </w:r>
-    </w:p>
-    <w:p>
-      <w:pPr>
-        <w:spacing w:line="240" w:lineRule="auto"/>
-        <w:rPr>
-          <w:rFonts w:ascii="Times New Roman" w:hAnsi="Times New Roman"/>
-          <w:sz w:val="24"/>
-        </w:rPr>
-      </w:pPr>
-      <w:r>
-        <w:rPr>
-          <w:rFonts w:ascii="Times New Roman" w:hAnsi="Times New Roman"/>
-          <w:sz w:val="24"/>
-        </w:rPr>
-        <w:t xml:space="preserve">Слава Отцю, і Сину, і Святому Духові,* і нині, і повсякчас, і на віки </w:t>
+        <w:t>Отче наш, що єси на небесах,* нехай святиться ім’я твоє,* нехай прийде царство твоє,* нехай буде воля твоя, як на небі, так і на землі.* Хліб наш насущний дай нам сьогодні,* і прости нам провини наші,* як і ми прощаємо винуватцям нашим,* і не введи нас у спокусу,* але визволи нас від лукавого.</w:t>
+      </w:r>
+    </w:p>
+    <w:p>
+      <w:pPr>
+        <w:spacing w:line="240" w:lineRule="auto"/>
+        <w:rPr>
+          <w:rFonts w:ascii="Times New Roman" w:hAnsi="Times New Roman"/>
+          <w:sz w:val="24"/>
+        </w:rPr>
+      </w:pPr>
+      <w:r>
+        <w:rPr>
+          <w:rFonts w:ascii="Times New Roman" w:hAnsi="Times New Roman"/>
+          <w:i/>
+          <w:color w:val="FF0000"/>
+          <w:sz w:val="24"/>
+        </w:rPr>
+        <w:t xml:space="preserve">Священик: </w:t>
+      </w:r>
+      <w:r>
+        <w:rPr>
+          <w:rFonts w:ascii="Times New Roman" w:hAnsi="Times New Roman"/>
+          <w:sz w:val="24"/>
+        </w:rPr>
+        <w:t xml:space="preserve">Бо твоє є царство, і сила, і слава, Отця, і Сина, і Святого Духа, нині і повсякчас, і на віки </w:t>
       </w:r>
       <w:r>
         <w:rPr>
@@ -5507,69 +4938,6 @@
           <w:sz w:val="24"/>
         </w:rPr>
         <w:t>віків.</w:t>
-      </w:r>
-      <w:r>
-        <w:rPr>
-          <w:rFonts w:ascii="Times New Roman" w:hAnsi="Times New Roman"/>
-          <w:sz w:val="24"/>
-        </w:rPr>
-        <w:t xml:space="preserve"> Амінь.</w:t>
-      </w:r>
-    </w:p>
-    <w:p>
-      <w:pPr>
-        <w:spacing w:line="240" w:lineRule="auto"/>
-        <w:rPr>
-          <w:rFonts w:ascii="Times New Roman" w:hAnsi="Times New Roman"/>
-          <w:sz w:val="24"/>
-        </w:rPr>
-      </w:pPr>
-      <w:r>
-        <w:rPr>
-          <w:rFonts w:ascii="Times New Roman" w:hAnsi="Times New Roman"/>
-          <w:sz w:val="24"/>
-        </w:rPr>
-        <w:t>Отче наш, що єси на небесах,* нехай святиться ім’я твоє,* нехай прийде царство твоє,* нехай буде воля твоя, як на небі, так і на землі.* Хліб наш насущний дай нам сьогодні,* і прости нам провини наші,* як і ми прощаємо винуватцям нашим,* і не введи нас у спокусу,* але визволи нас від лукавого.</w:t>
-      </w:r>
-    </w:p>
-    <w:p>
-      <w:pPr>
-        <w:pStyle w:val="a"/>
-        <w:spacing w:after="120"/>
-      </w:pPr>
-      <w:r>
-        <w:rPr>
-          <w:rFonts w:ascii="Times New Roman" w:hAnsi="Times New Roman"/>
-          <w:i/>
-          <w:color w:val="FF0000"/>
-          <w:sz w:val="24"/>
-        </w:rPr>
-        <w:t>Священ</w:t>
-      </w:r>
-      <w:r>
-        <w:rPr>
-          <w:rFonts w:ascii="Times New Roman" w:hAnsi="Times New Roman"/>
-          <w:i/>
-          <w:color w:val="FF0000"/>
-          <w:sz w:val="24"/>
-        </w:rPr>
-        <w:t>н</w:t>
-      </w:r>
-      <w:r>
-        <w:rPr>
-          <w:rFonts w:ascii="Times New Roman" w:hAnsi="Times New Roman"/>
-          <w:i/>
-          <w:color w:val="FF0000"/>
-          <w:sz w:val="24"/>
-        </w:rPr>
-        <w:t>ик:</w:t>
-      </w:r>
-      <w:r>
-        <w:rPr>
-          <w:rFonts w:ascii="Times New Roman" w:hAnsi="Times New Roman"/>
-          <w:sz w:val="24"/>
-        </w:rPr>
-        <w:t xml:space="preserve"> Бо Твоє є царство, і сила, і слава, Отця, і Сина, і Святого Духа, нині, і повсякчас, і на віки віків.</w:t>
       </w:r>
     </w:p>
     <w:p>
@@ -6635,7 +6003,7 @@
           <w:color w:val="333333"/>
           <w:sz w:val="24"/>
         </w:rPr>
-        <w:t xml:space="preserve"> Благословен єси, Христе Боже наш,* що премудрими рибаків явив,* зіславши їм Духа Святого,* і ними уловив вселенну.* Людинолюбче, слава Тобі.</w:t>
+        <w:t xml:space="preserve"> Благословен єси, Христе Боже наш,* що премудрими рибаків явив,* зіславши їм Духа Святого,* і ними уловив вселенну.* Чоловіколюбче, слава Тобі.</w:t>
       </w:r>
     </w:p>
     <w:p>
@@ -6941,42 +6309,34 @@
     </w:p>
     <w:p>
       <w:pPr>
-        <w:pStyle w:val="a"/>
-        <w:spacing w:after="120"/>
-      </w:pPr>
-      <w:r>
-        <w:rPr>
-          <w:rFonts w:ascii="Times New Roman" w:hAnsi="Times New Roman"/>
-          <w:i/>
-          <w:color w:val="FF0000"/>
-          <w:sz w:val="24"/>
-        </w:rPr>
-        <w:t>Священ</w:t>
-      </w:r>
-      <w:r>
-        <w:rPr>
-          <w:rFonts w:ascii="Times New Roman" w:hAnsi="Times New Roman"/>
-          <w:i/>
-          <w:color w:val="FF0000"/>
-          <w:sz w:val="24"/>
-        </w:rPr>
-        <w:t>н</w:t>
-      </w:r>
-      <w:r>
-        <w:rPr>
-          <w:rFonts w:ascii="Times New Roman" w:hAnsi="Times New Roman"/>
-          <w:i/>
-          <w:color w:val="FF0000"/>
-          <w:sz w:val="24"/>
-        </w:rPr>
-        <w:t>ик:</w:t>
-      </w:r>
-      <w:r>
-        <w:rPr>
-          <w:rFonts w:ascii="Times New Roman" w:hAnsi="Times New Roman"/>
-          <w:sz w:val="24"/>
-        </w:rPr>
-        <w:t xml:space="preserve"> Бо Твоє є царство, і сила, і слава, Отця, і Сина, і Святого Духа, нині, і повсякчас, і на віки віків.</w:t>
+        <w:spacing w:line="240" w:lineRule="auto"/>
+        <w:rPr>
+          <w:rFonts w:ascii="Times New Roman" w:hAnsi="Times New Roman"/>
+          <w:sz w:val="24"/>
+        </w:rPr>
+      </w:pPr>
+      <w:r>
+        <w:rPr>
+          <w:rFonts w:ascii="Times New Roman" w:hAnsi="Times New Roman"/>
+          <w:i/>
+          <w:color w:val="FF0000"/>
+          <w:sz w:val="24"/>
+        </w:rPr>
+        <w:t xml:space="preserve">Священик: </w:t>
+      </w:r>
+      <w:r>
+        <w:rPr>
+          <w:rFonts w:ascii="Times New Roman" w:hAnsi="Times New Roman"/>
+          <w:sz w:val="24"/>
+        </w:rPr>
+        <w:t xml:space="preserve">Бо твоє є царство, і сила, і слава, Отця, і Сина, і Святого Духа, нині і повсякчас, і на віки </w:t>
+      </w:r>
+      <w:r>
+        <w:rPr>
+          <w:rFonts w:ascii="Times New Roman" w:hAnsi="Times New Roman"/>
+          <w:sz w:val="24"/>
+        </w:rPr>
+        <w:t>віків.</w:t>
       </w:r>
     </w:p>
     <w:p>
@@ -7290,7 +6650,7 @@
           <w:rFonts w:ascii="Times New Roman" w:hAnsi="Times New Roman"/>
           <w:sz w:val="24"/>
         </w:rPr>
-        <w:t xml:space="preserve">Боже й Господи сил і всього творіння Сотворителю! Ти з милосердя і незрівнянної милости твоєї послав на спасіння роду нашого єдинородного Сина твого, Господа нашого, Ісуса Христа, і дорогоцінним його хрестом розписку гріхів наших розірвав і переміг начало й владу темряви. Тож, Владико людинолюбний, прийми від нас грішних ці вдячні і благальні молитви, і визволь нас від усякого згубного й темного гріха, і від усіх видимих і невидимих ворогів, що бажають вчинити нам зло. До страху твого прикуй тіла наші й не допусти сердець наших до слів, або помислів лукавих, але любов’ю твоєю пройми душі наші, щоб, повсякчас на тебе дивлячись і світлом твоїм керуючись, бачили тебе, неприступне й вічне світло, та щоб невпинно хвалу й подяку віддавали тобі: безначальному Отцеві з єдинородним твоїм Сином і всесвятим, і благим, і животворним твоїм Духом, нині, і повсякчас, і на віки </w:t>
+        <w:t xml:space="preserve">Боже й Господи сил і всього творіння Сотворителю! Ти з милосердя і незрівнянної милости твоєї послав на спасіння роду нашого єдинородного Сина твого, Господа нашого, Ісуса Христа, і дорогоцінним його хрестом розписку гріхів наших розірвав і переміг начало й владу темряви. Тож, Владико чоловіколюбний, прийми від нас грішних ці вдячні і благальні молитви, і визволь нас від усякого згубного й темного гріха, і від усіх видимих і невидимих ворогів, що бажають вчинити нам зло. До страху твого прикуй тіла наші й не допусти сердець наших до слів, або помислів лукавих, але любов’ю твоєю пройми душі наші, щоб, повсякчас на тебе дивлячись і світлом твоїм керуючись, бачили тебе, неприступне й вічне світло, та щоб невпинно хвалу й подяку віддавали тобі: безначальному Отцеві з єдинородним твоїм Сином і всесвятим, і благим, і животворним твоїм Духом, нині, і повсякчас, і на віки </w:t>
       </w:r>
       <w:r>
         <w:rPr>
@@ -7607,211 +6967,43 @@
     </w:p>
     <w:p>
       <w:pPr>
-        <w:pStyle w:val="a"/>
-        <w:spacing w:after="120"/>
-      </w:pPr>
-      <w:r>
-        <w:rPr>
-          <w:rFonts w:ascii="Times New Roman" w:hAnsi="Times New Roman"/>
-          <w:sz w:val="24"/>
-        </w:rPr>
-        <w:t>Ца́рю</w:t>
-      </w:r>
-      <w:r>
-        <w:rPr>
-          <w:rFonts w:ascii="Times New Roman" w:hAnsi="Times New Roman"/>
-          <w:sz w:val="24"/>
-        </w:rPr>
-        <w:t xml:space="preserve"> </w:t>
-      </w:r>
-      <w:r>
-        <w:rPr>
-          <w:rFonts w:ascii="Times New Roman" w:hAnsi="Times New Roman"/>
-          <w:sz w:val="24"/>
-        </w:rPr>
-        <w:t>небе́сний</w:t>
-      </w:r>
-      <w:r>
-        <w:rPr>
-          <w:rFonts w:ascii="Times New Roman" w:hAnsi="Times New Roman"/>
-          <w:sz w:val="24"/>
-        </w:rPr>
-        <w:t xml:space="preserve">, </w:t>
-      </w:r>
-      <w:r>
-        <w:rPr>
-          <w:rFonts w:ascii="Times New Roman" w:hAnsi="Times New Roman"/>
-          <w:sz w:val="24"/>
-        </w:rPr>
-        <w:t>утіши́телю</w:t>
-      </w:r>
-      <w:r>
-        <w:rPr>
-          <w:rFonts w:ascii="Times New Roman" w:hAnsi="Times New Roman"/>
-          <w:sz w:val="24"/>
-        </w:rPr>
-        <w:t xml:space="preserve">, </w:t>
-      </w:r>
-      <w:r>
-        <w:rPr>
-          <w:rFonts w:ascii="Times New Roman" w:hAnsi="Times New Roman"/>
-          <w:sz w:val="24"/>
-        </w:rPr>
-        <w:t>Ду́ше</w:t>
-      </w:r>
-      <w:r>
-        <w:rPr>
-          <w:rFonts w:ascii="Times New Roman" w:hAnsi="Times New Roman"/>
-          <w:sz w:val="24"/>
-        </w:rPr>
-        <w:t xml:space="preserve"> íстини,* що </w:t>
-      </w:r>
-      <w:r>
-        <w:rPr>
-          <w:rFonts w:ascii="Times New Roman" w:hAnsi="Times New Roman"/>
-          <w:sz w:val="24"/>
-        </w:rPr>
-        <w:t>всю́ди</w:t>
-      </w:r>
-      <w:r>
-        <w:rPr>
-          <w:rFonts w:ascii="Times New Roman" w:hAnsi="Times New Roman"/>
-          <w:sz w:val="24"/>
-        </w:rPr>
-        <w:t xml:space="preserve"> єси́ і все </w:t>
-      </w:r>
-      <w:r>
-        <w:rPr>
-          <w:rFonts w:ascii="Times New Roman" w:hAnsi="Times New Roman"/>
-          <w:sz w:val="24"/>
-        </w:rPr>
-        <w:t>наповня́єш</w:t>
-      </w:r>
-      <w:r>
-        <w:rPr>
-          <w:rFonts w:ascii="Times New Roman" w:hAnsi="Times New Roman"/>
-          <w:sz w:val="24"/>
-        </w:rPr>
-        <w:t xml:space="preserve">,* </w:t>
-      </w:r>
-      <w:r>
-        <w:rPr>
-          <w:rFonts w:ascii="Times New Roman" w:hAnsi="Times New Roman"/>
-          <w:sz w:val="24"/>
-        </w:rPr>
-        <w:t>скарбни́це</w:t>
-      </w:r>
-      <w:r>
-        <w:rPr>
-          <w:rFonts w:ascii="Times New Roman" w:hAnsi="Times New Roman"/>
-          <w:sz w:val="24"/>
-        </w:rPr>
-        <w:t xml:space="preserve"> благ і життя́ </w:t>
-      </w:r>
-      <w:r>
-        <w:rPr>
-          <w:rFonts w:ascii="Times New Roman" w:hAnsi="Times New Roman"/>
-          <w:sz w:val="24"/>
-        </w:rPr>
-        <w:t>пода́телю</w:t>
-      </w:r>
-      <w:r>
-        <w:rPr>
-          <w:rFonts w:ascii="Times New Roman" w:hAnsi="Times New Roman"/>
-          <w:sz w:val="24"/>
-        </w:rPr>
-        <w:t xml:space="preserve">,* прийди́, і </w:t>
-      </w:r>
-      <w:r>
-        <w:rPr>
-          <w:rFonts w:ascii="Times New Roman" w:hAnsi="Times New Roman"/>
-          <w:sz w:val="24"/>
-        </w:rPr>
-        <w:t>всели́ся</w:t>
-      </w:r>
-      <w:r>
-        <w:rPr>
-          <w:rFonts w:ascii="Times New Roman" w:hAnsi="Times New Roman"/>
-          <w:sz w:val="24"/>
-        </w:rPr>
-        <w:t xml:space="preserve"> в нас,* і </w:t>
-      </w:r>
-      <w:r>
-        <w:rPr>
-          <w:rFonts w:ascii="Times New Roman" w:hAnsi="Times New Roman"/>
-          <w:sz w:val="24"/>
-        </w:rPr>
-        <w:t>очи́сти</w:t>
-      </w:r>
-      <w:r>
-        <w:rPr>
-          <w:rFonts w:ascii="Times New Roman" w:hAnsi="Times New Roman"/>
-          <w:sz w:val="24"/>
-        </w:rPr>
-        <w:t xml:space="preserve"> нас від </w:t>
-      </w:r>
-      <w:r>
-        <w:rPr>
-          <w:rFonts w:ascii="Times New Roman" w:hAnsi="Times New Roman"/>
-          <w:sz w:val="24"/>
-        </w:rPr>
-        <w:t>уся́кої</w:t>
-      </w:r>
-      <w:r>
-        <w:rPr>
-          <w:rFonts w:ascii="Times New Roman" w:hAnsi="Times New Roman"/>
-          <w:sz w:val="24"/>
-        </w:rPr>
-        <w:t xml:space="preserve"> </w:t>
-      </w:r>
-      <w:r>
-        <w:rPr>
-          <w:rFonts w:ascii="Times New Roman" w:hAnsi="Times New Roman"/>
-          <w:sz w:val="24"/>
-        </w:rPr>
-        <w:t>скве́рни</w:t>
-      </w:r>
-      <w:r>
-        <w:rPr>
-          <w:rFonts w:ascii="Times New Roman" w:hAnsi="Times New Roman"/>
-          <w:sz w:val="24"/>
-        </w:rPr>
-        <w:t xml:space="preserve">,* і спаси́, </w:t>
-      </w:r>
-      <w:r>
-        <w:rPr>
-          <w:rFonts w:ascii="Times New Roman" w:hAnsi="Times New Roman"/>
-          <w:sz w:val="24"/>
-        </w:rPr>
-        <w:t>благи́й</w:t>
-      </w:r>
-      <w:r>
-        <w:rPr>
-          <w:rFonts w:ascii="Times New Roman" w:hAnsi="Times New Roman"/>
-          <w:sz w:val="24"/>
-        </w:rPr>
-        <w:t xml:space="preserve">, </w:t>
-      </w:r>
-      <w:r>
-        <w:rPr>
-          <w:rFonts w:ascii="Times New Roman" w:hAnsi="Times New Roman"/>
-          <w:sz w:val="24"/>
-        </w:rPr>
-        <w:t>ду́ші</w:t>
-      </w:r>
-      <w:r>
-        <w:rPr>
-          <w:rFonts w:ascii="Times New Roman" w:hAnsi="Times New Roman"/>
-          <w:sz w:val="24"/>
-        </w:rPr>
-        <w:t xml:space="preserve"> </w:t>
-      </w:r>
-      <w:r>
-        <w:rPr>
-          <w:rFonts w:ascii="Times New Roman" w:hAnsi="Times New Roman"/>
-          <w:sz w:val="24"/>
-        </w:rPr>
-        <w:t>на́ші</w:t>
+        <w:spacing w:line="240" w:lineRule="auto"/>
+        <w:rPr>
+          <w:rFonts w:ascii="Times New Roman" w:hAnsi="Times New Roman"/>
+          <w:sz w:val="24"/>
+        </w:rPr>
+      </w:pPr>
+      <w:r>
+        <w:rPr>
+          <w:rFonts w:ascii="Times New Roman" w:hAnsi="Times New Roman"/>
+          <w:sz w:val="24"/>
+        </w:rPr>
+        <w:t>Царю небесний, утішителю, Душе істини,* що всюди єси і все наповняєш,* скарбе дібр і життя подателю,* прийди і вселися в нас,* і очисти нас від усякої скверни,* і спаси, Благий, душі наші.</w:t>
+      </w:r>
+    </w:p>
+    <w:p>
+      <w:pPr>
+        <w:spacing w:line="240" w:lineRule="auto"/>
+        <w:rPr>
+          <w:rFonts w:ascii="Times New Roman" w:hAnsi="Times New Roman"/>
+          <w:sz w:val="24"/>
+        </w:rPr>
+      </w:pPr>
+      <w:r>
+        <w:rPr>
+          <w:rFonts w:ascii="Times New Roman" w:hAnsi="Times New Roman"/>
+          <w:sz w:val="24"/>
+        </w:rPr>
+        <w:t xml:space="preserve">Святий Боже, святий Кріпкий, святий Безсмертний, помилуй нас </w:t>
+      </w:r>
+      <w:r>
+        <w:rPr>
+          <w:rFonts w:ascii="Times New Roman" w:hAnsi="Times New Roman"/>
+          <w:i/>
+          <w:color w:val="FF0000"/>
+          <w:sz w:val="24"/>
+        </w:rPr>
+        <w:t>(3 р.)</w:t>
       </w:r>
       <w:r>
         <w:rPr>
@@ -7834,7 +7026,53 @@
           <w:rFonts w:ascii="Times New Roman" w:hAnsi="Times New Roman"/>
           <w:sz w:val="24"/>
         </w:rPr>
-        <w:t xml:space="preserve">Святий Боже, святий Кріпкий, святий Безсмертний, помилуй нас </w:t>
+        <w:t xml:space="preserve">Слава Отцю, і Сину, і Святому Духові,* і нині, і повсякчас, і на віки </w:t>
+      </w:r>
+      <w:r>
+        <w:rPr>
+          <w:rFonts w:ascii="Times New Roman" w:hAnsi="Times New Roman"/>
+          <w:sz w:val="24"/>
+        </w:rPr>
+        <w:t>віків.</w:t>
+      </w:r>
+      <w:r>
+        <w:rPr>
+          <w:rFonts w:ascii="Times New Roman" w:hAnsi="Times New Roman"/>
+          <w:sz w:val="24"/>
+        </w:rPr>
+        <w:t xml:space="preserve"> Амінь.</w:t>
+      </w:r>
+    </w:p>
+    <w:p>
+      <w:pPr>
+        <w:spacing w:line="240" w:lineRule="auto"/>
+        <w:rPr>
+          <w:rFonts w:ascii="Times New Roman" w:hAnsi="Times New Roman"/>
+          <w:sz w:val="24"/>
+        </w:rPr>
+      </w:pPr>
+      <w:r>
+        <w:rPr>
+          <w:rFonts w:ascii="Times New Roman" w:hAnsi="Times New Roman"/>
+          <w:sz w:val="24"/>
+        </w:rPr>
+        <w:t>Пресвята Тройце, помилуй нас;* Господи, очисти гріхи наші;* Владико, прости беззаконня наші;* Святий, завітай і зціли немочі наші імени твого ради.</w:t>
+      </w:r>
+    </w:p>
+    <w:p>
+      <w:pPr>
+        <w:spacing w:line="240" w:lineRule="auto"/>
+        <w:rPr>
+          <w:rFonts w:ascii="Times New Roman" w:hAnsi="Times New Roman"/>
+          <w:sz w:val="24"/>
+        </w:rPr>
+      </w:pPr>
+      <w:r>
+        <w:rPr>
+          <w:rFonts w:ascii="Times New Roman" w:hAnsi="Times New Roman"/>
+          <w:sz w:val="24"/>
+        </w:rPr>
+        <w:t xml:space="preserve">Господи, помилуй </w:t>
       </w:r>
       <w:r>
         <w:rPr>
@@ -7896,55 +7134,32 @@
           <w:rFonts w:ascii="Times New Roman" w:hAnsi="Times New Roman"/>
           <w:sz w:val="24"/>
         </w:rPr>
-        <w:t>Пресвята Тройце, помилуй нас;* Господи, очисти гріхи наші;* Владико, прости беззаконня наші;* Святий, завітай і зціли немочі наші імени твого ради.</w:t>
-      </w:r>
-    </w:p>
-    <w:p>
-      <w:pPr>
-        <w:spacing w:line="240" w:lineRule="auto"/>
-        <w:rPr>
-          <w:rFonts w:ascii="Times New Roman" w:hAnsi="Times New Roman"/>
-          <w:sz w:val="24"/>
-        </w:rPr>
-      </w:pPr>
-      <w:r>
-        <w:rPr>
-          <w:rFonts w:ascii="Times New Roman" w:hAnsi="Times New Roman"/>
-          <w:sz w:val="24"/>
-        </w:rPr>
-        <w:t xml:space="preserve">Господи, помилуй </w:t>
-      </w:r>
-      <w:r>
-        <w:rPr>
-          <w:rFonts w:ascii="Times New Roman" w:hAnsi="Times New Roman"/>
-          <w:i/>
-          <w:color w:val="FF0000"/>
-          <w:sz w:val="24"/>
-        </w:rPr>
-        <w:t>(3 р.)</w:t>
-      </w:r>
-      <w:r>
-        <w:rPr>
-          <w:rFonts w:ascii="Times New Roman" w:hAnsi="Times New Roman"/>
-          <w:sz w:val="24"/>
-        </w:rPr>
-        <w:t>.</w:t>
-      </w:r>
-    </w:p>
-    <w:p>
-      <w:pPr>
-        <w:spacing w:line="240" w:lineRule="auto"/>
-        <w:rPr>
-          <w:rFonts w:ascii="Times New Roman" w:hAnsi="Times New Roman"/>
-          <w:sz w:val="24"/>
-        </w:rPr>
-      </w:pPr>
-      <w:r>
-        <w:rPr>
-          <w:rFonts w:ascii="Times New Roman" w:hAnsi="Times New Roman"/>
-          <w:sz w:val="24"/>
-        </w:rPr>
-        <w:t xml:space="preserve">Слава Отцю, і Сину, і Святому Духові,* і нині, і повсякчас, і на віки </w:t>
+        <w:t>Отче наш, що єси на небесах,* нехай святиться ім’я твоє,* нехай прийде царство твоє,* нехай буде воля твоя, як на небі, так і на землі.* Хліб наш насущний дай нам сьогодні,* і прости нам провини наші,* як і ми прощаємо винуватцям нашим,* і не введи нас у спокусу,* але визволи нас від лукавого.</w:t>
+      </w:r>
+    </w:p>
+    <w:p>
+      <w:pPr>
+        <w:spacing w:line="240" w:lineRule="auto"/>
+        <w:rPr>
+          <w:rFonts w:ascii="Times New Roman" w:hAnsi="Times New Roman"/>
+          <w:sz w:val="24"/>
+        </w:rPr>
+      </w:pPr>
+      <w:r>
+        <w:rPr>
+          <w:rFonts w:ascii="Times New Roman" w:hAnsi="Times New Roman"/>
+          <w:i/>
+          <w:color w:val="FF0000"/>
+          <w:sz w:val="24"/>
+        </w:rPr>
+        <w:t xml:space="preserve">Священик: </w:t>
+      </w:r>
+      <w:r>
+        <w:rPr>
+          <w:rFonts w:ascii="Times New Roman" w:hAnsi="Times New Roman"/>
+          <w:sz w:val="24"/>
+        </w:rPr>
+        <w:t xml:space="preserve">Бо твоє є царство, і сила, і слава, Отця, і Сина, і Святого Духа, нині і повсякчас, і на віки </w:t>
       </w:r>
       <w:r>
         <w:rPr>
@@ -7952,69 +7167,6 @@
           <w:sz w:val="24"/>
         </w:rPr>
         <w:t>віків.</w:t>
-      </w:r>
-      <w:r>
-        <w:rPr>
-          <w:rFonts w:ascii="Times New Roman" w:hAnsi="Times New Roman"/>
-          <w:sz w:val="24"/>
-        </w:rPr>
-        <w:t xml:space="preserve"> Амінь.</w:t>
-      </w:r>
-    </w:p>
-    <w:p>
-      <w:pPr>
-        <w:spacing w:line="240" w:lineRule="auto"/>
-        <w:rPr>
-          <w:rFonts w:ascii="Times New Roman" w:hAnsi="Times New Roman"/>
-          <w:sz w:val="24"/>
-        </w:rPr>
-      </w:pPr>
-      <w:r>
-        <w:rPr>
-          <w:rFonts w:ascii="Times New Roman" w:hAnsi="Times New Roman"/>
-          <w:sz w:val="24"/>
-        </w:rPr>
-        <w:t>Отче наш, що єси на небесах,* нехай святиться ім’я твоє,* нехай прийде царство твоє,* нехай буде воля твоя, як на небі, так і на землі.* Хліб наш насущний дай нам сьогодні,* і прости нам провини наші,* як і ми прощаємо винуватцям нашим,* і не введи нас у спокусу,* але визволи нас від лукавого.</w:t>
-      </w:r>
-    </w:p>
-    <w:p>
-      <w:pPr>
-        <w:pStyle w:val="a"/>
-        <w:spacing w:after="120"/>
-      </w:pPr>
-      <w:r>
-        <w:rPr>
-          <w:rFonts w:ascii="Times New Roman" w:hAnsi="Times New Roman"/>
-          <w:i/>
-          <w:color w:val="FF0000"/>
-          <w:sz w:val="24"/>
-        </w:rPr>
-        <w:t>Священ</w:t>
-      </w:r>
-      <w:r>
-        <w:rPr>
-          <w:rFonts w:ascii="Times New Roman" w:hAnsi="Times New Roman"/>
-          <w:i/>
-          <w:color w:val="FF0000"/>
-          <w:sz w:val="24"/>
-        </w:rPr>
-        <w:t>н</w:t>
-      </w:r>
-      <w:r>
-        <w:rPr>
-          <w:rFonts w:ascii="Times New Roman" w:hAnsi="Times New Roman"/>
-          <w:i/>
-          <w:color w:val="FF0000"/>
-          <w:sz w:val="24"/>
-        </w:rPr>
-        <w:t>ик:</w:t>
-      </w:r>
-      <w:r>
-        <w:rPr>
-          <w:rFonts w:ascii="Times New Roman" w:hAnsi="Times New Roman"/>
-          <w:sz w:val="24"/>
-        </w:rPr>
-        <w:t xml:space="preserve"> Бо Твоє є царство, і сила, і слава, Отця, і Сина, і Святого Духа, нині, і повсякчас, і на віки віків.</w:t>
       </w:r>
     </w:p>
     <w:p>
@@ -9046,7 +8198,7 @@
           <w:color w:val="333333"/>
           <w:sz w:val="24"/>
         </w:rPr>
-        <w:t xml:space="preserve"> Благословен єси, Христе Боже наш,* що премудрими рибаків явив,* зіславши їм Духа Святого,* і ними уловив вселенну.* Людинолюбче, слава Тобі.</w:t>
+        <w:t xml:space="preserve"> Благословен єси, Христе Боже наш,* що премудрими рибаків явив,* зіславши їм Духа Святого,* і ними уловив вселенну.* Чоловіколюбче, слава Тобі.</w:t>
       </w:r>
     </w:p>
     <w:p>
@@ -9135,7 +8287,7 @@
           <w:rFonts w:ascii="Times New Roman" w:hAnsi="Times New Roman"/>
           <w:sz w:val="24"/>
         </w:rPr>
-        <w:t>Ти, Милосердний, що задля нас народився з Діви,* витерпів розп'яття і смертю смерть подолав,* і, як Бог, появив воскресіння,* не погорди тими, що їх ти створив рукою своєю.* Покажи, Милостивий, своє людинолюбство,* прийми Богородицю, що тебе породила і молиться за нас,* і спаси, Спасе наш, людей зневірених.</w:t>
+        <w:t>Ти, Милосердний, що задля нас народився з Діви,* витерпів розп'яття і смертю смерть подолав,* і, як Бог, появив воскресіння,* не погорди тими, що їх ти створив рукою своєю.* Покажи, Милостивий, своє чоловіколюбство,* прийми Богородицю, що тебе породила і молиться за нас,* і спаси, Спасе наш, людей зневірених.</w:t>
       </w:r>
     </w:p>
     <w:p>
@@ -9363,42 +8515,34 @@
     </w:p>
     <w:p>
       <w:pPr>
-        <w:pStyle w:val="a"/>
-        <w:spacing w:after="120"/>
-      </w:pPr>
-      <w:r>
-        <w:rPr>
-          <w:rFonts w:ascii="Times New Roman" w:hAnsi="Times New Roman"/>
-          <w:i/>
-          <w:color w:val="FF0000"/>
-          <w:sz w:val="24"/>
-        </w:rPr>
-        <w:t>Священ</w:t>
-      </w:r>
-      <w:r>
-        <w:rPr>
-          <w:rFonts w:ascii="Times New Roman" w:hAnsi="Times New Roman"/>
-          <w:i/>
-          <w:color w:val="FF0000"/>
-          <w:sz w:val="24"/>
-        </w:rPr>
-        <w:t>н</w:t>
-      </w:r>
-      <w:r>
-        <w:rPr>
-          <w:rFonts w:ascii="Times New Roman" w:hAnsi="Times New Roman"/>
-          <w:i/>
-          <w:color w:val="FF0000"/>
-          <w:sz w:val="24"/>
-        </w:rPr>
-        <w:t>ик:</w:t>
-      </w:r>
-      <w:r>
-        <w:rPr>
-          <w:rFonts w:ascii="Times New Roman" w:hAnsi="Times New Roman"/>
-          <w:sz w:val="24"/>
-        </w:rPr>
-        <w:t xml:space="preserve"> Бо Твоє є царство, і сила, і слава, Отця, і Сина, і Святого Духа, нині, і повсякчас, і на віки віків.</w:t>
+        <w:spacing w:line="240" w:lineRule="auto"/>
+        <w:rPr>
+          <w:rFonts w:ascii="Times New Roman" w:hAnsi="Times New Roman"/>
+          <w:sz w:val="24"/>
+        </w:rPr>
+      </w:pPr>
+      <w:r>
+        <w:rPr>
+          <w:rFonts w:ascii="Times New Roman" w:hAnsi="Times New Roman"/>
+          <w:i/>
+          <w:color w:val="FF0000"/>
+          <w:sz w:val="24"/>
+        </w:rPr>
+        <w:t xml:space="preserve">Священик: </w:t>
+      </w:r>
+      <w:r>
+        <w:rPr>
+          <w:rFonts w:ascii="Times New Roman" w:hAnsi="Times New Roman"/>
+          <w:sz w:val="24"/>
+        </w:rPr>
+        <w:t xml:space="preserve">Бо твоє є царство, і сила, і слава, Отця, і Сина, і Святого Духа, нині і повсякчас, і на віки </w:t>
+      </w:r>
+      <w:r>
+        <w:rPr>
+          <w:rFonts w:ascii="Times New Roman" w:hAnsi="Times New Roman"/>
+          <w:sz w:val="24"/>
+        </w:rPr>
+        <w:t>віків.</w:t>
       </w:r>
     </w:p>
     <w:p>
